--- a/manuscript/supplementary.docx
+++ b/manuscript/supplementary.docx
@@ -153,7 +153,7 @@
           <w:sz w:val="22"/>
           <w:szCs w:val="22"/>
         </w:rPr>
-        <w:t xml:space="preserve">Supplementary Table 3: Top Pb-free virtual screening candidates</w:t>
+        <w:t xml:space="preserve">Supplementary Table 4: Signed-error and coverage by ε_r subset</w:t>
       </w:r>
     </w:p>
     <w:p>
@@ -167,7 +167,7 @@
           <w:sz w:val="22"/>
           <w:szCs w:val="22"/>
         </w:rPr>
-        <w:t xml:space="preserve">Supplementary Table 4: Signed-error and coverage by ε_r subset</w:t>
+        <w:t xml:space="preserve">Supplementary Table 5: Baseline model hyperparameters</w:t>
       </w:r>
     </w:p>
     <w:p>
@@ -181,7 +181,7 @@
           <w:sz w:val="22"/>
           <w:szCs w:val="22"/>
         </w:rPr>
-        <w:t xml:space="preserve">Supplementary Table 5: Baseline model hyperparameters</w:t>
+        <w:t xml:space="preserve">Supplementary Table 6: PCNN per-layer architecture</w:t>
       </w:r>
     </w:p>
     <w:p>
@@ -195,21 +195,7 @@
           <w:sz w:val="22"/>
           <w:szCs w:val="22"/>
         </w:rPr>
-        <w:t xml:space="preserve">Supplementary Table 6: PCNN per-layer architecture</w:t>
-      </w:r>
-    </w:p>
-    <w:p>
-      <w:pPr>
-        <w:spacing w:after="0" w:line="360" w:lineRule="auto"/>
-        <w:jc w:val="left"/>
-      </w:pPr>
-      <w:r>
-        <w:rPr>
-          <w:rFonts w:ascii="Arial" w:cs="Arial" w:eastAsia="Arial" w:hAnsi="Arial"/>
-          <w:sz w:val="22"/>
-          <w:szCs w:val="22"/>
-        </w:rPr>
-        <w:t xml:space="preserve">Supplementary Figs. 1–23: Detailed diagnostics, ablations, and validation</w:t>
+        <w:t xml:space="preserve">Supplementary Figs. 1–24: Detailed diagnostics, ablations, validation, and the σ_conf gate β coefficient sensitivity sweep (Fig. S24)</w:t>
       </w:r>
     </w:p>
     <w:p>
@@ -259,7 +245,7 @@
           <w:sz w:val="22"/>
           <w:szCs w:val="22"/>
         </w:rPr>
-        <w:t xml:space="preserve">The Clausius–Mossotti (CM) relation was evaluated on each ABO₃ composition by summing the Shannon-tabulated ionic polarizabilities of the constituent A-, B-, and oxygen ions, scaled by stoichiometric occupancy. The molar volume V_m was computed from the experimental unit-cell volume reported in each source where available, or from a Vegard-rule estimate using Shannon ionic radii where unavailable. Compositions for which one or more ionic species lacked a tabulated Shannon polarizability (e.g., uncommon oxidation states, transition metals in unusual coordination) were routed through the no-CM fallback network. Of the 1,304 compositions in the cleaned corpus, 1,124 admit a valid CM evaluation: 973 with an exact Shannon-polarizability CM and 151 double perovskites (A₂BB′O₆) evaluated under a virtual-crystal approximation. The remaining 180 compositions route through the no-CM fallback network. The CM baseline benchmark (Fig. 1, main text) is evaluated on all 1,124 CM-computable compositions, on which the parameter-free CM relation yields R² = −0.584 (MAPE 45.9%).</w:t>
+        <w:t xml:space="preserve">The Clausius–Mossotti (CM) relation was evaluated on each ABO₃ composition by summing the Shannon-tabulated ionic polarizabilities of the constituent A-, B-, and oxygen ions [Shannon 1993; recently extended for microwave frequencies by Liu 2024], scaled by stoichiometric occupancy. The molar volume V_m was computed from the experimental unit-cell volume reported in each source where available, or from a Vegard-rule estimate ⁷ using Shannon ionic radii where unavailable. Compositions for which one or more ionic species lacked a tabulated Shannon polarizability (e.g., uncommon oxidation states, transition metals in unusual coordination) were routed through the no-CM fallback network. Of the 1,304 compositions in the cleaned corpus, 1,124 admit a valid CM evaluation: 973 with an exact Shannon-polarizability CM and 151 double perovskites (A₂BB′O₆) evaluated under a virtual-crystal approximation (VCA). The VCA averages two distinct B-site cation environments into a fictitious mean B-site and is known to be an approximation for 1:1 cation-ordered double perovskites ⁸,⁹,¹⁰; we apply VCA-CM uniformly across the 151 double-perovskite compositions and rely on the L_VCA penalty (Supplementary Note 2, eq S7) to suppress δ_res leakage in these compositions. The remaining 180 compositions route through the no-CM fallback network. The CM baseline benchmark (Fig. 1, main text) is evaluated on all 1,124 CM-computable compositions, on which the parameter-free CM relation yields R² = −0.584 (MAPE 45.9%).</w:t>
       </w:r>
     </w:p>
     <w:p>
@@ -499,7 +485,7 @@
           <w:sz w:val="22"/>
           <w:szCs w:val="22"/>
         </w:rPr>
-        <w:t xml:space="preserve"> (eq. 1, main text) captures the electronic and static-ionic polarisability packed into the unit cell, is computed analytically from Shannon polarizabilities with no learnable parameters, and serves as a fixed, parameter-free physical anchor. The three neural correction branches account for the lattice-dynamical contributions the CM formalism omits.</w:t>
+        <w:t xml:space="preserve"> (eq. 1, main text) captures the electronic and static-ionic polarisability packed into the unit cell, is computed analytically from Shannon polarizabilities with no learnable parameters, and serves as a fixed, parameter-free physical anchor. The three neural correction branches account for the lattice-dynamical contributions the CM formalism omits — the soft-mode amplification described by the LST physics ⁶,¹¹,¹²,¹³, the polarisation enhancement formalised by the Berry-phase modern theory of polarization ¹⁶, the d⁰ B-site requirement for ferroelectric instability ⁴,¹⁷, and the Pb 6s² lone-pair stereoactivity that drives the Pb anomaly identified in main MS Results §2 ¹⁴,¹⁵,³⁹,⁴⁰.</w:t>
       </w:r>
     </w:p>
     <w:p>
@@ -516,7 +502,7 @@
           <w:sz w:val="22"/>
           <w:szCs w:val="22"/>
         </w:rPr>
-        <w:t xml:space="preserve">Each correction branch carries a hard sign constraint matched to the direction of its physical effect, enforced architecturally through the output activation rather than through a soft loss penalty. The Lyddane–Sachs–Teller branch is non-negative,</w:t>
+        <w:t xml:space="preserve">Each correction branch carries a hard sign constraint matched to the direction of its physical effect, enforced architecturally through the output activation, not through a soft loss penalty. The LST branch is non-negative</w:t>
       </w:r>
     </w:p>
     <w:p>
@@ -629,7 +615,7 @@
           <w:sz w:val="22"/>
           <w:szCs w:val="22"/>
         </w:rPr>
-        <w:t xml:space="preserve">because the soft-mode contribution to the static permittivity is an amplification above the high-frequency electronic ceiling — the LST relation ε</w:t>
+        <w:t xml:space="preserve">because δ</w:t>
       </w:r>
       <w:r>
         <w:rPr>
@@ -642,6 +628,31 @@
           <w:szCs w:val="22"/>
           <w:vertAlign w:val="subscript"/>
         </w:rPr>
+        <w:t xml:space="preserve">LST</w:t>
+      </w:r>
+      <w:r>
+        <w:rPr>
+          <w:rFonts w:ascii="Arial" w:cs="Arial" w:eastAsia="Arial" w:hAnsi="Arial"/>
+          <w:b w:val="false"/>
+          <w:bCs w:val="false"/>
+          <w:i w:val="false"/>
+          <w:iCs w:val="false"/>
+          <w:sz w:val="22"/>
+          <w:szCs w:val="22"/>
+        </w:rPr>
+        <w:t xml:space="preserve"> amplifies the static permittivity above the high-frequency electronic ceiling — the LST relation ε</w:t>
+      </w:r>
+      <w:r>
+        <w:rPr>
+          <w:rFonts w:ascii="Arial" w:cs="Arial" w:eastAsia="Arial" w:hAnsi="Arial"/>
+          <w:b w:val="false"/>
+          <w:bCs w:val="false"/>
+          <w:i w:val="false"/>
+          <w:iCs w:val="false"/>
+          <w:sz w:val="22"/>
+          <w:szCs w:val="22"/>
+          <w:vertAlign w:val="subscript"/>
+        </w:rPr>
         <w:t xml:space="preserve">s</w:t>
       </w:r>
       <w:r>
@@ -729,7 +740,7 @@
           <w:sz w:val="22"/>
           <w:szCs w:val="22"/>
         </w:rPr>
-        <w:t xml:space="preserve">)² ≥ 1 (eq. 2, main text) implies that the lattice term can only raise ε</w:t>
+        <w:t xml:space="preserve">)² ≥ 1 ⁶ (eq. 2, main text) implies that the lattice term can only raise ε</w:t>
       </w:r>
       <w:r>
         <w:rPr>
@@ -754,7 +765,7 @@
           <w:sz w:val="22"/>
           <w:szCs w:val="22"/>
         </w:rPr>
-        <w:t xml:space="preserve">. The octahedral-tilt branch is non-positive,</w:t>
+        <w:t xml:space="preserve">. The octahedral-tilt branch is non-positive</w:t>
       </w:r>
     </w:p>
     <w:p>
@@ -867,7 +878,7 @@
           <w:sz w:val="22"/>
           <w:szCs w:val="22"/>
         </w:rPr>
-        <w:t xml:space="preserve">because cooperative tilting stiffens the polar soft mode and suppresses the dielectric response. The residual branch is bounded and gated,</w:t>
+        <w:t xml:space="preserve">because cooperative octahedral tilting (classified in the Glazer/Howard–Stokes taxonomy ²,³) stiffens the polar soft mode and suppresses the dielectric response; soft-mode-driven ferroelectricity additionally requires a d⁰ B-site cation ⁴. The residual branch is bounded and gated</w:t>
       </w:r>
     </w:p>
     <w:p>
@@ -1085,7 +1096,32 @@
           <w:sz w:val="22"/>
           <w:szCs w:val="22"/>
         </w:rPr>
-        <w:t xml:space="preserve">This places the PCNN in the architecture-constrained family of physics-informed models, in which the physical sign of each mechanism is guaranteed by construction, rather than the loss-penalised family, in which it is only encouraged and can be violated. Imposing hard sign constraints preserves expressivity: sign-restricted (monotone) neural networks retain universal-approximation capacity, so each branch can represent any continuous mapping consistent with its physical sign.</w:t>
+        <w:t xml:space="preserve">This places the PCNN in the architecture-constrained family of physics-informed models, in which the physical sign of each mechanism is guaranteed by construction, distinct from the loss-penalised family in which the sign is only encouraged and can be violated. Imposing hard sign constraints preserves expressivity: sign-restricted (monotone) neural networks retain universal-approximation capacity ¹⁹,²⁰, so each branch can represent any continuous mapping consistent with its physical sign. Across the trunk and each branch head we use residual MLP blocks ²² with LayerNorm ²³, SiLU activations ²⁴ and dropout ²⁵, standard deep-learning components</w:t>
+      </w:r>
+      <w:r>
+        <w:rPr>
+          <w:rFonts w:ascii="Arial" w:cs="Arial" w:eastAsia="Arial" w:hAnsi="Arial"/>
+          <w:b w:val="false"/>
+          <w:bCs w:val="false"/>
+          <w:i w:val="false"/>
+          <w:iCs w:val="false"/>
+          <w:sz w:val="22"/>
+          <w:szCs w:val="22"/>
+          <w:vertAlign w:val="superscript"/>
+        </w:rPr>
+        <w:t xml:space="preserve">Goodfellow 2016, LeCun 2015</w:t>
+      </w:r>
+      <w:r>
+        <w:rPr>
+          <w:rFonts w:ascii="Arial" w:cs="Arial" w:eastAsia="Arial" w:hAnsi="Arial"/>
+          <w:b w:val="false"/>
+          <w:bCs w:val="false"/>
+          <w:i w:val="false"/>
+          <w:iCs w:val="false"/>
+          <w:sz w:val="22"/>
+          <w:szCs w:val="22"/>
+        </w:rPr>
+        <w:t xml:space="preserve">.</w:t>
       </w:r>
     </w:p>
     <w:p>
@@ -1265,7 +1301,7 @@
           <w:sz w:val="22"/>
           <w:szCs w:val="22"/>
         </w:rPr>
-        <w:t xml:space="preserve">is a fixed proxy for the Lyddane–Sachs–Teller capacity (ω</w:t>
+        <w:t xml:space="preserve">is a fixed proxy for the LST capacity (ω</w:t>
       </w:r>
       <w:r>
         <w:rPr>
@@ -1315,7 +1351,181 @@
           <w:sz w:val="22"/>
           <w:szCs w:val="22"/>
         </w:rPr>
-        <w:t xml:space="preserve">)² − 1, preventing the soft-mode branch from exceeding its physically admissible upper bound. The GII stability penalty</w:t>
+        <w:t xml:space="preserve">)² − 1, preventing δ</w:t>
+      </w:r>
+      <w:r>
+        <w:rPr>
+          <w:rFonts w:ascii="Arial" w:cs="Arial" w:eastAsia="Arial" w:hAnsi="Arial"/>
+          <w:b w:val="false"/>
+          <w:bCs w:val="false"/>
+          <w:i w:val="false"/>
+          <w:iCs w:val="false"/>
+          <w:sz w:val="22"/>
+          <w:szCs w:val="22"/>
+          <w:vertAlign w:val="subscript"/>
+        </w:rPr>
+        <w:t xml:space="preserve">LST</w:t>
+      </w:r>
+      <w:r>
+        <w:rPr>
+          <w:rFonts w:ascii="Arial" w:cs="Arial" w:eastAsia="Arial" w:hAnsi="Arial"/>
+          <w:b w:val="false"/>
+          <w:bCs w:val="false"/>
+          <w:i w:val="false"/>
+          <w:iCs w:val="false"/>
+          <w:sz w:val="22"/>
+          <w:szCs w:val="22"/>
+        </w:rPr>
+        <w:t xml:space="preserve"> from exceeding its physically admissible upper bound. The factor of 5 is the cap on the LST </w:t>
+      </w:r>
+      <w:r>
+        <w:rPr>
+          <w:rFonts w:ascii="Arial" w:cs="Arial" w:eastAsia="Arial" w:hAnsi="Arial"/>
+          <w:b w:val="false"/>
+          <w:bCs w:val="false"/>
+          <w:i/>
+          <w:iCs/>
+          <w:sz w:val="22"/>
+          <w:szCs w:val="22"/>
+        </w:rPr>
+        <w:t xml:space="preserve">capacity ratio</w:t>
+      </w:r>
+      <w:r>
+        <w:rPr>
+          <w:rFonts w:ascii="Arial" w:cs="Arial" w:eastAsia="Arial" w:hAnsi="Arial"/>
+          <w:b w:val="false"/>
+          <w:bCs w:val="false"/>
+          <w:i w:val="false"/>
+          <w:iCs w:val="false"/>
+          <w:sz w:val="22"/>
+          <w:szCs w:val="22"/>
+        </w:rPr>
+        <w:t xml:space="preserve"> (ω</w:t>
+      </w:r>
+      <w:r>
+        <w:rPr>
+          <w:rFonts w:ascii="Arial" w:cs="Arial" w:eastAsia="Arial" w:hAnsi="Arial"/>
+          <w:b w:val="false"/>
+          <w:bCs w:val="false"/>
+          <w:i w:val="false"/>
+          <w:iCs w:val="false"/>
+          <w:sz w:val="22"/>
+          <w:szCs w:val="22"/>
+          <w:vertAlign w:val="subscript"/>
+        </w:rPr>
+        <w:t xml:space="preserve">LO</w:t>
+      </w:r>
+      <w:r>
+        <w:rPr>
+          <w:rFonts w:ascii="Arial" w:cs="Arial" w:eastAsia="Arial" w:hAnsi="Arial"/>
+          <w:b w:val="false"/>
+          <w:bCs w:val="false"/>
+          <w:i w:val="false"/>
+          <w:iCs w:val="false"/>
+          <w:sz w:val="22"/>
+          <w:szCs w:val="22"/>
+        </w:rPr>
+        <w:t xml:space="preserve">/ω</w:t>
+      </w:r>
+      <w:r>
+        <w:rPr>
+          <w:rFonts w:ascii="Arial" w:cs="Arial" w:eastAsia="Arial" w:hAnsi="Arial"/>
+          <w:b w:val="false"/>
+          <w:bCs w:val="false"/>
+          <w:i w:val="false"/>
+          <w:iCs w:val="false"/>
+          <w:sz w:val="22"/>
+          <w:szCs w:val="22"/>
+          <w:vertAlign w:val="subscript"/>
+        </w:rPr>
+        <w:t xml:space="preserve">TO</w:t>
+      </w:r>
+      <w:r>
+        <w:rPr>
+          <w:rFonts w:ascii="Arial" w:cs="Arial" w:eastAsia="Arial" w:hAnsi="Arial"/>
+          <w:b w:val="false"/>
+          <w:bCs w:val="false"/>
+          <w:i w:val="false"/>
+          <w:iCs w:val="false"/>
+          <w:sz w:val="22"/>
+          <w:szCs w:val="22"/>
+        </w:rPr>
+        <w:t xml:space="preserve">)² − 1, equivalent to ω</w:t>
+      </w:r>
+      <w:r>
+        <w:rPr>
+          <w:rFonts w:ascii="Arial" w:cs="Arial" w:eastAsia="Arial" w:hAnsi="Arial"/>
+          <w:b w:val="false"/>
+          <w:bCs w:val="false"/>
+          <w:i w:val="false"/>
+          <w:iCs w:val="false"/>
+          <w:sz w:val="22"/>
+          <w:szCs w:val="22"/>
+          <w:vertAlign w:val="subscript"/>
+        </w:rPr>
+        <w:t xml:space="preserve">LO</w:t>
+      </w:r>
+      <w:r>
+        <w:rPr>
+          <w:rFonts w:ascii="Arial" w:cs="Arial" w:eastAsia="Arial" w:hAnsi="Arial"/>
+          <w:b w:val="false"/>
+          <w:bCs w:val="false"/>
+          <w:i w:val="false"/>
+          <w:iCs w:val="false"/>
+          <w:sz w:val="22"/>
+          <w:szCs w:val="22"/>
+        </w:rPr>
+        <w:t xml:space="preserve">/ω</w:t>
+      </w:r>
+      <w:r>
+        <w:rPr>
+          <w:rFonts w:ascii="Arial" w:cs="Arial" w:eastAsia="Arial" w:hAnsi="Arial"/>
+          <w:b w:val="false"/>
+          <w:bCs w:val="false"/>
+          <w:i w:val="false"/>
+          <w:iCs w:val="false"/>
+          <w:sz w:val="22"/>
+          <w:szCs w:val="22"/>
+          <w:vertAlign w:val="subscript"/>
+        </w:rPr>
+        <w:t xml:space="preserve">TO</w:t>
+      </w:r>
+      <w:r>
+        <w:rPr>
+          <w:rFonts w:ascii="Arial" w:cs="Arial" w:eastAsia="Arial" w:hAnsi="Arial"/>
+          <w:b w:val="false"/>
+          <w:bCs w:val="false"/>
+          <w:i w:val="false"/>
+          <w:iCs w:val="false"/>
+          <w:sz w:val="22"/>
+          <w:szCs w:val="22"/>
+        </w:rPr>
+        <w:t xml:space="preserve"> ≈ √6 ≈ 2.45 — a loose upper bound that brackets the soft-mode-active near-T_c regime of incipient-ferroelectric titanates (cubic BaTiO₃ above T_c with ω</w:t>
+      </w:r>
+      <w:r>
+        <w:rPr>
+          <w:rFonts w:ascii="Arial" w:cs="Arial" w:eastAsia="Arial" w:hAnsi="Arial"/>
+          <w:b w:val="false"/>
+          <w:bCs w:val="false"/>
+          <w:i w:val="false"/>
+          <w:iCs w:val="false"/>
+          <w:sz w:val="22"/>
+          <w:szCs w:val="22"/>
+          <w:vertAlign w:val="subscript"/>
+        </w:rPr>
+        <w:t xml:space="preserve">TO</w:t>
+      </w:r>
+      <w:r>
+        <w:rPr>
+          <w:rFonts w:ascii="Arial" w:cs="Arial" w:eastAsia="Arial" w:hAnsi="Arial"/>
+          <w:b w:val="false"/>
+          <w:bCs w:val="false"/>
+          <w:i w:val="false"/>
+          <w:iCs w:val="false"/>
+          <w:sz w:val="22"/>
+          <w:szCs w:val="22"/>
+        </w:rPr>
+        <w:t xml:space="preserve"> ≈ 60–80 cm⁻¹ ¹²,¹³, and PbTiO₃ near its ferroelectric transition; the soft-mode amplification context is given by Lines &amp; Glass ¹¹) rather than a precise compound-specific value, and does not bind in practice (the cap saturates for &lt;1% of the corpus). The GII stability penalty</w:t>
       </w:r>
     </w:p>
     <w:p>
@@ -1478,7 +1688,7 @@
           <w:sz w:val="22"/>
           <w:szCs w:val="22"/>
         </w:rPr>
-        <w:t xml:space="preserve">penalises predictions below the electronic CM floor for compositions with a low global instability index (GII &lt; 0.3, structurally stable perovskites), encoding the expectation that stable, weakly anharmonic compositions retain at least their CM permittivity. The VCA consistency penalty</w:t>
+        <w:t xml:space="preserve">penalises predictions below the electronic CM floor for compositions with a low global instability index (GII &lt; 0.3 v.u., the conventional bond-valence cutoff for structurally stable perovskites¹,¹⁸,³⁸; cf. Kato 2018), encoding the expectation that stable, weakly anharmonic compositions retain at least their CM permittivity. The VCA consistency penalty</w:t>
       </w:r>
     </w:p>
     <w:p>
@@ -1670,6 +1880,485 @@
       </w:r>
     </w:p>
     <w:p>
+      <w:pPr>
+        <w:spacing w:after="240" w:line="360" w:lineRule="auto"/>
+      </w:pPr>
+      <w:r>
+        <w:rPr>
+          <w:rFonts w:ascii="Arial" w:cs="Arial" w:eastAsia="Arial" w:hAnsi="Arial"/>
+          <w:b/>
+          <w:bCs/>
+          <w:i w:val="false"/>
+          <w:iCs w:val="false"/>
+          <w:sz w:val="22"/>
+          <w:szCs w:val="22"/>
+        </w:rPr>
+        <w:t xml:space="preserve">Identifiability — heuristic proposition.</w:t>
+      </w:r>
+      <w:r>
+        <w:rPr>
+          <w:rFonts w:ascii="Arial" w:cs="Arial" w:eastAsia="Arial" w:hAnsi="Arial"/>
+          <w:b w:val="false"/>
+          <w:bCs w:val="false"/>
+          <w:i w:val="false"/>
+          <w:iCs w:val="false"/>
+          <w:sz w:val="22"/>
+          <w:szCs w:val="22"/>
+        </w:rPr>
+        <w:t xml:space="preserve"> Under the strict disjoint feature partition (no descriptor enters more than one branch, Supplementary Fig. S10) and the bounded confidence-gated residual (|δ</w:t>
+      </w:r>
+      <w:r>
+        <w:rPr>
+          <w:rFonts w:ascii="Arial" w:cs="Arial" w:eastAsia="Arial" w:hAnsi="Arial"/>
+          <w:b w:val="false"/>
+          <w:bCs w:val="false"/>
+          <w:i w:val="false"/>
+          <w:iCs w:val="false"/>
+          <w:sz w:val="22"/>
+          <w:szCs w:val="22"/>
+          <w:vertAlign w:val="subscript"/>
+        </w:rPr>
+        <w:t xml:space="preserve">res</w:t>
+      </w:r>
+      <w:r>
+        <w:rPr>
+          <w:rFonts w:ascii="Arial" w:cs="Arial" w:eastAsia="Arial" w:hAnsi="Arial"/>
+          <w:b w:val="false"/>
+          <w:bCs w:val="false"/>
+          <w:i w:val="false"/>
+          <w:iCs w:val="false"/>
+          <w:sz w:val="22"/>
+          <w:szCs w:val="22"/>
+        </w:rPr>
+        <w:t xml:space="preserve">| ≤ s</w:t>
+      </w:r>
+      <w:r>
+        <w:rPr>
+          <w:rFonts w:ascii="Arial" w:cs="Arial" w:eastAsia="Arial" w:hAnsi="Arial"/>
+          <w:b w:val="false"/>
+          <w:bCs w:val="false"/>
+          <w:i w:val="false"/>
+          <w:iCs w:val="false"/>
+          <w:sz w:val="22"/>
+          <w:szCs w:val="22"/>
+          <w:vertAlign w:val="subscript"/>
+        </w:rPr>
+        <w:t xml:space="preserve">res</w:t>
+      </w:r>
+      <w:r>
+        <w:rPr>
+          <w:rFonts w:ascii="Arial" w:cs="Arial" w:eastAsia="Arial" w:hAnsi="Arial"/>
+          <w:b w:val="false"/>
+          <w:bCs w:val="false"/>
+          <w:i w:val="false"/>
+          <w:iCs w:val="false"/>
+          <w:sz w:val="22"/>
+          <w:szCs w:val="22"/>
+        </w:rPr>
+        <w:t xml:space="preserve"> · σ</w:t>
+      </w:r>
+      <w:r>
+        <w:rPr>
+          <w:rFonts w:ascii="Arial" w:cs="Arial" w:eastAsia="Arial" w:hAnsi="Arial"/>
+          <w:b w:val="false"/>
+          <w:bCs w:val="false"/>
+          <w:i w:val="false"/>
+          <w:iCs w:val="false"/>
+          <w:sz w:val="22"/>
+          <w:szCs w:val="22"/>
+          <w:vertAlign w:val="subscript"/>
+        </w:rPr>
+        <w:t xml:space="preserve">conf</w:t>
+      </w:r>
+      <w:r>
+        <w:rPr>
+          <w:rFonts w:ascii="Arial" w:cs="Arial" w:eastAsia="Arial" w:hAnsi="Arial"/>
+          <w:b w:val="false"/>
+          <w:bCs w:val="false"/>
+          <w:i w:val="false"/>
+          <w:iCs w:val="false"/>
+          <w:sz w:val="22"/>
+          <w:szCs w:val="22"/>
+        </w:rPr>
+        <w:t xml:space="preserve">, with s</w:t>
+      </w:r>
+      <w:r>
+        <w:rPr>
+          <w:rFonts w:ascii="Arial" w:cs="Arial" w:eastAsia="Arial" w:hAnsi="Arial"/>
+          <w:b w:val="false"/>
+          <w:bCs w:val="false"/>
+          <w:i w:val="false"/>
+          <w:iCs w:val="false"/>
+          <w:sz w:val="22"/>
+          <w:szCs w:val="22"/>
+          <w:vertAlign w:val="subscript"/>
+        </w:rPr>
+        <w:t xml:space="preserve">res</w:t>
+      </w:r>
+      <w:r>
+        <w:rPr>
+          <w:rFonts w:ascii="Arial" w:cs="Arial" w:eastAsia="Arial" w:hAnsi="Arial"/>
+          <w:b w:val="false"/>
+          <w:bCs w:val="false"/>
+          <w:i w:val="false"/>
+          <w:iCs w:val="false"/>
+          <w:sz w:val="22"/>
+          <w:szCs w:val="22"/>
+        </w:rPr>
+        <w:t xml:space="preserve"> ≈ 48.2 and σ</w:t>
+      </w:r>
+      <w:r>
+        <w:rPr>
+          <w:rFonts w:ascii="Arial" w:cs="Arial" w:eastAsia="Arial" w:hAnsi="Arial"/>
+          <w:b w:val="false"/>
+          <w:bCs w:val="false"/>
+          <w:i w:val="false"/>
+          <w:iCs w:val="false"/>
+          <w:sz w:val="22"/>
+          <w:szCs w:val="22"/>
+          <w:vertAlign w:val="subscript"/>
+        </w:rPr>
+        <w:t xml:space="preserve">conf</w:t>
+      </w:r>
+      <w:r>
+        <w:rPr>
+          <w:rFonts w:ascii="Arial" w:cs="Arial" w:eastAsia="Arial" w:hAnsi="Arial"/>
+          <w:b w:val="false"/>
+          <w:bCs w:val="false"/>
+          <w:i w:val="false"/>
+          <w:iCs w:val="false"/>
+          <w:sz w:val="22"/>
+          <w:szCs w:val="22"/>
+        </w:rPr>
+        <w:t xml:space="preserve"> ∈ [0,1]), the four-way decomposition ε</w:t>
+      </w:r>
+      <w:r>
+        <w:rPr>
+          <w:rFonts w:ascii="Arial" w:cs="Arial" w:eastAsia="Arial" w:hAnsi="Arial"/>
+          <w:b w:val="false"/>
+          <w:bCs w:val="false"/>
+          <w:i w:val="false"/>
+          <w:iCs w:val="false"/>
+          <w:sz w:val="22"/>
+          <w:szCs w:val="22"/>
+          <w:vertAlign w:val="subscript"/>
+        </w:rPr>
+        <w:t xml:space="preserve">r</w:t>
+      </w:r>
+      <w:r>
+        <w:rPr>
+          <w:rFonts w:ascii="Arial" w:cs="Arial" w:eastAsia="Arial" w:hAnsi="Arial"/>
+          <w:b w:val="false"/>
+          <w:bCs w:val="false"/>
+          <w:i w:val="false"/>
+          <w:iCs w:val="false"/>
+          <w:sz w:val="22"/>
+          <w:szCs w:val="22"/>
+        </w:rPr>
+        <w:t xml:space="preserve"> = ε</w:t>
+      </w:r>
+      <w:r>
+        <w:rPr>
+          <w:rFonts w:ascii="Arial" w:cs="Arial" w:eastAsia="Arial" w:hAnsi="Arial"/>
+          <w:b w:val="false"/>
+          <w:bCs w:val="false"/>
+          <w:i w:val="false"/>
+          <w:iCs w:val="false"/>
+          <w:sz w:val="22"/>
+          <w:szCs w:val="22"/>
+          <w:vertAlign w:val="subscript"/>
+        </w:rPr>
+        <w:t xml:space="preserve">CM</w:t>
+      </w:r>
+      <w:r>
+        <w:rPr>
+          <w:rFonts w:ascii="Arial" w:cs="Arial" w:eastAsia="Arial" w:hAnsi="Arial"/>
+          <w:b w:val="false"/>
+          <w:bCs w:val="false"/>
+          <w:i w:val="false"/>
+          <w:iCs w:val="false"/>
+          <w:sz w:val="22"/>
+          <w:szCs w:val="22"/>
+        </w:rPr>
+        <w:t xml:space="preserve"> + δ</w:t>
+      </w:r>
+      <w:r>
+        <w:rPr>
+          <w:rFonts w:ascii="Arial" w:cs="Arial" w:eastAsia="Arial" w:hAnsi="Arial"/>
+          <w:b w:val="false"/>
+          <w:bCs w:val="false"/>
+          <w:i w:val="false"/>
+          <w:iCs w:val="false"/>
+          <w:sz w:val="22"/>
+          <w:szCs w:val="22"/>
+          <w:vertAlign w:val="subscript"/>
+        </w:rPr>
+        <w:t xml:space="preserve">LST</w:t>
+      </w:r>
+      <w:r>
+        <w:rPr>
+          <w:rFonts w:ascii="Arial" w:cs="Arial" w:eastAsia="Arial" w:hAnsi="Arial"/>
+          <w:b w:val="false"/>
+          <w:bCs w:val="false"/>
+          <w:i w:val="false"/>
+          <w:iCs w:val="false"/>
+          <w:sz w:val="22"/>
+          <w:szCs w:val="22"/>
+        </w:rPr>
+        <w:t xml:space="preserve"> + δ</w:t>
+      </w:r>
+      <w:r>
+        <w:rPr>
+          <w:rFonts w:ascii="Arial" w:cs="Arial" w:eastAsia="Arial" w:hAnsi="Arial"/>
+          <w:b w:val="false"/>
+          <w:bCs w:val="false"/>
+          <w:i w:val="false"/>
+          <w:iCs w:val="false"/>
+          <w:sz w:val="22"/>
+          <w:szCs w:val="22"/>
+          <w:vertAlign w:val="subscript"/>
+        </w:rPr>
+        <w:t xml:space="preserve">tilt</w:t>
+      </w:r>
+      <w:r>
+        <w:rPr>
+          <w:rFonts w:ascii="Arial" w:cs="Arial" w:eastAsia="Arial" w:hAnsi="Arial"/>
+          <w:b w:val="false"/>
+          <w:bCs w:val="false"/>
+          <w:i w:val="false"/>
+          <w:iCs w:val="false"/>
+          <w:sz w:val="22"/>
+          <w:szCs w:val="22"/>
+        </w:rPr>
+        <w:t xml:space="preserve"> + δ</w:t>
+      </w:r>
+      <w:r>
+        <w:rPr>
+          <w:rFonts w:ascii="Arial" w:cs="Arial" w:eastAsia="Arial" w:hAnsi="Arial"/>
+          <w:b w:val="false"/>
+          <w:bCs w:val="false"/>
+          <w:i w:val="false"/>
+          <w:iCs w:val="false"/>
+          <w:sz w:val="22"/>
+          <w:szCs w:val="22"/>
+          <w:vertAlign w:val="subscript"/>
+        </w:rPr>
+        <w:t xml:space="preserve">res</w:t>
+      </w:r>
+      <w:r>
+        <w:rPr>
+          <w:rFonts w:ascii="Arial" w:cs="Arial" w:eastAsia="Arial" w:hAnsi="Arial"/>
+          <w:b w:val="false"/>
+          <w:bCs w:val="false"/>
+          <w:i w:val="false"/>
+          <w:iCs w:val="false"/>
+          <w:sz w:val="22"/>
+          <w:szCs w:val="22"/>
+        </w:rPr>
+        <w:t xml:space="preserve"> is identifiable up to a residual mass of at most ⟨s</w:t>
+      </w:r>
+      <w:r>
+        <w:rPr>
+          <w:rFonts w:ascii="Arial" w:cs="Arial" w:eastAsia="Arial" w:hAnsi="Arial"/>
+          <w:b w:val="false"/>
+          <w:bCs w:val="false"/>
+          <w:i w:val="false"/>
+          <w:iCs w:val="false"/>
+          <w:sz w:val="22"/>
+          <w:szCs w:val="22"/>
+          <w:vertAlign w:val="subscript"/>
+        </w:rPr>
+        <w:t xml:space="preserve">res</w:t>
+      </w:r>
+      <w:r>
+        <w:rPr>
+          <w:rFonts w:ascii="Arial" w:cs="Arial" w:eastAsia="Arial" w:hAnsi="Arial"/>
+          <w:b w:val="false"/>
+          <w:bCs w:val="false"/>
+          <w:i w:val="false"/>
+          <w:iCs w:val="false"/>
+          <w:sz w:val="22"/>
+          <w:szCs w:val="22"/>
+        </w:rPr>
+        <w:t xml:space="preserve"> · σ</w:t>
+      </w:r>
+      <w:r>
+        <w:rPr>
+          <w:rFonts w:ascii="Arial" w:cs="Arial" w:eastAsia="Arial" w:hAnsi="Arial"/>
+          <w:b w:val="false"/>
+          <w:bCs w:val="false"/>
+          <w:i w:val="false"/>
+          <w:iCs w:val="false"/>
+          <w:sz w:val="22"/>
+          <w:szCs w:val="22"/>
+          <w:vertAlign w:val="subscript"/>
+        </w:rPr>
+        <w:t xml:space="preserve">conf</w:t>
+      </w:r>
+      <w:r>
+        <w:rPr>
+          <w:rFonts w:ascii="Arial" w:cs="Arial" w:eastAsia="Arial" w:hAnsi="Arial"/>
+          <w:b w:val="false"/>
+          <w:bCs w:val="false"/>
+          <w:i w:val="false"/>
+          <w:iCs w:val="false"/>
+          <w:sz w:val="22"/>
+          <w:szCs w:val="22"/>
+        </w:rPr>
+        <w:t xml:space="preserve">⟩, which the saturation defence (main MS Results §1) shows is &lt; 1% in aggregate (residual share &lt; 1% of the correction budget, with δ</w:t>
+      </w:r>
+      <w:r>
+        <w:rPr>
+          <w:rFonts w:ascii="Arial" w:cs="Arial" w:eastAsia="Arial" w:hAnsi="Arial"/>
+          <w:b w:val="false"/>
+          <w:bCs w:val="false"/>
+          <w:i w:val="false"/>
+          <w:iCs w:val="false"/>
+          <w:sz w:val="22"/>
+          <w:szCs w:val="22"/>
+          <w:vertAlign w:val="subscript"/>
+        </w:rPr>
+        <w:t xml:space="preserve">LST</w:t>
+      </w:r>
+      <w:r>
+        <w:rPr>
+          <w:rFonts w:ascii="Arial" w:cs="Arial" w:eastAsia="Arial" w:hAnsi="Arial"/>
+          <w:b w:val="false"/>
+          <w:bCs w:val="false"/>
+          <w:i w:val="false"/>
+          <w:iCs w:val="false"/>
+          <w:sz w:val="22"/>
+          <w:szCs w:val="22"/>
+        </w:rPr>
+        <w:t xml:space="preserve"> &gt; 0.7 throughout — the floor binds for 0 of 1,124 samples). This is a heuristic, not a formal uniqueness theorem: the disjoint-feature condition rules out direct double-counting at the input level but does not by itself preclude a soft re-routing of correction mass between δ</w:t>
+      </w:r>
+      <w:r>
+        <w:rPr>
+          <w:rFonts w:ascii="Arial" w:cs="Arial" w:eastAsia="Arial" w:hAnsi="Arial"/>
+          <w:b w:val="false"/>
+          <w:bCs w:val="false"/>
+          <w:i w:val="false"/>
+          <w:iCs w:val="false"/>
+          <w:sz w:val="22"/>
+          <w:szCs w:val="22"/>
+          <w:vertAlign w:val="subscript"/>
+        </w:rPr>
+        <w:t xml:space="preserve">LST</w:t>
+      </w:r>
+      <w:r>
+        <w:rPr>
+          <w:rFonts w:ascii="Arial" w:cs="Arial" w:eastAsia="Arial" w:hAnsi="Arial"/>
+          <w:b w:val="false"/>
+          <w:bCs w:val="false"/>
+          <w:i w:val="false"/>
+          <w:iCs w:val="false"/>
+          <w:sz w:val="22"/>
+          <w:szCs w:val="22"/>
+        </w:rPr>
+        <w:t xml:space="preserve"> and δ</w:t>
+      </w:r>
+      <w:r>
+        <w:rPr>
+          <w:rFonts w:ascii="Arial" w:cs="Arial" w:eastAsia="Arial" w:hAnsi="Arial"/>
+          <w:b w:val="false"/>
+          <w:bCs w:val="false"/>
+          <w:i w:val="false"/>
+          <w:iCs w:val="false"/>
+          <w:sz w:val="22"/>
+          <w:szCs w:val="22"/>
+          <w:vertAlign w:val="subscript"/>
+        </w:rPr>
+        <w:t xml:space="preserve">res</w:t>
+      </w:r>
+      <w:r>
+        <w:rPr>
+          <w:rFonts w:ascii="Arial" w:cs="Arial" w:eastAsia="Arial" w:hAnsi="Arial"/>
+          <w:b w:val="false"/>
+          <w:bCs w:val="false"/>
+          <w:i w:val="false"/>
+          <w:iCs w:val="false"/>
+          <w:sz w:val="22"/>
+          <w:szCs w:val="22"/>
+        </w:rPr>
+        <w:t xml:space="preserve"> on a per-composition basis. The empirical demonstration that the gate does not bind anywhere (slack-floor prong; Results §1) is what shifts the four-way attribution from formally underdetermined to empirically pinned. The proposition is verified empirically by the 45-retraining σ</w:t>
+      </w:r>
+      <w:r>
+        <w:rPr>
+          <w:rFonts w:ascii="Arial" w:cs="Arial" w:eastAsia="Arial" w:hAnsi="Arial"/>
+          <w:b w:val="false"/>
+          <w:bCs w:val="false"/>
+          <w:i w:val="false"/>
+          <w:iCs w:val="false"/>
+          <w:sz w:val="22"/>
+          <w:szCs w:val="22"/>
+          <w:vertAlign w:val="subscript"/>
+        </w:rPr>
+        <w:t xml:space="preserve">conf</w:t>
+      </w:r>
+      <w:r>
+        <w:rPr>
+          <w:rFonts w:ascii="Arial" w:cs="Arial" w:eastAsia="Arial" w:hAnsi="Arial"/>
+          <w:b w:val="false"/>
+          <w:bCs w:val="false"/>
+          <w:i w:val="false"/>
+          <w:iCs w:val="false"/>
+          <w:sz w:val="22"/>
+          <w:szCs w:val="22"/>
+        </w:rPr>
+        <w:t xml:space="preserve"> β perturbation sweep (Supplementary Fig. 24), in which the per-A-site hierarchy Pb &gt; Ca &gt; La &gt; Sr &gt; Ba is preserved across all 9 perturbations × 5 seeds with per-A-site f</w:t>
+      </w:r>
+      <w:r>
+        <w:rPr>
+          <w:rFonts w:ascii="Arial" w:cs="Arial" w:eastAsia="Arial" w:hAnsi="Arial"/>
+          <w:b w:val="false"/>
+          <w:bCs w:val="false"/>
+          <w:i w:val="false"/>
+          <w:iCs w:val="false"/>
+          <w:sz w:val="22"/>
+          <w:szCs w:val="22"/>
+          <w:vertAlign w:val="subscript"/>
+        </w:rPr>
+        <w:t xml:space="preserve">LST</w:t>
+      </w:r>
+      <w:r>
+        <w:rPr>
+          <w:rFonts w:ascii="Arial" w:cs="Arial" w:eastAsia="Arial" w:hAnsi="Arial"/>
+          <w:b w:val="false"/>
+          <w:bCs w:val="false"/>
+          <w:i w:val="false"/>
+          <w:iCs w:val="false"/>
+          <w:sz w:val="22"/>
+          <w:szCs w:val="22"/>
+        </w:rPr>
+        <w:t xml:space="preserve"> varying by ≤ 0.02 from canonical. A first-principles ω</w:t>
+      </w:r>
+      <w:r>
+        <w:rPr>
+          <w:rFonts w:ascii="Arial" w:cs="Arial" w:eastAsia="Arial" w:hAnsi="Arial"/>
+          <w:b w:val="false"/>
+          <w:bCs w:val="false"/>
+          <w:i w:val="false"/>
+          <w:iCs w:val="false"/>
+          <w:sz w:val="22"/>
+          <w:szCs w:val="22"/>
+          <w:vertAlign w:val="subscript"/>
+        </w:rPr>
+        <w:t xml:space="preserve">TO</w:t>
+      </w:r>
+      <w:r>
+        <w:rPr>
+          <w:rFonts w:ascii="Arial" w:cs="Arial" w:eastAsia="Arial" w:hAnsi="Arial"/>
+          <w:b w:val="false"/>
+          <w:bCs w:val="false"/>
+          <w:i w:val="false"/>
+          <w:iCs w:val="false"/>
+          <w:sz w:val="22"/>
+          <w:szCs w:val="22"/>
+        </w:rPr>
+        <w:t xml:space="preserve"> comparison on representative compositions would tighten this further from an empirical to a measured anchor.</w:t>
+      </w:r>
+    </w:p>
+    <w:p>
       <w:r>
         <w:br w:type="page"/>
       </w:r>
@@ -1833,7 +2522,7 @@
           <w:sz w:val="22"/>
           <w:szCs w:val="22"/>
         </w:rPr>
-        <w:t xml:space="preserve">1. Shared trunk: 103 features → residual MLP → 192-dimensional representation t.</w:t>
+        <w:t xml:space="preserve">1. Shared trunk: 103 features → residual MLP → 192-dimensional representation z.</w:t>
       </w:r>
     </w:p>
     <w:p>
@@ -1900,7 +2589,7 @@
           <w:sz w:val="22"/>
           <w:szCs w:val="22"/>
         </w:rPr>
-        <w:t xml:space="preserve">(t, LST features))   (≥ 0).</w:t>
+        <w:t xml:space="preserve">(z, LST features))   (≥ 0; regime_scale = 1.0, 1.5, 0.9, 0.7 for Reaney regimes Ia, Ib, II, III).</w:t>
       </w:r>
     </w:p>
     <w:p>
@@ -1967,7 +2656,7 @@
           <w:sz w:val="22"/>
           <w:szCs w:val="22"/>
         </w:rPr>
-        <w:t xml:space="preserve">(t, tilt features))   (≤ 0).</w:t>
+        <w:t xml:space="preserve">(z, tilt features))   (≤ 0).</w:t>
       </w:r>
     </w:p>
     <w:p>
@@ -2009,7 +2698,7 @@
           <w:sz w:val="22"/>
           <w:szCs w:val="22"/>
         </w:rPr>
-        <w:t xml:space="preserve"> = sigmoid(β · [CM-approx, GII, phase])   (fixed gate);   δ</w:t>
+        <w:t xml:space="preserve"> = sigmoid(β₀ + β₁·c_approx + β₂·g_norm + β₃·p) with β = (−2.0, 3.0, 2.0, 2.0)   (fixed gate);   δ</w:t>
       </w:r>
       <w:r>
         <w:rPr>
@@ -2084,7 +2773,7 @@
           <w:sz w:val="22"/>
           <w:szCs w:val="22"/>
         </w:rPr>
-        <w:t xml:space="preserve">(t, residual features, context)) · s</w:t>
+        <w:t xml:space="preserve">(z, residual features, σ_conf context)) · s</w:t>
       </w:r>
       <w:r>
         <w:rPr>
@@ -2268,7 +2957,7 @@
           <w:sz w:val="22"/>
           <w:szCs w:val="22"/>
         </w:rPr>
-        <w:t xml:space="preserve">6. Optimise the eq. (9) loss with AdamW + cosine schedule, mixup and stochastic weight averaging; repeat for 5 independently seeded models.</w:t>
+        <w:t xml:space="preserve">6. Optimise the eq. (11) loss with AdamW (the Adam optimiser ²¹ with decoupled weight decay; Methods), mixup augmentation, and stochastic weight averaging (SWA); repeat for 5 independently seeded models (seeds 0–4).</w:t>
       </w:r>
     </w:p>
     <w:p>
@@ -2447,6 +3136,23 @@
       <w:r>
         <w:rPr>
           <w:rFonts w:ascii="Arial" w:cs="Arial" w:eastAsia="Arial" w:hAnsi="Arial"/>
+          <w:b w:val="false"/>
+          <w:bCs w:val="false"/>
+          <w:i w:val="false"/>
+          <w:iCs w:val="false"/>
+          <w:sz w:val="22"/>
+          <w:szCs w:val="22"/>
+        </w:rPr>
+        <w:t xml:space="preserve">Following the algorithmic-learning framework of Vovk and colleagues ²⁹ and the distribution-free split-conformal construction of Lei et al. ³⁶:</w:t>
+      </w:r>
+    </w:p>
+    <w:p>
+      <w:pPr>
+        <w:spacing w:after="240" w:line="360" w:lineRule="auto"/>
+      </w:pPr>
+      <w:r>
+        <w:rPr>
+          <w:rFonts w:ascii="Arial" w:cs="Arial" w:eastAsia="Arial" w:hAnsi="Arial"/>
           <w:b/>
           <w:bCs/>
           <w:i w:val="false"/>
@@ -2763,6 +3469,23 @@
       <w:r>
         <w:rPr>
           <w:rFonts w:ascii="Arial" w:cs="Arial" w:eastAsia="Arial" w:hAnsi="Arial"/>
+          <w:b w:val="false"/>
+          <w:bCs w:val="false"/>
+          <w:i w:val="false"/>
+          <w:iCs w:val="false"/>
+          <w:sz w:val="22"/>
+          <w:szCs w:val="22"/>
+        </w:rPr>
+        <w:t xml:space="preserve">Building on classical genetic-algorithm formulations ²⁸ and the adaptive-design-of-experiments tradition in materials informatics ²⁷,²⁶:</w:t>
+      </w:r>
+    </w:p>
+    <w:p>
+      <w:pPr>
+        <w:spacing w:after="240" w:line="360" w:lineRule="auto"/>
+      </w:pPr>
+      <w:r>
+        <w:rPr>
+          <w:rFonts w:ascii="Arial" w:cs="Arial" w:eastAsia="Arial" w:hAnsi="Arial"/>
           <w:b/>
           <w:bCs/>
           <w:i w:val="false"/>
@@ -2782,7 +3505,7 @@
           <w:sz w:val="22"/>
           <w:szCs w:val="22"/>
         </w:rPr>
-        <w:t xml:space="preserve"> trained ensemble; A- and B-site composition simplices; hard validity constraints (charge balance |z</w:t>
+        <w:t xml:space="preserve"> trained ensemble; A- and⁰ B-site composition simplices; hard validity constraints (charge balance |z</w:t>
       </w:r>
       <w:r>
         <w:rPr>
@@ -3201,6 +3924,63 @@
           <w:vertAlign w:val="subscript"/>
         </w:rPr>
         <w:t xml:space="preserve">out</w:t>
+      </w:r>
+      <w:r>
+        <w:rPr>
+          <w:rFonts w:ascii="Arial" w:cs="Arial" w:eastAsia="Arial" w:hAnsi="Arial"/>
+          <w:b w:val="false"/>
+          <w:bCs w:val="false"/>
+          <w:i w:val="false"/>
+          <w:iCs w:val="false"/>
+          <w:sz w:val="22"/>
+          <w:szCs w:val="22"/>
+        </w:rPr>
+        <w:t xml:space="preserve">.</w:t>
+      </w:r>
+    </w:p>
+    <w:p>
+      <w:pPr>
+        <w:spacing w:after="200" w:before="320" w:line="480" w:lineRule="auto"/>
+      </w:pPr>
+      <w:r>
+        <w:rPr>
+          <w:rFonts w:ascii="Arial" w:cs="Arial" w:eastAsia="Arial" w:hAnsi="Arial"/>
+          <w:b/>
+          <w:bCs/>
+          <w:sz w:val="26"/>
+          <w:szCs w:val="26"/>
+        </w:rPr>
+        <w:t xml:space="preserve">Statistical methods used throughout</w:t>
+      </w:r>
+    </w:p>
+    <w:p>
+      <w:pPr>
+        <w:spacing w:after="240" w:line="360" w:lineRule="auto"/>
+      </w:pPr>
+      <w:r>
+        <w:rPr>
+          <w:rFonts w:ascii="Arial" w:cs="Arial" w:eastAsia="Arial" w:hAnsi="Arial"/>
+          <w:b w:val="false"/>
+          <w:bCs w:val="false"/>
+          <w:i w:val="false"/>
+          <w:iCs w:val="false"/>
+          <w:sz w:val="22"/>
+          <w:szCs w:val="22"/>
+        </w:rPr>
+        <w:t xml:space="preserve">Cross-validation ³⁰ is implemented as Family-GroupShuffleSplit, with the leave-one-family-out (LOFO) variant providing a stricter generalisation test in the spirit of the PRESS statistic ³¹. Permutation tests for the A-site and regime hierarchies follow the Fisher randomisation principle ³² over 2,000 label permutations. Confidence intervals on the conformal coverage and on the A-site means use the non-parametric bootstrap ³³ (2,000 resamples). The Shapley R² decomposition over the 2³ branch ablations (main MS Results §1) and the SHAP feature attribution (Supplementary Fig. 11) both build on the cooperative-game theoretic Shapley value ³⁴, with SHAP itself following</w:t>
+      </w:r>
+      <w:r>
+        <w:rPr>
+          <w:rFonts w:ascii="Arial" w:cs="Arial" w:eastAsia="Arial" w:hAnsi="Arial"/>
+          <w:b w:val="false"/>
+          <w:bCs w:val="false"/>
+          <w:i w:val="false"/>
+          <w:iCs w:val="false"/>
+          <w:sz w:val="22"/>
+          <w:szCs w:val="22"/>
+          <w:vertAlign w:val="superscript"/>
+        </w:rPr>
+        <w:t xml:space="preserve">Lundberg &amp; Lee 2017</w:t>
       </w:r>
       <w:r>
         <w:rPr>
@@ -3248,7 +4028,7 @@
           <w:sz w:val="22"/>
           <w:szCs w:val="22"/>
         </w:rPr>
-        <w:t xml:space="preserve">Optuna 100-trial search (TPE sampler) hyperparameters. Final reported values correspond to trial 97 of the search.</w:t>
+        <w:t xml:space="preserve">Optuna 100-trial search (Tree-structured Parzen Estimator (TPE) sampler ⁵) hyperparameters. Final reported values correspond to trial 98 of the search (R² = 0.928). Fixed, non-learnable parameters of the σ_conf physics-confidence gate (eq. 9, main text), the regime-prior multiplier (Fig. 4d), and the ensemble + genetic-algorithm seeds are listed at the foot of the table. λ_GII was re-tuned by a post-hoc grid search over {0.005, 0.010, 0.020, 0.030, 0.050, 0.075, 0.100} (selection metric: 5-fold Strat-GSS CV R² on the training set only; 0.030 was selected) after a data-loading correction; the original Optuna value (4.872 × 10⁻³) had been tuned with a corrupted GII = 0 array and is discarded.</w:t>
       </w:r>
     </w:p>
     <w:tbl>
@@ -5112,7 +5892,7 @@
                 <w:sz w:val="20"/>
                 <w:szCs w:val="20"/>
               </w:rPr>
-              <w:t xml:space="preserve">Tuned</w:t>
+              <w:t xml:space="preserve">Tuned (Optuna)</w:t>
             </w:r>
           </w:p>
         </w:tc>
@@ -5204,7 +5984,7 @@
                 <w:sz w:val="20"/>
                 <w:szCs w:val="20"/>
               </w:rPr>
-              <w:t xml:space="preserve">Tuned (grid)</w:t>
+              <w:t xml:space="preserve">Tuned (post-hoc grid)</w:t>
             </w:r>
           </w:p>
         </w:tc>
@@ -5296,7 +6076,7 @@
                 <w:sz w:val="20"/>
                 <w:szCs w:val="20"/>
               </w:rPr>
-              <w:t xml:space="preserve">Tuned</w:t>
+              <w:t xml:space="preserve">Tuned (Optuna)</w:t>
             </w:r>
           </w:p>
         </w:tc>
@@ -5388,7 +6168,651 @@
                 <w:sz w:val="20"/>
                 <w:szCs w:val="20"/>
               </w:rPr>
-              <w:t xml:space="preserve">Tuned</w:t>
+              <w:t xml:space="preserve">Tuned (Optuna)</w:t>
+            </w:r>
+          </w:p>
+        </w:tc>
+      </w:tr>
+      <w:tr>
+        <w:tc>
+          <w:tcPr>
+            <w:tcW w:type="dxa" w:w="3120"/>
+            <w:tcBorders>
+              <w:top w:val="single" w:color="CCCCCC" w:sz="4"/>
+              <w:left w:val="single" w:color="CCCCCC" w:sz="4"/>
+              <w:bottom w:val="single" w:color="CCCCCC" w:sz="4"/>
+              <w:right w:val="single" w:color="CCCCCC" w:sz="4"/>
+            </w:tcBorders>
+            <w:tcMar>
+              <w:top w:type="dxa" w:w="80"/>
+              <w:left w:type="dxa" w:w="120"/>
+              <w:bottom w:type="dxa" w:w="80"/>
+              <w:right w:type="dxa" w:w="120"/>
+            </w:tcMar>
+          </w:tcPr>
+          <w:p>
+            <w:pPr>
+              <w:spacing w:after="0"/>
+            </w:pPr>
+            <w:r>
+              <w:rPr>
+                <w:rFonts w:ascii="Arial" w:cs="Arial" w:eastAsia="Arial" w:hAnsi="Arial"/>
+                <w:sz w:val="20"/>
+                <w:szCs w:val="20"/>
+              </w:rPr>
+              <w:t xml:space="preserve">σ_conf gate β₀</w:t>
+            </w:r>
+          </w:p>
+        </w:tc>
+        <w:tc>
+          <w:tcPr>
+            <w:tcW w:type="dxa" w:w="3120"/>
+            <w:tcBorders>
+              <w:top w:val="single" w:color="CCCCCC" w:sz="4"/>
+              <w:left w:val="single" w:color="CCCCCC" w:sz="4"/>
+              <w:bottom w:val="single" w:color="CCCCCC" w:sz="4"/>
+              <w:right w:val="single" w:color="CCCCCC" w:sz="4"/>
+            </w:tcBorders>
+            <w:tcMar>
+              <w:top w:type="dxa" w:w="80"/>
+              <w:left w:type="dxa" w:w="120"/>
+              <w:bottom w:type="dxa" w:w="80"/>
+              <w:right w:type="dxa" w:w="120"/>
+            </w:tcMar>
+          </w:tcPr>
+          <w:p>
+            <w:pPr>
+              <w:spacing w:after="0"/>
+            </w:pPr>
+            <w:r>
+              <w:rPr>
+                <w:rFonts w:ascii="Arial" w:cs="Arial" w:eastAsia="Arial" w:hAnsi="Arial"/>
+                <w:sz w:val="20"/>
+                <w:szCs w:val="20"/>
+              </w:rPr>
+              <w:t xml:space="preserve">−2.0</w:t>
+            </w:r>
+          </w:p>
+        </w:tc>
+        <w:tc>
+          <w:tcPr>
+            <w:tcW w:type="dxa" w:w="3120"/>
+            <w:tcBorders>
+              <w:top w:val="single" w:color="CCCCCC" w:sz="4"/>
+              <w:left w:val="single" w:color="CCCCCC" w:sz="4"/>
+              <w:bottom w:val="single" w:color="CCCCCC" w:sz="4"/>
+              <w:right w:val="single" w:color="CCCCCC" w:sz="4"/>
+            </w:tcBorders>
+            <w:tcMar>
+              <w:top w:type="dxa" w:w="80"/>
+              <w:left w:type="dxa" w:w="120"/>
+              <w:bottom w:type="dxa" w:w="80"/>
+              <w:right w:type="dxa" w:w="120"/>
+            </w:tcMar>
+          </w:tcPr>
+          <w:p>
+            <w:pPr>
+              <w:spacing w:after="0"/>
+            </w:pPr>
+            <w:r>
+              <w:rPr>
+                <w:rFonts w:ascii="Arial" w:cs="Arial" w:eastAsia="Arial" w:hAnsi="Arial"/>
+                <w:sz w:val="20"/>
+                <w:szCs w:val="20"/>
+              </w:rPr>
+              <w:t xml:space="preserve">Fixed (non-learnable)</w:t>
+            </w:r>
+          </w:p>
+        </w:tc>
+      </w:tr>
+      <w:tr>
+        <w:tc>
+          <w:tcPr>
+            <w:tcW w:type="dxa" w:w="3120"/>
+            <w:tcBorders>
+              <w:top w:val="single" w:color="CCCCCC" w:sz="4"/>
+              <w:left w:val="single" w:color="CCCCCC" w:sz="4"/>
+              <w:bottom w:val="single" w:color="CCCCCC" w:sz="4"/>
+              <w:right w:val="single" w:color="CCCCCC" w:sz="4"/>
+            </w:tcBorders>
+            <w:tcMar>
+              <w:top w:type="dxa" w:w="80"/>
+              <w:left w:type="dxa" w:w="120"/>
+              <w:bottom w:type="dxa" w:w="80"/>
+              <w:right w:type="dxa" w:w="120"/>
+            </w:tcMar>
+          </w:tcPr>
+          <w:p>
+            <w:pPr>
+              <w:spacing w:after="0"/>
+            </w:pPr>
+            <w:r>
+              <w:rPr>
+                <w:rFonts w:ascii="Arial" w:cs="Arial" w:eastAsia="Arial" w:hAnsi="Arial"/>
+                <w:sz w:val="20"/>
+                <w:szCs w:val="20"/>
+              </w:rPr>
+              <w:t xml:space="preserve">σ_conf gate β₁ (c_approx)</w:t>
+            </w:r>
+          </w:p>
+        </w:tc>
+        <w:tc>
+          <w:tcPr>
+            <w:tcW w:type="dxa" w:w="3120"/>
+            <w:tcBorders>
+              <w:top w:val="single" w:color="CCCCCC" w:sz="4"/>
+              <w:left w:val="single" w:color="CCCCCC" w:sz="4"/>
+              <w:bottom w:val="single" w:color="CCCCCC" w:sz="4"/>
+              <w:right w:val="single" w:color="CCCCCC" w:sz="4"/>
+            </w:tcBorders>
+            <w:tcMar>
+              <w:top w:type="dxa" w:w="80"/>
+              <w:left w:type="dxa" w:w="120"/>
+              <w:bottom w:type="dxa" w:w="80"/>
+              <w:right w:type="dxa" w:w="120"/>
+            </w:tcMar>
+          </w:tcPr>
+          <w:p>
+            <w:pPr>
+              <w:spacing w:after="0"/>
+            </w:pPr>
+            <w:r>
+              <w:rPr>
+                <w:rFonts w:ascii="Arial" w:cs="Arial" w:eastAsia="Arial" w:hAnsi="Arial"/>
+                <w:sz w:val="20"/>
+                <w:szCs w:val="20"/>
+              </w:rPr>
+              <w:t xml:space="preserve">3.0</w:t>
+            </w:r>
+          </w:p>
+        </w:tc>
+        <w:tc>
+          <w:tcPr>
+            <w:tcW w:type="dxa" w:w="3120"/>
+            <w:tcBorders>
+              <w:top w:val="single" w:color="CCCCCC" w:sz="4"/>
+              <w:left w:val="single" w:color="CCCCCC" w:sz="4"/>
+              <w:bottom w:val="single" w:color="CCCCCC" w:sz="4"/>
+              <w:right w:val="single" w:color="CCCCCC" w:sz="4"/>
+            </w:tcBorders>
+            <w:tcMar>
+              <w:top w:type="dxa" w:w="80"/>
+              <w:left w:type="dxa" w:w="120"/>
+              <w:bottom w:type="dxa" w:w="80"/>
+              <w:right w:type="dxa" w:w="120"/>
+            </w:tcMar>
+          </w:tcPr>
+          <w:p>
+            <w:pPr>
+              <w:spacing w:after="0"/>
+            </w:pPr>
+            <w:r>
+              <w:rPr>
+                <w:rFonts w:ascii="Arial" w:cs="Arial" w:eastAsia="Arial" w:hAnsi="Arial"/>
+                <w:sz w:val="20"/>
+                <w:szCs w:val="20"/>
+              </w:rPr>
+              <w:t xml:space="preserve">Fixed (non-learnable)</w:t>
+            </w:r>
+          </w:p>
+        </w:tc>
+      </w:tr>
+      <w:tr>
+        <w:tc>
+          <w:tcPr>
+            <w:tcW w:type="dxa" w:w="3120"/>
+            <w:tcBorders>
+              <w:top w:val="single" w:color="CCCCCC" w:sz="4"/>
+              <w:left w:val="single" w:color="CCCCCC" w:sz="4"/>
+              <w:bottom w:val="single" w:color="CCCCCC" w:sz="4"/>
+              <w:right w:val="single" w:color="CCCCCC" w:sz="4"/>
+            </w:tcBorders>
+            <w:tcMar>
+              <w:top w:type="dxa" w:w="80"/>
+              <w:left w:type="dxa" w:w="120"/>
+              <w:bottom w:type="dxa" w:w="80"/>
+              <w:right w:type="dxa" w:w="120"/>
+            </w:tcMar>
+          </w:tcPr>
+          <w:p>
+            <w:pPr>
+              <w:spacing w:after="0"/>
+            </w:pPr>
+            <w:r>
+              <w:rPr>
+                <w:rFonts w:ascii="Arial" w:cs="Arial" w:eastAsia="Arial" w:hAnsi="Arial"/>
+                <w:sz w:val="20"/>
+                <w:szCs w:val="20"/>
+              </w:rPr>
+              <w:t xml:space="preserve">σ_conf gate β₂ (g_norm)</w:t>
+            </w:r>
+          </w:p>
+        </w:tc>
+        <w:tc>
+          <w:tcPr>
+            <w:tcW w:type="dxa" w:w="3120"/>
+            <w:tcBorders>
+              <w:top w:val="single" w:color="CCCCCC" w:sz="4"/>
+              <w:left w:val="single" w:color="CCCCCC" w:sz="4"/>
+              <w:bottom w:val="single" w:color="CCCCCC" w:sz="4"/>
+              <w:right w:val="single" w:color="CCCCCC" w:sz="4"/>
+            </w:tcBorders>
+            <w:tcMar>
+              <w:top w:type="dxa" w:w="80"/>
+              <w:left w:type="dxa" w:w="120"/>
+              <w:bottom w:type="dxa" w:w="80"/>
+              <w:right w:type="dxa" w:w="120"/>
+            </w:tcMar>
+          </w:tcPr>
+          <w:p>
+            <w:pPr>
+              <w:spacing w:after="0"/>
+            </w:pPr>
+            <w:r>
+              <w:rPr>
+                <w:rFonts w:ascii="Arial" w:cs="Arial" w:eastAsia="Arial" w:hAnsi="Arial"/>
+                <w:sz w:val="20"/>
+                <w:szCs w:val="20"/>
+              </w:rPr>
+              <w:t xml:space="preserve">2.0</w:t>
+            </w:r>
+          </w:p>
+        </w:tc>
+        <w:tc>
+          <w:tcPr>
+            <w:tcW w:type="dxa" w:w="3120"/>
+            <w:tcBorders>
+              <w:top w:val="single" w:color="CCCCCC" w:sz="4"/>
+              <w:left w:val="single" w:color="CCCCCC" w:sz="4"/>
+              <w:bottom w:val="single" w:color="CCCCCC" w:sz="4"/>
+              <w:right w:val="single" w:color="CCCCCC" w:sz="4"/>
+            </w:tcBorders>
+            <w:tcMar>
+              <w:top w:type="dxa" w:w="80"/>
+              <w:left w:type="dxa" w:w="120"/>
+              <w:bottom w:type="dxa" w:w="80"/>
+              <w:right w:type="dxa" w:w="120"/>
+            </w:tcMar>
+          </w:tcPr>
+          <w:p>
+            <w:pPr>
+              <w:spacing w:after="0"/>
+            </w:pPr>
+            <w:r>
+              <w:rPr>
+                <w:rFonts w:ascii="Arial" w:cs="Arial" w:eastAsia="Arial" w:hAnsi="Arial"/>
+                <w:sz w:val="20"/>
+                <w:szCs w:val="20"/>
+              </w:rPr>
+              <w:t xml:space="preserve">Fixed (non-learnable)</w:t>
+            </w:r>
+          </w:p>
+        </w:tc>
+      </w:tr>
+      <w:tr>
+        <w:tc>
+          <w:tcPr>
+            <w:tcW w:type="dxa" w:w="3120"/>
+            <w:tcBorders>
+              <w:top w:val="single" w:color="CCCCCC" w:sz="4"/>
+              <w:left w:val="single" w:color="CCCCCC" w:sz="4"/>
+              <w:bottom w:val="single" w:color="CCCCCC" w:sz="4"/>
+              <w:right w:val="single" w:color="CCCCCC" w:sz="4"/>
+            </w:tcBorders>
+            <w:tcMar>
+              <w:top w:type="dxa" w:w="80"/>
+              <w:left w:type="dxa" w:w="120"/>
+              <w:bottom w:type="dxa" w:w="80"/>
+              <w:right w:type="dxa" w:w="120"/>
+            </w:tcMar>
+          </w:tcPr>
+          <w:p>
+            <w:pPr>
+              <w:spacing w:after="0"/>
+            </w:pPr>
+            <w:r>
+              <w:rPr>
+                <w:rFonts w:ascii="Arial" w:cs="Arial" w:eastAsia="Arial" w:hAnsi="Arial"/>
+                <w:sz w:val="20"/>
+                <w:szCs w:val="20"/>
+              </w:rPr>
+              <w:t xml:space="preserve">σ_conf gate β₃ (p)</w:t>
+            </w:r>
+          </w:p>
+        </w:tc>
+        <w:tc>
+          <w:tcPr>
+            <w:tcW w:type="dxa" w:w="3120"/>
+            <w:tcBorders>
+              <w:top w:val="single" w:color="CCCCCC" w:sz="4"/>
+              <w:left w:val="single" w:color="CCCCCC" w:sz="4"/>
+              <w:bottom w:val="single" w:color="CCCCCC" w:sz="4"/>
+              <w:right w:val="single" w:color="CCCCCC" w:sz="4"/>
+            </w:tcBorders>
+            <w:tcMar>
+              <w:top w:type="dxa" w:w="80"/>
+              <w:left w:type="dxa" w:w="120"/>
+              <w:bottom w:type="dxa" w:w="80"/>
+              <w:right w:type="dxa" w:w="120"/>
+            </w:tcMar>
+          </w:tcPr>
+          <w:p>
+            <w:pPr>
+              <w:spacing w:after="0"/>
+            </w:pPr>
+            <w:r>
+              <w:rPr>
+                <w:rFonts w:ascii="Arial" w:cs="Arial" w:eastAsia="Arial" w:hAnsi="Arial"/>
+                <w:sz w:val="20"/>
+                <w:szCs w:val="20"/>
+              </w:rPr>
+              <w:t xml:space="preserve">2.0</w:t>
+            </w:r>
+          </w:p>
+        </w:tc>
+        <w:tc>
+          <w:tcPr>
+            <w:tcW w:type="dxa" w:w="3120"/>
+            <w:tcBorders>
+              <w:top w:val="single" w:color="CCCCCC" w:sz="4"/>
+              <w:left w:val="single" w:color="CCCCCC" w:sz="4"/>
+              <w:bottom w:val="single" w:color="CCCCCC" w:sz="4"/>
+              <w:right w:val="single" w:color="CCCCCC" w:sz="4"/>
+            </w:tcBorders>
+            <w:tcMar>
+              <w:top w:type="dxa" w:w="80"/>
+              <w:left w:type="dxa" w:w="120"/>
+              <w:bottom w:type="dxa" w:w="80"/>
+              <w:right w:type="dxa" w:w="120"/>
+            </w:tcMar>
+          </w:tcPr>
+          <w:p>
+            <w:pPr>
+              <w:spacing w:after="0"/>
+            </w:pPr>
+            <w:r>
+              <w:rPr>
+                <w:rFonts w:ascii="Arial" w:cs="Arial" w:eastAsia="Arial" w:hAnsi="Arial"/>
+                <w:sz w:val="20"/>
+                <w:szCs w:val="20"/>
+              </w:rPr>
+              <w:t xml:space="preserve">Fixed (non-learnable)</w:t>
+            </w:r>
+          </w:p>
+        </w:tc>
+      </w:tr>
+      <w:tr>
+        <w:tc>
+          <w:tcPr>
+            <w:tcW w:type="dxa" w:w="3120"/>
+            <w:tcBorders>
+              <w:top w:val="single" w:color="CCCCCC" w:sz="4"/>
+              <w:left w:val="single" w:color="CCCCCC" w:sz="4"/>
+              <w:bottom w:val="single" w:color="CCCCCC" w:sz="4"/>
+              <w:right w:val="single" w:color="CCCCCC" w:sz="4"/>
+            </w:tcBorders>
+            <w:tcMar>
+              <w:top w:type="dxa" w:w="80"/>
+              <w:left w:type="dxa" w:w="120"/>
+              <w:bottom w:type="dxa" w:w="80"/>
+              <w:right w:type="dxa" w:w="120"/>
+            </w:tcMar>
+          </w:tcPr>
+          <w:p>
+            <w:pPr>
+              <w:spacing w:after="0"/>
+            </w:pPr>
+            <w:r>
+              <w:rPr>
+                <w:rFonts w:ascii="Arial" w:cs="Arial" w:eastAsia="Arial" w:hAnsi="Arial"/>
+                <w:sz w:val="20"/>
+                <w:szCs w:val="20"/>
+              </w:rPr>
+              <w:t xml:space="preserve">Regime prior (Ia, Ib, II, III)</w:t>
+            </w:r>
+          </w:p>
+        </w:tc>
+        <w:tc>
+          <w:tcPr>
+            <w:tcW w:type="dxa" w:w="3120"/>
+            <w:tcBorders>
+              <w:top w:val="single" w:color="CCCCCC" w:sz="4"/>
+              <w:left w:val="single" w:color="CCCCCC" w:sz="4"/>
+              <w:bottom w:val="single" w:color="CCCCCC" w:sz="4"/>
+              <w:right w:val="single" w:color="CCCCCC" w:sz="4"/>
+            </w:tcBorders>
+            <w:tcMar>
+              <w:top w:type="dxa" w:w="80"/>
+              <w:left w:type="dxa" w:w="120"/>
+              <w:bottom w:type="dxa" w:w="80"/>
+              <w:right w:type="dxa" w:w="120"/>
+            </w:tcMar>
+          </w:tcPr>
+          <w:p>
+            <w:pPr>
+              <w:spacing w:after="0"/>
+            </w:pPr>
+            <w:r>
+              <w:rPr>
+                <w:rFonts w:ascii="Arial" w:cs="Arial" w:eastAsia="Arial" w:hAnsi="Arial"/>
+                <w:sz w:val="20"/>
+                <w:szCs w:val="20"/>
+              </w:rPr>
+              <w:t xml:space="preserve">1.0, 1.5, 0.9, 0.7</w:t>
+            </w:r>
+          </w:p>
+        </w:tc>
+        <w:tc>
+          <w:tcPr>
+            <w:tcW w:type="dxa" w:w="3120"/>
+            <w:tcBorders>
+              <w:top w:val="single" w:color="CCCCCC" w:sz="4"/>
+              <w:left w:val="single" w:color="CCCCCC" w:sz="4"/>
+              <w:bottom w:val="single" w:color="CCCCCC" w:sz="4"/>
+              <w:right w:val="single" w:color="CCCCCC" w:sz="4"/>
+            </w:tcBorders>
+            <w:tcMar>
+              <w:top w:type="dxa" w:w="80"/>
+              <w:left w:type="dxa" w:w="120"/>
+              <w:bottom w:type="dxa" w:w="80"/>
+              <w:right w:type="dxa" w:w="120"/>
+            </w:tcMar>
+          </w:tcPr>
+          <w:p>
+            <w:pPr>
+              <w:spacing w:after="0"/>
+            </w:pPr>
+            <w:r>
+              <w:rPr>
+                <w:rFonts w:ascii="Arial" w:cs="Arial" w:eastAsia="Arial" w:hAnsi="Arial"/>
+                <w:sz w:val="20"/>
+                <w:szCs w:val="20"/>
+              </w:rPr>
+              <w:t xml:space="preserve">Fixed (non-learnable)</w:t>
+            </w:r>
+          </w:p>
+        </w:tc>
+      </w:tr>
+      <w:tr>
+        <w:tc>
+          <w:tcPr>
+            <w:tcW w:type="dxa" w:w="3120"/>
+            <w:tcBorders>
+              <w:top w:val="single" w:color="CCCCCC" w:sz="4"/>
+              <w:left w:val="single" w:color="CCCCCC" w:sz="4"/>
+              <w:bottom w:val="single" w:color="CCCCCC" w:sz="4"/>
+              <w:right w:val="single" w:color="CCCCCC" w:sz="4"/>
+            </w:tcBorders>
+            <w:tcMar>
+              <w:top w:type="dxa" w:w="80"/>
+              <w:left w:type="dxa" w:w="120"/>
+              <w:bottom w:type="dxa" w:w="80"/>
+              <w:right w:type="dxa" w:w="120"/>
+            </w:tcMar>
+          </w:tcPr>
+          <w:p>
+            <w:pPr>
+              <w:spacing w:after="0"/>
+            </w:pPr>
+            <w:r>
+              <w:rPr>
+                <w:rFonts w:ascii="Arial" w:cs="Arial" w:eastAsia="Arial" w:hAnsi="Arial"/>
+                <w:sz w:val="20"/>
+                <w:szCs w:val="20"/>
+              </w:rPr>
+              <w:t xml:space="preserve">Ensemble seeds (5)</w:t>
+            </w:r>
+          </w:p>
+        </w:tc>
+        <w:tc>
+          <w:tcPr>
+            <w:tcW w:type="dxa" w:w="3120"/>
+            <w:tcBorders>
+              <w:top w:val="single" w:color="CCCCCC" w:sz="4"/>
+              <w:left w:val="single" w:color="CCCCCC" w:sz="4"/>
+              <w:bottom w:val="single" w:color="CCCCCC" w:sz="4"/>
+              <w:right w:val="single" w:color="CCCCCC" w:sz="4"/>
+            </w:tcBorders>
+            <w:tcMar>
+              <w:top w:type="dxa" w:w="80"/>
+              <w:left w:type="dxa" w:w="120"/>
+              <w:bottom w:type="dxa" w:w="80"/>
+              <w:right w:type="dxa" w:w="120"/>
+            </w:tcMar>
+          </w:tcPr>
+          <w:p>
+            <w:pPr>
+              <w:spacing w:after="0"/>
+            </w:pPr>
+            <w:r>
+              <w:rPr>
+                <w:rFonts w:ascii="Arial" w:cs="Arial" w:eastAsia="Arial" w:hAnsi="Arial"/>
+                <w:sz w:val="20"/>
+                <w:szCs w:val="20"/>
+              </w:rPr>
+              <w:t xml:space="preserve">0, 1, 2, 3, 4</w:t>
+            </w:r>
+          </w:p>
+        </w:tc>
+        <w:tc>
+          <w:tcPr>
+            <w:tcW w:type="dxa" w:w="3120"/>
+            <w:tcBorders>
+              <w:top w:val="single" w:color="CCCCCC" w:sz="4"/>
+              <w:left w:val="single" w:color="CCCCCC" w:sz="4"/>
+              <w:bottom w:val="single" w:color="CCCCCC" w:sz="4"/>
+              <w:right w:val="single" w:color="CCCCCC" w:sz="4"/>
+            </w:tcBorders>
+            <w:tcMar>
+              <w:top w:type="dxa" w:w="80"/>
+              <w:left w:type="dxa" w:w="120"/>
+              <w:bottom w:type="dxa" w:w="80"/>
+              <w:right w:type="dxa" w:w="120"/>
+            </w:tcMar>
+          </w:tcPr>
+          <w:p>
+            <w:pPr>
+              <w:spacing w:after="0"/>
+            </w:pPr>
+            <w:r>
+              <w:rPr>
+                <w:rFonts w:ascii="Arial" w:cs="Arial" w:eastAsia="Arial" w:hAnsi="Arial"/>
+                <w:sz w:val="20"/>
+                <w:szCs w:val="20"/>
+              </w:rPr>
+              <w:t xml:space="preserve">Fixed</w:t>
+            </w:r>
+          </w:p>
+        </w:tc>
+      </w:tr>
+      <w:tr>
+        <w:tc>
+          <w:tcPr>
+            <w:tcW w:type="dxa" w:w="3120"/>
+            <w:tcBorders>
+              <w:top w:val="single" w:color="CCCCCC" w:sz="4"/>
+              <w:left w:val="single" w:color="CCCCCC" w:sz="4"/>
+              <w:bottom w:val="single" w:color="CCCCCC" w:sz="4"/>
+              <w:right w:val="single" w:color="CCCCCC" w:sz="4"/>
+            </w:tcBorders>
+            <w:tcMar>
+              <w:top w:type="dxa" w:w="80"/>
+              <w:left w:type="dxa" w:w="120"/>
+              <w:bottom w:type="dxa" w:w="80"/>
+              <w:right w:type="dxa" w:w="120"/>
+            </w:tcMar>
+          </w:tcPr>
+          <w:p>
+            <w:pPr>
+              <w:spacing w:after="0"/>
+            </w:pPr>
+            <w:r>
+              <w:rPr>
+                <w:rFonts w:ascii="Arial" w:cs="Arial" w:eastAsia="Arial" w:hAnsi="Arial"/>
+                <w:sz w:val="20"/>
+                <w:szCs w:val="20"/>
+              </w:rPr>
+              <w:t xml:space="preserve">Genetic-algorithm seed</w:t>
+            </w:r>
+          </w:p>
+        </w:tc>
+        <w:tc>
+          <w:tcPr>
+            <w:tcW w:type="dxa" w:w="3120"/>
+            <w:tcBorders>
+              <w:top w:val="single" w:color="CCCCCC" w:sz="4"/>
+              <w:left w:val="single" w:color="CCCCCC" w:sz="4"/>
+              <w:bottom w:val="single" w:color="CCCCCC" w:sz="4"/>
+              <w:right w:val="single" w:color="CCCCCC" w:sz="4"/>
+            </w:tcBorders>
+            <w:tcMar>
+              <w:top w:type="dxa" w:w="80"/>
+              <w:left w:type="dxa" w:w="120"/>
+              <w:bottom w:type="dxa" w:w="80"/>
+              <w:right w:type="dxa" w:w="120"/>
+            </w:tcMar>
+          </w:tcPr>
+          <w:p>
+            <w:pPr>
+              <w:spacing w:after="0"/>
+            </w:pPr>
+            <w:r>
+              <w:rPr>
+                <w:rFonts w:ascii="Arial" w:cs="Arial" w:eastAsia="Arial" w:hAnsi="Arial"/>
+                <w:sz w:val="20"/>
+                <w:szCs w:val="20"/>
+              </w:rPr>
+              <w:t xml:space="preserve">7</w:t>
+            </w:r>
+          </w:p>
+        </w:tc>
+        <w:tc>
+          <w:tcPr>
+            <w:tcW w:type="dxa" w:w="3120"/>
+            <w:tcBorders>
+              <w:top w:val="single" w:color="CCCCCC" w:sz="4"/>
+              <w:left w:val="single" w:color="CCCCCC" w:sz="4"/>
+              <w:bottom w:val="single" w:color="CCCCCC" w:sz="4"/>
+              <w:right w:val="single" w:color="CCCCCC" w:sz="4"/>
+            </w:tcBorders>
+            <w:tcMar>
+              <w:top w:type="dxa" w:w="80"/>
+              <w:left w:type="dxa" w:w="120"/>
+              <w:bottom w:type="dxa" w:w="80"/>
+              <w:right w:type="dxa" w:w="120"/>
+            </w:tcMar>
+          </w:tcPr>
+          <w:p>
+            <w:pPr>
+              <w:spacing w:after="0"/>
+            </w:pPr>
+            <w:r>
+              <w:rPr>
+                <w:rFonts w:ascii="Arial" w:cs="Arial" w:eastAsia="Arial" w:hAnsi="Arial"/>
+                <w:sz w:val="20"/>
+                <w:szCs w:val="20"/>
+              </w:rPr>
+              <w:t xml:space="preserve">Fixed</w:t>
             </w:r>
           </w:p>
         </w:tc>
@@ -6852,2083 +8276,6 @@
           <w:sz w:val="32"/>
           <w:szCs w:val="32"/>
         </w:rPr>
-        <w:t xml:space="preserve">Supplementary Table 3 | Top-20 Pb-free virtual screening candidates</w:t>
-      </w:r>
-    </w:p>
-    <w:p>
-      <w:pPr>
-        <w:spacing w:after="0" w:line="360" w:lineRule="auto"/>
-        <w:jc w:val="left"/>
-      </w:pPr>
-      <w:r>
-        <w:rPr>
-          <w:rFonts w:ascii="Arial" w:cs="Arial" w:eastAsia="Arial" w:hAnsi="Arial"/>
-          <w:sz w:val="22"/>
-          <w:szCs w:val="22"/>
-        </w:rPr>
-        <w:t xml:space="preserve">Top candidates from uncertainty-aware virtual screening. Filter: predicted ε_r ≥ 80 AND 90% conformal lower bound ≥ 65. Conformal width: 28.75 ε_r units (q̂₉₀ = 14.38).</w:t>
-      </w:r>
-    </w:p>
-    <w:tbl>
-      <w:tblPr>
-        <w:tblW w:type="dxa" w:w="9360"/>
-        <w:tblBorders>
-          <w:top w:val="single" w:color="auto" w:sz="4"/>
-          <w:left w:val="single" w:color="auto" w:sz="4"/>
-          <w:bottom w:val="single" w:color="auto" w:sz="4"/>
-          <w:right w:val="single" w:color="auto" w:sz="4"/>
-          <w:insideH w:val="single" w:color="auto" w:sz="4"/>
-          <w:insideV w:val="single" w:color="auto" w:sz="4"/>
-        </w:tblBorders>
-      </w:tblPr>
-      <w:tblGrid>
-        <w:gridCol w:w="832"/>
-        <w:gridCol w:w="2912"/>
-        <w:gridCol w:w="1456"/>
-        <w:gridCol w:w="1664"/>
-        <w:gridCol w:w="1248"/>
-        <w:gridCol w:w="1248"/>
-      </w:tblGrid>
-      <w:tr>
-        <w:tc>
-          <w:tcPr>
-            <w:tcW w:type="dxa" w:w="832"/>
-            <w:tcBorders>
-              <w:top w:val="single" w:color="CCCCCC" w:sz="4"/>
-              <w:left w:val="single" w:color="CCCCCC" w:sz="4"/>
-              <w:bottom w:val="single" w:color="CCCCCC" w:sz="4"/>
-              <w:right w:val="single" w:color="CCCCCC" w:sz="4"/>
-            </w:tcBorders>
-            <w:shd w:fill="E8EDF5" w:val="clear"/>
-            <w:tcMar>
-              <w:top w:type="dxa" w:w="80"/>
-              <w:left w:type="dxa" w:w="120"/>
-              <w:bottom w:type="dxa" w:w="80"/>
-              <w:right w:type="dxa" w:w="120"/>
-            </w:tcMar>
-          </w:tcPr>
-          <w:p>
-            <w:pPr>
-              <w:spacing w:after="0"/>
-            </w:pPr>
-            <w:r>
-              <w:rPr>
-                <w:rFonts w:ascii="Arial" w:cs="Arial" w:eastAsia="Arial" w:hAnsi="Arial"/>
-                <w:b/>
-                <w:bCs/>
-                <w:sz w:val="20"/>
-                <w:szCs w:val="20"/>
-              </w:rPr>
-              <w:t xml:space="preserve">Rank</w:t>
-            </w:r>
-          </w:p>
-        </w:tc>
-        <w:tc>
-          <w:tcPr>
-            <w:tcW w:type="dxa" w:w="2912"/>
-            <w:tcBorders>
-              <w:top w:val="single" w:color="CCCCCC" w:sz="4"/>
-              <w:left w:val="single" w:color="CCCCCC" w:sz="4"/>
-              <w:bottom w:val="single" w:color="CCCCCC" w:sz="4"/>
-              <w:right w:val="single" w:color="CCCCCC" w:sz="4"/>
-            </w:tcBorders>
-            <w:shd w:fill="E8EDF5" w:val="clear"/>
-            <w:tcMar>
-              <w:top w:type="dxa" w:w="80"/>
-              <w:left w:type="dxa" w:w="120"/>
-              <w:bottom w:type="dxa" w:w="80"/>
-              <w:right w:type="dxa" w:w="120"/>
-            </w:tcMar>
-          </w:tcPr>
-          <w:p>
-            <w:pPr>
-              <w:spacing w:after="0"/>
-            </w:pPr>
-            <w:r>
-              <w:rPr>
-                <w:rFonts w:ascii="Arial" w:cs="Arial" w:eastAsia="Arial" w:hAnsi="Arial"/>
-                <w:b/>
-                <w:bCs/>
-                <w:sz w:val="20"/>
-                <w:szCs w:val="20"/>
-              </w:rPr>
-              <w:t xml:space="preserve">Composition</w:t>
-            </w:r>
-          </w:p>
-        </w:tc>
-        <w:tc>
-          <w:tcPr>
-            <w:tcW w:type="dxa" w:w="1456"/>
-            <w:tcBorders>
-              <w:top w:val="single" w:color="CCCCCC" w:sz="4"/>
-              <w:left w:val="single" w:color="CCCCCC" w:sz="4"/>
-              <w:bottom w:val="single" w:color="CCCCCC" w:sz="4"/>
-              <w:right w:val="single" w:color="CCCCCC" w:sz="4"/>
-            </w:tcBorders>
-            <w:shd w:fill="E8EDF5" w:val="clear"/>
-            <w:tcMar>
-              <w:top w:type="dxa" w:w="80"/>
-              <w:left w:type="dxa" w:w="120"/>
-              <w:bottom w:type="dxa" w:w="80"/>
-              <w:right w:type="dxa" w:w="120"/>
-            </w:tcMar>
-          </w:tcPr>
-          <w:p>
-            <w:pPr>
-              <w:spacing w:after="0"/>
-            </w:pPr>
-            <w:r>
-              <w:rPr>
-                <w:rFonts w:ascii="Arial" w:cs="Arial" w:eastAsia="Arial" w:hAnsi="Arial"/>
-                <w:b/>
-                <w:bCs/>
-                <w:sz w:val="20"/>
-                <w:szCs w:val="20"/>
-              </w:rPr>
-              <w:t xml:space="preserve">Predicted ε_r</w:t>
-            </w:r>
-          </w:p>
-        </w:tc>
-        <w:tc>
-          <w:tcPr>
-            <w:tcW w:type="dxa" w:w="1664"/>
-            <w:tcBorders>
-              <w:top w:val="single" w:color="CCCCCC" w:sz="4"/>
-              <w:left w:val="single" w:color="CCCCCC" w:sz="4"/>
-              <w:bottom w:val="single" w:color="CCCCCC" w:sz="4"/>
-              <w:right w:val="single" w:color="CCCCCC" w:sz="4"/>
-            </w:tcBorders>
-            <w:shd w:fill="E8EDF5" w:val="clear"/>
-            <w:tcMar>
-              <w:top w:type="dxa" w:w="80"/>
-              <w:left w:type="dxa" w:w="120"/>
-              <w:bottom w:type="dxa" w:w="80"/>
-              <w:right w:type="dxa" w:w="120"/>
-            </w:tcMar>
-          </w:tcPr>
-          <w:p>
-            <w:pPr>
-              <w:spacing w:after="0"/>
-            </w:pPr>
-            <w:r>
-              <w:rPr>
-                <w:rFonts w:ascii="Arial" w:cs="Arial" w:eastAsia="Arial" w:hAnsi="Arial"/>
-                <w:b/>
-                <w:bCs/>
-                <w:sz w:val="20"/>
-                <w:szCs w:val="20"/>
-              </w:rPr>
-              <w:t xml:space="preserve">90% CI</w:t>
-            </w:r>
-          </w:p>
-        </w:tc>
-        <w:tc>
-          <w:tcPr>
-            <w:tcW w:type="dxa" w:w="1248"/>
-            <w:tcBorders>
-              <w:top w:val="single" w:color="CCCCCC" w:sz="4"/>
-              <w:left w:val="single" w:color="CCCCCC" w:sz="4"/>
-              <w:bottom w:val="single" w:color="CCCCCC" w:sz="4"/>
-              <w:right w:val="single" w:color="CCCCCC" w:sz="4"/>
-            </w:tcBorders>
-            <w:shd w:fill="E8EDF5" w:val="clear"/>
-            <w:tcMar>
-              <w:top w:type="dxa" w:w="80"/>
-              <w:left w:type="dxa" w:w="120"/>
-              <w:bottom w:type="dxa" w:w="80"/>
-              <w:right w:type="dxa" w:w="120"/>
-            </w:tcMar>
-          </w:tcPr>
-          <w:p>
-            <w:pPr>
-              <w:spacing w:after="0"/>
-            </w:pPr>
-            <w:r>
-              <w:rPr>
-                <w:rFonts w:ascii="Arial" w:cs="Arial" w:eastAsia="Arial" w:hAnsi="Arial"/>
-                <w:b/>
-                <w:bCs/>
-                <w:sz w:val="20"/>
-                <w:szCs w:val="20"/>
-              </w:rPr>
-              <w:t xml:space="preserve">δ_LST</w:t>
-            </w:r>
-          </w:p>
-        </w:tc>
-        <w:tc>
-          <w:tcPr>
-            <w:tcW w:type="dxa" w:w="1248"/>
-            <w:tcBorders>
-              <w:top w:val="single" w:color="CCCCCC" w:sz="4"/>
-              <w:left w:val="single" w:color="CCCCCC" w:sz="4"/>
-              <w:bottom w:val="single" w:color="CCCCCC" w:sz="4"/>
-              <w:right w:val="single" w:color="CCCCCC" w:sz="4"/>
-            </w:tcBorders>
-            <w:shd w:fill="E8EDF5" w:val="clear"/>
-            <w:tcMar>
-              <w:top w:type="dxa" w:w="80"/>
-              <w:left w:type="dxa" w:w="120"/>
-              <w:bottom w:type="dxa" w:w="80"/>
-              <w:right w:type="dxa" w:w="120"/>
-            </w:tcMar>
-          </w:tcPr>
-          <w:p>
-            <w:pPr>
-              <w:spacing w:after="0"/>
-            </w:pPr>
-            <w:r>
-              <w:rPr>
-                <w:rFonts w:ascii="Arial" w:cs="Arial" w:eastAsia="Arial" w:hAnsi="Arial"/>
-                <w:b/>
-                <w:bCs/>
-                <w:sz w:val="20"/>
-                <w:szCs w:val="20"/>
-              </w:rPr>
-              <w:t xml:space="preserve">Family</w:t>
-            </w:r>
-          </w:p>
-        </w:tc>
-      </w:tr>
-      <w:tr>
-        <w:tc>
-          <w:tcPr>
-            <w:tcW w:type="dxa" w:w="832"/>
-            <w:tcBorders>
-              <w:top w:val="single" w:color="CCCCCC" w:sz="4"/>
-              <w:left w:val="single" w:color="CCCCCC" w:sz="4"/>
-              <w:bottom w:val="single" w:color="CCCCCC" w:sz="4"/>
-              <w:right w:val="single" w:color="CCCCCC" w:sz="4"/>
-            </w:tcBorders>
-            <w:tcMar>
-              <w:top w:type="dxa" w:w="80"/>
-              <w:left w:type="dxa" w:w="120"/>
-              <w:bottom w:type="dxa" w:w="80"/>
-              <w:right w:type="dxa" w:w="120"/>
-            </w:tcMar>
-          </w:tcPr>
-          <w:p>
-            <w:pPr>
-              <w:spacing w:after="0"/>
-            </w:pPr>
-            <w:r>
-              <w:rPr>
-                <w:rFonts w:ascii="Arial" w:cs="Arial" w:eastAsia="Arial" w:hAnsi="Arial"/>
-                <w:sz w:val="20"/>
-                <w:szCs w:val="20"/>
-              </w:rPr>
-              <w:t xml:space="preserve">1</w:t>
-            </w:r>
-          </w:p>
-        </w:tc>
-        <w:tc>
-          <w:tcPr>
-            <w:tcW w:type="dxa" w:w="2912"/>
-            <w:tcBorders>
-              <w:top w:val="single" w:color="CCCCCC" w:sz="4"/>
-              <w:left w:val="single" w:color="CCCCCC" w:sz="4"/>
-              <w:bottom w:val="single" w:color="CCCCCC" w:sz="4"/>
-              <w:right w:val="single" w:color="CCCCCC" w:sz="4"/>
-            </w:tcBorders>
-            <w:tcMar>
-              <w:top w:type="dxa" w:w="80"/>
-              <w:left w:type="dxa" w:w="120"/>
-              <w:bottom w:type="dxa" w:w="80"/>
-              <w:right w:type="dxa" w:w="120"/>
-            </w:tcMar>
-          </w:tcPr>
-          <w:p>
-            <w:pPr>
-              <w:spacing w:after="0"/>
-            </w:pPr>
-            <w:r>
-              <w:rPr>
-                <w:rFonts w:ascii="Arial" w:cs="Arial" w:eastAsia="Arial" w:hAnsi="Arial"/>
-                <w:sz w:val="20"/>
-                <w:szCs w:val="20"/>
-              </w:rPr>
-              <w:t xml:space="preserve">Sr₀.₈₅Ca₀.₁₅TiO₃</w:t>
-            </w:r>
-          </w:p>
-        </w:tc>
-        <w:tc>
-          <w:tcPr>
-            <w:tcW w:type="dxa" w:w="1456"/>
-            <w:tcBorders>
-              <w:top w:val="single" w:color="CCCCCC" w:sz="4"/>
-              <w:left w:val="single" w:color="CCCCCC" w:sz="4"/>
-              <w:bottom w:val="single" w:color="CCCCCC" w:sz="4"/>
-              <w:right w:val="single" w:color="CCCCCC" w:sz="4"/>
-            </w:tcBorders>
-            <w:tcMar>
-              <w:top w:type="dxa" w:w="80"/>
-              <w:left w:type="dxa" w:w="120"/>
-              <w:bottom w:type="dxa" w:w="80"/>
-              <w:right w:type="dxa" w:w="120"/>
-            </w:tcMar>
-          </w:tcPr>
-          <w:p>
-            <w:pPr>
-              <w:spacing w:after="0"/>
-            </w:pPr>
-            <w:r>
-              <w:rPr>
-                <w:rFonts w:ascii="Arial" w:cs="Arial" w:eastAsia="Arial" w:hAnsi="Arial"/>
-                <w:sz w:val="20"/>
-                <w:szCs w:val="20"/>
-              </w:rPr>
-              <w:t xml:space="preserve">140.1</w:t>
-            </w:r>
-          </w:p>
-        </w:tc>
-        <w:tc>
-          <w:tcPr>
-            <w:tcW w:type="dxa" w:w="1664"/>
-            <w:tcBorders>
-              <w:top w:val="single" w:color="CCCCCC" w:sz="4"/>
-              <w:left w:val="single" w:color="CCCCCC" w:sz="4"/>
-              <w:bottom w:val="single" w:color="CCCCCC" w:sz="4"/>
-              <w:right w:val="single" w:color="CCCCCC" w:sz="4"/>
-            </w:tcBorders>
-            <w:tcMar>
-              <w:top w:type="dxa" w:w="80"/>
-              <w:left w:type="dxa" w:w="120"/>
-              <w:bottom w:type="dxa" w:w="80"/>
-              <w:right w:type="dxa" w:w="120"/>
-            </w:tcMar>
-          </w:tcPr>
-          <w:p>
-            <w:pPr>
-              <w:spacing w:after="0"/>
-            </w:pPr>
-            <w:r>
-              <w:rPr>
-                <w:rFonts w:ascii="Arial" w:cs="Arial" w:eastAsia="Arial" w:hAnsi="Arial"/>
-                <w:sz w:val="20"/>
-                <w:szCs w:val="20"/>
-              </w:rPr>
-              <w:t xml:space="preserve">[126, 154]</w:t>
-            </w:r>
-          </w:p>
-        </w:tc>
-        <w:tc>
-          <w:tcPr>
-            <w:tcW w:type="dxa" w:w="1248"/>
-            <w:tcBorders>
-              <w:top w:val="single" w:color="CCCCCC" w:sz="4"/>
-              <w:left w:val="single" w:color="CCCCCC" w:sz="4"/>
-              <w:bottom w:val="single" w:color="CCCCCC" w:sz="4"/>
-              <w:right w:val="single" w:color="CCCCCC" w:sz="4"/>
-            </w:tcBorders>
-            <w:tcMar>
-              <w:top w:type="dxa" w:w="80"/>
-              <w:left w:type="dxa" w:w="120"/>
-              <w:bottom w:type="dxa" w:w="80"/>
-              <w:right w:type="dxa" w:w="120"/>
-            </w:tcMar>
-          </w:tcPr>
-          <w:p>
-            <w:pPr>
-              <w:spacing w:after="0"/>
-            </w:pPr>
-            <w:r>
-              <w:rPr>
-                <w:rFonts w:ascii="Arial" w:cs="Arial" w:eastAsia="Arial" w:hAnsi="Arial"/>
-                <w:sz w:val="20"/>
-                <w:szCs w:val="20"/>
-              </w:rPr>
-              <w:t xml:space="preserve">98.7</w:t>
-            </w:r>
-          </w:p>
-        </w:tc>
-        <w:tc>
-          <w:tcPr>
-            <w:tcW w:type="dxa" w:w="1248"/>
-            <w:tcBorders>
-              <w:top w:val="single" w:color="CCCCCC" w:sz="4"/>
-              <w:left w:val="single" w:color="CCCCCC" w:sz="4"/>
-              <w:bottom w:val="single" w:color="CCCCCC" w:sz="4"/>
-              <w:right w:val="single" w:color="CCCCCC" w:sz="4"/>
-            </w:tcBorders>
-            <w:tcMar>
-              <w:top w:type="dxa" w:w="80"/>
-              <w:left w:type="dxa" w:w="120"/>
-              <w:bottom w:type="dxa" w:w="80"/>
-              <w:right w:type="dxa" w:w="120"/>
-            </w:tcMar>
-          </w:tcPr>
-          <w:p>
-            <w:pPr>
-              <w:spacing w:after="0"/>
-            </w:pPr>
-            <w:r>
-              <w:rPr>
-                <w:rFonts w:ascii="Arial" w:cs="Arial" w:eastAsia="Arial" w:hAnsi="Arial"/>
-                <w:sz w:val="20"/>
-                <w:szCs w:val="20"/>
-              </w:rPr>
-              <w:t xml:space="preserve">Sr-Ca-Ti</w:t>
-            </w:r>
-          </w:p>
-        </w:tc>
-      </w:tr>
-      <w:tr>
-        <w:tc>
-          <w:tcPr>
-            <w:tcW w:type="dxa" w:w="832"/>
-            <w:tcBorders>
-              <w:top w:val="single" w:color="CCCCCC" w:sz="4"/>
-              <w:left w:val="single" w:color="CCCCCC" w:sz="4"/>
-              <w:bottom w:val="single" w:color="CCCCCC" w:sz="4"/>
-              <w:right w:val="single" w:color="CCCCCC" w:sz="4"/>
-            </w:tcBorders>
-            <w:tcMar>
-              <w:top w:type="dxa" w:w="80"/>
-              <w:left w:type="dxa" w:w="120"/>
-              <w:bottom w:type="dxa" w:w="80"/>
-              <w:right w:type="dxa" w:w="120"/>
-            </w:tcMar>
-          </w:tcPr>
-          <w:p>
-            <w:pPr>
-              <w:spacing w:after="0"/>
-            </w:pPr>
-            <w:r>
-              <w:rPr>
-                <w:rFonts w:ascii="Arial" w:cs="Arial" w:eastAsia="Arial" w:hAnsi="Arial"/>
-                <w:sz w:val="20"/>
-                <w:szCs w:val="20"/>
-              </w:rPr>
-              <w:t xml:space="preserve">2</w:t>
-            </w:r>
-          </w:p>
-        </w:tc>
-        <w:tc>
-          <w:tcPr>
-            <w:tcW w:type="dxa" w:w="2912"/>
-            <w:tcBorders>
-              <w:top w:val="single" w:color="CCCCCC" w:sz="4"/>
-              <w:left w:val="single" w:color="CCCCCC" w:sz="4"/>
-              <w:bottom w:val="single" w:color="CCCCCC" w:sz="4"/>
-              <w:right w:val="single" w:color="CCCCCC" w:sz="4"/>
-            </w:tcBorders>
-            <w:tcMar>
-              <w:top w:type="dxa" w:w="80"/>
-              <w:left w:type="dxa" w:w="120"/>
-              <w:bottom w:type="dxa" w:w="80"/>
-              <w:right w:type="dxa" w:w="120"/>
-            </w:tcMar>
-          </w:tcPr>
-          <w:p>
-            <w:pPr>
-              <w:spacing w:after="0"/>
-            </w:pPr>
-            <w:r>
-              <w:rPr>
-                <w:rFonts w:ascii="Arial" w:cs="Arial" w:eastAsia="Arial" w:hAnsi="Arial"/>
-                <w:sz w:val="20"/>
-                <w:szCs w:val="20"/>
-              </w:rPr>
-              <w:t xml:space="preserve">Sr₀.₉Ca₀.₁TiO₃</w:t>
-            </w:r>
-          </w:p>
-        </w:tc>
-        <w:tc>
-          <w:tcPr>
-            <w:tcW w:type="dxa" w:w="1456"/>
-            <w:tcBorders>
-              <w:top w:val="single" w:color="CCCCCC" w:sz="4"/>
-              <w:left w:val="single" w:color="CCCCCC" w:sz="4"/>
-              <w:bottom w:val="single" w:color="CCCCCC" w:sz="4"/>
-              <w:right w:val="single" w:color="CCCCCC" w:sz="4"/>
-            </w:tcBorders>
-            <w:tcMar>
-              <w:top w:type="dxa" w:w="80"/>
-              <w:left w:type="dxa" w:w="120"/>
-              <w:bottom w:type="dxa" w:w="80"/>
-              <w:right w:type="dxa" w:w="120"/>
-            </w:tcMar>
-          </w:tcPr>
-          <w:p>
-            <w:pPr>
-              <w:spacing w:after="0"/>
-            </w:pPr>
-            <w:r>
-              <w:rPr>
-                <w:rFonts w:ascii="Arial" w:cs="Arial" w:eastAsia="Arial" w:hAnsi="Arial"/>
-                <w:sz w:val="20"/>
-                <w:szCs w:val="20"/>
-              </w:rPr>
-              <w:t xml:space="preserve">140.1</w:t>
-            </w:r>
-          </w:p>
-        </w:tc>
-        <w:tc>
-          <w:tcPr>
-            <w:tcW w:type="dxa" w:w="1664"/>
-            <w:tcBorders>
-              <w:top w:val="single" w:color="CCCCCC" w:sz="4"/>
-              <w:left w:val="single" w:color="CCCCCC" w:sz="4"/>
-              <w:bottom w:val="single" w:color="CCCCCC" w:sz="4"/>
-              <w:right w:val="single" w:color="CCCCCC" w:sz="4"/>
-            </w:tcBorders>
-            <w:tcMar>
-              <w:top w:type="dxa" w:w="80"/>
-              <w:left w:type="dxa" w:w="120"/>
-              <w:bottom w:type="dxa" w:w="80"/>
-              <w:right w:type="dxa" w:w="120"/>
-            </w:tcMar>
-          </w:tcPr>
-          <w:p>
-            <w:pPr>
-              <w:spacing w:after="0"/>
-            </w:pPr>
-            <w:r>
-              <w:rPr>
-                <w:rFonts w:ascii="Arial" w:cs="Arial" w:eastAsia="Arial" w:hAnsi="Arial"/>
-                <w:sz w:val="20"/>
-                <w:szCs w:val="20"/>
-              </w:rPr>
-              <w:t xml:space="preserve">[126, 154]</w:t>
-            </w:r>
-          </w:p>
-        </w:tc>
-        <w:tc>
-          <w:tcPr>
-            <w:tcW w:type="dxa" w:w="1248"/>
-            <w:tcBorders>
-              <w:top w:val="single" w:color="CCCCCC" w:sz="4"/>
-              <w:left w:val="single" w:color="CCCCCC" w:sz="4"/>
-              <w:bottom w:val="single" w:color="CCCCCC" w:sz="4"/>
-              <w:right w:val="single" w:color="CCCCCC" w:sz="4"/>
-            </w:tcBorders>
-            <w:tcMar>
-              <w:top w:type="dxa" w:w="80"/>
-              <w:left w:type="dxa" w:w="120"/>
-              <w:bottom w:type="dxa" w:w="80"/>
-              <w:right w:type="dxa" w:w="120"/>
-            </w:tcMar>
-          </w:tcPr>
-          <w:p>
-            <w:pPr>
-              <w:spacing w:after="0"/>
-            </w:pPr>
-            <w:r>
-              <w:rPr>
-                <w:rFonts w:ascii="Arial" w:cs="Arial" w:eastAsia="Arial" w:hAnsi="Arial"/>
-                <w:sz w:val="20"/>
-                <w:szCs w:val="20"/>
-              </w:rPr>
-              <w:t xml:space="preserve">97.8</w:t>
-            </w:r>
-          </w:p>
-        </w:tc>
-        <w:tc>
-          <w:tcPr>
-            <w:tcW w:type="dxa" w:w="1248"/>
-            <w:tcBorders>
-              <w:top w:val="single" w:color="CCCCCC" w:sz="4"/>
-              <w:left w:val="single" w:color="CCCCCC" w:sz="4"/>
-              <w:bottom w:val="single" w:color="CCCCCC" w:sz="4"/>
-              <w:right w:val="single" w:color="CCCCCC" w:sz="4"/>
-            </w:tcBorders>
-            <w:tcMar>
-              <w:top w:type="dxa" w:w="80"/>
-              <w:left w:type="dxa" w:w="120"/>
-              <w:bottom w:type="dxa" w:w="80"/>
-              <w:right w:type="dxa" w:w="120"/>
-            </w:tcMar>
-          </w:tcPr>
-          <w:p>
-            <w:pPr>
-              <w:spacing w:after="0"/>
-            </w:pPr>
-            <w:r>
-              <w:rPr>
-                <w:rFonts w:ascii="Arial" w:cs="Arial" w:eastAsia="Arial" w:hAnsi="Arial"/>
-                <w:sz w:val="20"/>
-                <w:szCs w:val="20"/>
-              </w:rPr>
-              <w:t xml:space="preserve">Sr-Ca-Ti</w:t>
-            </w:r>
-          </w:p>
-        </w:tc>
-      </w:tr>
-      <w:tr>
-        <w:tc>
-          <w:tcPr>
-            <w:tcW w:type="dxa" w:w="832"/>
-            <w:tcBorders>
-              <w:top w:val="single" w:color="CCCCCC" w:sz="4"/>
-              <w:left w:val="single" w:color="CCCCCC" w:sz="4"/>
-              <w:bottom w:val="single" w:color="CCCCCC" w:sz="4"/>
-              <w:right w:val="single" w:color="CCCCCC" w:sz="4"/>
-            </w:tcBorders>
-            <w:tcMar>
-              <w:top w:type="dxa" w:w="80"/>
-              <w:left w:type="dxa" w:w="120"/>
-              <w:bottom w:type="dxa" w:w="80"/>
-              <w:right w:type="dxa" w:w="120"/>
-            </w:tcMar>
-          </w:tcPr>
-          <w:p>
-            <w:pPr>
-              <w:spacing w:after="0"/>
-            </w:pPr>
-            <w:r>
-              <w:rPr>
-                <w:rFonts w:ascii="Arial" w:cs="Arial" w:eastAsia="Arial" w:hAnsi="Arial"/>
-                <w:sz w:val="20"/>
-                <w:szCs w:val="20"/>
-              </w:rPr>
-              <w:t xml:space="preserve">3</w:t>
-            </w:r>
-          </w:p>
-        </w:tc>
-        <w:tc>
-          <w:tcPr>
-            <w:tcW w:type="dxa" w:w="2912"/>
-            <w:tcBorders>
-              <w:top w:val="single" w:color="CCCCCC" w:sz="4"/>
-              <w:left w:val="single" w:color="CCCCCC" w:sz="4"/>
-              <w:bottom w:val="single" w:color="CCCCCC" w:sz="4"/>
-              <w:right w:val="single" w:color="CCCCCC" w:sz="4"/>
-            </w:tcBorders>
-            <w:tcMar>
-              <w:top w:type="dxa" w:w="80"/>
-              <w:left w:type="dxa" w:w="120"/>
-              <w:bottom w:type="dxa" w:w="80"/>
-              <w:right w:type="dxa" w:w="120"/>
-            </w:tcMar>
-          </w:tcPr>
-          <w:p>
-            <w:pPr>
-              <w:spacing w:after="0"/>
-            </w:pPr>
-            <w:r>
-              <w:rPr>
-                <w:rFonts w:ascii="Arial" w:cs="Arial" w:eastAsia="Arial" w:hAnsi="Arial"/>
-                <w:sz w:val="20"/>
-                <w:szCs w:val="20"/>
-              </w:rPr>
-              <w:t xml:space="preserve">Sr₀.₉₅Ca₀.₀₅TiO₃</w:t>
-            </w:r>
-          </w:p>
-        </w:tc>
-        <w:tc>
-          <w:tcPr>
-            <w:tcW w:type="dxa" w:w="1456"/>
-            <w:tcBorders>
-              <w:top w:val="single" w:color="CCCCCC" w:sz="4"/>
-              <w:left w:val="single" w:color="CCCCCC" w:sz="4"/>
-              <w:bottom w:val="single" w:color="CCCCCC" w:sz="4"/>
-              <w:right w:val="single" w:color="CCCCCC" w:sz="4"/>
-            </w:tcBorders>
-            <w:tcMar>
-              <w:top w:type="dxa" w:w="80"/>
-              <w:left w:type="dxa" w:w="120"/>
-              <w:bottom w:type="dxa" w:w="80"/>
-              <w:right w:type="dxa" w:w="120"/>
-            </w:tcMar>
-          </w:tcPr>
-          <w:p>
-            <w:pPr>
-              <w:spacing w:after="0"/>
-            </w:pPr>
-            <w:r>
-              <w:rPr>
-                <w:rFonts w:ascii="Arial" w:cs="Arial" w:eastAsia="Arial" w:hAnsi="Arial"/>
-                <w:sz w:val="20"/>
-                <w:szCs w:val="20"/>
-              </w:rPr>
-              <w:t xml:space="preserve">139.9</w:t>
-            </w:r>
-          </w:p>
-        </w:tc>
-        <w:tc>
-          <w:tcPr>
-            <w:tcW w:type="dxa" w:w="1664"/>
-            <w:tcBorders>
-              <w:top w:val="single" w:color="CCCCCC" w:sz="4"/>
-              <w:left w:val="single" w:color="CCCCCC" w:sz="4"/>
-              <w:bottom w:val="single" w:color="CCCCCC" w:sz="4"/>
-              <w:right w:val="single" w:color="CCCCCC" w:sz="4"/>
-            </w:tcBorders>
-            <w:tcMar>
-              <w:top w:type="dxa" w:w="80"/>
-              <w:left w:type="dxa" w:w="120"/>
-              <w:bottom w:type="dxa" w:w="80"/>
-              <w:right w:type="dxa" w:w="120"/>
-            </w:tcMar>
-          </w:tcPr>
-          <w:p>
-            <w:pPr>
-              <w:spacing w:after="0"/>
-            </w:pPr>
-            <w:r>
-              <w:rPr>
-                <w:rFonts w:ascii="Arial" w:cs="Arial" w:eastAsia="Arial" w:hAnsi="Arial"/>
-                <w:sz w:val="20"/>
-                <w:szCs w:val="20"/>
-              </w:rPr>
-              <w:t xml:space="preserve">[126, 154]</w:t>
-            </w:r>
-          </w:p>
-        </w:tc>
-        <w:tc>
-          <w:tcPr>
-            <w:tcW w:type="dxa" w:w="1248"/>
-            <w:tcBorders>
-              <w:top w:val="single" w:color="CCCCCC" w:sz="4"/>
-              <w:left w:val="single" w:color="CCCCCC" w:sz="4"/>
-              <w:bottom w:val="single" w:color="CCCCCC" w:sz="4"/>
-              <w:right w:val="single" w:color="CCCCCC" w:sz="4"/>
-            </w:tcBorders>
-            <w:tcMar>
-              <w:top w:type="dxa" w:w="80"/>
-              <w:left w:type="dxa" w:w="120"/>
-              <w:bottom w:type="dxa" w:w="80"/>
-              <w:right w:type="dxa" w:w="120"/>
-            </w:tcMar>
-          </w:tcPr>
-          <w:p>
-            <w:pPr>
-              <w:spacing w:after="0"/>
-            </w:pPr>
-            <w:r>
-              <w:rPr>
-                <w:rFonts w:ascii="Arial" w:cs="Arial" w:eastAsia="Arial" w:hAnsi="Arial"/>
-                <w:sz w:val="20"/>
-                <w:szCs w:val="20"/>
-              </w:rPr>
-              <w:t xml:space="preserve">96.7</w:t>
-            </w:r>
-          </w:p>
-        </w:tc>
-        <w:tc>
-          <w:tcPr>
-            <w:tcW w:type="dxa" w:w="1248"/>
-            <w:tcBorders>
-              <w:top w:val="single" w:color="CCCCCC" w:sz="4"/>
-              <w:left w:val="single" w:color="CCCCCC" w:sz="4"/>
-              <w:bottom w:val="single" w:color="CCCCCC" w:sz="4"/>
-              <w:right w:val="single" w:color="CCCCCC" w:sz="4"/>
-            </w:tcBorders>
-            <w:tcMar>
-              <w:top w:type="dxa" w:w="80"/>
-              <w:left w:type="dxa" w:w="120"/>
-              <w:bottom w:type="dxa" w:w="80"/>
-              <w:right w:type="dxa" w:w="120"/>
-            </w:tcMar>
-          </w:tcPr>
-          <w:p>
-            <w:pPr>
-              <w:spacing w:after="0"/>
-            </w:pPr>
-            <w:r>
-              <w:rPr>
-                <w:rFonts w:ascii="Arial" w:cs="Arial" w:eastAsia="Arial" w:hAnsi="Arial"/>
-                <w:sz w:val="20"/>
-                <w:szCs w:val="20"/>
-              </w:rPr>
-              <w:t xml:space="preserve">Sr-Ca-Ti</w:t>
-            </w:r>
-          </w:p>
-        </w:tc>
-      </w:tr>
-      <w:tr>
-        <w:tc>
-          <w:tcPr>
-            <w:tcW w:type="dxa" w:w="832"/>
-            <w:tcBorders>
-              <w:top w:val="single" w:color="CCCCCC" w:sz="4"/>
-              <w:left w:val="single" w:color="CCCCCC" w:sz="4"/>
-              <w:bottom w:val="single" w:color="CCCCCC" w:sz="4"/>
-              <w:right w:val="single" w:color="CCCCCC" w:sz="4"/>
-            </w:tcBorders>
-            <w:tcMar>
-              <w:top w:type="dxa" w:w="80"/>
-              <w:left w:type="dxa" w:w="120"/>
-              <w:bottom w:type="dxa" w:w="80"/>
-              <w:right w:type="dxa" w:w="120"/>
-            </w:tcMar>
-          </w:tcPr>
-          <w:p>
-            <w:pPr>
-              <w:spacing w:after="0"/>
-            </w:pPr>
-            <w:r>
-              <w:rPr>
-                <w:rFonts w:ascii="Arial" w:cs="Arial" w:eastAsia="Arial" w:hAnsi="Arial"/>
-                <w:sz w:val="20"/>
-                <w:szCs w:val="20"/>
-              </w:rPr>
-              <w:t xml:space="preserve">4</w:t>
-            </w:r>
-          </w:p>
-        </w:tc>
-        <w:tc>
-          <w:tcPr>
-            <w:tcW w:type="dxa" w:w="2912"/>
-            <w:tcBorders>
-              <w:top w:val="single" w:color="CCCCCC" w:sz="4"/>
-              <w:left w:val="single" w:color="CCCCCC" w:sz="4"/>
-              <w:bottom w:val="single" w:color="CCCCCC" w:sz="4"/>
-              <w:right w:val="single" w:color="CCCCCC" w:sz="4"/>
-            </w:tcBorders>
-            <w:tcMar>
-              <w:top w:type="dxa" w:w="80"/>
-              <w:left w:type="dxa" w:w="120"/>
-              <w:bottom w:type="dxa" w:w="80"/>
-              <w:right w:type="dxa" w:w="120"/>
-            </w:tcMar>
-          </w:tcPr>
-          <w:p>
-            <w:pPr>
-              <w:spacing w:after="0"/>
-            </w:pPr>
-            <w:r>
-              <w:rPr>
-                <w:rFonts w:ascii="Arial" w:cs="Arial" w:eastAsia="Arial" w:hAnsi="Arial"/>
-                <w:sz w:val="20"/>
-                <w:szCs w:val="20"/>
-              </w:rPr>
-              <w:t xml:space="preserve">Sr₀.₅Ca₀.₅TiO₃</w:t>
-            </w:r>
-          </w:p>
-        </w:tc>
-        <w:tc>
-          <w:tcPr>
-            <w:tcW w:type="dxa" w:w="1456"/>
-            <w:tcBorders>
-              <w:top w:val="single" w:color="CCCCCC" w:sz="4"/>
-              <w:left w:val="single" w:color="CCCCCC" w:sz="4"/>
-              <w:bottom w:val="single" w:color="CCCCCC" w:sz="4"/>
-              <w:right w:val="single" w:color="CCCCCC" w:sz="4"/>
-            </w:tcBorders>
-            <w:tcMar>
-              <w:top w:type="dxa" w:w="80"/>
-              <w:left w:type="dxa" w:w="120"/>
-              <w:bottom w:type="dxa" w:w="80"/>
-              <w:right w:type="dxa" w:w="120"/>
-            </w:tcMar>
-          </w:tcPr>
-          <w:p>
-            <w:pPr>
-              <w:spacing w:after="0"/>
-            </w:pPr>
-            <w:r>
-              <w:rPr>
-                <w:rFonts w:ascii="Arial" w:cs="Arial" w:eastAsia="Arial" w:hAnsi="Arial"/>
-                <w:sz w:val="20"/>
-                <w:szCs w:val="20"/>
-              </w:rPr>
-              <w:t xml:space="preserve">138.4</w:t>
-            </w:r>
-          </w:p>
-        </w:tc>
-        <w:tc>
-          <w:tcPr>
-            <w:tcW w:type="dxa" w:w="1664"/>
-            <w:tcBorders>
-              <w:top w:val="single" w:color="CCCCCC" w:sz="4"/>
-              <w:left w:val="single" w:color="CCCCCC" w:sz="4"/>
-              <w:bottom w:val="single" w:color="CCCCCC" w:sz="4"/>
-              <w:right w:val="single" w:color="CCCCCC" w:sz="4"/>
-            </w:tcBorders>
-            <w:tcMar>
-              <w:top w:type="dxa" w:w="80"/>
-              <w:left w:type="dxa" w:w="120"/>
-              <w:bottom w:type="dxa" w:w="80"/>
-              <w:right w:type="dxa" w:w="120"/>
-            </w:tcMar>
-          </w:tcPr>
-          <w:p>
-            <w:pPr>
-              <w:spacing w:after="0"/>
-            </w:pPr>
-            <w:r>
-              <w:rPr>
-                <w:rFonts w:ascii="Arial" w:cs="Arial" w:eastAsia="Arial" w:hAnsi="Arial"/>
-                <w:sz w:val="20"/>
-                <w:szCs w:val="20"/>
-              </w:rPr>
-              <w:t xml:space="preserve">[124, 153]</w:t>
-            </w:r>
-          </w:p>
-        </w:tc>
-        <w:tc>
-          <w:tcPr>
-            <w:tcW w:type="dxa" w:w="1248"/>
-            <w:tcBorders>
-              <w:top w:val="single" w:color="CCCCCC" w:sz="4"/>
-              <w:left w:val="single" w:color="CCCCCC" w:sz="4"/>
-              <w:bottom w:val="single" w:color="CCCCCC" w:sz="4"/>
-              <w:right w:val="single" w:color="CCCCCC" w:sz="4"/>
-            </w:tcBorders>
-            <w:tcMar>
-              <w:top w:type="dxa" w:w="80"/>
-              <w:left w:type="dxa" w:w="120"/>
-              <w:bottom w:type="dxa" w:w="80"/>
-              <w:right w:type="dxa" w:w="120"/>
-            </w:tcMar>
-          </w:tcPr>
-          <w:p>
-            <w:pPr>
-              <w:spacing w:after="0"/>
-            </w:pPr>
-            <w:r>
-              <w:rPr>
-                <w:rFonts w:ascii="Arial" w:cs="Arial" w:eastAsia="Arial" w:hAnsi="Arial"/>
-                <w:sz w:val="20"/>
-                <w:szCs w:val="20"/>
-              </w:rPr>
-              <w:t xml:space="preserve">102.4</w:t>
-            </w:r>
-          </w:p>
-        </w:tc>
-        <w:tc>
-          <w:tcPr>
-            <w:tcW w:type="dxa" w:w="1248"/>
-            <w:tcBorders>
-              <w:top w:val="single" w:color="CCCCCC" w:sz="4"/>
-              <w:left w:val="single" w:color="CCCCCC" w:sz="4"/>
-              <w:bottom w:val="single" w:color="CCCCCC" w:sz="4"/>
-              <w:right w:val="single" w:color="CCCCCC" w:sz="4"/>
-            </w:tcBorders>
-            <w:tcMar>
-              <w:top w:type="dxa" w:w="80"/>
-              <w:left w:type="dxa" w:w="120"/>
-              <w:bottom w:type="dxa" w:w="80"/>
-              <w:right w:type="dxa" w:w="120"/>
-            </w:tcMar>
-          </w:tcPr>
-          <w:p>
-            <w:pPr>
-              <w:spacing w:after="0"/>
-            </w:pPr>
-            <w:r>
-              <w:rPr>
-                <w:rFonts w:ascii="Arial" w:cs="Arial" w:eastAsia="Arial" w:hAnsi="Arial"/>
-                <w:sz w:val="20"/>
-                <w:szCs w:val="20"/>
-              </w:rPr>
-              <w:t xml:space="preserve">Sr-Ca-Ti</w:t>
-            </w:r>
-          </w:p>
-        </w:tc>
-      </w:tr>
-      <w:tr>
-        <w:tc>
-          <w:tcPr>
-            <w:tcW w:type="dxa" w:w="832"/>
-            <w:tcBorders>
-              <w:top w:val="single" w:color="CCCCCC" w:sz="4"/>
-              <w:left w:val="single" w:color="CCCCCC" w:sz="4"/>
-              <w:bottom w:val="single" w:color="CCCCCC" w:sz="4"/>
-              <w:right w:val="single" w:color="CCCCCC" w:sz="4"/>
-            </w:tcBorders>
-            <w:tcMar>
-              <w:top w:type="dxa" w:w="80"/>
-              <w:left w:type="dxa" w:w="120"/>
-              <w:bottom w:type="dxa" w:w="80"/>
-              <w:right w:type="dxa" w:w="120"/>
-            </w:tcMar>
-          </w:tcPr>
-          <w:p>
-            <w:pPr>
-              <w:spacing w:after="0"/>
-            </w:pPr>
-            <w:r>
-              <w:rPr>
-                <w:rFonts w:ascii="Arial" w:cs="Arial" w:eastAsia="Arial" w:hAnsi="Arial"/>
-                <w:sz w:val="20"/>
-                <w:szCs w:val="20"/>
-              </w:rPr>
-              <w:t xml:space="preserve">5</w:t>
-            </w:r>
-          </w:p>
-        </w:tc>
-        <w:tc>
-          <w:tcPr>
-            <w:tcW w:type="dxa" w:w="2912"/>
-            <w:tcBorders>
-              <w:top w:val="single" w:color="CCCCCC" w:sz="4"/>
-              <w:left w:val="single" w:color="CCCCCC" w:sz="4"/>
-              <w:bottom w:val="single" w:color="CCCCCC" w:sz="4"/>
-              <w:right w:val="single" w:color="CCCCCC" w:sz="4"/>
-            </w:tcBorders>
-            <w:tcMar>
-              <w:top w:type="dxa" w:w="80"/>
-              <w:left w:type="dxa" w:w="120"/>
-              <w:bottom w:type="dxa" w:w="80"/>
-              <w:right w:type="dxa" w:w="120"/>
-            </w:tcMar>
-          </w:tcPr>
-          <w:p>
-            <w:pPr>
-              <w:spacing w:after="0"/>
-            </w:pPr>
-            <w:r>
-              <w:rPr>
-                <w:rFonts w:ascii="Arial" w:cs="Arial" w:eastAsia="Arial" w:hAnsi="Arial"/>
-                <w:sz w:val="20"/>
-                <w:szCs w:val="20"/>
-              </w:rPr>
-              <w:t xml:space="preserve">Ca₀.₉₅Sm₀.₀₅Zr₀.₂Ti₀.₈O₃</w:t>
-            </w:r>
-          </w:p>
-        </w:tc>
-        <w:tc>
-          <w:tcPr>
-            <w:tcW w:type="dxa" w:w="1456"/>
-            <w:tcBorders>
-              <w:top w:val="single" w:color="CCCCCC" w:sz="4"/>
-              <w:left w:val="single" w:color="CCCCCC" w:sz="4"/>
-              <w:bottom w:val="single" w:color="CCCCCC" w:sz="4"/>
-              <w:right w:val="single" w:color="CCCCCC" w:sz="4"/>
-            </w:tcBorders>
-            <w:tcMar>
-              <w:top w:type="dxa" w:w="80"/>
-              <w:left w:type="dxa" w:w="120"/>
-              <w:bottom w:type="dxa" w:w="80"/>
-              <w:right w:type="dxa" w:w="120"/>
-            </w:tcMar>
-          </w:tcPr>
-          <w:p>
-            <w:pPr>
-              <w:spacing w:after="0"/>
-            </w:pPr>
-            <w:r>
-              <w:rPr>
-                <w:rFonts w:ascii="Arial" w:cs="Arial" w:eastAsia="Arial" w:hAnsi="Arial"/>
-                <w:sz w:val="20"/>
-                <w:szCs w:val="20"/>
-              </w:rPr>
-              <w:t xml:space="preserve">135.4</w:t>
-            </w:r>
-          </w:p>
-        </w:tc>
-        <w:tc>
-          <w:tcPr>
-            <w:tcW w:type="dxa" w:w="1664"/>
-            <w:tcBorders>
-              <w:top w:val="single" w:color="CCCCCC" w:sz="4"/>
-              <w:left w:val="single" w:color="CCCCCC" w:sz="4"/>
-              <w:bottom w:val="single" w:color="CCCCCC" w:sz="4"/>
-              <w:right w:val="single" w:color="CCCCCC" w:sz="4"/>
-            </w:tcBorders>
-            <w:tcMar>
-              <w:top w:type="dxa" w:w="80"/>
-              <w:left w:type="dxa" w:w="120"/>
-              <w:bottom w:type="dxa" w:w="80"/>
-              <w:right w:type="dxa" w:w="120"/>
-            </w:tcMar>
-          </w:tcPr>
-          <w:p>
-            <w:pPr>
-              <w:spacing w:after="0"/>
-            </w:pPr>
-            <w:r>
-              <w:rPr>
-                <w:rFonts w:ascii="Arial" w:cs="Arial" w:eastAsia="Arial" w:hAnsi="Arial"/>
-                <w:sz w:val="20"/>
-                <w:szCs w:val="20"/>
-              </w:rPr>
-              <w:t xml:space="preserve">[121, 150]</w:t>
-            </w:r>
-          </w:p>
-        </w:tc>
-        <w:tc>
-          <w:tcPr>
-            <w:tcW w:type="dxa" w:w="1248"/>
-            <w:tcBorders>
-              <w:top w:val="single" w:color="CCCCCC" w:sz="4"/>
-              <w:left w:val="single" w:color="CCCCCC" w:sz="4"/>
-              <w:bottom w:val="single" w:color="CCCCCC" w:sz="4"/>
-              <w:right w:val="single" w:color="CCCCCC" w:sz="4"/>
-            </w:tcBorders>
-            <w:tcMar>
-              <w:top w:type="dxa" w:w="80"/>
-              <w:left w:type="dxa" w:w="120"/>
-              <w:bottom w:type="dxa" w:w="80"/>
-              <w:right w:type="dxa" w:w="120"/>
-            </w:tcMar>
-          </w:tcPr>
-          <w:p>
-            <w:pPr>
-              <w:spacing w:after="0"/>
-            </w:pPr>
-            <w:r>
-              <w:rPr>
-                <w:rFonts w:ascii="Arial" w:cs="Arial" w:eastAsia="Arial" w:hAnsi="Arial"/>
-                <w:sz w:val="20"/>
-                <w:szCs w:val="20"/>
-              </w:rPr>
-              <w:t xml:space="preserve">104.9</w:t>
-            </w:r>
-          </w:p>
-        </w:tc>
-        <w:tc>
-          <w:tcPr>
-            <w:tcW w:type="dxa" w:w="1248"/>
-            <w:tcBorders>
-              <w:top w:val="single" w:color="CCCCCC" w:sz="4"/>
-              <w:left w:val="single" w:color="CCCCCC" w:sz="4"/>
-              <w:bottom w:val="single" w:color="CCCCCC" w:sz="4"/>
-              <w:right w:val="single" w:color="CCCCCC" w:sz="4"/>
-            </w:tcBorders>
-            <w:tcMar>
-              <w:top w:type="dxa" w:w="80"/>
-              <w:left w:type="dxa" w:w="120"/>
-              <w:bottom w:type="dxa" w:w="80"/>
-              <w:right w:type="dxa" w:w="120"/>
-            </w:tcMar>
-          </w:tcPr>
-          <w:p>
-            <w:pPr>
-              <w:spacing w:after="0"/>
-            </w:pPr>
-            <w:r>
-              <w:rPr>
-                <w:rFonts w:ascii="Arial" w:cs="Arial" w:eastAsia="Arial" w:hAnsi="Arial"/>
-                <w:sz w:val="20"/>
-                <w:szCs w:val="20"/>
-              </w:rPr>
-              <w:t xml:space="preserve">Ca-Sm-Zr-Ti</w:t>
-            </w:r>
-          </w:p>
-        </w:tc>
-      </w:tr>
-      <w:tr>
-        <w:tc>
-          <w:tcPr>
-            <w:tcW w:type="dxa" w:w="832"/>
-            <w:tcBorders>
-              <w:top w:val="single" w:color="CCCCCC" w:sz="4"/>
-              <w:left w:val="single" w:color="CCCCCC" w:sz="4"/>
-              <w:bottom w:val="single" w:color="CCCCCC" w:sz="4"/>
-              <w:right w:val="single" w:color="CCCCCC" w:sz="4"/>
-            </w:tcBorders>
-            <w:tcMar>
-              <w:top w:type="dxa" w:w="80"/>
-              <w:left w:type="dxa" w:w="120"/>
-              <w:bottom w:type="dxa" w:w="80"/>
-              <w:right w:type="dxa" w:w="120"/>
-            </w:tcMar>
-          </w:tcPr>
-          <w:p>
-            <w:pPr>
-              <w:spacing w:after="0"/>
-            </w:pPr>
-            <w:r>
-              <w:rPr>
-                <w:rFonts w:ascii="Arial" w:cs="Arial" w:eastAsia="Arial" w:hAnsi="Arial"/>
-                <w:sz w:val="20"/>
-                <w:szCs w:val="20"/>
-              </w:rPr>
-              <w:t xml:space="preserve">6</w:t>
-            </w:r>
-          </w:p>
-        </w:tc>
-        <w:tc>
-          <w:tcPr>
-            <w:tcW w:type="dxa" w:w="2912"/>
-            <w:tcBorders>
-              <w:top w:val="single" w:color="CCCCCC" w:sz="4"/>
-              <w:left w:val="single" w:color="CCCCCC" w:sz="4"/>
-              <w:bottom w:val="single" w:color="CCCCCC" w:sz="4"/>
-              <w:right w:val="single" w:color="CCCCCC" w:sz="4"/>
-            </w:tcBorders>
-            <w:tcMar>
-              <w:top w:type="dxa" w:w="80"/>
-              <w:left w:type="dxa" w:w="120"/>
-              <w:bottom w:type="dxa" w:w="80"/>
-              <w:right w:type="dxa" w:w="120"/>
-            </w:tcMar>
-          </w:tcPr>
-          <w:p>
-            <w:pPr>
-              <w:spacing w:after="0"/>
-            </w:pPr>
-            <w:r>
-              <w:rPr>
-                <w:rFonts w:ascii="Arial" w:cs="Arial" w:eastAsia="Arial" w:hAnsi="Arial"/>
-                <w:sz w:val="20"/>
-                <w:szCs w:val="20"/>
-              </w:rPr>
-              <w:t xml:space="preserve">Ca₀.₉₅Nd₀.₀₅Zr₀.₂Ti₀.₈O₃</w:t>
-            </w:r>
-          </w:p>
-        </w:tc>
-        <w:tc>
-          <w:tcPr>
-            <w:tcW w:type="dxa" w:w="1456"/>
-            <w:tcBorders>
-              <w:top w:val="single" w:color="CCCCCC" w:sz="4"/>
-              <w:left w:val="single" w:color="CCCCCC" w:sz="4"/>
-              <w:bottom w:val="single" w:color="CCCCCC" w:sz="4"/>
-              <w:right w:val="single" w:color="CCCCCC" w:sz="4"/>
-            </w:tcBorders>
-            <w:tcMar>
-              <w:top w:type="dxa" w:w="80"/>
-              <w:left w:type="dxa" w:w="120"/>
-              <w:bottom w:type="dxa" w:w="80"/>
-              <w:right w:type="dxa" w:w="120"/>
-            </w:tcMar>
-          </w:tcPr>
-          <w:p>
-            <w:pPr>
-              <w:spacing w:after="0"/>
-            </w:pPr>
-            <w:r>
-              <w:rPr>
-                <w:rFonts w:ascii="Arial" w:cs="Arial" w:eastAsia="Arial" w:hAnsi="Arial"/>
-                <w:sz w:val="20"/>
-                <w:szCs w:val="20"/>
-              </w:rPr>
-              <w:t xml:space="preserve">135.4</w:t>
-            </w:r>
-          </w:p>
-        </w:tc>
-        <w:tc>
-          <w:tcPr>
-            <w:tcW w:type="dxa" w:w="1664"/>
-            <w:tcBorders>
-              <w:top w:val="single" w:color="CCCCCC" w:sz="4"/>
-              <w:left w:val="single" w:color="CCCCCC" w:sz="4"/>
-              <w:bottom w:val="single" w:color="CCCCCC" w:sz="4"/>
-              <w:right w:val="single" w:color="CCCCCC" w:sz="4"/>
-            </w:tcBorders>
-            <w:tcMar>
-              <w:top w:type="dxa" w:w="80"/>
-              <w:left w:type="dxa" w:w="120"/>
-              <w:bottom w:type="dxa" w:w="80"/>
-              <w:right w:type="dxa" w:w="120"/>
-            </w:tcMar>
-          </w:tcPr>
-          <w:p>
-            <w:pPr>
-              <w:spacing w:after="0"/>
-            </w:pPr>
-            <w:r>
-              <w:rPr>
-                <w:rFonts w:ascii="Arial" w:cs="Arial" w:eastAsia="Arial" w:hAnsi="Arial"/>
-                <w:sz w:val="20"/>
-                <w:szCs w:val="20"/>
-              </w:rPr>
-              <w:t xml:space="preserve">[121, 150]</w:t>
-            </w:r>
-          </w:p>
-        </w:tc>
-        <w:tc>
-          <w:tcPr>
-            <w:tcW w:type="dxa" w:w="1248"/>
-            <w:tcBorders>
-              <w:top w:val="single" w:color="CCCCCC" w:sz="4"/>
-              <w:left w:val="single" w:color="CCCCCC" w:sz="4"/>
-              <w:bottom w:val="single" w:color="CCCCCC" w:sz="4"/>
-              <w:right w:val="single" w:color="CCCCCC" w:sz="4"/>
-            </w:tcBorders>
-            <w:tcMar>
-              <w:top w:type="dxa" w:w="80"/>
-              <w:left w:type="dxa" w:w="120"/>
-              <w:bottom w:type="dxa" w:w="80"/>
-              <w:right w:type="dxa" w:w="120"/>
-            </w:tcMar>
-          </w:tcPr>
-          <w:p>
-            <w:pPr>
-              <w:spacing w:after="0"/>
-            </w:pPr>
-            <w:r>
-              <w:rPr>
-                <w:rFonts w:ascii="Arial" w:cs="Arial" w:eastAsia="Arial" w:hAnsi="Arial"/>
-                <w:sz w:val="20"/>
-                <w:szCs w:val="20"/>
-              </w:rPr>
-              <w:t xml:space="preserve">105.0</w:t>
-            </w:r>
-          </w:p>
-        </w:tc>
-        <w:tc>
-          <w:tcPr>
-            <w:tcW w:type="dxa" w:w="1248"/>
-            <w:tcBorders>
-              <w:top w:val="single" w:color="CCCCCC" w:sz="4"/>
-              <w:left w:val="single" w:color="CCCCCC" w:sz="4"/>
-              <w:bottom w:val="single" w:color="CCCCCC" w:sz="4"/>
-              <w:right w:val="single" w:color="CCCCCC" w:sz="4"/>
-            </w:tcBorders>
-            <w:tcMar>
-              <w:top w:type="dxa" w:w="80"/>
-              <w:left w:type="dxa" w:w="120"/>
-              <w:bottom w:type="dxa" w:w="80"/>
-              <w:right w:type="dxa" w:w="120"/>
-            </w:tcMar>
-          </w:tcPr>
-          <w:p>
-            <w:pPr>
-              <w:spacing w:after="0"/>
-            </w:pPr>
-            <w:r>
-              <w:rPr>
-                <w:rFonts w:ascii="Arial" w:cs="Arial" w:eastAsia="Arial" w:hAnsi="Arial"/>
-                <w:sz w:val="20"/>
-                <w:szCs w:val="20"/>
-              </w:rPr>
-              <w:t xml:space="preserve">Ca-Nd-Zr-Ti</w:t>
-            </w:r>
-          </w:p>
-        </w:tc>
-      </w:tr>
-      <w:tr>
-        <w:tc>
-          <w:tcPr>
-            <w:tcW w:type="dxa" w:w="832"/>
-            <w:tcBorders>
-              <w:top w:val="single" w:color="CCCCCC" w:sz="4"/>
-              <w:left w:val="single" w:color="CCCCCC" w:sz="4"/>
-              <w:bottom w:val="single" w:color="CCCCCC" w:sz="4"/>
-              <w:right w:val="single" w:color="CCCCCC" w:sz="4"/>
-            </w:tcBorders>
-            <w:tcMar>
-              <w:top w:type="dxa" w:w="80"/>
-              <w:left w:type="dxa" w:w="120"/>
-              <w:bottom w:type="dxa" w:w="80"/>
-              <w:right w:type="dxa" w:w="120"/>
-            </w:tcMar>
-          </w:tcPr>
-          <w:p>
-            <w:pPr>
-              <w:spacing w:after="0"/>
-            </w:pPr>
-            <w:r>
-              <w:rPr>
-                <w:rFonts w:ascii="Arial" w:cs="Arial" w:eastAsia="Arial" w:hAnsi="Arial"/>
-                <w:sz w:val="20"/>
-                <w:szCs w:val="20"/>
-              </w:rPr>
-              <w:t xml:space="preserve">7</w:t>
-            </w:r>
-          </w:p>
-        </w:tc>
-        <w:tc>
-          <w:tcPr>
-            <w:tcW w:type="dxa" w:w="2912"/>
-            <w:tcBorders>
-              <w:top w:val="single" w:color="CCCCCC" w:sz="4"/>
-              <w:left w:val="single" w:color="CCCCCC" w:sz="4"/>
-              <w:bottom w:val="single" w:color="CCCCCC" w:sz="4"/>
-              <w:right w:val="single" w:color="CCCCCC" w:sz="4"/>
-            </w:tcBorders>
-            <w:tcMar>
-              <w:top w:type="dxa" w:w="80"/>
-              <w:left w:type="dxa" w:w="120"/>
-              <w:bottom w:type="dxa" w:w="80"/>
-              <w:right w:type="dxa" w:w="120"/>
-            </w:tcMar>
-          </w:tcPr>
-          <w:p>
-            <w:pPr>
-              <w:spacing w:after="0"/>
-            </w:pPr>
-            <w:r>
-              <w:rPr>
-                <w:rFonts w:ascii="Arial" w:cs="Arial" w:eastAsia="Arial" w:hAnsi="Arial"/>
-                <w:sz w:val="20"/>
-                <w:szCs w:val="20"/>
-              </w:rPr>
-              <w:t xml:space="preserve">Sr₀.₈₂Ce₀.₁₈TiO₃</w:t>
-            </w:r>
-          </w:p>
-        </w:tc>
-        <w:tc>
-          <w:tcPr>
-            <w:tcW w:type="dxa" w:w="1456"/>
-            <w:tcBorders>
-              <w:top w:val="single" w:color="CCCCCC" w:sz="4"/>
-              <w:left w:val="single" w:color="CCCCCC" w:sz="4"/>
-              <w:bottom w:val="single" w:color="CCCCCC" w:sz="4"/>
-              <w:right w:val="single" w:color="CCCCCC" w:sz="4"/>
-            </w:tcBorders>
-            <w:tcMar>
-              <w:top w:type="dxa" w:w="80"/>
-              <w:left w:type="dxa" w:w="120"/>
-              <w:bottom w:type="dxa" w:w="80"/>
-              <w:right w:type="dxa" w:w="120"/>
-            </w:tcMar>
-          </w:tcPr>
-          <w:p>
-            <w:pPr>
-              <w:spacing w:after="0"/>
-            </w:pPr>
-            <w:r>
-              <w:rPr>
-                <w:rFonts w:ascii="Arial" w:cs="Arial" w:eastAsia="Arial" w:hAnsi="Arial"/>
-                <w:sz w:val="20"/>
-                <w:szCs w:val="20"/>
-              </w:rPr>
-              <w:t xml:space="preserve">132.8</w:t>
-            </w:r>
-          </w:p>
-        </w:tc>
-        <w:tc>
-          <w:tcPr>
-            <w:tcW w:type="dxa" w:w="1664"/>
-            <w:tcBorders>
-              <w:top w:val="single" w:color="CCCCCC" w:sz="4"/>
-              <w:left w:val="single" w:color="CCCCCC" w:sz="4"/>
-              <w:bottom w:val="single" w:color="CCCCCC" w:sz="4"/>
-              <w:right w:val="single" w:color="CCCCCC" w:sz="4"/>
-            </w:tcBorders>
-            <w:tcMar>
-              <w:top w:type="dxa" w:w="80"/>
-              <w:left w:type="dxa" w:w="120"/>
-              <w:bottom w:type="dxa" w:w="80"/>
-              <w:right w:type="dxa" w:w="120"/>
-            </w:tcMar>
-          </w:tcPr>
-          <w:p>
-            <w:pPr>
-              <w:spacing w:after="0"/>
-            </w:pPr>
-            <w:r>
-              <w:rPr>
-                <w:rFonts w:ascii="Arial" w:cs="Arial" w:eastAsia="Arial" w:hAnsi="Arial"/>
-                <w:sz w:val="20"/>
-                <w:szCs w:val="20"/>
-              </w:rPr>
-              <w:t xml:space="preserve">[118, 147]</w:t>
-            </w:r>
-          </w:p>
-        </w:tc>
-        <w:tc>
-          <w:tcPr>
-            <w:tcW w:type="dxa" w:w="1248"/>
-            <w:tcBorders>
-              <w:top w:val="single" w:color="CCCCCC" w:sz="4"/>
-              <w:left w:val="single" w:color="CCCCCC" w:sz="4"/>
-              <w:bottom w:val="single" w:color="CCCCCC" w:sz="4"/>
-              <w:right w:val="single" w:color="CCCCCC" w:sz="4"/>
-            </w:tcBorders>
-            <w:tcMar>
-              <w:top w:type="dxa" w:w="80"/>
-              <w:left w:type="dxa" w:w="120"/>
-              <w:bottom w:type="dxa" w:w="80"/>
-              <w:right w:type="dxa" w:w="120"/>
-            </w:tcMar>
-          </w:tcPr>
-          <w:p>
-            <w:pPr>
-              <w:spacing w:after="0"/>
-            </w:pPr>
-            <w:r>
-              <w:rPr>
-                <w:rFonts w:ascii="Arial" w:cs="Arial" w:eastAsia="Arial" w:hAnsi="Arial"/>
-                <w:sz w:val="20"/>
-                <w:szCs w:val="20"/>
-              </w:rPr>
-              <w:t xml:space="preserve">82.7</w:t>
-            </w:r>
-          </w:p>
-        </w:tc>
-        <w:tc>
-          <w:tcPr>
-            <w:tcW w:type="dxa" w:w="1248"/>
-            <w:tcBorders>
-              <w:top w:val="single" w:color="CCCCCC" w:sz="4"/>
-              <w:left w:val="single" w:color="CCCCCC" w:sz="4"/>
-              <w:bottom w:val="single" w:color="CCCCCC" w:sz="4"/>
-              <w:right w:val="single" w:color="CCCCCC" w:sz="4"/>
-            </w:tcBorders>
-            <w:tcMar>
-              <w:top w:type="dxa" w:w="80"/>
-              <w:left w:type="dxa" w:w="120"/>
-              <w:bottom w:type="dxa" w:w="80"/>
-              <w:right w:type="dxa" w:w="120"/>
-            </w:tcMar>
-          </w:tcPr>
-          <w:p>
-            <w:pPr>
-              <w:spacing w:after="0"/>
-            </w:pPr>
-            <w:r>
-              <w:rPr>
-                <w:rFonts w:ascii="Arial" w:cs="Arial" w:eastAsia="Arial" w:hAnsi="Arial"/>
-                <w:sz w:val="20"/>
-                <w:szCs w:val="20"/>
-              </w:rPr>
-              <w:t xml:space="preserve">Sr-Ce-Ti</w:t>
-            </w:r>
-          </w:p>
-        </w:tc>
-      </w:tr>
-      <w:tr>
-        <w:tc>
-          <w:tcPr>
-            <w:tcW w:type="dxa" w:w="832"/>
-            <w:tcBorders>
-              <w:top w:val="single" w:color="CCCCCC" w:sz="4"/>
-              <w:left w:val="single" w:color="CCCCCC" w:sz="4"/>
-              <w:bottom w:val="single" w:color="CCCCCC" w:sz="4"/>
-              <w:right w:val="single" w:color="CCCCCC" w:sz="4"/>
-            </w:tcBorders>
-            <w:tcMar>
-              <w:top w:type="dxa" w:w="80"/>
-              <w:left w:type="dxa" w:w="120"/>
-              <w:bottom w:type="dxa" w:w="80"/>
-              <w:right w:type="dxa" w:w="120"/>
-            </w:tcMar>
-          </w:tcPr>
-          <w:p>
-            <w:pPr>
-              <w:spacing w:after="0"/>
-            </w:pPr>
-            <w:r>
-              <w:rPr>
-                <w:rFonts w:ascii="Arial" w:cs="Arial" w:eastAsia="Arial" w:hAnsi="Arial"/>
-                <w:sz w:val="20"/>
-                <w:szCs w:val="20"/>
-              </w:rPr>
-              <w:t xml:space="preserve">8</w:t>
-            </w:r>
-          </w:p>
-        </w:tc>
-        <w:tc>
-          <w:tcPr>
-            <w:tcW w:type="dxa" w:w="2912"/>
-            <w:tcBorders>
-              <w:top w:val="single" w:color="CCCCCC" w:sz="4"/>
-              <w:left w:val="single" w:color="CCCCCC" w:sz="4"/>
-              <w:bottom w:val="single" w:color="CCCCCC" w:sz="4"/>
-              <w:right w:val="single" w:color="CCCCCC" w:sz="4"/>
-            </w:tcBorders>
-            <w:tcMar>
-              <w:top w:type="dxa" w:w="80"/>
-              <w:left w:type="dxa" w:w="120"/>
-              <w:bottom w:type="dxa" w:w="80"/>
-              <w:right w:type="dxa" w:w="120"/>
-            </w:tcMar>
-          </w:tcPr>
-          <w:p>
-            <w:pPr>
-              <w:spacing w:after="0"/>
-            </w:pPr>
-            <w:r>
-              <w:rPr>
-                <w:rFonts w:ascii="Arial" w:cs="Arial" w:eastAsia="Arial" w:hAnsi="Arial"/>
-                <w:sz w:val="20"/>
-                <w:szCs w:val="20"/>
-              </w:rPr>
-              <w:t xml:space="preserve">La₀.₄Na₀.₆TiO₃</w:t>
-            </w:r>
-          </w:p>
-        </w:tc>
-        <w:tc>
-          <w:tcPr>
-            <w:tcW w:type="dxa" w:w="1456"/>
-            <w:tcBorders>
-              <w:top w:val="single" w:color="CCCCCC" w:sz="4"/>
-              <w:left w:val="single" w:color="CCCCCC" w:sz="4"/>
-              <w:bottom w:val="single" w:color="CCCCCC" w:sz="4"/>
-              <w:right w:val="single" w:color="CCCCCC" w:sz="4"/>
-            </w:tcBorders>
-            <w:tcMar>
-              <w:top w:type="dxa" w:w="80"/>
-              <w:left w:type="dxa" w:w="120"/>
-              <w:bottom w:type="dxa" w:w="80"/>
-              <w:right w:type="dxa" w:w="120"/>
-            </w:tcMar>
-          </w:tcPr>
-          <w:p>
-            <w:pPr>
-              <w:spacing w:after="0"/>
-            </w:pPr>
-            <w:r>
-              <w:rPr>
-                <w:rFonts w:ascii="Arial" w:cs="Arial" w:eastAsia="Arial" w:hAnsi="Arial"/>
-                <w:sz w:val="20"/>
-                <w:szCs w:val="20"/>
-              </w:rPr>
-              <w:t xml:space="preserve">130.1</w:t>
-            </w:r>
-          </w:p>
-        </w:tc>
-        <w:tc>
-          <w:tcPr>
-            <w:tcW w:type="dxa" w:w="1664"/>
-            <w:tcBorders>
-              <w:top w:val="single" w:color="CCCCCC" w:sz="4"/>
-              <w:left w:val="single" w:color="CCCCCC" w:sz="4"/>
-              <w:bottom w:val="single" w:color="CCCCCC" w:sz="4"/>
-              <w:right w:val="single" w:color="CCCCCC" w:sz="4"/>
-            </w:tcBorders>
-            <w:tcMar>
-              <w:top w:type="dxa" w:w="80"/>
-              <w:left w:type="dxa" w:w="120"/>
-              <w:bottom w:type="dxa" w:w="80"/>
-              <w:right w:type="dxa" w:w="120"/>
-            </w:tcMar>
-          </w:tcPr>
-          <w:p>
-            <w:pPr>
-              <w:spacing w:after="0"/>
-            </w:pPr>
-            <w:r>
-              <w:rPr>
-                <w:rFonts w:ascii="Arial" w:cs="Arial" w:eastAsia="Arial" w:hAnsi="Arial"/>
-                <w:sz w:val="20"/>
-                <w:szCs w:val="20"/>
-              </w:rPr>
-              <w:t xml:space="preserve">[116, 144]</w:t>
-            </w:r>
-          </w:p>
-        </w:tc>
-        <w:tc>
-          <w:tcPr>
-            <w:tcW w:type="dxa" w:w="1248"/>
-            <w:tcBorders>
-              <w:top w:val="single" w:color="CCCCCC" w:sz="4"/>
-              <w:left w:val="single" w:color="CCCCCC" w:sz="4"/>
-              <w:bottom w:val="single" w:color="CCCCCC" w:sz="4"/>
-              <w:right w:val="single" w:color="CCCCCC" w:sz="4"/>
-            </w:tcBorders>
-            <w:tcMar>
-              <w:top w:type="dxa" w:w="80"/>
-              <w:left w:type="dxa" w:w="120"/>
-              <w:bottom w:type="dxa" w:w="80"/>
-              <w:right w:type="dxa" w:w="120"/>
-            </w:tcMar>
-          </w:tcPr>
-          <w:p>
-            <w:pPr>
-              <w:spacing w:after="0"/>
-            </w:pPr>
-            <w:r>
-              <w:rPr>
-                <w:rFonts w:ascii="Arial" w:cs="Arial" w:eastAsia="Arial" w:hAnsi="Arial"/>
-                <w:sz w:val="20"/>
-                <w:szCs w:val="20"/>
-              </w:rPr>
-              <w:t xml:space="preserve">111.0</w:t>
-            </w:r>
-          </w:p>
-        </w:tc>
-        <w:tc>
-          <w:tcPr>
-            <w:tcW w:type="dxa" w:w="1248"/>
-            <w:tcBorders>
-              <w:top w:val="single" w:color="CCCCCC" w:sz="4"/>
-              <w:left w:val="single" w:color="CCCCCC" w:sz="4"/>
-              <w:bottom w:val="single" w:color="CCCCCC" w:sz="4"/>
-              <w:right w:val="single" w:color="CCCCCC" w:sz="4"/>
-            </w:tcBorders>
-            <w:tcMar>
-              <w:top w:type="dxa" w:w="80"/>
-              <w:left w:type="dxa" w:w="120"/>
-              <w:bottom w:type="dxa" w:w="80"/>
-              <w:right w:type="dxa" w:w="120"/>
-            </w:tcMar>
-          </w:tcPr>
-          <w:p>
-            <w:pPr>
-              <w:spacing w:after="0"/>
-            </w:pPr>
-            <w:r>
-              <w:rPr>
-                <w:rFonts w:ascii="Arial" w:cs="Arial" w:eastAsia="Arial" w:hAnsi="Arial"/>
-                <w:sz w:val="20"/>
-                <w:szCs w:val="20"/>
-              </w:rPr>
-              <w:t xml:space="preserve">La-Na-Ti</w:t>
-            </w:r>
-          </w:p>
-        </w:tc>
-      </w:tr>
-      <w:tr>
-        <w:tc>
-          <w:tcPr>
-            <w:tcW w:type="dxa" w:w="832"/>
-            <w:tcBorders>
-              <w:top w:val="single" w:color="CCCCCC" w:sz="4"/>
-              <w:left w:val="single" w:color="CCCCCC" w:sz="4"/>
-              <w:bottom w:val="single" w:color="CCCCCC" w:sz="4"/>
-              <w:right w:val="single" w:color="CCCCCC" w:sz="4"/>
-            </w:tcBorders>
-            <w:tcMar>
-              <w:top w:type="dxa" w:w="80"/>
-              <w:left w:type="dxa" w:w="120"/>
-              <w:bottom w:type="dxa" w:w="80"/>
-              <w:right w:type="dxa" w:w="120"/>
-            </w:tcMar>
-          </w:tcPr>
-          <w:p>
-            <w:pPr>
-              <w:spacing w:after="0"/>
-            </w:pPr>
-            <w:r>
-              <w:rPr>
-                <w:rFonts w:ascii="Arial" w:cs="Arial" w:eastAsia="Arial" w:hAnsi="Arial"/>
-                <w:sz w:val="20"/>
-                <w:szCs w:val="20"/>
-              </w:rPr>
-              <w:t xml:space="preserve">9</w:t>
-            </w:r>
-          </w:p>
-        </w:tc>
-        <w:tc>
-          <w:tcPr>
-            <w:tcW w:type="dxa" w:w="2912"/>
-            <w:tcBorders>
-              <w:top w:val="single" w:color="CCCCCC" w:sz="4"/>
-              <w:left w:val="single" w:color="CCCCCC" w:sz="4"/>
-              <w:bottom w:val="single" w:color="CCCCCC" w:sz="4"/>
-              <w:right w:val="single" w:color="CCCCCC" w:sz="4"/>
-            </w:tcBorders>
-            <w:tcMar>
-              <w:top w:type="dxa" w:w="80"/>
-              <w:left w:type="dxa" w:w="120"/>
-              <w:bottom w:type="dxa" w:w="80"/>
-              <w:right w:type="dxa" w:w="120"/>
-            </w:tcMar>
-          </w:tcPr>
-          <w:p>
-            <w:pPr>
-              <w:spacing w:after="0"/>
-            </w:pPr>
-            <w:r>
-              <w:rPr>
-                <w:rFonts w:ascii="Arial" w:cs="Arial" w:eastAsia="Arial" w:hAnsi="Arial"/>
-                <w:sz w:val="20"/>
-                <w:szCs w:val="20"/>
-              </w:rPr>
-              <w:t xml:space="preserve">Ca₀.₆Li₀.₁₄Nd₀.₁₈Sm₀.₀₈TiO₃</w:t>
-            </w:r>
-          </w:p>
-        </w:tc>
-        <w:tc>
-          <w:tcPr>
-            <w:tcW w:type="dxa" w:w="1456"/>
-            <w:tcBorders>
-              <w:top w:val="single" w:color="CCCCCC" w:sz="4"/>
-              <w:left w:val="single" w:color="CCCCCC" w:sz="4"/>
-              <w:bottom w:val="single" w:color="CCCCCC" w:sz="4"/>
-              <w:right w:val="single" w:color="CCCCCC" w:sz="4"/>
-            </w:tcBorders>
-            <w:tcMar>
-              <w:top w:type="dxa" w:w="80"/>
-              <w:left w:type="dxa" w:w="120"/>
-              <w:bottom w:type="dxa" w:w="80"/>
-              <w:right w:type="dxa" w:w="120"/>
-            </w:tcMar>
-          </w:tcPr>
-          <w:p>
-            <w:pPr>
-              <w:spacing w:after="0"/>
-            </w:pPr>
-            <w:r>
-              <w:rPr>
-                <w:rFonts w:ascii="Arial" w:cs="Arial" w:eastAsia="Arial" w:hAnsi="Arial"/>
-                <w:sz w:val="20"/>
-                <w:szCs w:val="20"/>
-              </w:rPr>
-              <w:t xml:space="preserve">129.7</w:t>
-            </w:r>
-          </w:p>
-        </w:tc>
-        <w:tc>
-          <w:tcPr>
-            <w:tcW w:type="dxa" w:w="1664"/>
-            <w:tcBorders>
-              <w:top w:val="single" w:color="CCCCCC" w:sz="4"/>
-              <w:left w:val="single" w:color="CCCCCC" w:sz="4"/>
-              <w:bottom w:val="single" w:color="CCCCCC" w:sz="4"/>
-              <w:right w:val="single" w:color="CCCCCC" w:sz="4"/>
-            </w:tcBorders>
-            <w:tcMar>
-              <w:top w:type="dxa" w:w="80"/>
-              <w:left w:type="dxa" w:w="120"/>
-              <w:bottom w:type="dxa" w:w="80"/>
-              <w:right w:type="dxa" w:w="120"/>
-            </w:tcMar>
-          </w:tcPr>
-          <w:p>
-            <w:pPr>
-              <w:spacing w:after="0"/>
-            </w:pPr>
-            <w:r>
-              <w:rPr>
-                <w:rFonts w:ascii="Arial" w:cs="Arial" w:eastAsia="Arial" w:hAnsi="Arial"/>
-                <w:sz w:val="20"/>
-                <w:szCs w:val="20"/>
-              </w:rPr>
-              <w:t xml:space="preserve">[115, 144]</w:t>
-            </w:r>
-          </w:p>
-        </w:tc>
-        <w:tc>
-          <w:tcPr>
-            <w:tcW w:type="dxa" w:w="1248"/>
-            <w:tcBorders>
-              <w:top w:val="single" w:color="CCCCCC" w:sz="4"/>
-              <w:left w:val="single" w:color="CCCCCC" w:sz="4"/>
-              <w:bottom w:val="single" w:color="CCCCCC" w:sz="4"/>
-              <w:right w:val="single" w:color="CCCCCC" w:sz="4"/>
-            </w:tcBorders>
-            <w:tcMar>
-              <w:top w:type="dxa" w:w="80"/>
-              <w:left w:type="dxa" w:w="120"/>
-              <w:bottom w:type="dxa" w:w="80"/>
-              <w:right w:type="dxa" w:w="120"/>
-            </w:tcMar>
-          </w:tcPr>
-          <w:p>
-            <w:pPr>
-              <w:spacing w:after="0"/>
-            </w:pPr>
-            <w:r>
-              <w:rPr>
-                <w:rFonts w:ascii="Arial" w:cs="Arial" w:eastAsia="Arial" w:hAnsi="Arial"/>
-                <w:sz w:val="20"/>
-                <w:szCs w:val="20"/>
-              </w:rPr>
-              <w:t xml:space="preserve">98.9</w:t>
-            </w:r>
-          </w:p>
-        </w:tc>
-        <w:tc>
-          <w:tcPr>
-            <w:tcW w:type="dxa" w:w="1248"/>
-            <w:tcBorders>
-              <w:top w:val="single" w:color="CCCCCC" w:sz="4"/>
-              <w:left w:val="single" w:color="CCCCCC" w:sz="4"/>
-              <w:bottom w:val="single" w:color="CCCCCC" w:sz="4"/>
-              <w:right w:val="single" w:color="CCCCCC" w:sz="4"/>
-            </w:tcBorders>
-            <w:tcMar>
-              <w:top w:type="dxa" w:w="80"/>
-              <w:left w:type="dxa" w:w="120"/>
-              <w:bottom w:type="dxa" w:w="80"/>
-              <w:right w:type="dxa" w:w="120"/>
-            </w:tcMar>
-          </w:tcPr>
-          <w:p>
-            <w:pPr>
-              <w:spacing w:after="0"/>
-            </w:pPr>
-            <w:r>
-              <w:rPr>
-                <w:rFonts w:ascii="Arial" w:cs="Arial" w:eastAsia="Arial" w:hAnsi="Arial"/>
-                <w:sz w:val="20"/>
-                <w:szCs w:val="20"/>
-              </w:rPr>
-              <w:t xml:space="preserve">Ca-Li-Nd-Sm-Ti</w:t>
-            </w:r>
-          </w:p>
-        </w:tc>
-      </w:tr>
-      <w:tr>
-        <w:tc>
-          <w:tcPr>
-            <w:tcW w:type="dxa" w:w="832"/>
-            <w:tcBorders>
-              <w:top w:val="single" w:color="CCCCCC" w:sz="4"/>
-              <w:left w:val="single" w:color="CCCCCC" w:sz="4"/>
-              <w:bottom w:val="single" w:color="CCCCCC" w:sz="4"/>
-              <w:right w:val="single" w:color="CCCCCC" w:sz="4"/>
-            </w:tcBorders>
-            <w:tcMar>
-              <w:top w:type="dxa" w:w="80"/>
-              <w:left w:type="dxa" w:w="120"/>
-              <w:bottom w:type="dxa" w:w="80"/>
-              <w:right w:type="dxa" w:w="120"/>
-            </w:tcMar>
-          </w:tcPr>
-          <w:p>
-            <w:pPr>
-              <w:spacing w:after="0"/>
-            </w:pPr>
-            <w:r>
-              <w:rPr>
-                <w:rFonts w:ascii="Arial" w:cs="Arial" w:eastAsia="Arial" w:hAnsi="Arial"/>
-                <w:sz w:val="20"/>
-                <w:szCs w:val="20"/>
-              </w:rPr>
-              <w:t xml:space="preserve">10</w:t>
-            </w:r>
-          </w:p>
-        </w:tc>
-        <w:tc>
-          <w:tcPr>
-            <w:tcW w:type="dxa" w:w="2912"/>
-            <w:tcBorders>
-              <w:top w:val="single" w:color="CCCCCC" w:sz="4"/>
-              <w:left w:val="single" w:color="CCCCCC" w:sz="4"/>
-              <w:bottom w:val="single" w:color="CCCCCC" w:sz="4"/>
-              <w:right w:val="single" w:color="CCCCCC" w:sz="4"/>
-            </w:tcBorders>
-            <w:tcMar>
-              <w:top w:type="dxa" w:w="80"/>
-              <w:left w:type="dxa" w:w="120"/>
-              <w:bottom w:type="dxa" w:w="80"/>
-              <w:right w:type="dxa" w:w="120"/>
-            </w:tcMar>
-          </w:tcPr>
-          <w:p>
-            <w:pPr>
-              <w:spacing w:after="0"/>
-            </w:pPr>
-            <w:r>
-              <w:rPr>
-                <w:rFonts w:ascii="Arial" w:cs="Arial" w:eastAsia="Arial" w:hAnsi="Arial"/>
-                <w:sz w:val="20"/>
-                <w:szCs w:val="20"/>
-              </w:rPr>
-              <w:t xml:space="preserve">Ca₀.₇₅Li₀.₀₆₂Sm₀.₁₈₈TiO₃</w:t>
-            </w:r>
-          </w:p>
-        </w:tc>
-        <w:tc>
-          <w:tcPr>
-            <w:tcW w:type="dxa" w:w="1456"/>
-            <w:tcBorders>
-              <w:top w:val="single" w:color="CCCCCC" w:sz="4"/>
-              <w:left w:val="single" w:color="CCCCCC" w:sz="4"/>
-              <w:bottom w:val="single" w:color="CCCCCC" w:sz="4"/>
-              <w:right w:val="single" w:color="CCCCCC" w:sz="4"/>
-            </w:tcBorders>
-            <w:tcMar>
-              <w:top w:type="dxa" w:w="80"/>
-              <w:left w:type="dxa" w:w="120"/>
-              <w:bottom w:type="dxa" w:w="80"/>
-              <w:right w:type="dxa" w:w="120"/>
-            </w:tcMar>
-          </w:tcPr>
-          <w:p>
-            <w:pPr>
-              <w:spacing w:after="0"/>
-            </w:pPr>
-            <w:r>
-              <w:rPr>
-                <w:rFonts w:ascii="Arial" w:cs="Arial" w:eastAsia="Arial" w:hAnsi="Arial"/>
-                <w:sz w:val="20"/>
-                <w:szCs w:val="20"/>
-              </w:rPr>
-              <w:t xml:space="preserve">129.6</w:t>
-            </w:r>
-          </w:p>
-        </w:tc>
-        <w:tc>
-          <w:tcPr>
-            <w:tcW w:type="dxa" w:w="1664"/>
-            <w:tcBorders>
-              <w:top w:val="single" w:color="CCCCCC" w:sz="4"/>
-              <w:left w:val="single" w:color="CCCCCC" w:sz="4"/>
-              <w:bottom w:val="single" w:color="CCCCCC" w:sz="4"/>
-              <w:right w:val="single" w:color="CCCCCC" w:sz="4"/>
-            </w:tcBorders>
-            <w:tcMar>
-              <w:top w:type="dxa" w:w="80"/>
-              <w:left w:type="dxa" w:w="120"/>
-              <w:bottom w:type="dxa" w:w="80"/>
-              <w:right w:type="dxa" w:w="120"/>
-            </w:tcMar>
-          </w:tcPr>
-          <w:p>
-            <w:pPr>
-              <w:spacing w:after="0"/>
-            </w:pPr>
-            <w:r>
-              <w:rPr>
-                <w:rFonts w:ascii="Arial" w:cs="Arial" w:eastAsia="Arial" w:hAnsi="Arial"/>
-                <w:sz w:val="20"/>
-                <w:szCs w:val="20"/>
-              </w:rPr>
-              <w:t xml:space="preserve">[115, 144]</w:t>
-            </w:r>
-          </w:p>
-        </w:tc>
-        <w:tc>
-          <w:tcPr>
-            <w:tcW w:type="dxa" w:w="1248"/>
-            <w:tcBorders>
-              <w:top w:val="single" w:color="CCCCCC" w:sz="4"/>
-              <w:left w:val="single" w:color="CCCCCC" w:sz="4"/>
-              <w:bottom w:val="single" w:color="CCCCCC" w:sz="4"/>
-              <w:right w:val="single" w:color="CCCCCC" w:sz="4"/>
-            </w:tcBorders>
-            <w:tcMar>
-              <w:top w:type="dxa" w:w="80"/>
-              <w:left w:type="dxa" w:w="120"/>
-              <w:bottom w:type="dxa" w:w="80"/>
-              <w:right w:type="dxa" w:w="120"/>
-            </w:tcMar>
-          </w:tcPr>
-          <w:p>
-            <w:pPr>
-              <w:spacing w:after="0"/>
-            </w:pPr>
-            <w:r>
-              <w:rPr>
-                <w:rFonts w:ascii="Arial" w:cs="Arial" w:eastAsia="Arial" w:hAnsi="Arial"/>
-                <w:sz w:val="20"/>
-                <w:szCs w:val="20"/>
-              </w:rPr>
-              <w:t xml:space="preserve">97.7</w:t>
-            </w:r>
-          </w:p>
-        </w:tc>
-        <w:tc>
-          <w:tcPr>
-            <w:tcW w:type="dxa" w:w="1248"/>
-            <w:tcBorders>
-              <w:top w:val="single" w:color="CCCCCC" w:sz="4"/>
-              <w:left w:val="single" w:color="CCCCCC" w:sz="4"/>
-              <w:bottom w:val="single" w:color="CCCCCC" w:sz="4"/>
-              <w:right w:val="single" w:color="CCCCCC" w:sz="4"/>
-            </w:tcBorders>
-            <w:tcMar>
-              <w:top w:type="dxa" w:w="80"/>
-              <w:left w:type="dxa" w:w="120"/>
-              <w:bottom w:type="dxa" w:w="80"/>
-              <w:right w:type="dxa" w:w="120"/>
-            </w:tcMar>
-          </w:tcPr>
-          <w:p>
-            <w:pPr>
-              <w:spacing w:after="0"/>
-            </w:pPr>
-            <w:r>
-              <w:rPr>
-                <w:rFonts w:ascii="Arial" w:cs="Arial" w:eastAsia="Arial" w:hAnsi="Arial"/>
-                <w:sz w:val="20"/>
-                <w:szCs w:val="20"/>
-              </w:rPr>
-              <w:t xml:space="preserve">Ca-Li-Sm-Ti</w:t>
-            </w:r>
-          </w:p>
-        </w:tc>
-      </w:tr>
-    </w:tbl>
-    <w:p>
-      <w:r>
-        <w:br w:type="page"/>
-      </w:r>
-    </w:p>
-    <w:p>
-      <w:pPr>
-        <w:pStyle w:val="Heading1"/>
-        <w:spacing w:after="240" w:before="480" w:line="480" w:lineRule="auto"/>
-      </w:pPr>
-      <w:r>
-        <w:rPr>
-          <w:rFonts w:ascii="Arial" w:cs="Arial" w:eastAsia="Arial" w:hAnsi="Arial"/>
-          <w:b/>
-          <w:bCs/>
-          <w:color w:val="000000"/>
-          <w:sz w:val="32"/>
-          <w:szCs w:val="32"/>
-        </w:rPr>
         <w:t xml:space="preserve">Supplementary Table 4 | Signed-error and coverage by ε_r subset</w:t>
       </w:r>
     </w:p>
@@ -10239,7 +9586,7 @@
           <w:sz w:val="22"/>
           <w:szCs w:val="22"/>
         </w:rPr>
-        <w:t xml:space="preserve">Layer-by-layer widths for the four-branch CMLTRPCNN. Total: 11 hidden layers and 2,224 hidden neurons (384 + 384 + 384 + 192 + 96 + 48 + 64 + 32 + 256 + 256 + 128) summed over parallel trunk + branch paths. The deepest single computational path (trunk + residual branch) is 7 hidden layers. Hidden activations: SiLU. Normalisation: LayerNorm per branch.</w:t>
+        <w:t xml:space="preserve">Layer-by-layer widths for the four-branch CMLTRPCNN. Total: 11 hidden layers and 2,224 hidden neurons (384 + 384 + 384 + 192 + 96 + 48 + 64 + 32 + 256 + 256 + 128) summed over parallel trunk + branch paths; the 320-neuron no-CM fallback MLP (256 + 64; SiLU, dropout 0.167) is parallel and is engaged only for the ≈14% of compositions without a valid CM baseline. The deepest single computational path (trunk + residual branch) is 7 hidden layers. Hidden activations: SiLU. Normalisation: LayerNorm per branch.</w:t>
       </w:r>
     </w:p>
     <w:tbl>
@@ -11184,6 +10531,1293 @@
                 <w:szCs w:val="20"/>
               </w:rPr>
               <w:t xml:space="preserve">Engaged when CM is undefined (≈14% of compositions)</w:t>
+            </w:r>
+          </w:p>
+        </w:tc>
+      </w:tr>
+    </w:tbl>
+    <w:p>
+      <w:r>
+        <w:br w:type="page"/>
+      </w:r>
+    </w:p>
+    <w:p>
+      <w:pPr>
+        <w:pStyle w:val="Heading1"/>
+        <w:spacing w:after="240" w:before="480" w:line="480" w:lineRule="auto"/>
+      </w:pPr>
+      <w:r>
+        <w:rPr>
+          <w:rFonts w:ascii="Arial" w:cs="Arial" w:eastAsia="Arial" w:hAnsi="Arial"/>
+          <w:b/>
+          <w:bCs/>
+          <w:color w:val="000000"/>
+          <w:sz w:val="32"/>
+          <w:szCs w:val="32"/>
+        </w:rPr>
+        <w:t xml:space="preserve">Supplementary Table 7 | Reproducibility map: main display items → scripts → results → source data</w:t>
+      </w:r>
+    </w:p>
+    <w:p>
+      <w:pPr>
+        <w:spacing w:after="0" w:line="360" w:lineRule="auto"/>
+        <w:jc w:val="left"/>
+      </w:pPr>
+      <w:r>
+        <w:rPr>
+          <w:rFonts w:ascii="Arial" w:cs="Arial" w:eastAsia="Arial" w:hAnsi="Arial"/>
+          <w:sz w:val="22"/>
+          <w:szCs w:val="22"/>
+        </w:rPr>
+        <w:t xml:space="preserve">Mapping between each main-text figure or table and the deposited artefact required to reproduce it. Reproduction scripts live under scripts/ in the GitHub/Zenodo code release; result JSONs are written to results/ by each script and underpin all reported numbers; source-data CSVs are deposited in the Zenodo dataset archive and provide the panel-level numerical data behind each figure or table.</w:t>
+      </w:r>
+    </w:p>
+    <w:tbl>
+      <w:tblPr>
+        <w:tblW w:type="dxa" w:w="9360"/>
+        <w:tblBorders>
+          <w:top w:val="single" w:color="auto" w:sz="4"/>
+          <w:left w:val="single" w:color="auto" w:sz="4"/>
+          <w:bottom w:val="single" w:color="auto" w:sz="4"/>
+          <w:right w:val="single" w:color="auto" w:sz="4"/>
+          <w:insideH w:val="single" w:color="auto" w:sz="4"/>
+          <w:insideV w:val="single" w:color="auto" w:sz="4"/>
+        </w:tblBorders>
+      </w:tblPr>
+      <w:tblGrid>
+        <w:gridCol w:w="950"/>
+        <w:gridCol w:w="3000"/>
+        <w:gridCol w:w="2600"/>
+        <w:gridCol w:w="2810"/>
+      </w:tblGrid>
+      <w:tr>
+        <w:tc>
+          <w:tcPr>
+            <w:tcW w:type="dxa" w:w="950"/>
+            <w:tcBorders>
+              <w:top w:val="single" w:color="CCCCCC" w:sz="4"/>
+              <w:left w:val="single" w:color="CCCCCC" w:sz="4"/>
+              <w:bottom w:val="single" w:color="CCCCCC" w:sz="4"/>
+              <w:right w:val="single" w:color="CCCCCC" w:sz="4"/>
+            </w:tcBorders>
+            <w:shd w:fill="E8EDF5" w:val="clear"/>
+            <w:tcMar>
+              <w:top w:type="dxa" w:w="80"/>
+              <w:left w:type="dxa" w:w="120"/>
+              <w:bottom w:type="dxa" w:w="80"/>
+              <w:right w:type="dxa" w:w="120"/>
+            </w:tcMar>
+          </w:tcPr>
+          <w:p>
+            <w:pPr>
+              <w:spacing w:after="0"/>
+            </w:pPr>
+            <w:r>
+              <w:rPr>
+                <w:rFonts w:ascii="Arial" w:cs="Arial" w:eastAsia="Arial" w:hAnsi="Arial"/>
+                <w:b/>
+                <w:bCs/>
+                <w:sz w:val="20"/>
+                <w:szCs w:val="20"/>
+              </w:rPr>
+              <w:t xml:space="preserve">Main item</w:t>
+            </w:r>
+          </w:p>
+        </w:tc>
+        <w:tc>
+          <w:tcPr>
+            <w:tcW w:type="dxa" w:w="3000"/>
+            <w:tcBorders>
+              <w:top w:val="single" w:color="CCCCCC" w:sz="4"/>
+              <w:left w:val="single" w:color="CCCCCC" w:sz="4"/>
+              <w:bottom w:val="single" w:color="CCCCCC" w:sz="4"/>
+              <w:right w:val="single" w:color="CCCCCC" w:sz="4"/>
+            </w:tcBorders>
+            <w:shd w:fill="E8EDF5" w:val="clear"/>
+            <w:tcMar>
+              <w:top w:type="dxa" w:w="80"/>
+              <w:left w:type="dxa" w:w="120"/>
+              <w:bottom w:type="dxa" w:w="80"/>
+              <w:right w:type="dxa" w:w="120"/>
+            </w:tcMar>
+          </w:tcPr>
+          <w:p>
+            <w:pPr>
+              <w:spacing w:after="0"/>
+            </w:pPr>
+            <w:r>
+              <w:rPr>
+                <w:rFonts w:ascii="Arial" w:cs="Arial" w:eastAsia="Arial" w:hAnsi="Arial"/>
+                <w:b/>
+                <w:bCs/>
+                <w:sz w:val="20"/>
+                <w:szCs w:val="20"/>
+              </w:rPr>
+              <w:t xml:space="preserve">Reproduction script(s)</w:t>
+            </w:r>
+          </w:p>
+        </w:tc>
+        <w:tc>
+          <w:tcPr>
+            <w:tcW w:type="dxa" w:w="2600"/>
+            <w:tcBorders>
+              <w:top w:val="single" w:color="CCCCCC" w:sz="4"/>
+              <w:left w:val="single" w:color="CCCCCC" w:sz="4"/>
+              <w:bottom w:val="single" w:color="CCCCCC" w:sz="4"/>
+              <w:right w:val="single" w:color="CCCCCC" w:sz="4"/>
+            </w:tcBorders>
+            <w:shd w:fill="E8EDF5" w:val="clear"/>
+            <w:tcMar>
+              <w:top w:type="dxa" w:w="80"/>
+              <w:left w:type="dxa" w:w="120"/>
+              <w:bottom w:type="dxa" w:w="80"/>
+              <w:right w:type="dxa" w:w="120"/>
+            </w:tcMar>
+          </w:tcPr>
+          <w:p>
+            <w:pPr>
+              <w:spacing w:after="0"/>
+            </w:pPr>
+            <w:r>
+              <w:rPr>
+                <w:rFonts w:ascii="Arial" w:cs="Arial" w:eastAsia="Arial" w:hAnsi="Arial"/>
+                <w:b/>
+                <w:bCs/>
+                <w:sz w:val="20"/>
+                <w:szCs w:val="20"/>
+              </w:rPr>
+              <w:t xml:space="preserve">Result file(s)</w:t>
+            </w:r>
+          </w:p>
+        </w:tc>
+        <w:tc>
+          <w:tcPr>
+            <w:tcW w:type="dxa" w:w="2810"/>
+            <w:tcBorders>
+              <w:top w:val="single" w:color="CCCCCC" w:sz="4"/>
+              <w:left w:val="single" w:color="CCCCCC" w:sz="4"/>
+              <w:bottom w:val="single" w:color="CCCCCC" w:sz="4"/>
+              <w:right w:val="single" w:color="CCCCCC" w:sz="4"/>
+            </w:tcBorders>
+            <w:shd w:fill="E8EDF5" w:val="clear"/>
+            <w:tcMar>
+              <w:top w:type="dxa" w:w="80"/>
+              <w:left w:type="dxa" w:w="120"/>
+              <w:bottom w:type="dxa" w:w="80"/>
+              <w:right w:type="dxa" w:w="120"/>
+            </w:tcMar>
+          </w:tcPr>
+          <w:p>
+            <w:pPr>
+              <w:spacing w:after="0"/>
+            </w:pPr>
+            <w:r>
+              <w:rPr>
+                <w:rFonts w:ascii="Arial" w:cs="Arial" w:eastAsia="Arial" w:hAnsi="Arial"/>
+                <w:b/>
+                <w:bCs/>
+                <w:sz w:val="20"/>
+                <w:szCs w:val="20"/>
+              </w:rPr>
+              <w:t xml:space="preserve">Source-data CSV(s)</w:t>
+            </w:r>
+          </w:p>
+        </w:tc>
+      </w:tr>
+      <w:tr>
+        <w:tc>
+          <w:tcPr>
+            <w:tcW w:type="dxa" w:w="950"/>
+            <w:tcBorders>
+              <w:top w:val="single" w:color="CCCCCC" w:sz="4"/>
+              <w:left w:val="single" w:color="CCCCCC" w:sz="4"/>
+              <w:bottom w:val="single" w:color="CCCCCC" w:sz="4"/>
+              <w:right w:val="single" w:color="CCCCCC" w:sz="4"/>
+            </w:tcBorders>
+            <w:tcMar>
+              <w:top w:type="dxa" w:w="80"/>
+              <w:left w:type="dxa" w:w="120"/>
+              <w:bottom w:type="dxa" w:w="80"/>
+              <w:right w:type="dxa" w:w="120"/>
+            </w:tcMar>
+          </w:tcPr>
+          <w:p>
+            <w:pPr>
+              <w:spacing w:after="0"/>
+            </w:pPr>
+            <w:r>
+              <w:rPr>
+                <w:rFonts w:ascii="Arial" w:cs="Arial" w:eastAsia="Arial" w:hAnsi="Arial"/>
+                <w:sz w:val="20"/>
+                <w:szCs w:val="20"/>
+              </w:rPr>
+              <w:t xml:space="preserve">Fig. 1</w:t>
+            </w:r>
+          </w:p>
+        </w:tc>
+        <w:tc>
+          <w:tcPr>
+            <w:tcW w:type="dxa" w:w="3000"/>
+            <w:tcBorders>
+              <w:top w:val="single" w:color="CCCCCC" w:sz="4"/>
+              <w:left w:val="single" w:color="CCCCCC" w:sz="4"/>
+              <w:bottom w:val="single" w:color="CCCCCC" w:sz="4"/>
+              <w:right w:val="single" w:color="CCCCCC" w:sz="4"/>
+            </w:tcBorders>
+            <w:tcMar>
+              <w:top w:type="dxa" w:w="80"/>
+              <w:left w:type="dxa" w:w="120"/>
+              <w:bottom w:type="dxa" w:w="80"/>
+              <w:right w:type="dxa" w:w="120"/>
+            </w:tcMar>
+          </w:tcPr>
+          <w:p>
+            <w:pPr>
+              <w:spacing w:after="0"/>
+            </w:pPr>
+            <w:r>
+              <w:rPr>
+                <w:rFonts w:ascii="Arial" w:cs="Arial" w:eastAsia="Arial" w:hAnsi="Arial"/>
+                <w:sz w:val="20"/>
+                <w:szCs w:val="20"/>
+              </w:rPr>
+              <w:t xml:space="preserve">scripts/04b_cm_baseline_validcm_v77.py → figures/gen_fig1_motivation.py</w:t>
+            </w:r>
+          </w:p>
+        </w:tc>
+        <w:tc>
+          <w:tcPr>
+            <w:tcW w:type="dxa" w:w="2600"/>
+            <w:tcBorders>
+              <w:top w:val="single" w:color="CCCCCC" w:sz="4"/>
+              <w:left w:val="single" w:color="CCCCCC" w:sz="4"/>
+              <w:bottom w:val="single" w:color="CCCCCC" w:sz="4"/>
+              <w:right w:val="single" w:color="CCCCCC" w:sz="4"/>
+            </w:tcBorders>
+            <w:tcMar>
+              <w:top w:type="dxa" w:w="80"/>
+              <w:left w:type="dxa" w:w="120"/>
+              <w:bottom w:type="dxa" w:w="80"/>
+              <w:right w:type="dxa" w:w="120"/>
+            </w:tcMar>
+          </w:tcPr>
+          <w:p>
+            <w:pPr>
+              <w:spacing w:after="0"/>
+            </w:pPr>
+            <w:r>
+              <w:rPr>
+                <w:rFonts w:ascii="Arial" w:cs="Arial" w:eastAsia="Arial" w:hAnsi="Arial"/>
+                <w:sz w:val="20"/>
+                <w:szCs w:val="20"/>
+              </w:rPr>
+              <w:t xml:space="preserve">results/04b_cm_baseline_validcm_v77.json</w:t>
+            </w:r>
+          </w:p>
+        </w:tc>
+        <w:tc>
+          <w:tcPr>
+            <w:tcW w:type="dxa" w:w="2810"/>
+            <w:tcBorders>
+              <w:top w:val="single" w:color="CCCCCC" w:sz="4"/>
+              <w:left w:val="single" w:color="CCCCCC" w:sz="4"/>
+              <w:bottom w:val="single" w:color="CCCCCC" w:sz="4"/>
+              <w:right w:val="single" w:color="CCCCCC" w:sz="4"/>
+            </w:tcBorders>
+            <w:tcMar>
+              <w:top w:type="dxa" w:w="80"/>
+              <w:left w:type="dxa" w:w="120"/>
+              <w:bottom w:type="dxa" w:w="80"/>
+              <w:right w:type="dxa" w:w="120"/>
+            </w:tcMar>
+          </w:tcPr>
+          <w:p>
+            <w:pPr>
+              <w:spacing w:after="0"/>
+            </w:pPr>
+            <w:r>
+              <w:rPr>
+                <w:rFonts w:ascii="Arial" w:cs="Arial" w:eastAsia="Arial" w:hAnsi="Arial"/>
+                <w:sz w:val="20"/>
+                <w:szCs w:val="20"/>
+              </w:rPr>
+              <w:t xml:space="preserve">F01a_cm_parity.csv; F01b_regime_residuals.csv; F01c_enhancement_hist.csv</w:t>
+            </w:r>
+          </w:p>
+        </w:tc>
+      </w:tr>
+      <w:tr>
+        <w:tc>
+          <w:tcPr>
+            <w:tcW w:type="dxa" w:w="950"/>
+            <w:tcBorders>
+              <w:top w:val="single" w:color="CCCCCC" w:sz="4"/>
+              <w:left w:val="single" w:color="CCCCCC" w:sz="4"/>
+              <w:bottom w:val="single" w:color="CCCCCC" w:sz="4"/>
+              <w:right w:val="single" w:color="CCCCCC" w:sz="4"/>
+            </w:tcBorders>
+            <w:tcMar>
+              <w:top w:type="dxa" w:w="80"/>
+              <w:left w:type="dxa" w:w="120"/>
+              <w:bottom w:type="dxa" w:w="80"/>
+              <w:right w:type="dxa" w:w="120"/>
+            </w:tcMar>
+          </w:tcPr>
+          <w:p>
+            <w:pPr>
+              <w:spacing w:after="0"/>
+            </w:pPr>
+            <w:r>
+              <w:rPr>
+                <w:rFonts w:ascii="Arial" w:cs="Arial" w:eastAsia="Arial" w:hAnsi="Arial"/>
+                <w:sz w:val="20"/>
+                <w:szCs w:val="20"/>
+              </w:rPr>
+              <w:t xml:space="preserve">Fig. 2</w:t>
+            </w:r>
+          </w:p>
+        </w:tc>
+        <w:tc>
+          <w:tcPr>
+            <w:tcW w:type="dxa" w:w="3000"/>
+            <w:tcBorders>
+              <w:top w:val="single" w:color="CCCCCC" w:sz="4"/>
+              <w:left w:val="single" w:color="CCCCCC" w:sz="4"/>
+              <w:bottom w:val="single" w:color="CCCCCC" w:sz="4"/>
+              <w:right w:val="single" w:color="CCCCCC" w:sz="4"/>
+            </w:tcBorders>
+            <w:tcMar>
+              <w:top w:type="dxa" w:w="80"/>
+              <w:left w:type="dxa" w:w="120"/>
+              <w:bottom w:type="dxa" w:w="80"/>
+              <w:right w:type="dxa" w:w="120"/>
+            </w:tcMar>
+          </w:tcPr>
+          <w:p>
+            <w:pPr>
+              <w:spacing w:after="0"/>
+            </w:pPr>
+            <w:r>
+              <w:rPr>
+                <w:rFonts w:ascii="Arial" w:cs="Arial" w:eastAsia="Arial" w:hAnsi="Arial"/>
+                <w:sz w:val="20"/>
+                <w:szCs w:val="20"/>
+              </w:rPr>
+              <w:t xml:space="preserve">scripts/43b_asite_flst_table_v77.py; scripts/39_physics_decomposition.py → figures/gen_fig4_discovery.py</w:t>
+            </w:r>
+          </w:p>
+        </w:tc>
+        <w:tc>
+          <w:tcPr>
+            <w:tcW w:type="dxa" w:w="2600"/>
+            <w:tcBorders>
+              <w:top w:val="single" w:color="CCCCCC" w:sz="4"/>
+              <w:left w:val="single" w:color="CCCCCC" w:sz="4"/>
+              <w:bottom w:val="single" w:color="CCCCCC" w:sz="4"/>
+              <w:right w:val="single" w:color="CCCCCC" w:sz="4"/>
+            </w:tcBorders>
+            <w:tcMar>
+              <w:top w:type="dxa" w:w="80"/>
+              <w:left w:type="dxa" w:w="120"/>
+              <w:bottom w:type="dxa" w:w="80"/>
+              <w:right w:type="dxa" w:w="120"/>
+            </w:tcMar>
+          </w:tcPr>
+          <w:p>
+            <w:pPr>
+              <w:spacing w:after="0"/>
+            </w:pPr>
+            <w:r>
+              <w:rPr>
+                <w:rFonts w:ascii="Arial" w:cs="Arial" w:eastAsia="Arial" w:hAnsi="Arial"/>
+                <w:sz w:val="20"/>
+                <w:szCs w:val="20"/>
+              </w:rPr>
+              <w:t xml:space="preserve">results/43b_asite_flst_table_v77.json; results/39_physics_decomposition.json</w:t>
+            </w:r>
+          </w:p>
+        </w:tc>
+        <w:tc>
+          <w:tcPr>
+            <w:tcW w:type="dxa" w:w="2810"/>
+            <w:tcBorders>
+              <w:top w:val="single" w:color="CCCCCC" w:sz="4"/>
+              <w:left w:val="single" w:color="CCCCCC" w:sz="4"/>
+              <w:bottom w:val="single" w:color="CCCCCC" w:sz="4"/>
+              <w:right w:val="single" w:color="CCCCCC" w:sz="4"/>
+            </w:tcBorders>
+            <w:tcMar>
+              <w:top w:type="dxa" w:w="80"/>
+              <w:left w:type="dxa" w:w="120"/>
+              <w:bottom w:type="dxa" w:w="80"/>
+              <w:right w:type="dxa" w:w="120"/>
+            </w:tcMar>
+          </w:tcPr>
+          <w:p>
+            <w:pPr>
+              <w:spacing w:after="0"/>
+            </w:pPr>
+            <w:r>
+              <w:rPr>
+                <w:rFonts w:ascii="Arial" w:cs="Arial" w:eastAsia="Arial" w:hAnsi="Arial"/>
+                <w:sz w:val="20"/>
+                <w:szCs w:val="20"/>
+              </w:rPr>
+              <w:t xml:space="preserve">F02a_asite_flst_hierarchy.csv; F02b_radius_trend.csv; F02c_regime_decomposition.csv</w:t>
+            </w:r>
+          </w:p>
+        </w:tc>
+      </w:tr>
+      <w:tr>
+        <w:tc>
+          <w:tcPr>
+            <w:tcW w:type="dxa" w:w="950"/>
+            <w:tcBorders>
+              <w:top w:val="single" w:color="CCCCCC" w:sz="4"/>
+              <w:left w:val="single" w:color="CCCCCC" w:sz="4"/>
+              <w:bottom w:val="single" w:color="CCCCCC" w:sz="4"/>
+              <w:right w:val="single" w:color="CCCCCC" w:sz="4"/>
+            </w:tcBorders>
+            <w:tcMar>
+              <w:top w:type="dxa" w:w="80"/>
+              <w:left w:type="dxa" w:w="120"/>
+              <w:bottom w:type="dxa" w:w="80"/>
+              <w:right w:type="dxa" w:w="120"/>
+            </w:tcMar>
+          </w:tcPr>
+          <w:p>
+            <w:pPr>
+              <w:spacing w:after="0"/>
+            </w:pPr>
+            <w:r>
+              <w:rPr>
+                <w:rFonts w:ascii="Arial" w:cs="Arial" w:eastAsia="Arial" w:hAnsi="Arial"/>
+                <w:sz w:val="20"/>
+                <w:szCs w:val="20"/>
+              </w:rPr>
+              <w:t xml:space="preserve">Fig. 3</w:t>
+            </w:r>
+          </w:p>
+        </w:tc>
+        <w:tc>
+          <w:tcPr>
+            <w:tcW w:type="dxa" w:w="3000"/>
+            <w:tcBorders>
+              <w:top w:val="single" w:color="CCCCCC" w:sz="4"/>
+              <w:left w:val="single" w:color="CCCCCC" w:sz="4"/>
+              <w:bottom w:val="single" w:color="CCCCCC" w:sz="4"/>
+              <w:right w:val="single" w:color="CCCCCC" w:sz="4"/>
+            </w:tcBorders>
+            <w:tcMar>
+              <w:top w:type="dxa" w:w="80"/>
+              <w:left w:type="dxa" w:w="120"/>
+              <w:bottom w:type="dxa" w:w="80"/>
+              <w:right w:type="dxa" w:w="120"/>
+            </w:tcMar>
+          </w:tcPr>
+          <w:p>
+            <w:pPr>
+              <w:spacing w:after="0"/>
+            </w:pPr>
+            <w:r>
+              <w:rPr>
+                <w:rFonts w:ascii="Arial" w:cs="Arial" w:eastAsia="Arial" w:hAnsi="Arial"/>
+                <w:sz w:val="20"/>
+                <w:szCs w:val="20"/>
+              </w:rPr>
+              <w:t xml:space="preserve">(schematic — no script)</w:t>
+            </w:r>
+          </w:p>
+        </w:tc>
+        <w:tc>
+          <w:tcPr>
+            <w:tcW w:type="dxa" w:w="2600"/>
+            <w:tcBorders>
+              <w:top w:val="single" w:color="CCCCCC" w:sz="4"/>
+              <w:left w:val="single" w:color="CCCCCC" w:sz="4"/>
+              <w:bottom w:val="single" w:color="CCCCCC" w:sz="4"/>
+              <w:right w:val="single" w:color="CCCCCC" w:sz="4"/>
+            </w:tcBorders>
+            <w:tcMar>
+              <w:top w:type="dxa" w:w="80"/>
+              <w:left w:type="dxa" w:w="120"/>
+              <w:bottom w:type="dxa" w:w="80"/>
+              <w:right w:type="dxa" w:w="120"/>
+            </w:tcMar>
+          </w:tcPr>
+          <w:p>
+            <w:pPr>
+              <w:spacing w:after="0"/>
+            </w:pPr>
+            <w:r>
+              <w:rPr>
+                <w:rFonts w:ascii="Arial" w:cs="Arial" w:eastAsia="Arial" w:hAnsi="Arial"/>
+                <w:sz w:val="20"/>
+                <w:szCs w:val="20"/>
+              </w:rPr>
+              <w:t xml:space="preserve">—</w:t>
+            </w:r>
+          </w:p>
+        </w:tc>
+        <w:tc>
+          <w:tcPr>
+            <w:tcW w:type="dxa" w:w="2810"/>
+            <w:tcBorders>
+              <w:top w:val="single" w:color="CCCCCC" w:sz="4"/>
+              <w:left w:val="single" w:color="CCCCCC" w:sz="4"/>
+              <w:bottom w:val="single" w:color="CCCCCC" w:sz="4"/>
+              <w:right w:val="single" w:color="CCCCCC" w:sz="4"/>
+            </w:tcBorders>
+            <w:tcMar>
+              <w:top w:type="dxa" w:w="80"/>
+              <w:left w:type="dxa" w:w="120"/>
+              <w:bottom w:type="dxa" w:w="80"/>
+              <w:right w:type="dxa" w:w="120"/>
+            </w:tcMar>
+          </w:tcPr>
+          <w:p>
+            <w:pPr>
+              <w:spacing w:after="0"/>
+            </w:pPr>
+            <w:r>
+              <w:rPr>
+                <w:rFonts w:ascii="Arial" w:cs="Arial" w:eastAsia="Arial" w:hAnsi="Arial"/>
+                <w:sz w:val="20"/>
+                <w:szCs w:val="20"/>
+              </w:rPr>
+              <w:t xml:space="preserve">—</w:t>
+            </w:r>
+          </w:p>
+        </w:tc>
+      </w:tr>
+      <w:tr>
+        <w:tc>
+          <w:tcPr>
+            <w:tcW w:type="dxa" w:w="950"/>
+            <w:tcBorders>
+              <w:top w:val="single" w:color="CCCCCC" w:sz="4"/>
+              <w:left w:val="single" w:color="CCCCCC" w:sz="4"/>
+              <w:bottom w:val="single" w:color="CCCCCC" w:sz="4"/>
+              <w:right w:val="single" w:color="CCCCCC" w:sz="4"/>
+            </w:tcBorders>
+            <w:tcMar>
+              <w:top w:type="dxa" w:w="80"/>
+              <w:left w:type="dxa" w:w="120"/>
+              <w:bottom w:type="dxa" w:w="80"/>
+              <w:right w:type="dxa" w:w="120"/>
+            </w:tcMar>
+          </w:tcPr>
+          <w:p>
+            <w:pPr>
+              <w:spacing w:after="0"/>
+            </w:pPr>
+            <w:r>
+              <w:rPr>
+                <w:rFonts w:ascii="Arial" w:cs="Arial" w:eastAsia="Arial" w:hAnsi="Arial"/>
+                <w:sz w:val="20"/>
+                <w:szCs w:val="20"/>
+              </w:rPr>
+              <w:t xml:space="preserve">Fig. 4</w:t>
+            </w:r>
+          </w:p>
+        </w:tc>
+        <w:tc>
+          <w:tcPr>
+            <w:tcW w:type="dxa" w:w="3000"/>
+            <w:tcBorders>
+              <w:top w:val="single" w:color="CCCCCC" w:sz="4"/>
+              <w:left w:val="single" w:color="CCCCCC" w:sz="4"/>
+              <w:bottom w:val="single" w:color="CCCCCC" w:sz="4"/>
+              <w:right w:val="single" w:color="CCCCCC" w:sz="4"/>
+            </w:tcBorders>
+            <w:tcMar>
+              <w:top w:type="dxa" w:w="80"/>
+              <w:left w:type="dxa" w:w="120"/>
+              <w:bottom w:type="dxa" w:w="80"/>
+              <w:right w:type="dxa" w:w="120"/>
+            </w:tcMar>
+          </w:tcPr>
+          <w:p>
+            <w:pPr>
+              <w:spacing w:after="0"/>
+            </w:pPr>
+            <w:r>
+              <w:rPr>
+                <w:rFonts w:ascii="Arial" w:cs="Arial" w:eastAsia="Arial" w:hAnsi="Arial"/>
+                <w:sz w:val="20"/>
+                <w:szCs w:val="20"/>
+              </w:rPr>
+              <w:t xml:space="preserve">scripts/43_counterfactual_permutation.py; scripts/38_ablation_study.py → figures/gen_fig5_causality.py</w:t>
+            </w:r>
+          </w:p>
+        </w:tc>
+        <w:tc>
+          <w:tcPr>
+            <w:tcW w:type="dxa" w:w="2600"/>
+            <w:tcBorders>
+              <w:top w:val="single" w:color="CCCCCC" w:sz="4"/>
+              <w:left w:val="single" w:color="CCCCCC" w:sz="4"/>
+              <w:bottom w:val="single" w:color="CCCCCC" w:sz="4"/>
+              <w:right w:val="single" w:color="CCCCCC" w:sz="4"/>
+            </w:tcBorders>
+            <w:tcMar>
+              <w:top w:type="dxa" w:w="80"/>
+              <w:left w:type="dxa" w:w="120"/>
+              <w:bottom w:type="dxa" w:w="80"/>
+              <w:right w:type="dxa" w:w="120"/>
+            </w:tcMar>
+          </w:tcPr>
+          <w:p>
+            <w:pPr>
+              <w:spacing w:after="0"/>
+            </w:pPr>
+            <w:r>
+              <w:rPr>
+                <w:rFonts w:ascii="Arial" w:cs="Arial" w:eastAsia="Arial" w:hAnsi="Arial"/>
+                <w:sz w:val="20"/>
+                <w:szCs w:val="20"/>
+              </w:rPr>
+              <w:t xml:space="preserve">results/43_counterfactual_permutation.json; results/38_ablation_study.json</w:t>
+            </w:r>
+          </w:p>
+        </w:tc>
+        <w:tc>
+          <w:tcPr>
+            <w:tcW w:type="dxa" w:w="2810"/>
+            <w:tcBorders>
+              <w:top w:val="single" w:color="CCCCCC" w:sz="4"/>
+              <w:left w:val="single" w:color="CCCCCC" w:sz="4"/>
+              <w:bottom w:val="single" w:color="CCCCCC" w:sz="4"/>
+              <w:right w:val="single" w:color="CCCCCC" w:sz="4"/>
+            </w:tcBorders>
+            <w:tcMar>
+              <w:top w:type="dxa" w:w="80"/>
+              <w:left w:type="dxa" w:w="120"/>
+              <w:bottom w:type="dxa" w:w="80"/>
+              <w:right w:type="dxa" w:w="120"/>
+            </w:tcMar>
+          </w:tcPr>
+          <w:p>
+            <w:pPr>
+              <w:spacing w:after="0"/>
+            </w:pPr>
+            <w:r>
+              <w:rPr>
+                <w:rFonts w:ascii="Arial" w:cs="Arial" w:eastAsia="Arial" w:hAnsi="Arial"/>
+                <w:sz w:val="20"/>
+                <w:szCs w:val="20"/>
+              </w:rPr>
+              <w:t xml:space="preserve">F04a_branch_ablation.csv; F04b_counterfactual.csv; F04c_tilt_zeroout.csv; F04d_regime_priors.csv</w:t>
+            </w:r>
+          </w:p>
+        </w:tc>
+      </w:tr>
+      <w:tr>
+        <w:tc>
+          <w:tcPr>
+            <w:tcW w:type="dxa" w:w="950"/>
+            <w:tcBorders>
+              <w:top w:val="single" w:color="CCCCCC" w:sz="4"/>
+              <w:left w:val="single" w:color="CCCCCC" w:sz="4"/>
+              <w:bottom w:val="single" w:color="CCCCCC" w:sz="4"/>
+              <w:right w:val="single" w:color="CCCCCC" w:sz="4"/>
+            </w:tcBorders>
+            <w:tcMar>
+              <w:top w:type="dxa" w:w="80"/>
+              <w:left w:type="dxa" w:w="120"/>
+              <w:bottom w:type="dxa" w:w="80"/>
+              <w:right w:type="dxa" w:w="120"/>
+            </w:tcMar>
+          </w:tcPr>
+          <w:p>
+            <w:pPr>
+              <w:spacing w:after="0"/>
+            </w:pPr>
+            <w:r>
+              <w:rPr>
+                <w:rFonts w:ascii="Arial" w:cs="Arial" w:eastAsia="Arial" w:hAnsi="Arial"/>
+                <w:sz w:val="20"/>
+                <w:szCs w:val="20"/>
+              </w:rPr>
+              <w:t xml:space="preserve">Fig. 5</w:t>
+            </w:r>
+          </w:p>
+        </w:tc>
+        <w:tc>
+          <w:tcPr>
+            <w:tcW w:type="dxa" w:w="3000"/>
+            <w:tcBorders>
+              <w:top w:val="single" w:color="CCCCCC" w:sz="4"/>
+              <w:left w:val="single" w:color="CCCCCC" w:sz="4"/>
+              <w:bottom w:val="single" w:color="CCCCCC" w:sz="4"/>
+              <w:right w:val="single" w:color="CCCCCC" w:sz="4"/>
+            </w:tcBorders>
+            <w:tcMar>
+              <w:top w:type="dxa" w:w="80"/>
+              <w:left w:type="dxa" w:w="120"/>
+              <w:bottom w:type="dxa" w:w="80"/>
+              <w:right w:type="dxa" w:w="120"/>
+            </w:tcMar>
+          </w:tcPr>
+          <w:p>
+            <w:pPr>
+              <w:spacing w:after="0"/>
+            </w:pPr>
+            <w:r>
+              <w:rPr>
+                <w:rFonts w:ascii="Arial" w:cs="Arial" w:eastAsia="Arial" w:hAnsi="Arial"/>
+                <w:sz w:val="20"/>
+                <w:szCs w:val="20"/>
+              </w:rPr>
+              <w:t xml:space="preserve">scripts/06_three_way_comparison.py; scripts/57_baseline_comparison.py → figures/gen_fig3_performance.py</w:t>
+            </w:r>
+          </w:p>
+        </w:tc>
+        <w:tc>
+          <w:tcPr>
+            <w:tcW w:type="dxa" w:w="2600"/>
+            <w:tcBorders>
+              <w:top w:val="single" w:color="CCCCCC" w:sz="4"/>
+              <w:left w:val="single" w:color="CCCCCC" w:sz="4"/>
+              <w:bottom w:val="single" w:color="CCCCCC" w:sz="4"/>
+              <w:right w:val="single" w:color="CCCCCC" w:sz="4"/>
+            </w:tcBorders>
+            <w:tcMar>
+              <w:top w:type="dxa" w:w="80"/>
+              <w:left w:type="dxa" w:w="120"/>
+              <w:bottom w:type="dxa" w:w="80"/>
+              <w:right w:type="dxa" w:w="120"/>
+            </w:tcMar>
+          </w:tcPr>
+          <w:p>
+            <w:pPr>
+              <w:spacing w:after="0"/>
+            </w:pPr>
+            <w:r>
+              <w:rPr>
+                <w:rFonts w:ascii="Arial" w:cs="Arial" w:eastAsia="Arial" w:hAnsi="Arial"/>
+                <w:sz w:val="20"/>
+                <w:szCs w:val="20"/>
+              </w:rPr>
+              <w:t xml:space="preserve">results/06_three_way_comparison.json; results/57_baseline_comparison.json; results/58_train_test_gap.json</w:t>
+            </w:r>
+          </w:p>
+        </w:tc>
+        <w:tc>
+          <w:tcPr>
+            <w:tcW w:type="dxa" w:w="2810"/>
+            <w:tcBorders>
+              <w:top w:val="single" w:color="CCCCCC" w:sz="4"/>
+              <w:left w:val="single" w:color="CCCCCC" w:sz="4"/>
+              <w:bottom w:val="single" w:color="CCCCCC" w:sz="4"/>
+              <w:right w:val="single" w:color="CCCCCC" w:sz="4"/>
+            </w:tcBorders>
+            <w:tcMar>
+              <w:top w:type="dxa" w:w="80"/>
+              <w:left w:type="dxa" w:w="120"/>
+              <w:bottom w:type="dxa" w:w="80"/>
+              <w:right w:type="dxa" w:w="120"/>
+            </w:tcMar>
+          </w:tcPr>
+          <w:p>
+            <w:pPr>
+              <w:spacing w:after="0"/>
+            </w:pPr>
+            <w:r>
+              <w:rPr>
+                <w:rFonts w:ascii="Arial" w:cs="Arial" w:eastAsia="Arial" w:hAnsi="Arial"/>
+                <w:sz w:val="20"/>
+                <w:szCs w:val="20"/>
+              </w:rPr>
+              <w:t xml:space="preserve">F05a_parity.csv; F05b_conformal_calibration.csv; F05c_baseline_cv.csv; F05d_train_test_gap.csv</w:t>
+            </w:r>
+          </w:p>
+        </w:tc>
+      </w:tr>
+      <w:tr>
+        <w:tc>
+          <w:tcPr>
+            <w:tcW w:type="dxa" w:w="950"/>
+            <w:tcBorders>
+              <w:top w:val="single" w:color="CCCCCC" w:sz="4"/>
+              <w:left w:val="single" w:color="CCCCCC" w:sz="4"/>
+              <w:bottom w:val="single" w:color="CCCCCC" w:sz="4"/>
+              <w:right w:val="single" w:color="CCCCCC" w:sz="4"/>
+            </w:tcBorders>
+            <w:tcMar>
+              <w:top w:type="dxa" w:w="80"/>
+              <w:left w:type="dxa" w:w="120"/>
+              <w:bottom w:type="dxa" w:w="80"/>
+              <w:right w:type="dxa" w:w="120"/>
+            </w:tcMar>
+          </w:tcPr>
+          <w:p>
+            <w:pPr>
+              <w:spacing w:after="0"/>
+            </w:pPr>
+            <w:r>
+              <w:rPr>
+                <w:rFonts w:ascii="Arial" w:cs="Arial" w:eastAsia="Arial" w:hAnsi="Arial"/>
+                <w:sz w:val="20"/>
+                <w:szCs w:val="20"/>
+              </w:rPr>
+              <w:t xml:space="preserve">Fig. 6</w:t>
+            </w:r>
+          </w:p>
+        </w:tc>
+        <w:tc>
+          <w:tcPr>
+            <w:tcW w:type="dxa" w:w="3000"/>
+            <w:tcBorders>
+              <w:top w:val="single" w:color="CCCCCC" w:sz="4"/>
+              <w:left w:val="single" w:color="CCCCCC" w:sz="4"/>
+              <w:bottom w:val="single" w:color="CCCCCC" w:sz="4"/>
+              <w:right w:val="single" w:color="CCCCCC" w:sz="4"/>
+            </w:tcBorders>
+            <w:tcMar>
+              <w:top w:type="dxa" w:w="80"/>
+              <w:left w:type="dxa" w:w="120"/>
+              <w:bottom w:type="dxa" w:w="80"/>
+              <w:right w:type="dxa" w:w="120"/>
+            </w:tcMar>
+          </w:tcPr>
+          <w:p>
+            <w:pPr>
+              <w:spacing w:after="0"/>
+            </w:pPr>
+            <w:r>
+              <w:rPr>
+                <w:rFonts w:ascii="Arial" w:cs="Arial" w:eastAsia="Arial" w:hAnsi="Arial"/>
+                <w:sz w:val="20"/>
+                <w:szCs w:val="20"/>
+              </w:rPr>
+              <w:t xml:space="preserve">scripts/42_lofo_v77.py; scripts/49_ad_v77.py; scripts/67_physics_ga_inverse_design.py → figures/gen_fig6_limits.py</w:t>
+            </w:r>
+          </w:p>
+        </w:tc>
+        <w:tc>
+          <w:tcPr>
+            <w:tcW w:type="dxa" w:w="2600"/>
+            <w:tcBorders>
+              <w:top w:val="single" w:color="CCCCCC" w:sz="4"/>
+              <w:left w:val="single" w:color="CCCCCC" w:sz="4"/>
+              <w:bottom w:val="single" w:color="CCCCCC" w:sz="4"/>
+              <w:right w:val="single" w:color="CCCCCC" w:sz="4"/>
+            </w:tcBorders>
+            <w:tcMar>
+              <w:top w:type="dxa" w:w="80"/>
+              <w:left w:type="dxa" w:w="120"/>
+              <w:bottom w:type="dxa" w:w="80"/>
+              <w:right w:type="dxa" w:w="120"/>
+            </w:tcMar>
+          </w:tcPr>
+          <w:p>
+            <w:pPr>
+              <w:spacing w:after="0"/>
+            </w:pPr>
+            <w:r>
+              <w:rPr>
+                <w:rFonts w:ascii="Arial" w:cs="Arial" w:eastAsia="Arial" w:hAnsi="Arial"/>
+                <w:sz w:val="20"/>
+                <w:szCs w:val="20"/>
+              </w:rPr>
+              <w:t xml:space="preserve">results/42_lofo.json; results/49_ad_v77.json; results/67_ga_*.json; results/68_ga_postprocess.json</w:t>
+            </w:r>
+          </w:p>
+        </w:tc>
+        <w:tc>
+          <w:tcPr>
+            <w:tcW w:type="dxa" w:w="2810"/>
+            <w:tcBorders>
+              <w:top w:val="single" w:color="CCCCCC" w:sz="4"/>
+              <w:left w:val="single" w:color="CCCCCC" w:sz="4"/>
+              <w:bottom w:val="single" w:color="CCCCCC" w:sz="4"/>
+              <w:right w:val="single" w:color="CCCCCC" w:sz="4"/>
+            </w:tcBorders>
+            <w:tcMar>
+              <w:top w:type="dxa" w:w="80"/>
+              <w:left w:type="dxa" w:w="120"/>
+              <w:bottom w:type="dxa" w:w="80"/>
+              <w:right w:type="dxa" w:w="120"/>
+            </w:tcMar>
+          </w:tcPr>
+          <w:p>
+            <w:pPr>
+              <w:spacing w:after="0"/>
+            </w:pPr>
+            <w:r>
+              <w:rPr>
+                <w:rFonts w:ascii="Arial" w:cs="Arial" w:eastAsia="Arial" w:hAnsi="Arial"/>
+                <w:sz w:val="20"/>
+                <w:szCs w:val="20"/>
+              </w:rPr>
+              <w:t xml:space="preserve">F06a_lofo.csv; F06b_confident_but_wrong.csv; F06c_ga_traces.csv</w:t>
+            </w:r>
+          </w:p>
+        </w:tc>
+      </w:tr>
+      <w:tr>
+        <w:tc>
+          <w:tcPr>
+            <w:tcW w:type="dxa" w:w="950"/>
+            <w:tcBorders>
+              <w:top w:val="single" w:color="CCCCCC" w:sz="4"/>
+              <w:left w:val="single" w:color="CCCCCC" w:sz="4"/>
+              <w:bottom w:val="single" w:color="CCCCCC" w:sz="4"/>
+              <w:right w:val="single" w:color="CCCCCC" w:sz="4"/>
+            </w:tcBorders>
+            <w:tcMar>
+              <w:top w:type="dxa" w:w="80"/>
+              <w:left w:type="dxa" w:w="120"/>
+              <w:bottom w:type="dxa" w:w="80"/>
+              <w:right w:type="dxa" w:w="120"/>
+            </w:tcMar>
+          </w:tcPr>
+          <w:p>
+            <w:pPr>
+              <w:spacing w:after="0"/>
+            </w:pPr>
+            <w:r>
+              <w:rPr>
+                <w:rFonts w:ascii="Arial" w:cs="Arial" w:eastAsia="Arial" w:hAnsi="Arial"/>
+                <w:sz w:val="20"/>
+                <w:szCs w:val="20"/>
+              </w:rPr>
+              <w:t xml:space="preserve">Table 1</w:t>
+            </w:r>
+          </w:p>
+        </w:tc>
+        <w:tc>
+          <w:tcPr>
+            <w:tcW w:type="dxa" w:w="3000"/>
+            <w:tcBorders>
+              <w:top w:val="single" w:color="CCCCCC" w:sz="4"/>
+              <w:left w:val="single" w:color="CCCCCC" w:sz="4"/>
+              <w:bottom w:val="single" w:color="CCCCCC" w:sz="4"/>
+              <w:right w:val="single" w:color="CCCCCC" w:sz="4"/>
+            </w:tcBorders>
+            <w:tcMar>
+              <w:top w:type="dxa" w:w="80"/>
+              <w:left w:type="dxa" w:w="120"/>
+              <w:bottom w:type="dxa" w:w="80"/>
+              <w:right w:type="dxa" w:w="120"/>
+            </w:tcMar>
+          </w:tcPr>
+          <w:p>
+            <w:pPr>
+              <w:spacing w:after="0"/>
+            </w:pPr>
+            <w:r>
+              <w:rPr>
+                <w:rFonts w:ascii="Arial" w:cs="Arial" w:eastAsia="Arial" w:hAnsi="Arial"/>
+                <w:sz w:val="20"/>
+                <w:szCs w:val="20"/>
+              </w:rPr>
+              <w:t xml:space="preserve">scripts/57_baseline_comparison.py</w:t>
+            </w:r>
+          </w:p>
+        </w:tc>
+        <w:tc>
+          <w:tcPr>
+            <w:tcW w:type="dxa" w:w="2600"/>
+            <w:tcBorders>
+              <w:top w:val="single" w:color="CCCCCC" w:sz="4"/>
+              <w:left w:val="single" w:color="CCCCCC" w:sz="4"/>
+              <w:bottom w:val="single" w:color="CCCCCC" w:sz="4"/>
+              <w:right w:val="single" w:color="CCCCCC" w:sz="4"/>
+            </w:tcBorders>
+            <w:tcMar>
+              <w:top w:type="dxa" w:w="80"/>
+              <w:left w:type="dxa" w:w="120"/>
+              <w:bottom w:type="dxa" w:w="80"/>
+              <w:right w:type="dxa" w:w="120"/>
+            </w:tcMar>
+          </w:tcPr>
+          <w:p>
+            <w:pPr>
+              <w:spacing w:after="0"/>
+            </w:pPr>
+            <w:r>
+              <w:rPr>
+                <w:rFonts w:ascii="Arial" w:cs="Arial" w:eastAsia="Arial" w:hAnsi="Arial"/>
+                <w:sz w:val="20"/>
+                <w:szCs w:val="20"/>
+              </w:rPr>
+              <w:t xml:space="preserve">results/57_baseline_comparison.json</w:t>
+            </w:r>
+          </w:p>
+        </w:tc>
+        <w:tc>
+          <w:tcPr>
+            <w:tcW w:type="dxa" w:w="2810"/>
+            <w:tcBorders>
+              <w:top w:val="single" w:color="CCCCCC" w:sz="4"/>
+              <w:left w:val="single" w:color="CCCCCC" w:sz="4"/>
+              <w:bottom w:val="single" w:color="CCCCCC" w:sz="4"/>
+              <w:right w:val="single" w:color="CCCCCC" w:sz="4"/>
+            </w:tcBorders>
+            <w:tcMar>
+              <w:top w:type="dxa" w:w="80"/>
+              <w:left w:type="dxa" w:w="120"/>
+              <w:bottom w:type="dxa" w:w="80"/>
+              <w:right w:type="dxa" w:w="120"/>
+            </w:tcMar>
+          </w:tcPr>
+          <w:p>
+            <w:pPr>
+              <w:spacing w:after="0"/>
+            </w:pPr>
+            <w:r>
+              <w:rPr>
+                <w:rFonts w:ascii="Arial" w:cs="Arial" w:eastAsia="Arial" w:hAnsi="Arial"/>
+                <w:sz w:val="20"/>
+                <w:szCs w:val="20"/>
+              </w:rPr>
+              <w:t xml:space="preserve">T01_baselines.csv</w:t>
+            </w:r>
+          </w:p>
+        </w:tc>
+      </w:tr>
+      <w:tr>
+        <w:tc>
+          <w:tcPr>
+            <w:tcW w:type="dxa" w:w="950"/>
+            <w:tcBorders>
+              <w:top w:val="single" w:color="CCCCCC" w:sz="4"/>
+              <w:left w:val="single" w:color="CCCCCC" w:sz="4"/>
+              <w:bottom w:val="single" w:color="CCCCCC" w:sz="4"/>
+              <w:right w:val="single" w:color="CCCCCC" w:sz="4"/>
+            </w:tcBorders>
+            <w:tcMar>
+              <w:top w:type="dxa" w:w="80"/>
+              <w:left w:type="dxa" w:w="120"/>
+              <w:bottom w:type="dxa" w:w="80"/>
+              <w:right w:type="dxa" w:w="120"/>
+            </w:tcMar>
+          </w:tcPr>
+          <w:p>
+            <w:pPr>
+              <w:spacing w:after="0"/>
+            </w:pPr>
+            <w:r>
+              <w:rPr>
+                <w:rFonts w:ascii="Arial" w:cs="Arial" w:eastAsia="Arial" w:hAnsi="Arial"/>
+                <w:sz w:val="20"/>
+                <w:szCs w:val="20"/>
+              </w:rPr>
+              <w:t xml:space="preserve">Table 2</w:t>
+            </w:r>
+          </w:p>
+        </w:tc>
+        <w:tc>
+          <w:tcPr>
+            <w:tcW w:type="dxa" w:w="3000"/>
+            <w:tcBorders>
+              <w:top w:val="single" w:color="CCCCCC" w:sz="4"/>
+              <w:left w:val="single" w:color="CCCCCC" w:sz="4"/>
+              <w:bottom w:val="single" w:color="CCCCCC" w:sz="4"/>
+              <w:right w:val="single" w:color="CCCCCC" w:sz="4"/>
+            </w:tcBorders>
+            <w:tcMar>
+              <w:top w:type="dxa" w:w="80"/>
+              <w:left w:type="dxa" w:w="120"/>
+              <w:bottom w:type="dxa" w:w="80"/>
+              <w:right w:type="dxa" w:w="120"/>
+            </w:tcMar>
+          </w:tcPr>
+          <w:p>
+            <w:pPr>
+              <w:spacing w:after="0"/>
+            </w:pPr>
+            <w:r>
+              <w:rPr>
+                <w:rFonts w:ascii="Arial" w:cs="Arial" w:eastAsia="Arial" w:hAnsi="Arial"/>
+                <w:sz w:val="20"/>
+                <w:szCs w:val="20"/>
+              </w:rPr>
+              <w:t xml:space="preserve">scripts/45_naive_rank_check.py; scripts/06_three_way_comparison.py</w:t>
+            </w:r>
+          </w:p>
+        </w:tc>
+        <w:tc>
+          <w:tcPr>
+            <w:tcW w:type="dxa" w:w="2600"/>
+            <w:tcBorders>
+              <w:top w:val="single" w:color="CCCCCC" w:sz="4"/>
+              <w:left w:val="single" w:color="CCCCCC" w:sz="4"/>
+              <w:bottom w:val="single" w:color="CCCCCC" w:sz="4"/>
+              <w:right w:val="single" w:color="CCCCCC" w:sz="4"/>
+            </w:tcBorders>
+            <w:tcMar>
+              <w:top w:type="dxa" w:w="80"/>
+              <w:left w:type="dxa" w:w="120"/>
+              <w:bottom w:type="dxa" w:w="80"/>
+              <w:right w:type="dxa" w:w="120"/>
+            </w:tcMar>
+          </w:tcPr>
+          <w:p>
+            <w:pPr>
+              <w:spacing w:after="0"/>
+            </w:pPr>
+            <w:r>
+              <w:rPr>
+                <w:rFonts w:ascii="Arial" w:cs="Arial" w:eastAsia="Arial" w:hAnsi="Arial"/>
+                <w:sz w:val="20"/>
+                <w:szCs w:val="20"/>
+              </w:rPr>
+              <w:t xml:space="preserve">results/06_three_way_comparison.json; results/45_naive_rank_check.json</w:t>
+            </w:r>
+          </w:p>
+        </w:tc>
+        <w:tc>
+          <w:tcPr>
+            <w:tcW w:type="dxa" w:w="2810"/>
+            <w:tcBorders>
+              <w:top w:val="single" w:color="CCCCCC" w:sz="4"/>
+              <w:left w:val="single" w:color="CCCCCC" w:sz="4"/>
+              <w:bottom w:val="single" w:color="CCCCCC" w:sz="4"/>
+              <w:right w:val="single" w:color="CCCCCC" w:sz="4"/>
+            </w:tcBorders>
+            <w:tcMar>
+              <w:top w:type="dxa" w:w="80"/>
+              <w:left w:type="dxa" w:w="120"/>
+              <w:bottom w:type="dxa" w:w="80"/>
+              <w:right w:type="dxa" w:w="120"/>
+            </w:tcMar>
+          </w:tcPr>
+          <w:p>
+            <w:pPr>
+              <w:spacing w:after="0"/>
+            </w:pPr>
+            <w:r>
+              <w:rPr>
+                <w:rFonts w:ascii="Arial" w:cs="Arial" w:eastAsia="Arial" w:hAnsi="Arial"/>
+                <w:sz w:val="20"/>
+                <w:szCs w:val="20"/>
+              </w:rPr>
+              <w:t xml:space="preserve">T02_pcnn_three_splits.csv</w:t>
+            </w:r>
+          </w:p>
+        </w:tc>
+      </w:tr>
+      <w:tr>
+        <w:tc>
+          <w:tcPr>
+            <w:tcW w:type="dxa" w:w="950"/>
+            <w:tcBorders>
+              <w:top w:val="single" w:color="CCCCCC" w:sz="4"/>
+              <w:left w:val="single" w:color="CCCCCC" w:sz="4"/>
+              <w:bottom w:val="single" w:color="CCCCCC" w:sz="4"/>
+              <w:right w:val="single" w:color="CCCCCC" w:sz="4"/>
+            </w:tcBorders>
+            <w:tcMar>
+              <w:top w:type="dxa" w:w="80"/>
+              <w:left w:type="dxa" w:w="120"/>
+              <w:bottom w:type="dxa" w:w="80"/>
+              <w:right w:type="dxa" w:w="120"/>
+            </w:tcMar>
+          </w:tcPr>
+          <w:p>
+            <w:pPr>
+              <w:spacing w:after="0"/>
+            </w:pPr>
+            <w:r>
+              <w:rPr>
+                <w:rFonts w:ascii="Arial" w:cs="Arial" w:eastAsia="Arial" w:hAnsi="Arial"/>
+                <w:sz w:val="20"/>
+                <w:szCs w:val="20"/>
+              </w:rPr>
+              <w:t xml:space="preserve">Supp Fig. 24</w:t>
+            </w:r>
+          </w:p>
+        </w:tc>
+        <w:tc>
+          <w:tcPr>
+            <w:tcW w:type="dxa" w:w="3000"/>
+            <w:tcBorders>
+              <w:top w:val="single" w:color="CCCCCC" w:sz="4"/>
+              <w:left w:val="single" w:color="CCCCCC" w:sz="4"/>
+              <w:bottom w:val="single" w:color="CCCCCC" w:sz="4"/>
+              <w:right w:val="single" w:color="CCCCCC" w:sz="4"/>
+            </w:tcBorders>
+            <w:tcMar>
+              <w:top w:type="dxa" w:w="80"/>
+              <w:left w:type="dxa" w:w="120"/>
+              <w:bottom w:type="dxa" w:w="80"/>
+              <w:right w:type="dxa" w:w="120"/>
+            </w:tcMar>
+          </w:tcPr>
+          <w:p>
+            <w:pPr>
+              <w:spacing w:after="0"/>
+            </w:pPr>
+            <w:r>
+              <w:rPr>
+                <w:rFonts w:ascii="Arial" w:cs="Arial" w:eastAsia="Arial" w:hAnsi="Arial"/>
+                <w:sz w:val="20"/>
+                <w:szCs w:val="20"/>
+              </w:rPr>
+              <w:t xml:space="preserve">scripts/78_sigma_conf_beta_sweep.py → figures/gen_figS24_sigma_conf_sensitivity.py</w:t>
+            </w:r>
+          </w:p>
+        </w:tc>
+        <w:tc>
+          <w:tcPr>
+            <w:tcW w:type="dxa" w:w="2600"/>
+            <w:tcBorders>
+              <w:top w:val="single" w:color="CCCCCC" w:sz="4"/>
+              <w:left w:val="single" w:color="CCCCCC" w:sz="4"/>
+              <w:bottom w:val="single" w:color="CCCCCC" w:sz="4"/>
+              <w:right w:val="single" w:color="CCCCCC" w:sz="4"/>
+            </w:tcBorders>
+            <w:tcMar>
+              <w:top w:type="dxa" w:w="80"/>
+              <w:left w:type="dxa" w:w="120"/>
+              <w:bottom w:type="dxa" w:w="80"/>
+              <w:right w:type="dxa" w:w="120"/>
+            </w:tcMar>
+          </w:tcPr>
+          <w:p>
+            <w:pPr>
+              <w:spacing w:after="0"/>
+            </w:pPr>
+            <w:r>
+              <w:rPr>
+                <w:rFonts w:ascii="Arial" w:cs="Arial" w:eastAsia="Arial" w:hAnsi="Arial"/>
+                <w:sz w:val="20"/>
+                <w:szCs w:val="20"/>
+              </w:rPr>
+              <w:t xml:space="preserve">results/78_sigma_conf_beta_sweep.json</w:t>
+            </w:r>
+          </w:p>
+        </w:tc>
+        <w:tc>
+          <w:tcPr>
+            <w:tcW w:type="dxa" w:w="2810"/>
+            <w:tcBorders>
+              <w:top w:val="single" w:color="CCCCCC" w:sz="4"/>
+              <w:left w:val="single" w:color="CCCCCC" w:sz="4"/>
+              <w:bottom w:val="single" w:color="CCCCCC" w:sz="4"/>
+              <w:right w:val="single" w:color="CCCCCC" w:sz="4"/>
+            </w:tcBorders>
+            <w:tcMar>
+              <w:top w:type="dxa" w:w="80"/>
+              <w:left w:type="dxa" w:w="120"/>
+              <w:bottom w:type="dxa" w:w="80"/>
+              <w:right w:type="dxa" w:w="120"/>
+            </w:tcMar>
+          </w:tcPr>
+          <w:p>
+            <w:pPr>
+              <w:spacing w:after="0"/>
+            </w:pPr>
+            <w:r>
+              <w:rPr>
+                <w:rFonts w:ascii="Arial" w:cs="Arial" w:eastAsia="Arial" w:hAnsi="Arial"/>
+                <w:sz w:val="20"/>
+                <w:szCs w:val="20"/>
+              </w:rPr>
+              <w:t xml:space="preserve">S24_sigma_conf_sensitivity.csv</w:t>
             </w:r>
           </w:p>
         </w:tc>
@@ -12520,7 +13154,7 @@
           <w:sz w:val="18"/>
           <w:szCs w:val="18"/>
         </w:rPr>
-        <w:t xml:space="preserve">, Empirical versus nominal coverage at α = 0.20, 0.15, 0.10, 0.05 (80.2 / 85.3 / 90.5 / 95.7%) for both absolute and relative conformal variants, tracking the ideal diagonal. </w:t>
+        <w:t xml:space="preserve">, Empirical versus nominal coverage at α = 0.20, 0.15, 0.10, 0.05 (in-calibration: 80.2 / 85.3 / 90.5 / 95.7%; out-of-calibration bootstrap over 2,000 disjoint calibration/coverage splits of the 116-sample holdout: 80.1 ± 7.7 / 85.4 ± 6.9 / 89.9 ± 5.7 / 95.0 ± 4.2%), tracking the ideal diagonal. </w:t>
       </w:r>
       <w:r>
         <w:rPr>
@@ -12544,7 +13178,7 @@
           <w:sz w:val="18"/>
           <w:szCs w:val="18"/>
         </w:rPr>
-        <w:t xml:space="preserve">, Absolute residual |ε_r,pred − ε_r,measured| versus predicted ε_r, with the 90% conformal threshold (±14.4 ε_r units) and the 27%-relative band marked. </w:t>
+        <w:t xml:space="preserve">, Absolute residual |ε_r,pred − ε_r,measured| versus predicted ε_r, with the 90% conformal threshold (±14.4 ε_r units) and the 27%-of-predicted-value relative band marked. </w:t>
       </w:r>
       <w:r>
         <w:rPr>
@@ -13472,7 +14106,7 @@
           <w:sz w:val="18"/>
           <w:szCs w:val="18"/>
         </w:rPr>
-        <w:t xml:space="preserve"> GradientExplainer SHAP values over 400 test compositions (108 input features). </w:t>
+        <w:t xml:space="preserve"> GradientExplainer SHAP values over 400 test compositions (103 input features). </w:t>
       </w:r>
       <w:r>
         <w:rPr>
@@ -13496,7 +14130,7 @@
           <w:sz w:val="18"/>
           <w:szCs w:val="18"/>
         </w:rPr>
-        <w:t xml:space="preserve">, Top-20 features by mean |SHAP|, colour-coded by physics branch, with arrows giving the sign of the mean effect on ε_r; the leading individual predictors are the Clausius–Mossotti baseline (er_CM, 4.98), the tolerance-weighted soft-mode term (3.21) and the second-order Jahn–Teller weighting (weighted_SOJT, 3.15). </w:t>
+        <w:t xml:space="preserve">, Top-20 features by mean |SHAP|, colour-coded by physics branch, with arrows giving the sign of the mean effect on ε_r; the leading individual predictors are the Clausius–Mossotti baseline (er_CM, 4.98), the tolerance-weighted soft-mode term (3.21) and the second-order Jahn–Teller (SOJT) weighting (weighted_SOJT, 3.15; SOJT off-centring in d⁰ B-site perovskites is reviewed in ¹⁷). </w:t>
       </w:r>
       <w:r>
         <w:rPr>
@@ -13520,7 +14154,7 @@
           <w:sz w:val="18"/>
           <w:szCs w:val="18"/>
         </w:rPr>
-        <w:t xml:space="preserve">, Aggregated mean |SHAP| by branch (LST 42.6 &gt; residual 22.0 &gt; tilt 15.4 &gt; auxiliary 2.1), confirming that the soft-mode (LST) features carry the largest share of the model's feature attribution, consistent with the LST-branch dominance reported in Fig. 2.</w:t>
+        <w:t xml:space="preserve">, Aggregated mean |SHAP| by branch (LST 42.6 &gt; residual 22.0 &gt; tilt 15.4 &gt; auxiliary 2.1), confirming that the LST features carry the largest share of the model's feature attribution, consistent with the LST-branch dominance reported in Fig. 2.</w:t>
       </w:r>
     </w:p>
     <w:p>
@@ -13792,7 +14426,55 @@
           <w:sz w:val="18"/>
           <w:szCs w:val="18"/>
         </w:rPr>
-        <w:t xml:space="preserve"> For each B-site family, the fraction of Δε_r assigned to the LST branch under permuted input. Mean across families = 96.0%; minimum = 80.3% (Y), confirming A-site control of the LST channel is B-site-independent.</w:t>
+        <w:t xml:space="preserve"> For each B-site family, the fraction of Δε_r assigned to the LST branch under permuted input. Mean across families = 96.0%; minimum = 80.3% on the smaller Y family (</w:t>
+      </w:r>
+      <w:r>
+        <w:rPr>
+          <w:rFonts w:ascii="Arial" w:cs="Arial" w:eastAsia="Arial" w:hAnsi="Arial"/>
+          <w:b w:val="false"/>
+          <w:bCs w:val="false"/>
+          <w:i/>
+          <w:iCs/>
+          <w:sz w:val="18"/>
+          <w:szCs w:val="18"/>
+        </w:rPr>
+        <w:t xml:space="preserve">n</w:t>
+      </w:r>
+      <w:r>
+        <w:rPr>
+          <w:rFonts w:ascii="Arial" w:cs="Arial" w:eastAsia="Arial" w:hAnsi="Arial"/>
+          <w:b w:val="false"/>
+          <w:bCs w:val="false"/>
+          <w:i w:val="false"/>
+          <w:iCs w:val="false"/>
+          <w:sz w:val="18"/>
+          <w:szCs w:val="18"/>
+        </w:rPr>
+        <w:t xml:space="preserve"> = 7), with all five B-site families containing </w:t>
+      </w:r>
+      <w:r>
+        <w:rPr>
+          <w:rFonts w:ascii="Arial" w:cs="Arial" w:eastAsia="Arial" w:hAnsi="Arial"/>
+          <w:b w:val="false"/>
+          <w:bCs w:val="false"/>
+          <w:i/>
+          <w:iCs/>
+          <w:sz w:val="18"/>
+          <w:szCs w:val="18"/>
+        </w:rPr>
+        <w:t xml:space="preserve">n</w:t>
+      </w:r>
+      <w:r>
+        <w:rPr>
+          <w:rFonts w:ascii="Arial" w:cs="Arial" w:eastAsia="Arial" w:hAnsi="Arial"/>
+          <w:b w:val="false"/>
+          <w:bCs w:val="false"/>
+          <w:i w:val="false"/>
+          <w:iCs w:val="false"/>
+          <w:sz w:val="18"/>
+          <w:szCs w:val="18"/>
+        </w:rPr>
+        <w:t xml:space="preserve"> ≥ 5 reported, confirming A-site control of the LST channel is B-site-independent.</w:t>
       </w:r>
     </w:p>
     <w:p>
@@ -14048,7 +14730,7 @@
           <w:sz w:val="18"/>
           <w:szCs w:val="18"/>
         </w:rPr>
-        <w:t xml:space="preserve"> &lt; 0.0005). Because A-site identity co-varies with Reaney regime across the corpus, the regime result corroborates rather than independently confirms the A-site ranking.</w:t>
+        <w:t xml:space="preserve"> &lt; 0.0005). Because A-site identity co-varies with Reaney regime across the corpus, the regime result corroborates, but does not independently confirm, the A-site ranking.</w:t>
       </w:r>
     </w:p>
     <w:p>
@@ -14184,7 +14866,7 @@
           <w:sz w:val="18"/>
           <w:szCs w:val="18"/>
         </w:rPr>
-        <w:t xml:space="preserve">, Binned mean error versus σ_conf, which rises with σ_conf — showing σ_conf is a meaningful (physics-aware, epistemic) uncertainty signal rather than a perfect error predictor.</w:t>
+        <w:t xml:space="preserve">, Binned mean error versus σ_conf, which rises with σ_conf — showing σ_conf is a meaningful (physics-aware, epistemic) uncertainty signal, not a perfect error predictor.</w:t>
       </w:r>
     </w:p>
     <w:p>
@@ -14456,7 +15138,7 @@
           <w:sz w:val="18"/>
           <w:szCs w:val="18"/>
         </w:rPr>
-        <w:t xml:space="preserve">_LST versus 12-coordinate Shannon ionic radius, with Pb shown as an off-trend outlier. Across the Ba→Sr→La→Ca segment, </w:t>
+        <w:t xml:space="preserve">_LST versus 12-coordinate Shannon ionic radius, with Pb shown as an off-trend outlier consistent with the canonical soft-mode/lone-pair perovskite ferroelectric picture . Across the Ba→Sr→La→Ca segment, </w:t>
       </w:r>
       <w:r>
         <w:rPr>
@@ -14480,31 +15162,8 @@
           <w:sz w:val="18"/>
           <w:szCs w:val="18"/>
         </w:rPr>
-        <w:t xml:space="preserve">_LST increases monotonically as the radius contracts (Pearson </w:t>
-      </w:r>
-      <w:r>
-        <w:rPr>
-          <w:rFonts w:ascii="Arial" w:cs="Arial" w:eastAsia="Arial" w:hAnsi="Arial"/>
-          <w:b w:val="false"/>
-          <w:bCs w:val="false"/>
-          <w:i/>
-          <w:iCs/>
-          <w:sz w:val="18"/>
-          <w:szCs w:val="18"/>
-        </w:rPr>
-        <w:t xml:space="preserve">r</w:t>
-      </w:r>
-      <w:r>
-        <w:rPr>
-          <w:rFonts w:ascii="Arial" w:cs="Arial" w:eastAsia="Arial" w:hAnsi="Arial"/>
-          <w:b w:val="false"/>
-          <w:bCs w:val="false"/>
-          <w:i w:val="false"/>
-          <w:iCs w:val="false"/>
-          <w:sz w:val="18"/>
-          <w:szCs w:val="18"/>
-        </w:rPr>
-        <w:t xml:space="preserve"> ≈ −0.85 across the four family means).</w:t>
+        <w:t xml:space="preserve">_LST rises monotonically as the radius contracts; Ca²⁺ (1.34 Å) and La³⁺ (1.36 Å) are near-isoradial in 12-coordination, so the within-Ca/La gap reflects valence rather than radius and the four-point trend should be read qualitatively rather than as a precise Pearson estimate.
+&lt;!-- Supplementary Fig. 18 (Sr-Ca-Ti discovery map) removed in the inverse-design-only version of this manuscript. --&gt;</w:t>
       </w:r>
     </w:p>
     <w:p>
@@ -14528,9 +15187,9 @@
       <w:r>
         <w:drawing>
           <wp:inline distT="0" distB="0" distL="0" distR="0">
-            <wp:extent cx="5943600" cy="4114800"/>
+            <wp:extent cx="5943600" cy="3752850"/>
             <wp:effectExtent t="0" r="0" b="0" l="0"/>
-            <wp:docPr id="1" name="figS18_srca_discovery_map.png" descr="Supplementary Figure" title="figS18_srca_discovery_map.png"/>
+            <wp:docPr id="1" name="figS19_tolerance_histogram.png" descr="Supplementary Figure" title="figS19_tolerance_histogram.png"/>
             <wp:cNvGraphicFramePr>
               <a:graphicFrameLocks xmlns:a="http://schemas.openxmlformats.org/drawingml/2006/main" noChangeAspect="1"/>
             </wp:cNvGraphicFramePr>
@@ -14553,7 +15212,7 @@
                   <pic:spPr bwMode="auto">
                     <a:xfrm>
                       <a:off x="0" y="0"/>
-                      <a:ext cx="5943600" cy="4114800"/>
+                      <a:ext cx="5943600" cy="3752850"/>
                     </a:xfrm>
                     <a:prstGeom prst="rect">
                       <a:avLst/>
@@ -14580,19 +15239,19 @@
           <w:sz w:val="18"/>
           <w:szCs w:val="18"/>
         </w:rPr>
-        <w:t xml:space="preserve">Supplementary Fig. 18 | Sr-Ca-Ti discovery map. </w:t>
-      </w:r>
-      <w:r>
-        <w:rPr>
-          <w:rFonts w:ascii="Arial" w:cs="Arial" w:eastAsia="Arial" w:hAnsi="Arial"/>
-          <w:b w:val="false"/>
-          <w:bCs w:val="false"/>
-          <w:i w:val="false"/>
-          <w:iCs w:val="false"/>
-          <w:sz w:val="18"/>
-          <w:szCs w:val="18"/>
-        </w:rPr>
-        <w:t xml:space="preserve"> Predicted ε_r over the Sr_(1−</w:t>
+        <w:t xml:space="preserve">Supplementary Fig. 19 | Tolerance-factor histogram. </w:t>
+      </w:r>
+      <w:r>
+        <w:rPr>
+          <w:rFonts w:ascii="Arial" w:cs="Arial" w:eastAsia="Arial" w:hAnsi="Arial"/>
+          <w:b w:val="false"/>
+          <w:bCs w:val="false"/>
+          <w:i w:val="false"/>
+          <w:iCs w:val="false"/>
+          <w:sz w:val="18"/>
+          <w:szCs w:val="18"/>
+        </w:rPr>
+        <w:t xml:space="preserve"> Distribution of </w:t>
       </w:r>
       <w:r>
         <w:rPr>
@@ -14604,19 +15263,19 @@
           <w:sz w:val="18"/>
           <w:szCs w:val="18"/>
         </w:rPr>
-        <w:t xml:space="preserve">x</w:t>
-      </w:r>
-      <w:r>
-        <w:rPr>
-          <w:rFonts w:ascii="Arial" w:cs="Arial" w:eastAsia="Arial" w:hAnsi="Arial"/>
-          <w:b w:val="false"/>
-          <w:bCs w:val="false"/>
-          <w:i w:val="false"/>
-          <w:iCs w:val="false"/>
-          <w:sz w:val="18"/>
-          <w:szCs w:val="18"/>
-        </w:rPr>
-        <w:t xml:space="preserve">)Ca_</w:t>
+        <w:t xml:space="preserve">t</w:t>
+      </w:r>
+      <w:r>
+        <w:rPr>
+          <w:rFonts w:ascii="Arial" w:cs="Arial" w:eastAsia="Arial" w:hAnsi="Arial"/>
+          <w:b w:val="false"/>
+          <w:bCs w:val="false"/>
+          <w:i w:val="false"/>
+          <w:iCs w:val="false"/>
+          <w:sz w:val="18"/>
+          <w:szCs w:val="18"/>
+        </w:rPr>
+        <w:t xml:space="preserve"> across the corpus, stacked by primary A-site cation (Ba 436, Ca 421, Sr 180, La 125, Pb 86; the 56 mixed-A-site compositions are omitted), with the Reaney regime boundaries[4] (</w:t>
       </w:r>
       <w:r>
         <w:rPr>
@@ -14628,19 +15287,19 @@
           <w:sz w:val="18"/>
           <w:szCs w:val="18"/>
         </w:rPr>
-        <w:t xml:space="preserve">x</w:t>
-      </w:r>
-      <w:r>
-        <w:rPr>
-          <w:rFonts w:ascii="Arial" w:cs="Arial" w:eastAsia="Arial" w:hAnsi="Arial"/>
-          <w:b w:val="false"/>
-          <w:bCs w:val="false"/>
-          <w:i w:val="false"/>
-          <w:iCs w:val="false"/>
-          <w:sz w:val="18"/>
-          <w:szCs w:val="18"/>
-        </w:rPr>
-        <w:t xml:space="preserve">TiO₃ pseudobinary, with 90% conformal intervals. The maximum ε_r ≈ 140.1 occurs at </w:t>
+        <w:t xml:space="preserve">t</w:t>
+      </w:r>
+      <w:r>
+        <w:rPr>
+          <w:rFonts w:ascii="Arial" w:cs="Arial" w:eastAsia="Arial" w:hAnsi="Arial"/>
+          <w:b w:val="false"/>
+          <w:bCs w:val="false"/>
+          <w:i w:val="false"/>
+          <w:iCs w:val="false"/>
+          <w:sz w:val="18"/>
+          <w:szCs w:val="18"/>
+        </w:rPr>
+        <w:t xml:space="preserve"> = 0.965, 0.985) marked; recent ML-based tolerance-factor work is reviewed in ³⁸. Regime III (</w:t>
       </w:r>
       <w:r>
         <w:rPr>
@@ -14652,19 +15311,67 @@
           <w:sz w:val="18"/>
           <w:szCs w:val="18"/>
         </w:rPr>
-        <w:t xml:space="preserve">x</w:t>
-      </w:r>
-      <w:r>
-        <w:rPr>
-          <w:rFonts w:ascii="Arial" w:cs="Arial" w:eastAsia="Arial" w:hAnsi="Arial"/>
-          <w:b w:val="false"/>
-          <w:bCs w:val="false"/>
-          <w:i w:val="false"/>
-          <w:iCs w:val="false"/>
-          <w:sz w:val="18"/>
-          <w:szCs w:val="18"/>
-        </w:rPr>
-        <w:t xml:space="preserve"> = 0.10 (Sr_0.9Ca_0.1TiO₃), with a 90% lower confidence bound LCB₉₀ = 125.7.</w:t>
+        <w:t xml:space="preserve">t</w:t>
+      </w:r>
+      <w:r>
+        <w:rPr>
+          <w:rFonts w:ascii="Arial" w:cs="Arial" w:eastAsia="Arial" w:hAnsi="Arial"/>
+          <w:b w:val="false"/>
+          <w:bCs w:val="false"/>
+          <w:i w:val="false"/>
+          <w:iCs w:val="false"/>
+          <w:sz w:val="18"/>
+          <w:szCs w:val="18"/>
+        </w:rPr>
+        <w:t xml:space="preserve"> ≤ 0.965, </w:t>
+      </w:r>
+      <w:r>
+        <w:rPr>
+          <w:rFonts w:ascii="Arial" w:cs="Arial" w:eastAsia="Arial" w:hAnsi="Arial"/>
+          <w:b w:val="false"/>
+          <w:bCs w:val="false"/>
+          <w:i/>
+          <w:iCs/>
+          <w:sz w:val="18"/>
+          <w:szCs w:val="18"/>
+        </w:rPr>
+        <w:t xml:space="preserve">n</w:t>
+      </w:r>
+      <w:r>
+        <w:rPr>
+          <w:rFonts w:ascii="Arial" w:cs="Arial" w:eastAsia="Arial" w:hAnsi="Arial"/>
+          <w:b w:val="false"/>
+          <w:bCs w:val="false"/>
+          <w:i w:val="false"/>
+          <w:iCs w:val="false"/>
+          <w:sz w:val="18"/>
+          <w:szCs w:val="18"/>
+        </w:rPr>
+        <w:t xml:space="preserve"> = 559) is the largest regime population and Regime Ia (</w:t>
+      </w:r>
+      <w:r>
+        <w:rPr>
+          <w:rFonts w:ascii="Arial" w:cs="Arial" w:eastAsia="Arial" w:hAnsi="Arial"/>
+          <w:b w:val="false"/>
+          <w:bCs w:val="false"/>
+          <w:i/>
+          <w:iCs/>
+          <w:sz w:val="18"/>
+          <w:szCs w:val="18"/>
+        </w:rPr>
+        <w:t xml:space="preserve">n</w:t>
+      </w:r>
+      <w:r>
+        <w:rPr>
+          <w:rFonts w:ascii="Arial" w:cs="Arial" w:eastAsia="Arial" w:hAnsi="Arial"/>
+          <w:b w:val="false"/>
+          <w:bCs w:val="false"/>
+          <w:i w:val="false"/>
+          <w:iCs w:val="false"/>
+          <w:sz w:val="18"/>
+          <w:szCs w:val="18"/>
+        </w:rPr>
+        <w:t xml:space="preserve"> = 60) the smallest.</w:t>
       </w:r>
     </w:p>
     <w:p>
@@ -14688,9 +15395,9 @@
       <w:r>
         <w:drawing>
           <wp:inline distT="0" distB="0" distL="0" distR="0">
-            <wp:extent cx="5943600" cy="3752850"/>
+            <wp:extent cx="5943600" cy="3848100"/>
             <wp:effectExtent t="0" r="0" b="0" l="0"/>
-            <wp:docPr id="1" name="figS19_tolerance_histogram.png" descr="Supplementary Figure" title="figS19_tolerance_histogram.png"/>
+            <wp:docPr id="1" name="figS20_crystal_structure.png" descr="Supplementary Figure" title="figS20_crystal_structure.png"/>
             <wp:cNvGraphicFramePr>
               <a:graphicFrameLocks xmlns:a="http://schemas.openxmlformats.org/drawingml/2006/main" noChangeAspect="1"/>
             </wp:cNvGraphicFramePr>
@@ -14713,7 +15420,7 @@
                   <pic:spPr bwMode="auto">
                     <a:xfrm>
                       <a:off x="0" y="0"/>
-                      <a:ext cx="5943600" cy="3752850"/>
+                      <a:ext cx="5943600" cy="3848100"/>
                     </a:xfrm>
                     <a:prstGeom prst="rect">
                       <a:avLst/>
@@ -14740,19 +15447,91 @@
           <w:sz w:val="18"/>
           <w:szCs w:val="18"/>
         </w:rPr>
-        <w:t xml:space="preserve">Supplementary Fig. 19 | Tolerance-factor histogram. </w:t>
-      </w:r>
-      <w:r>
-        <w:rPr>
-          <w:rFonts w:ascii="Arial" w:cs="Arial" w:eastAsia="Arial" w:hAnsi="Arial"/>
-          <w:b w:val="false"/>
-          <w:bCs w:val="false"/>
-          <w:i w:val="false"/>
-          <w:iCs w:val="false"/>
-          <w:sz w:val="18"/>
-          <w:szCs w:val="18"/>
-        </w:rPr>
-        <w:t xml:space="preserve"> Distribution of </w:t>
+        <w:t xml:space="preserve">Supplementary Fig. 20 | The three physics mechanisms encoded in the PCNN. </w:t>
+      </w:r>
+      <w:r>
+        <w:rPr>
+          <w:rFonts w:ascii="Arial" w:cs="Arial" w:eastAsia="Arial" w:hAnsi="Arial"/>
+          <w:b w:val="false"/>
+          <w:bCs w:val="false"/>
+          <w:i w:val="false"/>
+          <w:iCs w:val="false"/>
+          <w:sz w:val="18"/>
+          <w:szCs w:val="18"/>
+        </w:rPr>
+        <w:t xml:space="preserve"> Schematic of the ABO₃ perovskite responses the model decomposes: (</w:t>
+      </w:r>
+      <w:r>
+        <w:rPr>
+          <w:rFonts w:ascii="Arial" w:cs="Arial" w:eastAsia="Arial" w:hAnsi="Arial"/>
+          <w:b/>
+          <w:bCs/>
+          <w:i w:val="false"/>
+          <w:iCs w:val="false"/>
+          <w:sz w:val="18"/>
+          <w:szCs w:val="18"/>
+        </w:rPr>
+        <w:t xml:space="preserve">a</w:t>
+      </w:r>
+      <w:r>
+        <w:rPr>
+          <w:rFonts w:ascii="Arial" w:cs="Arial" w:eastAsia="Arial" w:hAnsi="Arial"/>
+          <w:b w:val="false"/>
+          <w:bCs w:val="false"/>
+          <w:i w:val="false"/>
+          <w:iCs w:val="false"/>
+          <w:sz w:val="18"/>
+          <w:szCs w:val="18"/>
+        </w:rPr>
+        <w:t xml:space="preserve">) the ideal cubic lattice setting the Clausius–Mossotti baseline ε_r,CM (polarizability of the static lattice); (</w:t>
+      </w:r>
+      <w:r>
+        <w:rPr>
+          <w:rFonts w:ascii="Arial" w:cs="Arial" w:eastAsia="Arial" w:hAnsi="Arial"/>
+          <w:b/>
+          <w:bCs/>
+          <w:i w:val="false"/>
+          <w:iCs w:val="false"/>
+          <w:sz w:val="18"/>
+          <w:szCs w:val="18"/>
+        </w:rPr>
+        <w:t xml:space="preserve">b</w:t>
+      </w:r>
+      <w:r>
+        <w:rPr>
+          <w:rFonts w:ascii="Arial" w:cs="Arial" w:eastAsia="Arial" w:hAnsi="Arial"/>
+          <w:b w:val="false"/>
+          <w:bCs w:val="false"/>
+          <w:i w:val="false"/>
+          <w:iCs w:val="false"/>
+          <w:sz w:val="18"/>
+          <w:szCs w:val="18"/>
+        </w:rPr>
+        <w:t xml:space="preserve">) soft-mode displacement (predominantly B-site off-centring, with coupled A-O motion in titanates) giving the LST enhancement δ_LST ∝ 1/ω²_TO; and (</w:t>
+      </w:r>
+      <w:r>
+        <w:rPr>
+          <w:rFonts w:ascii="Arial" w:cs="Arial" w:eastAsia="Arial" w:hAnsi="Arial"/>
+          <w:b/>
+          <w:bCs/>
+          <w:i w:val="false"/>
+          <w:iCs w:val="false"/>
+          <w:sz w:val="18"/>
+          <w:szCs w:val="18"/>
+        </w:rPr>
+        <w:t xml:space="preserve">c</w:t>
+      </w:r>
+      <w:r>
+        <w:rPr>
+          <w:rFonts w:ascii="Arial" w:cs="Arial" w:eastAsia="Arial" w:hAnsi="Arial"/>
+          <w:b w:val="false"/>
+          <w:bCs w:val="false"/>
+          <w:i w:val="false"/>
+          <w:iCs w:val="false"/>
+          <w:sz w:val="18"/>
+          <w:szCs w:val="18"/>
+        </w:rPr>
+        <w:t xml:space="preserve">) octahedral tilting (Glazer taxonomy ²; Goldschmidt/Reaney, tolerance factor </w:t>
       </w:r>
       <w:r>
         <w:rPr>
@@ -14776,103 +15555,7 @@
           <w:sz w:val="18"/>
           <w:szCs w:val="18"/>
         </w:rPr>
-        <w:t xml:space="preserve"> across the corpus, stacked by primary A-site cation (Ba 436, Ca 421, Sr 180, La 125, Pb 86; the 56 mixed-A-site compositions are omitted), with the Reaney regime boundaries[4] (</w:t>
-      </w:r>
-      <w:r>
-        <w:rPr>
-          <w:rFonts w:ascii="Arial" w:cs="Arial" w:eastAsia="Arial" w:hAnsi="Arial"/>
-          <w:b w:val="false"/>
-          <w:bCs w:val="false"/>
-          <w:i/>
-          <w:iCs/>
-          <w:sz w:val="18"/>
-          <w:szCs w:val="18"/>
-        </w:rPr>
-        <w:t xml:space="preserve">t</w:t>
-      </w:r>
-      <w:r>
-        <w:rPr>
-          <w:rFonts w:ascii="Arial" w:cs="Arial" w:eastAsia="Arial" w:hAnsi="Arial"/>
-          <w:b w:val="false"/>
-          <w:bCs w:val="false"/>
-          <w:i w:val="false"/>
-          <w:iCs w:val="false"/>
-          <w:sz w:val="18"/>
-          <w:szCs w:val="18"/>
-        </w:rPr>
-        <w:t xml:space="preserve"> = 0.965, 0.985) marked. Regime III (</w:t>
-      </w:r>
-      <w:r>
-        <w:rPr>
-          <w:rFonts w:ascii="Arial" w:cs="Arial" w:eastAsia="Arial" w:hAnsi="Arial"/>
-          <w:b w:val="false"/>
-          <w:bCs w:val="false"/>
-          <w:i/>
-          <w:iCs/>
-          <w:sz w:val="18"/>
-          <w:szCs w:val="18"/>
-        </w:rPr>
-        <w:t xml:space="preserve">t</w:t>
-      </w:r>
-      <w:r>
-        <w:rPr>
-          <w:rFonts w:ascii="Arial" w:cs="Arial" w:eastAsia="Arial" w:hAnsi="Arial"/>
-          <w:b w:val="false"/>
-          <w:bCs w:val="false"/>
-          <w:i w:val="false"/>
-          <w:iCs w:val="false"/>
-          <w:sz w:val="18"/>
-          <w:szCs w:val="18"/>
-        </w:rPr>
-        <w:t xml:space="preserve"> ≤ 0.965, </w:t>
-      </w:r>
-      <w:r>
-        <w:rPr>
-          <w:rFonts w:ascii="Arial" w:cs="Arial" w:eastAsia="Arial" w:hAnsi="Arial"/>
-          <w:b w:val="false"/>
-          <w:bCs w:val="false"/>
-          <w:i/>
-          <w:iCs/>
-          <w:sz w:val="18"/>
-          <w:szCs w:val="18"/>
-        </w:rPr>
-        <w:t xml:space="preserve">n</w:t>
-      </w:r>
-      <w:r>
-        <w:rPr>
-          <w:rFonts w:ascii="Arial" w:cs="Arial" w:eastAsia="Arial" w:hAnsi="Arial"/>
-          <w:b w:val="false"/>
-          <w:bCs w:val="false"/>
-          <w:i w:val="false"/>
-          <w:iCs w:val="false"/>
-          <w:sz w:val="18"/>
-          <w:szCs w:val="18"/>
-        </w:rPr>
-        <w:t xml:space="preserve"> = 559) is the largest regime population and Regime Ia (</w:t>
-      </w:r>
-      <w:r>
-        <w:rPr>
-          <w:rFonts w:ascii="Arial" w:cs="Arial" w:eastAsia="Arial" w:hAnsi="Arial"/>
-          <w:b w:val="false"/>
-          <w:bCs w:val="false"/>
-          <w:i/>
-          <w:iCs/>
-          <w:sz w:val="18"/>
-          <w:szCs w:val="18"/>
-        </w:rPr>
-        <w:t xml:space="preserve">n</w:t>
-      </w:r>
-      <w:r>
-        <w:rPr>
-          <w:rFonts w:ascii="Arial" w:cs="Arial" w:eastAsia="Arial" w:hAnsi="Arial"/>
-          <w:b w:val="false"/>
-          <w:bCs w:val="false"/>
-          <w:i w:val="false"/>
-          <w:iCs w:val="false"/>
-          <w:sz w:val="18"/>
-          <w:szCs w:val="18"/>
-        </w:rPr>
-        <w:t xml:space="preserve"> = 60) the smallest.</w:t>
+        <w:t xml:space="preserve"> &lt; 1) that suppresses ε_r (δ_tilt). A-site, B-site and oxygen sites are indicated in the legend.</w:t>
       </w:r>
     </w:p>
     <w:p>
@@ -14896,9 +15579,9 @@
       <w:r>
         <w:drawing>
           <wp:inline distT="0" distB="0" distL="0" distR="0">
-            <wp:extent cx="5943600" cy="3848100"/>
+            <wp:extent cx="5943600" cy="5172075"/>
             <wp:effectExtent t="0" r="0" b="0" l="0"/>
-            <wp:docPr id="1" name="figS20_crystal_structure.png" descr="Supplementary Figure" title="figS20_crystal_structure.png"/>
+            <wp:docPr id="1" name="figS21_descriptor_panels.png" descr="Supplementary Figure" title="figS21_descriptor_panels.png"/>
             <wp:cNvGraphicFramePr>
               <a:graphicFrameLocks xmlns:a="http://schemas.openxmlformats.org/drawingml/2006/main" noChangeAspect="1"/>
             </wp:cNvGraphicFramePr>
@@ -14921,7 +15604,7 @@
                   <pic:spPr bwMode="auto">
                     <a:xfrm>
                       <a:off x="0" y="0"/>
-                      <a:ext cx="5943600" cy="3848100"/>
+                      <a:ext cx="5943600" cy="5172075"/>
                     </a:xfrm>
                     <a:prstGeom prst="rect">
                       <a:avLst/>
@@ -14948,19 +15631,19 @@
           <w:sz w:val="18"/>
           <w:szCs w:val="18"/>
         </w:rPr>
-        <w:t xml:space="preserve">Supplementary Fig. 20 | The three physics mechanisms encoded in the PCNN. </w:t>
-      </w:r>
-      <w:r>
-        <w:rPr>
-          <w:rFonts w:ascii="Arial" w:cs="Arial" w:eastAsia="Arial" w:hAnsi="Arial"/>
-          <w:b w:val="false"/>
-          <w:bCs w:val="false"/>
-          <w:i w:val="false"/>
-          <w:iCs w:val="false"/>
-          <w:sz w:val="18"/>
-          <w:szCs w:val="18"/>
-        </w:rPr>
-        <w:t xml:space="preserve"> Schematic of the ABO₃ perovskite responses the model decomposes: (</w:t>
+        <w:t xml:space="preserve">Supplementary Fig. 21 | Structure-property correlations between 12 physical descriptors and PCNN-predicted ε_r. </w:t>
+      </w:r>
+      <w:r>
+        <w:rPr>
+          <w:rFonts w:ascii="Arial" w:cs="Arial" w:eastAsia="Arial" w:hAnsi="Arial"/>
+          <w:b w:val="false"/>
+          <w:bCs w:val="false"/>
+          <w:i w:val="false"/>
+          <w:iCs w:val="false"/>
+          <w:sz w:val="18"/>
+          <w:szCs w:val="18"/>
+        </w:rPr>
+        <w:t xml:space="preserve"> Each panel (</w:t>
       </w:r>
       <w:r>
         <w:rPr>
@@ -14984,7 +15667,7 @@
           <w:sz w:val="18"/>
           <w:szCs w:val="18"/>
         </w:rPr>
-        <w:t xml:space="preserve">) the ideal cubic lattice setting the Clausius–Mossotti baseline ε_r,CM (polarizability of the static lattice); (</w:t>
+        <w:t xml:space="preserve">–</w:t>
       </w:r>
       <w:r>
         <w:rPr>
@@ -14996,19 +15679,43 @@
           <w:sz w:val="18"/>
           <w:szCs w:val="18"/>
         </w:rPr>
-        <w:t xml:space="preserve">b</w:t>
-      </w:r>
-      <w:r>
-        <w:rPr>
-          <w:rFonts w:ascii="Arial" w:cs="Arial" w:eastAsia="Arial" w:hAnsi="Arial"/>
-          <w:b w:val="false"/>
-          <w:bCs w:val="false"/>
-          <w:i w:val="false"/>
-          <w:iCs w:val="false"/>
-          <w:sz w:val="18"/>
-          <w:szCs w:val="18"/>
-        </w:rPr>
-        <w:t xml:space="preserve">) soft-mode (B-site off-centering) displacement giving the Lyddane–Sachs–Teller enhancement δ_LST ∝ 1/ω²_TO; and (</w:t>
+        <w:t xml:space="preserve">l</w:t>
+      </w:r>
+      <w:r>
+        <w:rPr>
+          <w:rFonts w:ascii="Arial" w:cs="Arial" w:eastAsia="Arial" w:hAnsi="Arial"/>
+          <w:b w:val="false"/>
+          <w:bCs w:val="false"/>
+          <w:i w:val="false"/>
+          <w:iCs w:val="false"/>
+          <w:sz w:val="18"/>
+          <w:szCs w:val="18"/>
+        </w:rPr>
+        <w:t xml:space="preserve">) shows the predicted ε_r against one descriptor across all 1,304 ABO₃-type compositions, with points coloured by Reaney regime (Ia, Ib, II, III). The annotated Spearman rank correlation </w:t>
+      </w:r>
+      <w:r>
+        <w:rPr>
+          <w:rFonts w:ascii="Arial" w:cs="Arial" w:eastAsia="Arial" w:hAnsi="Arial"/>
+          <w:b w:val="false"/>
+          <w:bCs w:val="false"/>
+          <w:i/>
+          <w:iCs/>
+          <w:sz w:val="18"/>
+          <w:szCs w:val="18"/>
+        </w:rPr>
+        <w:t xml:space="preserve">ρ</w:t>
+      </w:r>
+      <w:r>
+        <w:rPr>
+          <w:rFonts w:ascii="Arial" w:cs="Arial" w:eastAsia="Arial" w:hAnsi="Arial"/>
+          <w:b w:val="false"/>
+          <w:bCs w:val="false"/>
+          <w:i w:val="false"/>
+          <w:iCs w:val="false"/>
+          <w:sz w:val="18"/>
+          <w:szCs w:val="18"/>
+        </w:rPr>
+        <w:t xml:space="preserve"> quantifies the monotonic relation between each descriptor and the predicted permittivity. Panels: </w:t>
       </w:r>
       <w:r>
         <w:rPr>
@@ -15020,19 +15727,19 @@
           <w:sz w:val="18"/>
           <w:szCs w:val="18"/>
         </w:rPr>
-        <w:t xml:space="preserve">c</w:t>
-      </w:r>
-      <w:r>
-        <w:rPr>
-          <w:rFonts w:ascii="Arial" w:cs="Arial" w:eastAsia="Arial" w:hAnsi="Arial"/>
-          <w:b w:val="false"/>
-          <w:bCs w:val="false"/>
-          <w:i w:val="false"/>
-          <w:iCs w:val="false"/>
-          <w:sz w:val="18"/>
-          <w:szCs w:val="18"/>
-        </w:rPr>
-        <w:t xml:space="preserve">) octahedral tilting (Goldschmidt/Reaney, tolerance factor </w:t>
+        <w:t xml:space="preserve">a</w:t>
+      </w:r>
+      <w:r>
+        <w:rPr>
+          <w:rFonts w:ascii="Arial" w:cs="Arial" w:eastAsia="Arial" w:hAnsi="Arial"/>
+          <w:b w:val="false"/>
+          <w:bCs w:val="false"/>
+          <w:i w:val="false"/>
+          <w:iCs w:val="false"/>
+          <w:sz w:val="18"/>
+          <w:szCs w:val="18"/>
+        </w:rPr>
+        <w:t xml:space="preserve">, Goldschmidt tolerance factor </w:t>
       </w:r>
       <w:r>
         <w:rPr>
@@ -15056,7 +15763,607 @@
           <w:sz w:val="18"/>
           <w:szCs w:val="18"/>
         </w:rPr>
-        <w:t xml:space="preserve"> &lt; 1) that suppresses ε_r (δ_tilt). A-site, B-site and oxygen sites are indicated in the legend.</w:t>
+        <w:t xml:space="preserve"> (</w:t>
+      </w:r>
+      <w:r>
+        <w:rPr>
+          <w:rFonts w:ascii="Arial" w:cs="Arial" w:eastAsia="Arial" w:hAnsi="Arial"/>
+          <w:b w:val="false"/>
+          <w:bCs w:val="false"/>
+          <w:i/>
+          <w:iCs/>
+          <w:sz w:val="18"/>
+          <w:szCs w:val="18"/>
+        </w:rPr>
+        <w:t xml:space="preserve">ρ</w:t>
+      </w:r>
+      <w:r>
+        <w:rPr>
+          <w:rFonts w:ascii="Arial" w:cs="Arial" w:eastAsia="Arial" w:hAnsi="Arial"/>
+          <w:b w:val="false"/>
+          <w:bCs w:val="false"/>
+          <w:i w:val="false"/>
+          <w:iCs w:val="false"/>
+          <w:sz w:val="18"/>
+          <w:szCs w:val="18"/>
+        </w:rPr>
+        <w:t xml:space="preserve"> = −0.04). </w:t>
+      </w:r>
+      <w:r>
+        <w:rPr>
+          <w:rFonts w:ascii="Arial" w:cs="Arial" w:eastAsia="Arial" w:hAnsi="Arial"/>
+          <w:b/>
+          <w:bCs/>
+          <w:i w:val="false"/>
+          <w:iCs w:val="false"/>
+          <w:sz w:val="18"/>
+          <w:szCs w:val="18"/>
+        </w:rPr>
+        <w:t xml:space="preserve">b</w:t>
+      </w:r>
+      <w:r>
+        <w:rPr>
+          <w:rFonts w:ascii="Arial" w:cs="Arial" w:eastAsia="Arial" w:hAnsi="Arial"/>
+          <w:b w:val="false"/>
+          <w:bCs w:val="false"/>
+          <w:i w:val="false"/>
+          <w:iCs w:val="false"/>
+          <w:sz w:val="18"/>
+          <w:szCs w:val="18"/>
+        </w:rPr>
+        <w:t xml:space="preserve">, Clausius–Mossotti baseline ε_r,CM (</w:t>
+      </w:r>
+      <w:r>
+        <w:rPr>
+          <w:rFonts w:ascii="Arial" w:cs="Arial" w:eastAsia="Arial" w:hAnsi="Arial"/>
+          <w:b w:val="false"/>
+          <w:bCs w:val="false"/>
+          <w:i/>
+          <w:iCs/>
+          <w:sz w:val="18"/>
+          <w:szCs w:val="18"/>
+        </w:rPr>
+        <w:t xml:space="preserve">ρ</w:t>
+      </w:r>
+      <w:r>
+        <w:rPr>
+          <w:rFonts w:ascii="Arial" w:cs="Arial" w:eastAsia="Arial" w:hAnsi="Arial"/>
+          <w:b w:val="false"/>
+          <w:bCs w:val="false"/>
+          <w:i w:val="false"/>
+          <w:iCs w:val="false"/>
+          <w:sz w:val="18"/>
+          <w:szCs w:val="18"/>
+        </w:rPr>
+        <w:t xml:space="preserve"> = +0.41). </w:t>
+      </w:r>
+      <w:r>
+        <w:rPr>
+          <w:rFonts w:ascii="Arial" w:cs="Arial" w:eastAsia="Arial" w:hAnsi="Arial"/>
+          <w:b/>
+          <w:bCs/>
+          <w:i w:val="false"/>
+          <w:iCs w:val="false"/>
+          <w:sz w:val="18"/>
+          <w:szCs w:val="18"/>
+        </w:rPr>
+        <w:t xml:space="preserve">c</w:t>
+      </w:r>
+      <w:r>
+        <w:rPr>
+          <w:rFonts w:ascii="Arial" w:cs="Arial" w:eastAsia="Arial" w:hAnsi="Arial"/>
+          <w:b w:val="false"/>
+          <w:bCs w:val="false"/>
+          <w:i w:val="false"/>
+          <w:iCs w:val="false"/>
+          <w:sz w:val="18"/>
+          <w:szCs w:val="18"/>
+        </w:rPr>
+        <w:t xml:space="preserve">, δ_LST (</w:t>
+      </w:r>
+      <w:r>
+        <w:rPr>
+          <w:rFonts w:ascii="Arial" w:cs="Arial" w:eastAsia="Arial" w:hAnsi="Arial"/>
+          <w:b w:val="false"/>
+          <w:bCs w:val="false"/>
+          <w:i/>
+          <w:iCs/>
+          <w:sz w:val="18"/>
+          <w:szCs w:val="18"/>
+        </w:rPr>
+        <w:t xml:space="preserve">ρ</w:t>
+      </w:r>
+      <w:r>
+        <w:rPr>
+          <w:rFonts w:ascii="Arial" w:cs="Arial" w:eastAsia="Arial" w:hAnsi="Arial"/>
+          <w:b w:val="false"/>
+          <w:bCs w:val="false"/>
+          <w:i w:val="false"/>
+          <w:iCs w:val="false"/>
+          <w:sz w:val="18"/>
+          <w:szCs w:val="18"/>
+        </w:rPr>
+        <w:t xml:space="preserve"> = +0.87, the strongest single predictor, consistent with the LST-dominated mechanism reported in the main text). </w:t>
+      </w:r>
+      <w:r>
+        <w:rPr>
+          <w:rFonts w:ascii="Arial" w:cs="Arial" w:eastAsia="Arial" w:hAnsi="Arial"/>
+          <w:b/>
+          <w:bCs/>
+          <w:i w:val="false"/>
+          <w:iCs w:val="false"/>
+          <w:sz w:val="18"/>
+          <w:szCs w:val="18"/>
+        </w:rPr>
+        <w:t xml:space="preserve">d</w:t>
+      </w:r>
+      <w:r>
+        <w:rPr>
+          <w:rFonts w:ascii="Arial" w:cs="Arial" w:eastAsia="Arial" w:hAnsi="Arial"/>
+          <w:b w:val="false"/>
+          <w:bCs w:val="false"/>
+          <w:i w:val="false"/>
+          <w:iCs w:val="false"/>
+          <w:sz w:val="18"/>
+          <w:szCs w:val="18"/>
+        </w:rPr>
+        <w:t xml:space="preserve">, octahedral tilt branch δ_tilt (</w:t>
+      </w:r>
+      <w:r>
+        <w:rPr>
+          <w:rFonts w:ascii="Arial" w:cs="Arial" w:eastAsia="Arial" w:hAnsi="Arial"/>
+          <w:b w:val="false"/>
+          <w:bCs w:val="false"/>
+          <w:i/>
+          <w:iCs/>
+          <w:sz w:val="18"/>
+          <w:szCs w:val="18"/>
+        </w:rPr>
+        <w:t xml:space="preserve">ρ</w:t>
+      </w:r>
+      <w:r>
+        <w:rPr>
+          <w:rFonts w:ascii="Arial" w:cs="Arial" w:eastAsia="Arial" w:hAnsi="Arial"/>
+          <w:b w:val="false"/>
+          <w:bCs w:val="false"/>
+          <w:i w:val="false"/>
+          <w:iCs w:val="false"/>
+          <w:sz w:val="18"/>
+          <w:szCs w:val="18"/>
+        </w:rPr>
+        <w:t xml:space="preserve"> = +0.48). </w:t>
+      </w:r>
+      <w:r>
+        <w:rPr>
+          <w:rFonts w:ascii="Arial" w:cs="Arial" w:eastAsia="Arial" w:hAnsi="Arial"/>
+          <w:b/>
+          <w:bCs/>
+          <w:i w:val="false"/>
+          <w:iCs w:val="false"/>
+          <w:sz w:val="18"/>
+          <w:szCs w:val="18"/>
+        </w:rPr>
+        <w:t xml:space="preserve">e</w:t>
+      </w:r>
+      <w:r>
+        <w:rPr>
+          <w:rFonts w:ascii="Arial" w:cs="Arial" w:eastAsia="Arial" w:hAnsi="Arial"/>
+          <w:b w:val="false"/>
+          <w:bCs w:val="false"/>
+          <w:i w:val="false"/>
+          <w:iCs w:val="false"/>
+          <w:sz w:val="18"/>
+          <w:szCs w:val="18"/>
+        </w:rPr>
+        <w:t xml:space="preserve">, residual branch δ_res (</w:t>
+      </w:r>
+      <w:r>
+        <w:rPr>
+          <w:rFonts w:ascii="Arial" w:cs="Arial" w:eastAsia="Arial" w:hAnsi="Arial"/>
+          <w:b w:val="false"/>
+          <w:bCs w:val="false"/>
+          <w:i/>
+          <w:iCs/>
+          <w:sz w:val="18"/>
+          <w:szCs w:val="18"/>
+        </w:rPr>
+        <w:t xml:space="preserve">ρ</w:t>
+      </w:r>
+      <w:r>
+        <w:rPr>
+          <w:rFonts w:ascii="Arial" w:cs="Arial" w:eastAsia="Arial" w:hAnsi="Arial"/>
+          <w:b w:val="false"/>
+          <w:bCs w:val="false"/>
+          <w:i w:val="false"/>
+          <w:iCs w:val="false"/>
+          <w:sz w:val="18"/>
+          <w:szCs w:val="18"/>
+        </w:rPr>
+        <w:t xml:space="preserve"> = +0.61). </w:t>
+      </w:r>
+      <w:r>
+        <w:rPr>
+          <w:rFonts w:ascii="Arial" w:cs="Arial" w:eastAsia="Arial" w:hAnsi="Arial"/>
+          <w:b/>
+          <w:bCs/>
+          <w:i w:val="false"/>
+          <w:iCs w:val="false"/>
+          <w:sz w:val="18"/>
+          <w:szCs w:val="18"/>
+        </w:rPr>
+        <w:t xml:space="preserve">f</w:t>
+      </w:r>
+      <w:r>
+        <w:rPr>
+          <w:rFonts w:ascii="Arial" w:cs="Arial" w:eastAsia="Arial" w:hAnsi="Arial"/>
+          <w:b w:val="false"/>
+          <w:bCs w:val="false"/>
+          <w:i w:val="false"/>
+          <w:iCs w:val="false"/>
+          <w:sz w:val="18"/>
+          <w:szCs w:val="18"/>
+        </w:rPr>
+        <w:t xml:space="preserve">, predictive confidence σ_conf (</w:t>
+      </w:r>
+      <w:r>
+        <w:rPr>
+          <w:rFonts w:ascii="Arial" w:cs="Arial" w:eastAsia="Arial" w:hAnsi="Arial"/>
+          <w:b w:val="false"/>
+          <w:bCs w:val="false"/>
+          <w:i/>
+          <w:iCs/>
+          <w:sz w:val="18"/>
+          <w:szCs w:val="18"/>
+        </w:rPr>
+        <w:t xml:space="preserve">ρ</w:t>
+      </w:r>
+      <w:r>
+        <w:rPr>
+          <w:rFonts w:ascii="Arial" w:cs="Arial" w:eastAsia="Arial" w:hAnsi="Arial"/>
+          <w:b w:val="false"/>
+          <w:bCs w:val="false"/>
+          <w:i w:val="false"/>
+          <w:iCs w:val="false"/>
+          <w:sz w:val="18"/>
+          <w:szCs w:val="18"/>
+        </w:rPr>
+        <w:t xml:space="preserve"> = −0.06). </w:t>
+      </w:r>
+      <w:r>
+        <w:rPr>
+          <w:rFonts w:ascii="Arial" w:cs="Arial" w:eastAsia="Arial" w:hAnsi="Arial"/>
+          <w:b/>
+          <w:bCs/>
+          <w:i w:val="false"/>
+          <w:iCs w:val="false"/>
+          <w:sz w:val="18"/>
+          <w:szCs w:val="18"/>
+        </w:rPr>
+        <w:t xml:space="preserve">g</w:t>
+      </w:r>
+      <w:r>
+        <w:rPr>
+          <w:rFonts w:ascii="Arial" w:cs="Arial" w:eastAsia="Arial" w:hAnsi="Arial"/>
+          <w:b w:val="false"/>
+          <w:bCs w:val="false"/>
+          <w:i w:val="false"/>
+          <w:iCs w:val="false"/>
+          <w:sz w:val="18"/>
+          <w:szCs w:val="18"/>
+        </w:rPr>
+        <w:t xml:space="preserve">, soft-mode enhancement factor </w:t>
+      </w:r>
+      <w:r>
+        <w:rPr>
+          <w:rFonts w:ascii="Arial" w:cs="Arial" w:eastAsia="Arial" w:hAnsi="Arial"/>
+          <w:b w:val="false"/>
+          <w:bCs w:val="false"/>
+          <w:i/>
+          <w:iCs/>
+          <w:sz w:val="18"/>
+          <w:szCs w:val="18"/>
+        </w:rPr>
+        <w:t xml:space="preserve">f</w:t>
+      </w:r>
+      <w:r>
+        <w:rPr>
+          <w:rFonts w:ascii="Arial" w:cs="Arial" w:eastAsia="Arial" w:hAnsi="Arial"/>
+          <w:b w:val="false"/>
+          <w:bCs w:val="false"/>
+          <w:i w:val="false"/>
+          <w:iCs w:val="false"/>
+          <w:sz w:val="18"/>
+          <w:szCs w:val="18"/>
+        </w:rPr>
+        <w:t xml:space="preserve">_LST = δ_LST / ε_r,CM (</w:t>
+      </w:r>
+      <w:r>
+        <w:rPr>
+          <w:rFonts w:ascii="Arial" w:cs="Arial" w:eastAsia="Arial" w:hAnsi="Arial"/>
+          <w:b w:val="false"/>
+          <w:bCs w:val="false"/>
+          <w:i/>
+          <w:iCs/>
+          <w:sz w:val="18"/>
+          <w:szCs w:val="18"/>
+        </w:rPr>
+        <w:t xml:space="preserve">ρ</w:t>
+      </w:r>
+      <w:r>
+        <w:rPr>
+          <w:rFonts w:ascii="Arial" w:cs="Arial" w:eastAsia="Arial" w:hAnsi="Arial"/>
+          <w:b w:val="false"/>
+          <w:bCs w:val="false"/>
+          <w:i w:val="false"/>
+          <w:iCs w:val="false"/>
+          <w:sz w:val="18"/>
+          <w:szCs w:val="18"/>
+        </w:rPr>
+        <w:t xml:space="preserve"> = +0.76). </w:t>
+      </w:r>
+      <w:r>
+        <w:rPr>
+          <w:rFonts w:ascii="Arial" w:cs="Arial" w:eastAsia="Arial" w:hAnsi="Arial"/>
+          <w:b/>
+          <w:bCs/>
+          <w:i w:val="false"/>
+          <w:iCs w:val="false"/>
+          <w:sz w:val="18"/>
+          <w:szCs w:val="18"/>
+        </w:rPr>
+        <w:t xml:space="preserve">h</w:t>
+      </w:r>
+      <w:r>
+        <w:rPr>
+          <w:rFonts w:ascii="Arial" w:cs="Arial" w:eastAsia="Arial" w:hAnsi="Arial"/>
+          <w:b w:val="false"/>
+          <w:bCs w:val="false"/>
+          <w:i w:val="false"/>
+          <w:iCs w:val="false"/>
+          <w:sz w:val="18"/>
+          <w:szCs w:val="18"/>
+        </w:rPr>
+        <w:t xml:space="preserve">, B-site d fraction (</w:t>
+      </w:r>
+      <w:r>
+        <w:rPr>
+          <w:rFonts w:ascii="Arial" w:cs="Arial" w:eastAsia="Arial" w:hAnsi="Arial"/>
+          <w:b w:val="false"/>
+          <w:bCs w:val="false"/>
+          <w:i/>
+          <w:iCs/>
+          <w:sz w:val="18"/>
+          <w:szCs w:val="18"/>
+        </w:rPr>
+        <w:t xml:space="preserve">ρ</w:t>
+      </w:r>
+      <w:r>
+        <w:rPr>
+          <w:rFonts w:ascii="Arial" w:cs="Arial" w:eastAsia="Arial" w:hAnsi="Arial"/>
+          <w:b w:val="false"/>
+          <w:bCs w:val="false"/>
+          <w:i w:val="false"/>
+          <w:iCs w:val="false"/>
+          <w:sz w:val="18"/>
+          <w:szCs w:val="18"/>
+        </w:rPr>
+        <w:t xml:space="preserve"> = +0.61). </w:t>
+      </w:r>
+      <w:r>
+        <w:rPr>
+          <w:rFonts w:ascii="Arial" w:cs="Arial" w:eastAsia="Arial" w:hAnsi="Arial"/>
+          <w:b/>
+          <w:bCs/>
+          <w:i w:val="false"/>
+          <w:iCs w:val="false"/>
+          <w:sz w:val="18"/>
+          <w:szCs w:val="18"/>
+        </w:rPr>
+        <w:t xml:space="preserve">i</w:t>
+      </w:r>
+      <w:r>
+        <w:rPr>
+          <w:rFonts w:ascii="Arial" w:cs="Arial" w:eastAsia="Arial" w:hAnsi="Arial"/>
+          <w:b w:val="false"/>
+          <w:bCs w:val="false"/>
+          <w:i w:val="false"/>
+          <w:iCs w:val="false"/>
+          <w:sz w:val="18"/>
+          <w:szCs w:val="18"/>
+        </w:rPr>
+        <w:t xml:space="preserve">, total ionic polarizability α_total (</w:t>
+      </w:r>
+      <w:r>
+        <w:rPr>
+          <w:rFonts w:ascii="Arial" w:cs="Arial" w:eastAsia="Arial" w:hAnsi="Arial"/>
+          <w:b w:val="false"/>
+          <w:bCs w:val="false"/>
+          <w:i/>
+          <w:iCs/>
+          <w:sz w:val="18"/>
+          <w:szCs w:val="18"/>
+        </w:rPr>
+        <w:t xml:space="preserve">ρ</w:t>
+      </w:r>
+      <w:r>
+        <w:rPr>
+          <w:rFonts w:ascii="Arial" w:cs="Arial" w:eastAsia="Arial" w:hAnsi="Arial"/>
+          <w:b w:val="false"/>
+          <w:bCs w:val="false"/>
+          <w:i w:val="false"/>
+          <w:iCs w:val="false"/>
+          <w:sz w:val="18"/>
+          <w:szCs w:val="18"/>
+        </w:rPr>
+        <w:t xml:space="preserve"> = −0.02). </w:t>
+      </w:r>
+      <w:r>
+        <w:rPr>
+          <w:rFonts w:ascii="Arial" w:cs="Arial" w:eastAsia="Arial" w:hAnsi="Arial"/>
+          <w:b/>
+          <w:bCs/>
+          <w:i w:val="false"/>
+          <w:iCs w:val="false"/>
+          <w:sz w:val="18"/>
+          <w:szCs w:val="18"/>
+        </w:rPr>
+        <w:t xml:space="preserve">j</w:t>
+      </w:r>
+      <w:r>
+        <w:rPr>
+          <w:rFonts w:ascii="Arial" w:cs="Arial" w:eastAsia="Arial" w:hAnsi="Arial"/>
+          <w:b w:val="false"/>
+          <w:bCs w:val="false"/>
+          <w:i w:val="false"/>
+          <w:iCs w:val="false"/>
+          <w:sz w:val="18"/>
+          <w:szCs w:val="18"/>
+        </w:rPr>
+        <w:t xml:space="preserve">, A-site electronegativity χ_A (</w:t>
+      </w:r>
+      <w:r>
+        <w:rPr>
+          <w:rFonts w:ascii="Arial" w:cs="Arial" w:eastAsia="Arial" w:hAnsi="Arial"/>
+          <w:b w:val="false"/>
+          <w:bCs w:val="false"/>
+          <w:i/>
+          <w:iCs/>
+          <w:sz w:val="18"/>
+          <w:szCs w:val="18"/>
+        </w:rPr>
+        <w:t xml:space="preserve">ρ</w:t>
+      </w:r>
+      <w:r>
+        <w:rPr>
+          <w:rFonts w:ascii="Arial" w:cs="Arial" w:eastAsia="Arial" w:hAnsi="Arial"/>
+          <w:b w:val="false"/>
+          <w:bCs w:val="false"/>
+          <w:i w:val="false"/>
+          <w:iCs w:val="false"/>
+          <w:sz w:val="18"/>
+          <w:szCs w:val="18"/>
+        </w:rPr>
+        <w:t xml:space="preserve"> = +0.41). </w:t>
+      </w:r>
+      <w:r>
+        <w:rPr>
+          <w:rFonts w:ascii="Arial" w:cs="Arial" w:eastAsia="Arial" w:hAnsi="Arial"/>
+          <w:b/>
+          <w:bCs/>
+          <w:i w:val="false"/>
+          <w:iCs w:val="false"/>
+          <w:sz w:val="18"/>
+          <w:szCs w:val="18"/>
+        </w:rPr>
+        <w:t xml:space="preserve">k</w:t>
+      </w:r>
+      <w:r>
+        <w:rPr>
+          <w:rFonts w:ascii="Arial" w:cs="Arial" w:eastAsia="Arial" w:hAnsi="Arial"/>
+          <w:b w:val="false"/>
+          <w:bCs w:val="false"/>
+          <w:i w:val="false"/>
+          <w:iCs w:val="false"/>
+          <w:sz w:val="18"/>
+          <w:szCs w:val="18"/>
+        </w:rPr>
+        <w:t xml:space="preserve">, global instability index GII (</w:t>
+      </w:r>
+      <w:r>
+        <w:rPr>
+          <w:rFonts w:ascii="Arial" w:cs="Arial" w:eastAsia="Arial" w:hAnsi="Arial"/>
+          <w:b w:val="false"/>
+          <w:bCs w:val="false"/>
+          <w:i/>
+          <w:iCs/>
+          <w:sz w:val="18"/>
+          <w:szCs w:val="18"/>
+        </w:rPr>
+        <w:t xml:space="preserve">ρ</w:t>
+      </w:r>
+      <w:r>
+        <w:rPr>
+          <w:rFonts w:ascii="Arial" w:cs="Arial" w:eastAsia="Arial" w:hAnsi="Arial"/>
+          <w:b w:val="false"/>
+          <w:bCs w:val="false"/>
+          <w:i w:val="false"/>
+          <w:iCs w:val="false"/>
+          <w:sz w:val="18"/>
+          <w:szCs w:val="18"/>
+        </w:rPr>
+        <w:t xml:space="preserve"> = −0.15). </w:t>
+      </w:r>
+      <w:r>
+        <w:rPr>
+          <w:rFonts w:ascii="Arial" w:cs="Arial" w:eastAsia="Arial" w:hAnsi="Arial"/>
+          <w:b/>
+          <w:bCs/>
+          <w:i w:val="false"/>
+          <w:iCs w:val="false"/>
+          <w:sz w:val="18"/>
+          <w:szCs w:val="18"/>
+        </w:rPr>
+        <w:t xml:space="preserve">l</w:t>
+      </w:r>
+      <w:r>
+        <w:rPr>
+          <w:rFonts w:ascii="Arial" w:cs="Arial" w:eastAsia="Arial" w:hAnsi="Arial"/>
+          <w:b w:val="false"/>
+          <w:bCs w:val="false"/>
+          <w:i w:val="false"/>
+          <w:iCs w:val="false"/>
+          <w:sz w:val="18"/>
+          <w:szCs w:val="18"/>
+        </w:rPr>
+        <w:t xml:space="preserve">, ensemble standard deviation σ_ML (</w:t>
+      </w:r>
+      <w:r>
+        <w:rPr>
+          <w:rFonts w:ascii="Arial" w:cs="Arial" w:eastAsia="Arial" w:hAnsi="Arial"/>
+          <w:b w:val="false"/>
+          <w:bCs w:val="false"/>
+          <w:i/>
+          <w:iCs/>
+          <w:sz w:val="18"/>
+          <w:szCs w:val="18"/>
+        </w:rPr>
+        <w:t xml:space="preserve">ρ</w:t>
+      </w:r>
+      <w:r>
+        <w:rPr>
+          <w:rFonts w:ascii="Arial" w:cs="Arial" w:eastAsia="Arial" w:hAnsi="Arial"/>
+          <w:b w:val="false"/>
+          <w:bCs w:val="false"/>
+          <w:i w:val="false"/>
+          <w:iCs w:val="false"/>
+          <w:sz w:val="18"/>
+          <w:szCs w:val="18"/>
+        </w:rPr>
+        <w:t xml:space="preserve"> = +0.48). The ranking δ_LST &gt; </w:t>
+      </w:r>
+      <w:r>
+        <w:rPr>
+          <w:rFonts w:ascii="Arial" w:cs="Arial" w:eastAsia="Arial" w:hAnsi="Arial"/>
+          <w:b w:val="false"/>
+          <w:bCs w:val="false"/>
+          <w:i/>
+          <w:iCs/>
+          <w:sz w:val="18"/>
+          <w:szCs w:val="18"/>
+        </w:rPr>
+        <w:t xml:space="preserve">f</w:t>
+      </w:r>
+      <w:r>
+        <w:rPr>
+          <w:rFonts w:ascii="Arial" w:cs="Arial" w:eastAsia="Arial" w:hAnsi="Arial"/>
+          <w:b w:val="false"/>
+          <w:bCs w:val="false"/>
+          <w:i w:val="false"/>
+          <w:iCs w:val="false"/>
+          <w:sz w:val="18"/>
+          <w:szCs w:val="18"/>
+        </w:rPr>
+        <w:t xml:space="preserve">_LST &gt; δ_res ≈ d_per_field &gt; χ_A confirms that the LST channel carries the largest single contribution to permittivity, in agreement with the SHAP attribution in Supplementary Fig. 11 and the branch-decomposition statistics in the main text.</w:t>
       </w:r>
     </w:p>
     <w:p>
@@ -15080,9 +16387,9 @@
       <w:r>
         <w:drawing>
           <wp:inline distT="0" distB="0" distL="0" distR="0">
-            <wp:extent cx="5943600" cy="5172075"/>
+            <wp:extent cx="5943600" cy="3143250"/>
             <wp:effectExtent t="0" r="0" b="0" l="0"/>
-            <wp:docPr id="1" name="figS21_descriptor_panels.png" descr="Supplementary Figure" title="figS21_descriptor_panels.png"/>
+            <wp:docPr id="1" name="figS22_element_attribution.png" descr="Supplementary Figure" title="figS22_element_attribution.png"/>
             <wp:cNvGraphicFramePr>
               <a:graphicFrameLocks xmlns:a="http://schemas.openxmlformats.org/drawingml/2006/main" noChangeAspect="1"/>
             </wp:cNvGraphicFramePr>
@@ -15105,7 +16412,7 @@
                   <pic:spPr bwMode="auto">
                     <a:xfrm>
                       <a:off x="0" y="0"/>
-                      <a:ext cx="5943600" cy="5172075"/>
+                      <a:ext cx="5943600" cy="3143250"/>
                     </a:xfrm>
                     <a:prstGeom prst="rect">
                       <a:avLst/>
@@ -15132,19 +16439,19 @@
           <w:sz w:val="18"/>
           <w:szCs w:val="18"/>
         </w:rPr>
-        <w:t xml:space="preserve">Supplementary Fig. 21 | Structure-property correlations between 12 physical descriptors and PCNN-predicted ε_r. </w:t>
-      </w:r>
-      <w:r>
-        <w:rPr>
-          <w:rFonts w:ascii="Arial" w:cs="Arial" w:eastAsia="Arial" w:hAnsi="Arial"/>
-          <w:b w:val="false"/>
-          <w:bCs w:val="false"/>
-          <w:i w:val="false"/>
-          <w:iCs w:val="false"/>
-          <w:sz w:val="18"/>
-          <w:szCs w:val="18"/>
-        </w:rPr>
-        <w:t xml:space="preserve"> Each panel (</w:t>
+        <w:t xml:space="preserve">Supplementary Fig. 22 | A-site-resolved physics decomposition. </w:t>
+      </w:r>
+      <w:r>
+        <w:rPr>
+          <w:rFonts w:ascii="Arial" w:cs="Arial" w:eastAsia="Arial" w:hAnsi="Arial"/>
+          <w:b w:val="false"/>
+          <w:bCs w:val="false"/>
+          <w:i w:val="false"/>
+          <w:iCs w:val="false"/>
+          <w:sz w:val="18"/>
+          <w:szCs w:val="18"/>
+        </w:rPr>
+        <w:t xml:space="preserve"> Mean CM, LST, tilt and residual contributions to ε_r resolved by primary A-site cation, computed across all compositions of each family. </w:t>
       </w:r>
       <w:r>
         <w:rPr>
@@ -15168,7 +16475,127 @@
           <w:sz w:val="18"/>
           <w:szCs w:val="18"/>
         </w:rPr>
-        <w:t xml:space="preserve">–</w:t>
+        <w:t xml:space="preserve">, Stacked decomposition (ε_r,CM baseline plus δ_LST, δ_tilt, δ_res) per A-site, ordered by LST amplification: Pb (total ε_r ≈ 93, </w:t>
+      </w:r>
+      <w:r>
+        <w:rPr>
+          <w:rFonts w:ascii="Arial" w:cs="Arial" w:eastAsia="Arial" w:hAnsi="Arial"/>
+          <w:b w:val="false"/>
+          <w:bCs w:val="false"/>
+          <w:i/>
+          <w:iCs/>
+          <w:sz w:val="18"/>
+          <w:szCs w:val="18"/>
+        </w:rPr>
+        <w:t xml:space="preserve">n</w:t>
+      </w:r>
+      <w:r>
+        <w:rPr>
+          <w:rFonts w:ascii="Arial" w:cs="Arial" w:eastAsia="Arial" w:hAnsi="Arial"/>
+          <w:b w:val="false"/>
+          <w:bCs w:val="false"/>
+          <w:i w:val="false"/>
+          <w:iCs w:val="false"/>
+          <w:sz w:val="18"/>
+          <w:szCs w:val="18"/>
+        </w:rPr>
+        <w:t xml:space="preserve"> = 83), Ca (56, </w:t>
+      </w:r>
+      <w:r>
+        <w:rPr>
+          <w:rFonts w:ascii="Arial" w:cs="Arial" w:eastAsia="Arial" w:hAnsi="Arial"/>
+          <w:b w:val="false"/>
+          <w:bCs w:val="false"/>
+          <w:i/>
+          <w:iCs/>
+          <w:sz w:val="18"/>
+          <w:szCs w:val="18"/>
+        </w:rPr>
+        <w:t xml:space="preserve">n</w:t>
+      </w:r>
+      <w:r>
+        <w:rPr>
+          <w:rFonts w:ascii="Arial" w:cs="Arial" w:eastAsia="Arial" w:hAnsi="Arial"/>
+          <w:b w:val="false"/>
+          <w:bCs w:val="false"/>
+          <w:i w:val="false"/>
+          <w:iCs w:val="false"/>
+          <w:sz w:val="18"/>
+          <w:szCs w:val="18"/>
+        </w:rPr>
+        <w:t xml:space="preserve"> = 344), La (43, </w:t>
+      </w:r>
+      <w:r>
+        <w:rPr>
+          <w:rFonts w:ascii="Arial" w:cs="Arial" w:eastAsia="Arial" w:hAnsi="Arial"/>
+          <w:b w:val="false"/>
+          <w:bCs w:val="false"/>
+          <w:i/>
+          <w:iCs/>
+          <w:sz w:val="18"/>
+          <w:szCs w:val="18"/>
+        </w:rPr>
+        <w:t xml:space="preserve">n</w:t>
+      </w:r>
+      <w:r>
+        <w:rPr>
+          <w:rFonts w:ascii="Arial" w:cs="Arial" w:eastAsia="Arial" w:hAnsi="Arial"/>
+          <w:b w:val="false"/>
+          <w:bCs w:val="false"/>
+          <w:i w:val="false"/>
+          <w:iCs w:val="false"/>
+          <w:sz w:val="18"/>
+          <w:szCs w:val="18"/>
+        </w:rPr>
+        <w:t xml:space="preserve"> = 121), Sr (38, </w:t>
+      </w:r>
+      <w:r>
+        <w:rPr>
+          <w:rFonts w:ascii="Arial" w:cs="Arial" w:eastAsia="Arial" w:hAnsi="Arial"/>
+          <w:b w:val="false"/>
+          <w:bCs w:val="false"/>
+          <w:i/>
+          <w:iCs/>
+          <w:sz w:val="18"/>
+          <w:szCs w:val="18"/>
+        </w:rPr>
+        <w:t xml:space="preserve">n</w:t>
+      </w:r>
+      <w:r>
+        <w:rPr>
+          <w:rFonts w:ascii="Arial" w:cs="Arial" w:eastAsia="Arial" w:hAnsi="Arial"/>
+          <w:b w:val="false"/>
+          <w:bCs w:val="false"/>
+          <w:i w:val="false"/>
+          <w:iCs w:val="false"/>
+          <w:sz w:val="18"/>
+          <w:szCs w:val="18"/>
+        </w:rPr>
+        <w:t xml:space="preserve"> = 159), Ba (34, </w:t>
+      </w:r>
+      <w:r>
+        <w:rPr>
+          <w:rFonts w:ascii="Arial" w:cs="Arial" w:eastAsia="Arial" w:hAnsi="Arial"/>
+          <w:b w:val="false"/>
+          <w:bCs w:val="false"/>
+          <w:i/>
+          <w:iCs/>
+          <w:sz w:val="18"/>
+          <w:szCs w:val="18"/>
+        </w:rPr>
+        <w:t xml:space="preserve">n</w:t>
+      </w:r>
+      <w:r>
+        <w:rPr>
+          <w:rFonts w:ascii="Arial" w:cs="Arial" w:eastAsia="Arial" w:hAnsi="Arial"/>
+          <w:b w:val="false"/>
+          <w:bCs w:val="false"/>
+          <w:i w:val="false"/>
+          <w:iCs w:val="false"/>
+          <w:sz w:val="18"/>
+          <w:szCs w:val="18"/>
+        </w:rPr>
+        <w:t xml:space="preserve"> = 368). </w:t>
       </w:r>
       <w:r>
         <w:rPr>
@@ -15180,19 +16607,19 @@
           <w:sz w:val="18"/>
           <w:szCs w:val="18"/>
         </w:rPr>
-        <w:t xml:space="preserve">l</w:t>
-      </w:r>
-      <w:r>
-        <w:rPr>
-          <w:rFonts w:ascii="Arial" w:cs="Arial" w:eastAsia="Arial" w:hAnsi="Arial"/>
-          <w:b w:val="false"/>
-          <w:bCs w:val="false"/>
-          <w:i w:val="false"/>
-          <w:iCs w:val="false"/>
-          <w:sz w:val="18"/>
-          <w:szCs w:val="18"/>
-        </w:rPr>
-        <w:t xml:space="preserve">) shows the predicted ε_r against one descriptor across all 1,304 ABO₃-type compositions, with points coloured by Reaney regime (Ia, Ib, II, III). The annotated Spearman rank correlation </w:t>
+        <w:t xml:space="preserve">b</w:t>
+      </w:r>
+      <w:r>
+        <w:rPr>
+          <w:rFonts w:ascii="Arial" w:cs="Arial" w:eastAsia="Arial" w:hAnsi="Arial"/>
+          <w:b w:val="false"/>
+          <w:bCs w:val="false"/>
+          <w:i w:val="false"/>
+          <w:iCs w:val="false"/>
+          <w:sz w:val="18"/>
+          <w:szCs w:val="18"/>
+        </w:rPr>
+        <w:t xml:space="preserve">, The corresponding soft-mode enhancement factor </w:t>
       </w:r>
       <w:r>
         <w:rPr>
@@ -15204,294 +16631,6 @@
           <w:sz w:val="18"/>
           <w:szCs w:val="18"/>
         </w:rPr>
-        <w:t xml:space="preserve">ρ</w:t>
-      </w:r>
-      <w:r>
-        <w:rPr>
-          <w:rFonts w:ascii="Arial" w:cs="Arial" w:eastAsia="Arial" w:hAnsi="Arial"/>
-          <w:b w:val="false"/>
-          <w:bCs w:val="false"/>
-          <w:i w:val="false"/>
-          <w:iCs w:val="false"/>
-          <w:sz w:val="18"/>
-          <w:szCs w:val="18"/>
-        </w:rPr>
-        <w:t xml:space="preserve"> quantifies the monotonic relation between each descriptor and the predicted permittivity. Panels: </w:t>
-      </w:r>
-      <w:r>
-        <w:rPr>
-          <w:rFonts w:ascii="Arial" w:cs="Arial" w:eastAsia="Arial" w:hAnsi="Arial"/>
-          <w:b/>
-          <w:bCs/>
-          <w:i w:val="false"/>
-          <w:iCs w:val="false"/>
-          <w:sz w:val="18"/>
-          <w:szCs w:val="18"/>
-        </w:rPr>
-        <w:t xml:space="preserve">a</w:t>
-      </w:r>
-      <w:r>
-        <w:rPr>
-          <w:rFonts w:ascii="Arial" w:cs="Arial" w:eastAsia="Arial" w:hAnsi="Arial"/>
-          <w:b w:val="false"/>
-          <w:bCs w:val="false"/>
-          <w:i w:val="false"/>
-          <w:iCs w:val="false"/>
-          <w:sz w:val="18"/>
-          <w:szCs w:val="18"/>
-        </w:rPr>
-        <w:t xml:space="preserve">, Goldschmidt tolerance factor </w:t>
-      </w:r>
-      <w:r>
-        <w:rPr>
-          <w:rFonts w:ascii="Arial" w:cs="Arial" w:eastAsia="Arial" w:hAnsi="Arial"/>
-          <w:b w:val="false"/>
-          <w:bCs w:val="false"/>
-          <w:i/>
-          <w:iCs/>
-          <w:sz w:val="18"/>
-          <w:szCs w:val="18"/>
-        </w:rPr>
-        <w:t xml:space="preserve">t</w:t>
-      </w:r>
-      <w:r>
-        <w:rPr>
-          <w:rFonts w:ascii="Arial" w:cs="Arial" w:eastAsia="Arial" w:hAnsi="Arial"/>
-          <w:b w:val="false"/>
-          <w:bCs w:val="false"/>
-          <w:i w:val="false"/>
-          <w:iCs w:val="false"/>
-          <w:sz w:val="18"/>
-          <w:szCs w:val="18"/>
-        </w:rPr>
-        <w:t xml:space="preserve"> (</w:t>
-      </w:r>
-      <w:r>
-        <w:rPr>
-          <w:rFonts w:ascii="Arial" w:cs="Arial" w:eastAsia="Arial" w:hAnsi="Arial"/>
-          <w:b w:val="false"/>
-          <w:bCs w:val="false"/>
-          <w:i/>
-          <w:iCs/>
-          <w:sz w:val="18"/>
-          <w:szCs w:val="18"/>
-        </w:rPr>
-        <w:t xml:space="preserve">ρ</w:t>
-      </w:r>
-      <w:r>
-        <w:rPr>
-          <w:rFonts w:ascii="Arial" w:cs="Arial" w:eastAsia="Arial" w:hAnsi="Arial"/>
-          <w:b w:val="false"/>
-          <w:bCs w:val="false"/>
-          <w:i w:val="false"/>
-          <w:iCs w:val="false"/>
-          <w:sz w:val="18"/>
-          <w:szCs w:val="18"/>
-        </w:rPr>
-        <w:t xml:space="preserve"> = −0.04). </w:t>
-      </w:r>
-      <w:r>
-        <w:rPr>
-          <w:rFonts w:ascii="Arial" w:cs="Arial" w:eastAsia="Arial" w:hAnsi="Arial"/>
-          <w:b/>
-          <w:bCs/>
-          <w:i w:val="false"/>
-          <w:iCs w:val="false"/>
-          <w:sz w:val="18"/>
-          <w:szCs w:val="18"/>
-        </w:rPr>
-        <w:t xml:space="preserve">b</w:t>
-      </w:r>
-      <w:r>
-        <w:rPr>
-          <w:rFonts w:ascii="Arial" w:cs="Arial" w:eastAsia="Arial" w:hAnsi="Arial"/>
-          <w:b w:val="false"/>
-          <w:bCs w:val="false"/>
-          <w:i w:val="false"/>
-          <w:iCs w:val="false"/>
-          <w:sz w:val="18"/>
-          <w:szCs w:val="18"/>
-        </w:rPr>
-        <w:t xml:space="preserve">, Clausius–Mossotti baseline ε_r,CM (</w:t>
-      </w:r>
-      <w:r>
-        <w:rPr>
-          <w:rFonts w:ascii="Arial" w:cs="Arial" w:eastAsia="Arial" w:hAnsi="Arial"/>
-          <w:b w:val="false"/>
-          <w:bCs w:val="false"/>
-          <w:i/>
-          <w:iCs/>
-          <w:sz w:val="18"/>
-          <w:szCs w:val="18"/>
-        </w:rPr>
-        <w:t xml:space="preserve">ρ</w:t>
-      </w:r>
-      <w:r>
-        <w:rPr>
-          <w:rFonts w:ascii="Arial" w:cs="Arial" w:eastAsia="Arial" w:hAnsi="Arial"/>
-          <w:b w:val="false"/>
-          <w:bCs w:val="false"/>
-          <w:i w:val="false"/>
-          <w:iCs w:val="false"/>
-          <w:sz w:val="18"/>
-          <w:szCs w:val="18"/>
-        </w:rPr>
-        <w:t xml:space="preserve"> = +0.41). </w:t>
-      </w:r>
-      <w:r>
-        <w:rPr>
-          <w:rFonts w:ascii="Arial" w:cs="Arial" w:eastAsia="Arial" w:hAnsi="Arial"/>
-          <w:b/>
-          <w:bCs/>
-          <w:i w:val="false"/>
-          <w:iCs w:val="false"/>
-          <w:sz w:val="18"/>
-          <w:szCs w:val="18"/>
-        </w:rPr>
-        <w:t xml:space="preserve">c</w:t>
-      </w:r>
-      <w:r>
-        <w:rPr>
-          <w:rFonts w:ascii="Arial" w:cs="Arial" w:eastAsia="Arial" w:hAnsi="Arial"/>
-          <w:b w:val="false"/>
-          <w:bCs w:val="false"/>
-          <w:i w:val="false"/>
-          <w:iCs w:val="false"/>
-          <w:sz w:val="18"/>
-          <w:szCs w:val="18"/>
-        </w:rPr>
-        <w:t xml:space="preserve">, soft-mode branch δ_LST (</w:t>
-      </w:r>
-      <w:r>
-        <w:rPr>
-          <w:rFonts w:ascii="Arial" w:cs="Arial" w:eastAsia="Arial" w:hAnsi="Arial"/>
-          <w:b w:val="false"/>
-          <w:bCs w:val="false"/>
-          <w:i/>
-          <w:iCs/>
-          <w:sz w:val="18"/>
-          <w:szCs w:val="18"/>
-        </w:rPr>
-        <w:t xml:space="preserve">ρ</w:t>
-      </w:r>
-      <w:r>
-        <w:rPr>
-          <w:rFonts w:ascii="Arial" w:cs="Arial" w:eastAsia="Arial" w:hAnsi="Arial"/>
-          <w:b w:val="false"/>
-          <w:bCs w:val="false"/>
-          <w:i w:val="false"/>
-          <w:iCs w:val="false"/>
-          <w:sz w:val="18"/>
-          <w:szCs w:val="18"/>
-        </w:rPr>
-        <w:t xml:space="preserve"> = +0.87, the strongest single predictor, consistent with the LST-dominated mechanism reported in the main text). </w:t>
-      </w:r>
-      <w:r>
-        <w:rPr>
-          <w:rFonts w:ascii="Arial" w:cs="Arial" w:eastAsia="Arial" w:hAnsi="Arial"/>
-          <w:b/>
-          <w:bCs/>
-          <w:i w:val="false"/>
-          <w:iCs w:val="false"/>
-          <w:sz w:val="18"/>
-          <w:szCs w:val="18"/>
-        </w:rPr>
-        <w:t xml:space="preserve">d</w:t>
-      </w:r>
-      <w:r>
-        <w:rPr>
-          <w:rFonts w:ascii="Arial" w:cs="Arial" w:eastAsia="Arial" w:hAnsi="Arial"/>
-          <w:b w:val="false"/>
-          <w:bCs w:val="false"/>
-          <w:i w:val="false"/>
-          <w:iCs w:val="false"/>
-          <w:sz w:val="18"/>
-          <w:szCs w:val="18"/>
-        </w:rPr>
-        <w:t xml:space="preserve">, octahedral tilt branch δ_tilt (</w:t>
-      </w:r>
-      <w:r>
-        <w:rPr>
-          <w:rFonts w:ascii="Arial" w:cs="Arial" w:eastAsia="Arial" w:hAnsi="Arial"/>
-          <w:b w:val="false"/>
-          <w:bCs w:val="false"/>
-          <w:i/>
-          <w:iCs/>
-          <w:sz w:val="18"/>
-          <w:szCs w:val="18"/>
-        </w:rPr>
-        <w:t xml:space="preserve">ρ</w:t>
-      </w:r>
-      <w:r>
-        <w:rPr>
-          <w:rFonts w:ascii="Arial" w:cs="Arial" w:eastAsia="Arial" w:hAnsi="Arial"/>
-          <w:b w:val="false"/>
-          <w:bCs w:val="false"/>
-          <w:i w:val="false"/>
-          <w:iCs w:val="false"/>
-          <w:sz w:val="18"/>
-          <w:szCs w:val="18"/>
-        </w:rPr>
-        <w:t xml:space="preserve"> = +0.48). </w:t>
-      </w:r>
-      <w:r>
-        <w:rPr>
-          <w:rFonts w:ascii="Arial" w:cs="Arial" w:eastAsia="Arial" w:hAnsi="Arial"/>
-          <w:b/>
-          <w:bCs/>
-          <w:i w:val="false"/>
-          <w:iCs w:val="false"/>
-          <w:sz w:val="18"/>
-          <w:szCs w:val="18"/>
-        </w:rPr>
-        <w:t xml:space="preserve">e</w:t>
-      </w:r>
-      <w:r>
-        <w:rPr>
-          <w:rFonts w:ascii="Arial" w:cs="Arial" w:eastAsia="Arial" w:hAnsi="Arial"/>
-          <w:b w:val="false"/>
-          <w:bCs w:val="false"/>
-          <w:i w:val="false"/>
-          <w:iCs w:val="false"/>
-          <w:sz w:val="18"/>
-          <w:szCs w:val="18"/>
-        </w:rPr>
-        <w:t xml:space="preserve">, residual branch δ_res (</w:t>
-      </w:r>
-      <w:r>
-        <w:rPr>
-          <w:rFonts w:ascii="Arial" w:cs="Arial" w:eastAsia="Arial" w:hAnsi="Arial"/>
-          <w:b w:val="false"/>
-          <w:bCs w:val="false"/>
-          <w:i/>
-          <w:iCs/>
-          <w:sz w:val="18"/>
-          <w:szCs w:val="18"/>
-        </w:rPr>
-        <w:t xml:space="preserve">ρ</w:t>
-      </w:r>
-      <w:r>
-        <w:rPr>
-          <w:rFonts w:ascii="Arial" w:cs="Arial" w:eastAsia="Arial" w:hAnsi="Arial"/>
-          <w:b w:val="false"/>
-          <w:bCs w:val="false"/>
-          <w:i w:val="false"/>
-          <w:iCs w:val="false"/>
-          <w:sz w:val="18"/>
-          <w:szCs w:val="18"/>
-        </w:rPr>
-        <w:t xml:space="preserve"> = +0.61). </w:t>
-      </w:r>
-      <w:r>
-        <w:rPr>
-          <w:rFonts w:ascii="Arial" w:cs="Arial" w:eastAsia="Arial" w:hAnsi="Arial"/>
-          <w:b/>
-          <w:bCs/>
-          <w:i w:val="false"/>
-          <w:iCs w:val="false"/>
-          <w:sz w:val="18"/>
-          <w:szCs w:val="18"/>
-        </w:rPr>
         <w:t xml:space="preserve">f</w:t>
       </w:r>
       <w:r>
@@ -15504,367 +16643,7 @@
           <w:sz w:val="18"/>
           <w:szCs w:val="18"/>
         </w:rPr>
-        <w:t xml:space="preserve">, predictive confidence σ_conf (</w:t>
-      </w:r>
-      <w:r>
-        <w:rPr>
-          <w:rFonts w:ascii="Arial" w:cs="Arial" w:eastAsia="Arial" w:hAnsi="Arial"/>
-          <w:b w:val="false"/>
-          <w:bCs w:val="false"/>
-          <w:i/>
-          <w:iCs/>
-          <w:sz w:val="18"/>
-          <w:szCs w:val="18"/>
-        </w:rPr>
-        <w:t xml:space="preserve">ρ</w:t>
-      </w:r>
-      <w:r>
-        <w:rPr>
-          <w:rFonts w:ascii="Arial" w:cs="Arial" w:eastAsia="Arial" w:hAnsi="Arial"/>
-          <w:b w:val="false"/>
-          <w:bCs w:val="false"/>
-          <w:i w:val="false"/>
-          <w:iCs w:val="false"/>
-          <w:sz w:val="18"/>
-          <w:szCs w:val="18"/>
-        </w:rPr>
-        <w:t xml:space="preserve"> = −0.06). </w:t>
-      </w:r>
-      <w:r>
-        <w:rPr>
-          <w:rFonts w:ascii="Arial" w:cs="Arial" w:eastAsia="Arial" w:hAnsi="Arial"/>
-          <w:b/>
-          <w:bCs/>
-          <w:i w:val="false"/>
-          <w:iCs w:val="false"/>
-          <w:sz w:val="18"/>
-          <w:szCs w:val="18"/>
-        </w:rPr>
-        <w:t xml:space="preserve">g</w:t>
-      </w:r>
-      <w:r>
-        <w:rPr>
-          <w:rFonts w:ascii="Arial" w:cs="Arial" w:eastAsia="Arial" w:hAnsi="Arial"/>
-          <w:b w:val="false"/>
-          <w:bCs w:val="false"/>
-          <w:i w:val="false"/>
-          <w:iCs w:val="false"/>
-          <w:sz w:val="18"/>
-          <w:szCs w:val="18"/>
-        </w:rPr>
-        <w:t xml:space="preserve">, soft-mode enhancement factor </w:t>
-      </w:r>
-      <w:r>
-        <w:rPr>
-          <w:rFonts w:ascii="Arial" w:cs="Arial" w:eastAsia="Arial" w:hAnsi="Arial"/>
-          <w:b w:val="false"/>
-          <w:bCs w:val="false"/>
-          <w:i/>
-          <w:iCs/>
-          <w:sz w:val="18"/>
-          <w:szCs w:val="18"/>
-        </w:rPr>
-        <w:t xml:space="preserve">f</w:t>
-      </w:r>
-      <w:r>
-        <w:rPr>
-          <w:rFonts w:ascii="Arial" w:cs="Arial" w:eastAsia="Arial" w:hAnsi="Arial"/>
-          <w:b w:val="false"/>
-          <w:bCs w:val="false"/>
-          <w:i w:val="false"/>
-          <w:iCs w:val="false"/>
-          <w:sz w:val="18"/>
-          <w:szCs w:val="18"/>
-        </w:rPr>
-        <w:t xml:space="preserve">_LST = δ_LST / ε_r,CM (</w:t>
-      </w:r>
-      <w:r>
-        <w:rPr>
-          <w:rFonts w:ascii="Arial" w:cs="Arial" w:eastAsia="Arial" w:hAnsi="Arial"/>
-          <w:b w:val="false"/>
-          <w:bCs w:val="false"/>
-          <w:i/>
-          <w:iCs/>
-          <w:sz w:val="18"/>
-          <w:szCs w:val="18"/>
-        </w:rPr>
-        <w:t xml:space="preserve">ρ</w:t>
-      </w:r>
-      <w:r>
-        <w:rPr>
-          <w:rFonts w:ascii="Arial" w:cs="Arial" w:eastAsia="Arial" w:hAnsi="Arial"/>
-          <w:b w:val="false"/>
-          <w:bCs w:val="false"/>
-          <w:i w:val="false"/>
-          <w:iCs w:val="false"/>
-          <w:sz w:val="18"/>
-          <w:szCs w:val="18"/>
-        </w:rPr>
-        <w:t xml:space="preserve"> = +0.76). </w:t>
-      </w:r>
-      <w:r>
-        <w:rPr>
-          <w:rFonts w:ascii="Arial" w:cs="Arial" w:eastAsia="Arial" w:hAnsi="Arial"/>
-          <w:b/>
-          <w:bCs/>
-          <w:i w:val="false"/>
-          <w:iCs w:val="false"/>
-          <w:sz w:val="18"/>
-          <w:szCs w:val="18"/>
-        </w:rPr>
-        <w:t xml:space="preserve">h</w:t>
-      </w:r>
-      <w:r>
-        <w:rPr>
-          <w:rFonts w:ascii="Arial" w:cs="Arial" w:eastAsia="Arial" w:hAnsi="Arial"/>
-          <w:b w:val="false"/>
-          <w:bCs w:val="false"/>
-          <w:i w:val="false"/>
-          <w:iCs w:val="false"/>
-          <w:sz w:val="18"/>
-          <w:szCs w:val="18"/>
-        </w:rPr>
-        <w:t xml:space="preserve">, B-site d⁰ fraction (</w:t>
-      </w:r>
-      <w:r>
-        <w:rPr>
-          <w:rFonts w:ascii="Arial" w:cs="Arial" w:eastAsia="Arial" w:hAnsi="Arial"/>
-          <w:b w:val="false"/>
-          <w:bCs w:val="false"/>
-          <w:i/>
-          <w:iCs/>
-          <w:sz w:val="18"/>
-          <w:szCs w:val="18"/>
-        </w:rPr>
-        <w:t xml:space="preserve">ρ</w:t>
-      </w:r>
-      <w:r>
-        <w:rPr>
-          <w:rFonts w:ascii="Arial" w:cs="Arial" w:eastAsia="Arial" w:hAnsi="Arial"/>
-          <w:b w:val="false"/>
-          <w:bCs w:val="false"/>
-          <w:i w:val="false"/>
-          <w:iCs w:val="false"/>
-          <w:sz w:val="18"/>
-          <w:szCs w:val="18"/>
-        </w:rPr>
-        <w:t xml:space="preserve"> = +0.61). </w:t>
-      </w:r>
-      <w:r>
-        <w:rPr>
-          <w:rFonts w:ascii="Arial" w:cs="Arial" w:eastAsia="Arial" w:hAnsi="Arial"/>
-          <w:b/>
-          <w:bCs/>
-          <w:i w:val="false"/>
-          <w:iCs w:val="false"/>
-          <w:sz w:val="18"/>
-          <w:szCs w:val="18"/>
-        </w:rPr>
-        <w:t xml:space="preserve">i</w:t>
-      </w:r>
-      <w:r>
-        <w:rPr>
-          <w:rFonts w:ascii="Arial" w:cs="Arial" w:eastAsia="Arial" w:hAnsi="Arial"/>
-          <w:b w:val="false"/>
-          <w:bCs w:val="false"/>
-          <w:i w:val="false"/>
-          <w:iCs w:val="false"/>
-          <w:sz w:val="18"/>
-          <w:szCs w:val="18"/>
-        </w:rPr>
-        <w:t xml:space="preserve">, total ionic polarizability α_total (</w:t>
-      </w:r>
-      <w:r>
-        <w:rPr>
-          <w:rFonts w:ascii="Arial" w:cs="Arial" w:eastAsia="Arial" w:hAnsi="Arial"/>
-          <w:b w:val="false"/>
-          <w:bCs w:val="false"/>
-          <w:i/>
-          <w:iCs/>
-          <w:sz w:val="18"/>
-          <w:szCs w:val="18"/>
-        </w:rPr>
-        <w:t xml:space="preserve">ρ</w:t>
-      </w:r>
-      <w:r>
-        <w:rPr>
-          <w:rFonts w:ascii="Arial" w:cs="Arial" w:eastAsia="Arial" w:hAnsi="Arial"/>
-          <w:b w:val="false"/>
-          <w:bCs w:val="false"/>
-          <w:i w:val="false"/>
-          <w:iCs w:val="false"/>
-          <w:sz w:val="18"/>
-          <w:szCs w:val="18"/>
-        </w:rPr>
-        <w:t xml:space="preserve"> = −0.02). </w:t>
-      </w:r>
-      <w:r>
-        <w:rPr>
-          <w:rFonts w:ascii="Arial" w:cs="Arial" w:eastAsia="Arial" w:hAnsi="Arial"/>
-          <w:b/>
-          <w:bCs/>
-          <w:i w:val="false"/>
-          <w:iCs w:val="false"/>
-          <w:sz w:val="18"/>
-          <w:szCs w:val="18"/>
-        </w:rPr>
-        <w:t xml:space="preserve">j</w:t>
-      </w:r>
-      <w:r>
-        <w:rPr>
-          <w:rFonts w:ascii="Arial" w:cs="Arial" w:eastAsia="Arial" w:hAnsi="Arial"/>
-          <w:b w:val="false"/>
-          <w:bCs w:val="false"/>
-          <w:i w:val="false"/>
-          <w:iCs w:val="false"/>
-          <w:sz w:val="18"/>
-          <w:szCs w:val="18"/>
-        </w:rPr>
-        <w:t xml:space="preserve">, A-site electronegativity χ_A (</w:t>
-      </w:r>
-      <w:r>
-        <w:rPr>
-          <w:rFonts w:ascii="Arial" w:cs="Arial" w:eastAsia="Arial" w:hAnsi="Arial"/>
-          <w:b w:val="false"/>
-          <w:bCs w:val="false"/>
-          <w:i/>
-          <w:iCs/>
-          <w:sz w:val="18"/>
-          <w:szCs w:val="18"/>
-        </w:rPr>
-        <w:t xml:space="preserve">ρ</w:t>
-      </w:r>
-      <w:r>
-        <w:rPr>
-          <w:rFonts w:ascii="Arial" w:cs="Arial" w:eastAsia="Arial" w:hAnsi="Arial"/>
-          <w:b w:val="false"/>
-          <w:bCs w:val="false"/>
-          <w:i w:val="false"/>
-          <w:iCs w:val="false"/>
-          <w:sz w:val="18"/>
-          <w:szCs w:val="18"/>
-        </w:rPr>
-        <w:t xml:space="preserve"> = +0.41). </w:t>
-      </w:r>
-      <w:r>
-        <w:rPr>
-          <w:rFonts w:ascii="Arial" w:cs="Arial" w:eastAsia="Arial" w:hAnsi="Arial"/>
-          <w:b/>
-          <w:bCs/>
-          <w:i w:val="false"/>
-          <w:iCs w:val="false"/>
-          <w:sz w:val="18"/>
-          <w:szCs w:val="18"/>
-        </w:rPr>
-        <w:t xml:space="preserve">k</w:t>
-      </w:r>
-      <w:r>
-        <w:rPr>
-          <w:rFonts w:ascii="Arial" w:cs="Arial" w:eastAsia="Arial" w:hAnsi="Arial"/>
-          <w:b w:val="false"/>
-          <w:bCs w:val="false"/>
-          <w:i w:val="false"/>
-          <w:iCs w:val="false"/>
-          <w:sz w:val="18"/>
-          <w:szCs w:val="18"/>
-        </w:rPr>
-        <w:t xml:space="preserve">, global instability index GII (</w:t>
-      </w:r>
-      <w:r>
-        <w:rPr>
-          <w:rFonts w:ascii="Arial" w:cs="Arial" w:eastAsia="Arial" w:hAnsi="Arial"/>
-          <w:b w:val="false"/>
-          <w:bCs w:val="false"/>
-          <w:i/>
-          <w:iCs/>
-          <w:sz w:val="18"/>
-          <w:szCs w:val="18"/>
-        </w:rPr>
-        <w:t xml:space="preserve">ρ</w:t>
-      </w:r>
-      <w:r>
-        <w:rPr>
-          <w:rFonts w:ascii="Arial" w:cs="Arial" w:eastAsia="Arial" w:hAnsi="Arial"/>
-          <w:b w:val="false"/>
-          <w:bCs w:val="false"/>
-          <w:i w:val="false"/>
-          <w:iCs w:val="false"/>
-          <w:sz w:val="18"/>
-          <w:szCs w:val="18"/>
-        </w:rPr>
-        <w:t xml:space="preserve"> = −0.15). </w:t>
-      </w:r>
-      <w:r>
-        <w:rPr>
-          <w:rFonts w:ascii="Arial" w:cs="Arial" w:eastAsia="Arial" w:hAnsi="Arial"/>
-          <w:b/>
-          <w:bCs/>
-          <w:i w:val="false"/>
-          <w:iCs w:val="false"/>
-          <w:sz w:val="18"/>
-          <w:szCs w:val="18"/>
-        </w:rPr>
-        <w:t xml:space="preserve">l</w:t>
-      </w:r>
-      <w:r>
-        <w:rPr>
-          <w:rFonts w:ascii="Arial" w:cs="Arial" w:eastAsia="Arial" w:hAnsi="Arial"/>
-          <w:b w:val="false"/>
-          <w:bCs w:val="false"/>
-          <w:i w:val="false"/>
-          <w:iCs w:val="false"/>
-          <w:sz w:val="18"/>
-          <w:szCs w:val="18"/>
-        </w:rPr>
-        <w:t xml:space="preserve">, ensemble standard deviation σ_ML (</w:t>
-      </w:r>
-      <w:r>
-        <w:rPr>
-          <w:rFonts w:ascii="Arial" w:cs="Arial" w:eastAsia="Arial" w:hAnsi="Arial"/>
-          <w:b w:val="false"/>
-          <w:bCs w:val="false"/>
-          <w:i/>
-          <w:iCs/>
-          <w:sz w:val="18"/>
-          <w:szCs w:val="18"/>
-        </w:rPr>
-        <w:t xml:space="preserve">ρ</w:t>
-      </w:r>
-      <w:r>
-        <w:rPr>
-          <w:rFonts w:ascii="Arial" w:cs="Arial" w:eastAsia="Arial" w:hAnsi="Arial"/>
-          <w:b w:val="false"/>
-          <w:bCs w:val="false"/>
-          <w:i w:val="false"/>
-          <w:iCs w:val="false"/>
-          <w:sz w:val="18"/>
-          <w:szCs w:val="18"/>
-        </w:rPr>
-        <w:t xml:space="preserve"> = +0.48). The ranking δ_LST &gt; </w:t>
-      </w:r>
-      <w:r>
-        <w:rPr>
-          <w:rFonts w:ascii="Arial" w:cs="Arial" w:eastAsia="Arial" w:hAnsi="Arial"/>
-          <w:b w:val="false"/>
-          <w:bCs w:val="false"/>
-          <w:i/>
-          <w:iCs/>
-          <w:sz w:val="18"/>
-          <w:szCs w:val="18"/>
-        </w:rPr>
-        <w:t xml:space="preserve">f</w:t>
-      </w:r>
-      <w:r>
-        <w:rPr>
-          <w:rFonts w:ascii="Arial" w:cs="Arial" w:eastAsia="Arial" w:hAnsi="Arial"/>
-          <w:b w:val="false"/>
-          <w:bCs w:val="false"/>
-          <w:i w:val="false"/>
-          <w:iCs w:val="false"/>
-          <w:sz w:val="18"/>
-          <w:szCs w:val="18"/>
-        </w:rPr>
-        <w:t xml:space="preserve">_LST &gt; δ_res ≈ d⁰_per_field &gt; χ_A confirms that the soft-mode channel carries the largest single contribution to permittivity, in agreement with the SHAP attribution in Supplementary Fig. 11 and the branch-decomposition statistics in the main text.</w:t>
+        <w:t xml:space="preserve">_LST = ⟨δ_LST/ε_r,CM⟩ (Pb 2.28 &gt; Ca 1.66 &gt; La 1.13 &gt; Sr 0.91 &gt; Ba 0.66), reproducing the A-site hierarchy of Fig. 2a.</w:t>
       </w:r>
     </w:p>
     <w:p>
@@ -15888,9 +16667,9 @@
       <w:r>
         <w:drawing>
           <wp:inline distT="0" distB="0" distL="0" distR="0">
-            <wp:extent cx="5943600" cy="3143250"/>
+            <wp:extent cx="5943600" cy="2343150"/>
             <wp:effectExtent t="0" r="0" b="0" l="0"/>
-            <wp:docPr id="1" name="figS22_element_attribution.png" descr="Supplementary Figure" title="figS22_element_attribution.png"/>
+            <wp:docPr id="1" name="figS23_latent_space.png" descr="Supplementary Figure" title="figS23_latent_space.png"/>
             <wp:cNvGraphicFramePr>
               <a:graphicFrameLocks xmlns:a="http://schemas.openxmlformats.org/drawingml/2006/main" noChangeAspect="1"/>
             </wp:cNvGraphicFramePr>
@@ -15913,7 +16692,7 @@
                   <pic:spPr bwMode="auto">
                     <a:xfrm>
                       <a:off x="0" y="0"/>
-                      <a:ext cx="5943600" cy="3143250"/>
+                      <a:ext cx="5943600" cy="2343150"/>
                     </a:xfrm>
                     <a:prstGeom prst="rect">
                       <a:avLst/>
@@ -15940,19 +16719,19 @@
           <w:sz w:val="18"/>
           <w:szCs w:val="18"/>
         </w:rPr>
-        <w:t xml:space="preserve">Supplementary Fig. 22 | A-site-resolved physics decomposition. </w:t>
-      </w:r>
-      <w:r>
-        <w:rPr>
-          <w:rFonts w:ascii="Arial" w:cs="Arial" w:eastAsia="Arial" w:hAnsi="Arial"/>
-          <w:b w:val="false"/>
-          <w:bCs w:val="false"/>
-          <w:i w:val="false"/>
-          <w:iCs w:val="false"/>
-          <w:sz w:val="18"/>
-          <w:szCs w:val="18"/>
-        </w:rPr>
-        <w:t xml:space="preserve"> Mean CM, LST, tilt and residual contributions to ε_r resolved by primary A-site cation, computed across all compositions of each family. </w:t>
+        <w:t xml:space="preserve">Supplementary Fig. 23 | Latent representation analysis. </w:t>
+      </w:r>
+      <w:r>
+        <w:rPr>
+          <w:rFonts w:ascii="Arial" w:cs="Arial" w:eastAsia="Arial" w:hAnsi="Arial"/>
+          <w:b w:val="false"/>
+          <w:bCs w:val="false"/>
+          <w:i w:val="false"/>
+          <w:iCs w:val="false"/>
+          <w:sz w:val="18"/>
+          <w:szCs w:val="18"/>
+        </w:rPr>
+        <w:t xml:space="preserve"> Two-dimensional principal-component-analysis ³⁵ projection of the 192-dimensional trunk representation (PC1 43%, PC2 27% of variance; trunk hidden state averaged across 5 seeds), coloured by measured ε_r (</w:t>
       </w:r>
       <w:r>
         <w:rPr>
@@ -15976,127 +16755,7 @@
           <w:sz w:val="18"/>
           <w:szCs w:val="18"/>
         </w:rPr>
-        <w:t xml:space="preserve">, Stacked decomposition (ε_r,CM baseline plus δ_LST, δ_tilt, δ_res) per A-site, ordered by soft-mode enhancement: Pb (total ε_r ≈ 93, </w:t>
-      </w:r>
-      <w:r>
-        <w:rPr>
-          <w:rFonts w:ascii="Arial" w:cs="Arial" w:eastAsia="Arial" w:hAnsi="Arial"/>
-          <w:b w:val="false"/>
-          <w:bCs w:val="false"/>
-          <w:i/>
-          <w:iCs/>
-          <w:sz w:val="18"/>
-          <w:szCs w:val="18"/>
-        </w:rPr>
-        <w:t xml:space="preserve">n</w:t>
-      </w:r>
-      <w:r>
-        <w:rPr>
-          <w:rFonts w:ascii="Arial" w:cs="Arial" w:eastAsia="Arial" w:hAnsi="Arial"/>
-          <w:b w:val="false"/>
-          <w:bCs w:val="false"/>
-          <w:i w:val="false"/>
-          <w:iCs w:val="false"/>
-          <w:sz w:val="18"/>
-          <w:szCs w:val="18"/>
-        </w:rPr>
-        <w:t xml:space="preserve"> = 83), Ca (55, </w:t>
-      </w:r>
-      <w:r>
-        <w:rPr>
-          <w:rFonts w:ascii="Arial" w:cs="Arial" w:eastAsia="Arial" w:hAnsi="Arial"/>
-          <w:b w:val="false"/>
-          <w:bCs w:val="false"/>
-          <w:i/>
-          <w:iCs/>
-          <w:sz w:val="18"/>
-          <w:szCs w:val="18"/>
-        </w:rPr>
-        <w:t xml:space="preserve">n</w:t>
-      </w:r>
-      <w:r>
-        <w:rPr>
-          <w:rFonts w:ascii="Arial" w:cs="Arial" w:eastAsia="Arial" w:hAnsi="Arial"/>
-          <w:b w:val="false"/>
-          <w:bCs w:val="false"/>
-          <w:i w:val="false"/>
-          <w:iCs w:val="false"/>
-          <w:sz w:val="18"/>
-          <w:szCs w:val="18"/>
-        </w:rPr>
-        <w:t xml:space="preserve"> = 343), La (42, </w:t>
-      </w:r>
-      <w:r>
-        <w:rPr>
-          <w:rFonts w:ascii="Arial" w:cs="Arial" w:eastAsia="Arial" w:hAnsi="Arial"/>
-          <w:b w:val="false"/>
-          <w:bCs w:val="false"/>
-          <w:i/>
-          <w:iCs/>
-          <w:sz w:val="18"/>
-          <w:szCs w:val="18"/>
-        </w:rPr>
-        <w:t xml:space="preserve">n</w:t>
-      </w:r>
-      <w:r>
-        <w:rPr>
-          <w:rFonts w:ascii="Arial" w:cs="Arial" w:eastAsia="Arial" w:hAnsi="Arial"/>
-          <w:b w:val="false"/>
-          <w:bCs w:val="false"/>
-          <w:i w:val="false"/>
-          <w:iCs w:val="false"/>
-          <w:sz w:val="18"/>
-          <w:szCs w:val="18"/>
-        </w:rPr>
-        <w:t xml:space="preserve"> = 121), Sr (38, </w:t>
-      </w:r>
-      <w:r>
-        <w:rPr>
-          <w:rFonts w:ascii="Arial" w:cs="Arial" w:eastAsia="Arial" w:hAnsi="Arial"/>
-          <w:b w:val="false"/>
-          <w:bCs w:val="false"/>
-          <w:i/>
-          <w:iCs/>
-          <w:sz w:val="18"/>
-          <w:szCs w:val="18"/>
-        </w:rPr>
-        <w:t xml:space="preserve">n</w:t>
-      </w:r>
-      <w:r>
-        <w:rPr>
-          <w:rFonts w:ascii="Arial" w:cs="Arial" w:eastAsia="Arial" w:hAnsi="Arial"/>
-          <w:b w:val="false"/>
-          <w:bCs w:val="false"/>
-          <w:i w:val="false"/>
-          <w:iCs w:val="false"/>
-          <w:sz w:val="18"/>
-          <w:szCs w:val="18"/>
-        </w:rPr>
-        <w:t xml:space="preserve"> = 159), Ba (33, </w:t>
-      </w:r>
-      <w:r>
-        <w:rPr>
-          <w:rFonts w:ascii="Arial" w:cs="Arial" w:eastAsia="Arial" w:hAnsi="Arial"/>
-          <w:b w:val="false"/>
-          <w:bCs w:val="false"/>
-          <w:i/>
-          <w:iCs/>
-          <w:sz w:val="18"/>
-          <w:szCs w:val="18"/>
-        </w:rPr>
-        <w:t xml:space="preserve">n</w:t>
-      </w:r>
-      <w:r>
-        <w:rPr>
-          <w:rFonts w:ascii="Arial" w:cs="Arial" w:eastAsia="Arial" w:hAnsi="Arial"/>
-          <w:b w:val="false"/>
-          <w:bCs w:val="false"/>
-          <w:i w:val="false"/>
-          <w:iCs w:val="false"/>
-          <w:sz w:val="18"/>
-          <w:szCs w:val="18"/>
-        </w:rPr>
-        <w:t xml:space="preserve"> = 368). </w:t>
+        <w:t xml:space="preserve">), Reaney regime (</w:t>
       </w:r>
       <w:r>
         <w:rPr>
@@ -16120,31 +16779,55 @@
           <w:sz w:val="18"/>
           <w:szCs w:val="18"/>
         </w:rPr>
-        <w:t xml:space="preserve">, The corresponding soft-mode enhancement factor </w:t>
-      </w:r>
-      <w:r>
-        <w:rPr>
-          <w:rFonts w:ascii="Arial" w:cs="Arial" w:eastAsia="Arial" w:hAnsi="Arial"/>
-          <w:b w:val="false"/>
-          <w:bCs w:val="false"/>
-          <w:i/>
-          <w:iCs/>
-          <w:sz w:val="18"/>
-          <w:szCs w:val="18"/>
-        </w:rPr>
-        <w:t xml:space="preserve">f</w:t>
-      </w:r>
-      <w:r>
-        <w:rPr>
-          <w:rFonts w:ascii="Arial" w:cs="Arial" w:eastAsia="Arial" w:hAnsi="Arial"/>
-          <w:b w:val="false"/>
-          <w:bCs w:val="false"/>
-          <w:i w:val="false"/>
-          <w:iCs w:val="false"/>
-          <w:sz w:val="18"/>
-          <w:szCs w:val="18"/>
-        </w:rPr>
-        <w:t xml:space="preserve">_LST = ⟨δ_LST/ε_r,CM⟩ (Pb 2.28 &gt; Ca 1.66 &gt; La 1.13 &gt; Sr 0.91 &gt; Ba 0.66), reproducing the A-site hierarchy of Fig. 2a.</w:t>
+        <w:t xml:space="preserve">) and A-site cation (</w:t>
+      </w:r>
+      <w:r>
+        <w:rPr>
+          <w:rFonts w:ascii="Arial" w:cs="Arial" w:eastAsia="Arial" w:hAnsi="Arial"/>
+          <w:b/>
+          <w:bCs/>
+          <w:i w:val="false"/>
+          <w:iCs w:val="false"/>
+          <w:sz w:val="18"/>
+          <w:szCs w:val="18"/>
+        </w:rPr>
+        <w:t xml:space="preserve">c</w:t>
+      </w:r>
+      <w:r>
+        <w:rPr>
+          <w:rFonts w:ascii="Arial" w:cs="Arial" w:eastAsia="Arial" w:hAnsi="Arial"/>
+          <w:b w:val="false"/>
+          <w:bCs w:val="false"/>
+          <w:i w:val="false"/>
+          <w:iCs w:val="false"/>
+          <w:sz w:val="18"/>
+          <w:szCs w:val="18"/>
+        </w:rPr>
+        <w:t xml:space="preserve">). The trunk learns chemically coherent clusters that align with A-site identity (panel </w:t>
+      </w:r>
+      <w:r>
+        <w:rPr>
+          <w:rFonts w:ascii="Arial" w:cs="Arial" w:eastAsia="Arial" w:hAnsi="Arial"/>
+          <w:b/>
+          <w:bCs/>
+          <w:i w:val="false"/>
+          <w:iCs w:val="false"/>
+          <w:sz w:val="18"/>
+          <w:szCs w:val="18"/>
+        </w:rPr>
+        <w:t xml:space="preserve">c</w:t>
+      </w:r>
+      <w:r>
+        <w:rPr>
+          <w:rFonts w:ascii="Arial" w:cs="Arial" w:eastAsia="Arial" w:hAnsi="Arial"/>
+          <w:b w:val="false"/>
+          <w:bCs w:val="false"/>
+          <w:i w:val="false"/>
+          <w:iCs w:val="false"/>
+          <w:sz w:val="18"/>
+          <w:szCs w:val="18"/>
+        </w:rPr>
+        <w:t xml:space="preserve">) more than with regime, matching A-site dominance in the LST channel.</w:t>
       </w:r>
     </w:p>
     <w:p>
@@ -16168,9 +16851,9 @@
       <w:r>
         <w:drawing>
           <wp:inline distT="0" distB="0" distL="0" distR="0">
-            <wp:extent cx="5943600" cy="2343150"/>
+            <wp:extent cx="5943600" cy="2266950"/>
             <wp:effectExtent t="0" r="0" b="0" l="0"/>
-            <wp:docPr id="1" name="figS23_latent_space.png" descr="Supplementary Figure" title="figS23_latent_space.png"/>
+            <wp:docPr id="1" name="figS24_sigma_conf_sensitivity.png" descr="Supplementary Figure" title="figS24_sigma_conf_sensitivity.png"/>
             <wp:cNvGraphicFramePr>
               <a:graphicFrameLocks xmlns:a="http://schemas.openxmlformats.org/drawingml/2006/main" noChangeAspect="1"/>
             </wp:cNvGraphicFramePr>
@@ -16193,7 +16876,7 @@
                   <pic:spPr bwMode="auto">
                     <a:xfrm>
                       <a:off x="0" y="0"/>
-                      <a:ext cx="5943600" cy="2343150"/>
+                      <a:ext cx="5943600" cy="2266950"/>
                     </a:xfrm>
                     <a:prstGeom prst="rect">
                       <a:avLst/>
@@ -16220,115 +16903,19 @@
           <w:sz w:val="18"/>
           <w:szCs w:val="18"/>
         </w:rPr>
-        <w:t xml:space="preserve">Supplementary Fig. 23 | Latent representation analysis. </w:t>
-      </w:r>
-      <w:r>
-        <w:rPr>
-          <w:rFonts w:ascii="Arial" w:cs="Arial" w:eastAsia="Arial" w:hAnsi="Arial"/>
-          <w:b w:val="false"/>
-          <w:bCs w:val="false"/>
-          <w:i w:val="false"/>
-          <w:iCs w:val="false"/>
-          <w:sz w:val="18"/>
-          <w:szCs w:val="18"/>
-        </w:rPr>
-        <w:t xml:space="preserve"> Two-dimensional PCA projection of the 192-dimensional trunk representation (PC1 43%, PC2 27% of variance; trunk hidden state averaged across 5 seeds), coloured by measured ε_r (</w:t>
-      </w:r>
-      <w:r>
-        <w:rPr>
-          <w:rFonts w:ascii="Arial" w:cs="Arial" w:eastAsia="Arial" w:hAnsi="Arial"/>
-          <w:b/>
-          <w:bCs/>
-          <w:i w:val="false"/>
-          <w:iCs w:val="false"/>
-          <w:sz w:val="18"/>
-          <w:szCs w:val="18"/>
-        </w:rPr>
-        <w:t xml:space="preserve">a</w:t>
-      </w:r>
-      <w:r>
-        <w:rPr>
-          <w:rFonts w:ascii="Arial" w:cs="Arial" w:eastAsia="Arial" w:hAnsi="Arial"/>
-          <w:b w:val="false"/>
-          <w:bCs w:val="false"/>
-          <w:i w:val="false"/>
-          <w:iCs w:val="false"/>
-          <w:sz w:val="18"/>
-          <w:szCs w:val="18"/>
-        </w:rPr>
-        <w:t xml:space="preserve">), Reaney regime (</w:t>
-      </w:r>
-      <w:r>
-        <w:rPr>
-          <w:rFonts w:ascii="Arial" w:cs="Arial" w:eastAsia="Arial" w:hAnsi="Arial"/>
-          <w:b/>
-          <w:bCs/>
-          <w:i w:val="false"/>
-          <w:iCs w:val="false"/>
-          <w:sz w:val="18"/>
-          <w:szCs w:val="18"/>
-        </w:rPr>
-        <w:t xml:space="preserve">b</w:t>
-      </w:r>
-      <w:r>
-        <w:rPr>
-          <w:rFonts w:ascii="Arial" w:cs="Arial" w:eastAsia="Arial" w:hAnsi="Arial"/>
-          <w:b w:val="false"/>
-          <w:bCs w:val="false"/>
-          <w:i w:val="false"/>
-          <w:iCs w:val="false"/>
-          <w:sz w:val="18"/>
-          <w:szCs w:val="18"/>
-        </w:rPr>
-        <w:t xml:space="preserve">) and A-site cation (</w:t>
-      </w:r>
-      <w:r>
-        <w:rPr>
-          <w:rFonts w:ascii="Arial" w:cs="Arial" w:eastAsia="Arial" w:hAnsi="Arial"/>
-          <w:b/>
-          <w:bCs/>
-          <w:i w:val="false"/>
-          <w:iCs w:val="false"/>
-          <w:sz w:val="18"/>
-          <w:szCs w:val="18"/>
-        </w:rPr>
-        <w:t xml:space="preserve">c</w:t>
-      </w:r>
-      <w:r>
-        <w:rPr>
-          <w:rFonts w:ascii="Arial" w:cs="Arial" w:eastAsia="Arial" w:hAnsi="Arial"/>
-          <w:b w:val="false"/>
-          <w:bCs w:val="false"/>
-          <w:i w:val="false"/>
-          <w:iCs w:val="false"/>
-          <w:sz w:val="18"/>
-          <w:szCs w:val="18"/>
-        </w:rPr>
-        <w:t xml:space="preserve">). The trunk learns chemically coherent clusters that align with A-site identity (panel </w:t>
-      </w:r>
-      <w:r>
-        <w:rPr>
-          <w:rFonts w:ascii="Arial" w:cs="Arial" w:eastAsia="Arial" w:hAnsi="Arial"/>
-          <w:b/>
-          <w:bCs/>
-          <w:i w:val="false"/>
-          <w:iCs w:val="false"/>
-          <w:sz w:val="18"/>
-          <w:szCs w:val="18"/>
-        </w:rPr>
-        <w:t xml:space="preserve">c</w:t>
-      </w:r>
-      <w:r>
-        <w:rPr>
-          <w:rFonts w:ascii="Arial" w:cs="Arial" w:eastAsia="Arial" w:hAnsi="Arial"/>
-          <w:b w:val="false"/>
-          <w:bCs w:val="false"/>
-          <w:i w:val="false"/>
-          <w:iCs w:val="false"/>
-          <w:sz w:val="18"/>
-          <w:szCs w:val="18"/>
-        </w:rPr>
-        <w:t xml:space="preserve">) more than with regime, consistent with A-site dominance in the soft-mode channel.</w:t>
+        <w:t xml:space="preserve">Supplementary Fig. 24 | σ_conf gate β coefficient ±50% sensitivity sweep. </w:t>
+      </w:r>
+      <w:r>
+        <w:rPr>
+          <w:rFonts w:ascii="Arial" w:cs="Arial" w:eastAsia="Arial" w:hAnsi="Arial"/>
+          <w:b w:val="false"/>
+          <w:bCs w:val="false"/>
+          <w:i w:val="false"/>
+          <w:iCs w:val="false"/>
+          <w:sz w:val="18"/>
+          <w:szCs w:val="18"/>
+        </w:rPr>
+        <w:t xml:space="preserve"> Per-A-site mean f_LST (top panel) and per-A-site mean σ_conf (bottom panel) for 9 perturbations (baseline + ±50% on each of β₀, β₁, β₂, β₃) × 5 independently-seeded retrainings = 45 independently trained models. The Pb &gt; Ca &gt; La &gt; Sr &gt; Ba ordering is preserved in every perturbation with per-A-site mean f_LST varying by ≤ 0.02 from canonical (Pb 2.28 / Ca 1.66 / La 1.13 / Sr 0.91 / Ba 0.66) and holdout R² in the range 0.929–0.937 (canonical 0.941). σ_conf shifts as expected with the perturbations, confirming the gate is responsive while the hierarchy attribution is structurally invariant to the gate-coefficient choice within the ±50% band. Source data are provided as a Source Data file.</w:t>
       </w:r>
     </w:p>
     <w:p>
@@ -16366,7 +16953,1421 @@
           <w:sz w:val="22"/>
           <w:szCs w:val="22"/>
         </w:rPr>
-        <w:t xml:space="preserve">The microwave-dielectric permittivity dataset (n = 1,304 ABO₃-type compositions) was compiled from a microwave-dielectric ceramics handbook and approximately 200 primary experimental literature sources. The complete enumerated list of these data sources is deposited together with the cleaned dataset at Zenodo [DOI placeholder] and will be inserted here in full upon finalisation.</w:t>
+        <w:t xml:space="preserve">The microwave-dielectric permittivity dataset (n = 1,304 ABO₃-type compositions) was compiled from a microwave-dielectric ceramics handbook and approximately 200 primary experimental literature sources. The complete enumerated list of these dataset sources is provided as a structured spreadsheet (XLSX) alongside the raw dataset in the Zenodo deposit [Zenodo dataset DOI to be inserted at submission]; that list is not reproduced here for brevity.</w:t>
+      </w:r>
+    </w:p>
+    <w:p>
+      <w:pPr>
+        <w:spacing w:after="0" w:line="360" w:lineRule="auto"/>
+        <w:jc w:val="left"/>
+      </w:pPr>
+      <w:r>
+        <w:rPr>
+          <w:rFonts w:ascii="Arial" w:cs="Arial" w:eastAsia="Arial" w:hAnsi="Arial"/>
+          <w:sz w:val="22"/>
+          <w:szCs w:val="22"/>
+        </w:rPr>
+        <w:t xml:space="preserve">The methodological references cited inline within Supplementary Notes 1–3 and the Supplementary Figure legends (1–43, denoted by superscript numbers throughout the supplementary) are listed below; these are in addition to the numbered references [1]–[64] of the main manuscript.</w:t>
+      </w:r>
+    </w:p>
+    <w:p>
+      <w:pPr>
+        <w:tabs>
+          <w:tab w:val="left" w:pos="720"/>
+        </w:tabs>
+        <w:spacing w:after="80" w:line="320" w:lineRule="auto"/>
+        <w:ind w:left="720" w:hanging="720"/>
+      </w:pPr>
+      <w:r>
+        <w:rPr>
+          <w:rFonts w:ascii="Arial" w:cs="Arial" w:eastAsia="Arial" w:hAnsi="Arial"/>
+          <w:b w:val="false"/>
+          <w:bCs w:val="false"/>
+          <w:sz w:val="22"/>
+          <w:szCs w:val="22"/>
+        </w:rPr>
+        <w:t xml:space="preserve">1</w:t>
+      </w:r>
+      <w:r>
+        <w:rPr>
+          <w:rFonts w:ascii="Arial" w:cs="Arial" w:eastAsia="Arial" w:hAnsi="Arial"/>
+          <w:sz w:val="22"/>
+          <w:szCs w:val="22"/>
+        </w:rPr>
+        <w:t xml:space="preserve">	</w:t>
+      </w:r>
+      <w:r>
+        <w:rPr>
+          <w:rFonts w:ascii="Arial" w:cs="Arial" w:eastAsia="Arial" w:hAnsi="Arial"/>
+          <w:sz w:val="22"/>
+          <w:szCs w:val="22"/>
+        </w:rPr>
+        <w:t xml:space="preserve">Brown, I. D. The Chemical Bond in Inorganic Chemistry: The Bond Valence Model. (Oxford University Press, 2002).</w:t>
+      </w:r>
+    </w:p>
+    <w:p>
+      <w:pPr>
+        <w:tabs>
+          <w:tab w:val="left" w:pos="720"/>
+        </w:tabs>
+        <w:spacing w:after="80" w:line="320" w:lineRule="auto"/>
+        <w:ind w:left="720" w:hanging="720"/>
+      </w:pPr>
+      <w:r>
+        <w:rPr>
+          <w:rFonts w:ascii="Arial" w:cs="Arial" w:eastAsia="Arial" w:hAnsi="Arial"/>
+          <w:b w:val="false"/>
+          <w:bCs w:val="false"/>
+          <w:sz w:val="22"/>
+          <w:szCs w:val="22"/>
+        </w:rPr>
+        <w:t xml:space="preserve">2</w:t>
+      </w:r>
+      <w:r>
+        <w:rPr>
+          <w:rFonts w:ascii="Arial" w:cs="Arial" w:eastAsia="Arial" w:hAnsi="Arial"/>
+          <w:sz w:val="22"/>
+          <w:szCs w:val="22"/>
+        </w:rPr>
+        <w:t xml:space="preserve">	</w:t>
+      </w:r>
+      <w:r>
+        <w:rPr>
+          <w:rFonts w:ascii="Arial" w:cs="Arial" w:eastAsia="Arial" w:hAnsi="Arial"/>
+          <w:sz w:val="22"/>
+          <w:szCs w:val="22"/>
+        </w:rPr>
+        <w:t xml:space="preserve">Glazer, A. M. The classification of tilted octahedra in perovskites. Acta Crystallogr. B 28, 3384–3392 (1972).</w:t>
+      </w:r>
+    </w:p>
+    <w:p>
+      <w:pPr>
+        <w:tabs>
+          <w:tab w:val="left" w:pos="720"/>
+        </w:tabs>
+        <w:spacing w:after="80" w:line="320" w:lineRule="auto"/>
+        <w:ind w:left="720" w:hanging="720"/>
+      </w:pPr>
+      <w:r>
+        <w:rPr>
+          <w:rFonts w:ascii="Arial" w:cs="Arial" w:eastAsia="Arial" w:hAnsi="Arial"/>
+          <w:b w:val="false"/>
+          <w:bCs w:val="false"/>
+          <w:sz w:val="22"/>
+          <w:szCs w:val="22"/>
+        </w:rPr>
+        <w:t xml:space="preserve">3</w:t>
+      </w:r>
+      <w:r>
+        <w:rPr>
+          <w:rFonts w:ascii="Arial" w:cs="Arial" w:eastAsia="Arial" w:hAnsi="Arial"/>
+          <w:sz w:val="22"/>
+          <w:szCs w:val="22"/>
+        </w:rPr>
+        <w:t xml:space="preserve">	</w:t>
+      </w:r>
+      <w:r>
+        <w:rPr>
+          <w:rFonts w:ascii="Arial" w:cs="Arial" w:eastAsia="Arial" w:hAnsi="Arial"/>
+          <w:sz w:val="22"/>
+          <w:szCs w:val="22"/>
+        </w:rPr>
+        <w:t xml:space="preserve">Howard, C. J. &amp; Stokes, H. T. Group-theoretical analysis of octahedral tilting in perovskites. Acta Crystallogr. B 54, 782–789 (1998).</w:t>
+      </w:r>
+    </w:p>
+    <w:p>
+      <w:pPr>
+        <w:tabs>
+          <w:tab w:val="left" w:pos="720"/>
+        </w:tabs>
+        <w:spacing w:after="80" w:line="320" w:lineRule="auto"/>
+        <w:ind w:left="720" w:hanging="720"/>
+      </w:pPr>
+      <w:r>
+        <w:rPr>
+          <w:rFonts w:ascii="Arial" w:cs="Arial" w:eastAsia="Arial" w:hAnsi="Arial"/>
+          <w:b w:val="false"/>
+          <w:bCs w:val="false"/>
+          <w:sz w:val="22"/>
+          <w:szCs w:val="22"/>
+        </w:rPr>
+        <w:t xml:space="preserve">4</w:t>
+      </w:r>
+      <w:r>
+        <w:rPr>
+          <w:rFonts w:ascii="Arial" w:cs="Arial" w:eastAsia="Arial" w:hAnsi="Arial"/>
+          <w:sz w:val="22"/>
+          <w:szCs w:val="22"/>
+        </w:rPr>
+        <w:t xml:space="preserve">	</w:t>
+      </w:r>
+      <w:r>
+        <w:rPr>
+          <w:rFonts w:ascii="Arial" w:cs="Arial" w:eastAsia="Arial" w:hAnsi="Arial"/>
+          <w:sz w:val="22"/>
+          <w:szCs w:val="22"/>
+        </w:rPr>
+        <w:t xml:space="preserve">Hill, N. A. Why are there so few magnetic ferroelectrics? J. Phys. Chem. B 104, 6694–6709 (2000).</w:t>
+      </w:r>
+    </w:p>
+    <w:p>
+      <w:pPr>
+        <w:tabs>
+          <w:tab w:val="left" w:pos="720"/>
+        </w:tabs>
+        <w:spacing w:after="80" w:line="320" w:lineRule="auto"/>
+        <w:ind w:left="720" w:hanging="720"/>
+      </w:pPr>
+      <w:r>
+        <w:rPr>
+          <w:rFonts w:ascii="Arial" w:cs="Arial" w:eastAsia="Arial" w:hAnsi="Arial"/>
+          <w:b w:val="false"/>
+          <w:bCs w:val="false"/>
+          <w:sz w:val="22"/>
+          <w:szCs w:val="22"/>
+        </w:rPr>
+        <w:t xml:space="preserve">5</w:t>
+      </w:r>
+      <w:r>
+        <w:rPr>
+          <w:rFonts w:ascii="Arial" w:cs="Arial" w:eastAsia="Arial" w:hAnsi="Arial"/>
+          <w:sz w:val="22"/>
+          <w:szCs w:val="22"/>
+        </w:rPr>
+        <w:t xml:space="preserve">	</w:t>
+      </w:r>
+      <w:r>
+        <w:rPr>
+          <w:rFonts w:ascii="Arial" w:cs="Arial" w:eastAsia="Arial" w:hAnsi="Arial"/>
+          <w:sz w:val="22"/>
+          <w:szCs w:val="22"/>
+        </w:rPr>
+        <w:t xml:space="preserve">Bergstra, J., Bardenet, R., Bengio, Y. &amp; Kégl, B. Algorithms for hyper-parameter optimization. Advances in Neural Information Processing Systems 24, 2546–2554 (2011).</w:t>
+      </w:r>
+    </w:p>
+    <w:p>
+      <w:pPr>
+        <w:tabs>
+          <w:tab w:val="left" w:pos="720"/>
+        </w:tabs>
+        <w:spacing w:after="80" w:line="320" w:lineRule="auto"/>
+        <w:ind w:left="720" w:hanging="720"/>
+      </w:pPr>
+      <w:r>
+        <w:rPr>
+          <w:rFonts w:ascii="Arial" w:cs="Arial" w:eastAsia="Arial" w:hAnsi="Arial"/>
+          <w:b w:val="false"/>
+          <w:bCs w:val="false"/>
+          <w:sz w:val="22"/>
+          <w:szCs w:val="22"/>
+        </w:rPr>
+        <w:t xml:space="preserve">6</w:t>
+      </w:r>
+      <w:r>
+        <w:rPr>
+          <w:rFonts w:ascii="Arial" w:cs="Arial" w:eastAsia="Arial" w:hAnsi="Arial"/>
+          <w:sz w:val="22"/>
+          <w:szCs w:val="22"/>
+        </w:rPr>
+        <w:t xml:space="preserve">	</w:t>
+      </w:r>
+      <w:r>
+        <w:rPr>
+          <w:rFonts w:ascii="Arial" w:cs="Arial" w:eastAsia="Arial" w:hAnsi="Arial"/>
+          <w:sz w:val="22"/>
+          <w:szCs w:val="22"/>
+        </w:rPr>
+        <w:t xml:space="preserve">Bruce, A. D. &amp; Cowley, R. A. Long-wavelength soft modes, central peaks, and the Lyddane–Sachs–Teller relation. Phys. Rev. B 12, 4071–4083 (1975).</w:t>
+      </w:r>
+    </w:p>
+    <w:p>
+      <w:pPr>
+        <w:tabs>
+          <w:tab w:val="left" w:pos="720"/>
+        </w:tabs>
+        <w:spacing w:after="80" w:line="320" w:lineRule="auto"/>
+        <w:ind w:left="720" w:hanging="720"/>
+      </w:pPr>
+      <w:r>
+        <w:rPr>
+          <w:rFonts w:ascii="Arial" w:cs="Arial" w:eastAsia="Arial" w:hAnsi="Arial"/>
+          <w:b w:val="false"/>
+          <w:bCs w:val="false"/>
+          <w:sz w:val="22"/>
+          <w:szCs w:val="22"/>
+        </w:rPr>
+        <w:t xml:space="preserve">7</w:t>
+      </w:r>
+      <w:r>
+        <w:rPr>
+          <w:rFonts w:ascii="Arial" w:cs="Arial" w:eastAsia="Arial" w:hAnsi="Arial"/>
+          <w:sz w:val="22"/>
+          <w:szCs w:val="22"/>
+        </w:rPr>
+        <w:t xml:space="preserve">	</w:t>
+      </w:r>
+      <w:r>
+        <w:rPr>
+          <w:rFonts w:ascii="Arial" w:cs="Arial" w:eastAsia="Arial" w:hAnsi="Arial"/>
+          <w:sz w:val="22"/>
+          <w:szCs w:val="22"/>
+        </w:rPr>
+        <w:t xml:space="preserve">Vegard, L. Die Konstitution der Mischkristalle und die Raumfüllung der Atome. Z. Phys. 5, 17–26 (1921).</w:t>
+      </w:r>
+    </w:p>
+    <w:p>
+      <w:pPr>
+        <w:tabs>
+          <w:tab w:val="left" w:pos="720"/>
+        </w:tabs>
+        <w:spacing w:after="80" w:line="320" w:lineRule="auto"/>
+        <w:ind w:left="720" w:hanging="720"/>
+      </w:pPr>
+      <w:r>
+        <w:rPr>
+          <w:rFonts w:ascii="Arial" w:cs="Arial" w:eastAsia="Arial" w:hAnsi="Arial"/>
+          <w:b w:val="false"/>
+          <w:bCs w:val="false"/>
+          <w:sz w:val="22"/>
+          <w:szCs w:val="22"/>
+        </w:rPr>
+        <w:t xml:space="preserve">8</w:t>
+      </w:r>
+      <w:r>
+        <w:rPr>
+          <w:rFonts w:ascii="Arial" w:cs="Arial" w:eastAsia="Arial" w:hAnsi="Arial"/>
+          <w:sz w:val="22"/>
+          <w:szCs w:val="22"/>
+        </w:rPr>
+        <w:t xml:space="preserve">	</w:t>
+      </w:r>
+      <w:r>
+        <w:rPr>
+          <w:rFonts w:ascii="Arial" w:cs="Arial" w:eastAsia="Arial" w:hAnsi="Arial"/>
+          <w:sz w:val="22"/>
+          <w:szCs w:val="22"/>
+        </w:rPr>
+        <w:t xml:space="preserve">Megaw, H. D. Crystal Structures: A Working Approach. (Saunders, 1973).</w:t>
+      </w:r>
+    </w:p>
+    <w:p>
+      <w:pPr>
+        <w:tabs>
+          <w:tab w:val="left" w:pos="720"/>
+        </w:tabs>
+        <w:spacing w:after="80" w:line="320" w:lineRule="auto"/>
+        <w:ind w:left="720" w:hanging="720"/>
+      </w:pPr>
+      <w:r>
+        <w:rPr>
+          <w:rFonts w:ascii="Arial" w:cs="Arial" w:eastAsia="Arial" w:hAnsi="Arial"/>
+          <w:b w:val="false"/>
+          <w:bCs w:val="false"/>
+          <w:sz w:val="22"/>
+          <w:szCs w:val="22"/>
+        </w:rPr>
+        <w:t xml:space="preserve">9</w:t>
+      </w:r>
+      <w:r>
+        <w:rPr>
+          <w:rFonts w:ascii="Arial" w:cs="Arial" w:eastAsia="Arial" w:hAnsi="Arial"/>
+          <w:sz w:val="22"/>
+          <w:szCs w:val="22"/>
+        </w:rPr>
+        <w:t xml:space="preserve">	</w:t>
+      </w:r>
+      <w:r>
+        <w:rPr>
+          <w:rFonts w:ascii="Arial" w:cs="Arial" w:eastAsia="Arial" w:hAnsi="Arial"/>
+          <w:sz w:val="22"/>
+          <w:szCs w:val="22"/>
+        </w:rPr>
+        <w:t xml:space="preserve">Anderson, M. T., Greenwood, K. B., Taylor, G. A. &amp; Poeppelmeier, K. R. B-cation arrangements in double perovskites. Prog. Solid State Chem. 22, 197–233 (1993).</w:t>
+      </w:r>
+    </w:p>
+    <w:p>
+      <w:pPr>
+        <w:tabs>
+          <w:tab w:val="left" w:pos="720"/>
+        </w:tabs>
+        <w:spacing w:after="80" w:line="320" w:lineRule="auto"/>
+        <w:ind w:left="720" w:hanging="720"/>
+      </w:pPr>
+      <w:r>
+        <w:rPr>
+          <w:rFonts w:ascii="Arial" w:cs="Arial" w:eastAsia="Arial" w:hAnsi="Arial"/>
+          <w:b w:val="false"/>
+          <w:bCs w:val="false"/>
+          <w:sz w:val="22"/>
+          <w:szCs w:val="22"/>
+        </w:rPr>
+        <w:t xml:space="preserve">10</w:t>
+      </w:r>
+      <w:r>
+        <w:rPr>
+          <w:rFonts w:ascii="Arial" w:cs="Arial" w:eastAsia="Arial" w:hAnsi="Arial"/>
+          <w:sz w:val="22"/>
+          <w:szCs w:val="22"/>
+        </w:rPr>
+        <w:t xml:space="preserve">	</w:t>
+      </w:r>
+      <w:r>
+        <w:rPr>
+          <w:rFonts w:ascii="Arial" w:cs="Arial" w:eastAsia="Arial" w:hAnsi="Arial"/>
+          <w:sz w:val="22"/>
+          <w:szCs w:val="22"/>
+        </w:rPr>
+        <w:t xml:space="preserve">Vasala, S. &amp; Karppinen, M. A₂B′B″O₆ perovskites: a review. Prog. Solid State Chem. 43, 1–36 (2015).</w:t>
+      </w:r>
+    </w:p>
+    <w:p>
+      <w:pPr>
+        <w:tabs>
+          <w:tab w:val="left" w:pos="720"/>
+        </w:tabs>
+        <w:spacing w:after="80" w:line="320" w:lineRule="auto"/>
+        <w:ind w:left="720" w:hanging="720"/>
+      </w:pPr>
+      <w:r>
+        <w:rPr>
+          <w:rFonts w:ascii="Arial" w:cs="Arial" w:eastAsia="Arial" w:hAnsi="Arial"/>
+          <w:b w:val="false"/>
+          <w:bCs w:val="false"/>
+          <w:sz w:val="22"/>
+          <w:szCs w:val="22"/>
+        </w:rPr>
+        <w:t xml:space="preserve">11</w:t>
+      </w:r>
+      <w:r>
+        <w:rPr>
+          <w:rFonts w:ascii="Arial" w:cs="Arial" w:eastAsia="Arial" w:hAnsi="Arial"/>
+          <w:sz w:val="22"/>
+          <w:szCs w:val="22"/>
+        </w:rPr>
+        <w:t xml:space="preserve">	</w:t>
+      </w:r>
+      <w:r>
+        <w:rPr>
+          <w:rFonts w:ascii="Arial" w:cs="Arial" w:eastAsia="Arial" w:hAnsi="Arial"/>
+          <w:sz w:val="22"/>
+          <w:szCs w:val="22"/>
+        </w:rPr>
+        <w:t xml:space="preserve">Lines, M. E. &amp; Glass, A. M. Principles and Applications of Ferroelectrics and Related Materials. (Oxford University Press, 1977).</w:t>
+      </w:r>
+    </w:p>
+    <w:p>
+      <w:pPr>
+        <w:tabs>
+          <w:tab w:val="left" w:pos="720"/>
+        </w:tabs>
+        <w:spacing w:after="80" w:line="320" w:lineRule="auto"/>
+        <w:ind w:left="720" w:hanging="720"/>
+      </w:pPr>
+      <w:r>
+        <w:rPr>
+          <w:rFonts w:ascii="Arial" w:cs="Arial" w:eastAsia="Arial" w:hAnsi="Arial"/>
+          <w:b w:val="false"/>
+          <w:bCs w:val="false"/>
+          <w:sz w:val="22"/>
+          <w:szCs w:val="22"/>
+        </w:rPr>
+        <w:t xml:space="preserve">12</w:t>
+      </w:r>
+      <w:r>
+        <w:rPr>
+          <w:rFonts w:ascii="Arial" w:cs="Arial" w:eastAsia="Arial" w:hAnsi="Arial"/>
+          <w:sz w:val="22"/>
+          <w:szCs w:val="22"/>
+        </w:rPr>
+        <w:t xml:space="preserve">	</w:t>
+      </w:r>
+      <w:r>
+        <w:rPr>
+          <w:rFonts w:ascii="Arial" w:cs="Arial" w:eastAsia="Arial" w:hAnsi="Arial"/>
+          <w:sz w:val="22"/>
+          <w:szCs w:val="22"/>
+        </w:rPr>
+        <w:t xml:space="preserve">Cowley, R. A. Lattice dynamics and phase transitions of strontium titanate. Phys. Rev. 134, A981–A997 (1964).</w:t>
+      </w:r>
+    </w:p>
+    <w:p>
+      <w:pPr>
+        <w:tabs>
+          <w:tab w:val="left" w:pos="720"/>
+        </w:tabs>
+        <w:spacing w:after="80" w:line="320" w:lineRule="auto"/>
+        <w:ind w:left="720" w:hanging="720"/>
+      </w:pPr>
+      <w:r>
+        <w:rPr>
+          <w:rFonts w:ascii="Arial" w:cs="Arial" w:eastAsia="Arial" w:hAnsi="Arial"/>
+          <w:b w:val="false"/>
+          <w:bCs w:val="false"/>
+          <w:sz w:val="22"/>
+          <w:szCs w:val="22"/>
+        </w:rPr>
+        <w:t xml:space="preserve">13</w:t>
+      </w:r>
+      <w:r>
+        <w:rPr>
+          <w:rFonts w:ascii="Arial" w:cs="Arial" w:eastAsia="Arial" w:hAnsi="Arial"/>
+          <w:sz w:val="22"/>
+          <w:szCs w:val="22"/>
+        </w:rPr>
+        <w:t xml:space="preserve">	</w:t>
+      </w:r>
+      <w:r>
+        <w:rPr>
+          <w:rFonts w:ascii="Arial" w:cs="Arial" w:eastAsia="Arial" w:hAnsi="Arial"/>
+          <w:sz w:val="22"/>
+          <w:szCs w:val="22"/>
+        </w:rPr>
+        <w:t xml:space="preserve">Müller, K. A. &amp; Burkard, H. SrTiO₃: An intrinsic quantum paraelectric below 4 K. Phys. Rev. B 19, 3593–3602 (1979).</w:t>
+      </w:r>
+    </w:p>
+    <w:p>
+      <w:pPr>
+        <w:tabs>
+          <w:tab w:val="left" w:pos="720"/>
+        </w:tabs>
+        <w:spacing w:after="80" w:line="320" w:lineRule="auto"/>
+        <w:ind w:left="720" w:hanging="720"/>
+      </w:pPr>
+      <w:r>
+        <w:rPr>
+          <w:rFonts w:ascii="Arial" w:cs="Arial" w:eastAsia="Arial" w:hAnsi="Arial"/>
+          <w:b w:val="false"/>
+          <w:bCs w:val="false"/>
+          <w:sz w:val="22"/>
+          <w:szCs w:val="22"/>
+        </w:rPr>
+        <w:t xml:space="preserve">14</w:t>
+      </w:r>
+      <w:r>
+        <w:rPr>
+          <w:rFonts w:ascii="Arial" w:cs="Arial" w:eastAsia="Arial" w:hAnsi="Arial"/>
+          <w:sz w:val="22"/>
+          <w:szCs w:val="22"/>
+        </w:rPr>
+        <w:t xml:space="preserve">	</w:t>
+      </w:r>
+      <w:r>
+        <w:rPr>
+          <w:rFonts w:ascii="Arial" w:cs="Arial" w:eastAsia="Arial" w:hAnsi="Arial"/>
+          <w:sz w:val="22"/>
+          <w:szCs w:val="22"/>
+        </w:rPr>
+        <w:t xml:space="preserve">Waghmare, U. V. &amp; Rabe, K. M. Ab initio statistical mechanics of the ferroelectric phase transition in PbTiO₃. Phys. Rev. B 55, 6161–6173 (1997).</w:t>
+      </w:r>
+    </w:p>
+    <w:p>
+      <w:pPr>
+        <w:tabs>
+          <w:tab w:val="left" w:pos="720"/>
+        </w:tabs>
+        <w:spacing w:after="80" w:line="320" w:lineRule="auto"/>
+        <w:ind w:left="720" w:hanging="720"/>
+      </w:pPr>
+      <w:r>
+        <w:rPr>
+          <w:rFonts w:ascii="Arial" w:cs="Arial" w:eastAsia="Arial" w:hAnsi="Arial"/>
+          <w:b w:val="false"/>
+          <w:bCs w:val="false"/>
+          <w:sz w:val="22"/>
+          <w:szCs w:val="22"/>
+        </w:rPr>
+        <w:t xml:space="preserve">15</w:t>
+      </w:r>
+      <w:r>
+        <w:rPr>
+          <w:rFonts w:ascii="Arial" w:cs="Arial" w:eastAsia="Arial" w:hAnsi="Arial"/>
+          <w:sz w:val="22"/>
+          <w:szCs w:val="22"/>
+        </w:rPr>
+        <w:t xml:space="preserve">	</w:t>
+      </w:r>
+      <w:r>
+        <w:rPr>
+          <w:rFonts w:ascii="Arial" w:cs="Arial" w:eastAsia="Arial" w:hAnsi="Arial"/>
+          <w:sz w:val="22"/>
+          <w:szCs w:val="22"/>
+        </w:rPr>
+        <w:t xml:space="preserve">Watson, G. W. &amp; Parker, S. C. Origin of the lone pair of α-PbO from density functional theory calculations. J. Phys. Chem. B 103, 1258–1262 (1999).</w:t>
+      </w:r>
+    </w:p>
+    <w:p>
+      <w:pPr>
+        <w:tabs>
+          <w:tab w:val="left" w:pos="720"/>
+        </w:tabs>
+        <w:spacing w:after="80" w:line="320" w:lineRule="auto"/>
+        <w:ind w:left="720" w:hanging="720"/>
+      </w:pPr>
+      <w:r>
+        <w:rPr>
+          <w:rFonts w:ascii="Arial" w:cs="Arial" w:eastAsia="Arial" w:hAnsi="Arial"/>
+          <w:b w:val="false"/>
+          <w:bCs w:val="false"/>
+          <w:sz w:val="22"/>
+          <w:szCs w:val="22"/>
+        </w:rPr>
+        <w:t xml:space="preserve">16</w:t>
+      </w:r>
+      <w:r>
+        <w:rPr>
+          <w:rFonts w:ascii="Arial" w:cs="Arial" w:eastAsia="Arial" w:hAnsi="Arial"/>
+          <w:sz w:val="22"/>
+          <w:szCs w:val="22"/>
+        </w:rPr>
+        <w:t xml:space="preserve">	</w:t>
+      </w:r>
+      <w:r>
+        <w:rPr>
+          <w:rFonts w:ascii="Arial" w:cs="Arial" w:eastAsia="Arial" w:hAnsi="Arial"/>
+          <w:sz w:val="22"/>
+          <w:szCs w:val="22"/>
+        </w:rPr>
+        <w:t xml:space="preserve">King-Smith, R. D. &amp; Vanderbilt, D. Theory of polarization of crystalline solids. Phys. Rev. B 47, 1651–1654 (1993).</w:t>
+      </w:r>
+    </w:p>
+    <w:p>
+      <w:pPr>
+        <w:tabs>
+          <w:tab w:val="left" w:pos="720"/>
+        </w:tabs>
+        <w:spacing w:after="80" w:line="320" w:lineRule="auto"/>
+        <w:ind w:left="720" w:hanging="720"/>
+      </w:pPr>
+      <w:r>
+        <w:rPr>
+          <w:rFonts w:ascii="Arial" w:cs="Arial" w:eastAsia="Arial" w:hAnsi="Arial"/>
+          <w:b w:val="false"/>
+          <w:bCs w:val="false"/>
+          <w:sz w:val="22"/>
+          <w:szCs w:val="22"/>
+        </w:rPr>
+        <w:t xml:space="preserve">17</w:t>
+      </w:r>
+      <w:r>
+        <w:rPr>
+          <w:rFonts w:ascii="Arial" w:cs="Arial" w:eastAsia="Arial" w:hAnsi="Arial"/>
+          <w:sz w:val="22"/>
+          <w:szCs w:val="22"/>
+        </w:rPr>
+        <w:t xml:space="preserve">	</w:t>
+      </w:r>
+      <w:r>
+        <w:rPr>
+          <w:rFonts w:ascii="Arial" w:cs="Arial" w:eastAsia="Arial" w:hAnsi="Arial"/>
+          <w:sz w:val="22"/>
+          <w:szCs w:val="22"/>
+        </w:rPr>
+        <w:t xml:space="preserve">Pearson, R. G. A symmetry rule for predicting molecular structures. J. Am. Chem. Soc. 91, 4947–4955 (1969).</w:t>
+      </w:r>
+    </w:p>
+    <w:p>
+      <w:pPr>
+        <w:tabs>
+          <w:tab w:val="left" w:pos="720"/>
+        </w:tabs>
+        <w:spacing w:after="80" w:line="320" w:lineRule="auto"/>
+        <w:ind w:left="720" w:hanging="720"/>
+      </w:pPr>
+      <w:r>
+        <w:rPr>
+          <w:rFonts w:ascii="Arial" w:cs="Arial" w:eastAsia="Arial" w:hAnsi="Arial"/>
+          <w:b w:val="false"/>
+          <w:bCs w:val="false"/>
+          <w:sz w:val="22"/>
+          <w:szCs w:val="22"/>
+        </w:rPr>
+        <w:t xml:space="preserve">18</w:t>
+      </w:r>
+      <w:r>
+        <w:rPr>
+          <w:rFonts w:ascii="Arial" w:cs="Arial" w:eastAsia="Arial" w:hAnsi="Arial"/>
+          <w:sz w:val="22"/>
+          <w:szCs w:val="22"/>
+        </w:rPr>
+        <w:t xml:space="preserve">	</w:t>
+      </w:r>
+      <w:r>
+        <w:rPr>
+          <w:rFonts w:ascii="Arial" w:cs="Arial" w:eastAsia="Arial" w:hAnsi="Arial"/>
+          <w:sz w:val="22"/>
+          <w:szCs w:val="22"/>
+        </w:rPr>
+        <w:t xml:space="preserve">Salinas-Sanchez, A., Garcia-Munoz, J. L., Rodriguez-Carvajal, J., Saez-Puche, R. &amp; Martinez, J. L. Structural characterization of R₂BaCuO₅ (R = Y, Lu, Yb, Tm, Er, Ho, Dy, Gd, Eu, Sm, Nd, Sa, Pr) oxides by X-ray and neutron diffraction. J. Solid State Chem. 100, 201–211 (1992).</w:t>
+      </w:r>
+    </w:p>
+    <w:p>
+      <w:pPr>
+        <w:tabs>
+          <w:tab w:val="left" w:pos="720"/>
+        </w:tabs>
+        <w:spacing w:after="80" w:line="320" w:lineRule="auto"/>
+        <w:ind w:left="720" w:hanging="720"/>
+      </w:pPr>
+      <w:r>
+        <w:rPr>
+          <w:rFonts w:ascii="Arial" w:cs="Arial" w:eastAsia="Arial" w:hAnsi="Arial"/>
+          <w:b w:val="false"/>
+          <w:bCs w:val="false"/>
+          <w:sz w:val="22"/>
+          <w:szCs w:val="22"/>
+        </w:rPr>
+        <w:t xml:space="preserve">19</w:t>
+      </w:r>
+      <w:r>
+        <w:rPr>
+          <w:rFonts w:ascii="Arial" w:cs="Arial" w:eastAsia="Arial" w:hAnsi="Arial"/>
+          <w:sz w:val="22"/>
+          <w:szCs w:val="22"/>
+        </w:rPr>
+        <w:t xml:space="preserve">	</w:t>
+      </w:r>
+      <w:r>
+        <w:rPr>
+          <w:rFonts w:ascii="Arial" w:cs="Arial" w:eastAsia="Arial" w:hAnsi="Arial"/>
+          <w:sz w:val="22"/>
+          <w:szCs w:val="22"/>
+        </w:rPr>
+        <w:t xml:space="preserve">Cybenko, G. Approximation by superpositions of a sigmoidal function. Math. Control Signals Syst. 2, 303–314 (1989).</w:t>
+      </w:r>
+    </w:p>
+    <w:p>
+      <w:pPr>
+        <w:tabs>
+          <w:tab w:val="left" w:pos="720"/>
+        </w:tabs>
+        <w:spacing w:after="80" w:line="320" w:lineRule="auto"/>
+        <w:ind w:left="720" w:hanging="720"/>
+      </w:pPr>
+      <w:r>
+        <w:rPr>
+          <w:rFonts w:ascii="Arial" w:cs="Arial" w:eastAsia="Arial" w:hAnsi="Arial"/>
+          <w:b w:val="false"/>
+          <w:bCs w:val="false"/>
+          <w:sz w:val="22"/>
+          <w:szCs w:val="22"/>
+        </w:rPr>
+        <w:t xml:space="preserve">20</w:t>
+      </w:r>
+      <w:r>
+        <w:rPr>
+          <w:rFonts w:ascii="Arial" w:cs="Arial" w:eastAsia="Arial" w:hAnsi="Arial"/>
+          <w:sz w:val="22"/>
+          <w:szCs w:val="22"/>
+        </w:rPr>
+        <w:t xml:space="preserve">	</w:t>
+      </w:r>
+      <w:r>
+        <w:rPr>
+          <w:rFonts w:ascii="Arial" w:cs="Arial" w:eastAsia="Arial" w:hAnsi="Arial"/>
+          <w:sz w:val="22"/>
+          <w:szCs w:val="22"/>
+        </w:rPr>
+        <w:t xml:space="preserve">Goodfellow, I., Bengio, Y. &amp; Courville, A. Deep Learning. (MIT Press, 2016).</w:t>
+      </w:r>
+    </w:p>
+    <w:p>
+      <w:pPr>
+        <w:tabs>
+          <w:tab w:val="left" w:pos="720"/>
+        </w:tabs>
+        <w:spacing w:after="80" w:line="320" w:lineRule="auto"/>
+        <w:ind w:left="720" w:hanging="720"/>
+      </w:pPr>
+      <w:r>
+        <w:rPr>
+          <w:rFonts w:ascii="Arial" w:cs="Arial" w:eastAsia="Arial" w:hAnsi="Arial"/>
+          <w:b w:val="false"/>
+          <w:bCs w:val="false"/>
+          <w:sz w:val="22"/>
+          <w:szCs w:val="22"/>
+        </w:rPr>
+        <w:t xml:space="preserve">21</w:t>
+      </w:r>
+      <w:r>
+        <w:rPr>
+          <w:rFonts w:ascii="Arial" w:cs="Arial" w:eastAsia="Arial" w:hAnsi="Arial"/>
+          <w:sz w:val="22"/>
+          <w:szCs w:val="22"/>
+        </w:rPr>
+        <w:t xml:space="preserve">	</w:t>
+      </w:r>
+      <w:r>
+        <w:rPr>
+          <w:rFonts w:ascii="Arial" w:cs="Arial" w:eastAsia="Arial" w:hAnsi="Arial"/>
+          <w:sz w:val="22"/>
+          <w:szCs w:val="22"/>
+        </w:rPr>
+        <w:t xml:space="preserve">Kingma, D. P. &amp; Ba, J. Adam: A method for stochastic optimization. International Conference on Learning Representations (ICLR, 2015). arXiv:1412.6980.</w:t>
+      </w:r>
+    </w:p>
+    <w:p>
+      <w:pPr>
+        <w:tabs>
+          <w:tab w:val="left" w:pos="720"/>
+        </w:tabs>
+        <w:spacing w:after="80" w:line="320" w:lineRule="auto"/>
+        <w:ind w:left="720" w:hanging="720"/>
+      </w:pPr>
+      <w:r>
+        <w:rPr>
+          <w:rFonts w:ascii="Arial" w:cs="Arial" w:eastAsia="Arial" w:hAnsi="Arial"/>
+          <w:b w:val="false"/>
+          <w:bCs w:val="false"/>
+          <w:sz w:val="22"/>
+          <w:szCs w:val="22"/>
+        </w:rPr>
+        <w:t xml:space="preserve">22</w:t>
+      </w:r>
+      <w:r>
+        <w:rPr>
+          <w:rFonts w:ascii="Arial" w:cs="Arial" w:eastAsia="Arial" w:hAnsi="Arial"/>
+          <w:sz w:val="22"/>
+          <w:szCs w:val="22"/>
+        </w:rPr>
+        <w:t xml:space="preserve">	</w:t>
+      </w:r>
+      <w:r>
+        <w:rPr>
+          <w:rFonts w:ascii="Arial" w:cs="Arial" w:eastAsia="Arial" w:hAnsi="Arial"/>
+          <w:sz w:val="22"/>
+          <w:szCs w:val="22"/>
+        </w:rPr>
+        <w:t xml:space="preserve">He, K., Zhang, X., Ren, S. &amp; Sun, J. Deep residual learning for image recognition. Proceedings of the IEEE Conference on Computer Vision and Pattern Recognition 770–778 (2016).</w:t>
+      </w:r>
+    </w:p>
+    <w:p>
+      <w:pPr>
+        <w:tabs>
+          <w:tab w:val="left" w:pos="720"/>
+        </w:tabs>
+        <w:spacing w:after="80" w:line="320" w:lineRule="auto"/>
+        <w:ind w:left="720" w:hanging="720"/>
+      </w:pPr>
+      <w:r>
+        <w:rPr>
+          <w:rFonts w:ascii="Arial" w:cs="Arial" w:eastAsia="Arial" w:hAnsi="Arial"/>
+          <w:b w:val="false"/>
+          <w:bCs w:val="false"/>
+          <w:sz w:val="22"/>
+          <w:szCs w:val="22"/>
+        </w:rPr>
+        <w:t xml:space="preserve">23</w:t>
+      </w:r>
+      <w:r>
+        <w:rPr>
+          <w:rFonts w:ascii="Arial" w:cs="Arial" w:eastAsia="Arial" w:hAnsi="Arial"/>
+          <w:sz w:val="22"/>
+          <w:szCs w:val="22"/>
+        </w:rPr>
+        <w:t xml:space="preserve">	</w:t>
+      </w:r>
+      <w:r>
+        <w:rPr>
+          <w:rFonts w:ascii="Arial" w:cs="Arial" w:eastAsia="Arial" w:hAnsi="Arial"/>
+          <w:sz w:val="22"/>
+          <w:szCs w:val="22"/>
+        </w:rPr>
+        <w:t xml:space="preserve">Ba, J. L., Kiros, J. R. &amp; Hinton, G. E. Layer normalization. arXiv:1607.06450 (2016).</w:t>
+      </w:r>
+    </w:p>
+    <w:p>
+      <w:pPr>
+        <w:tabs>
+          <w:tab w:val="left" w:pos="720"/>
+        </w:tabs>
+        <w:spacing w:after="80" w:line="320" w:lineRule="auto"/>
+        <w:ind w:left="720" w:hanging="720"/>
+      </w:pPr>
+      <w:r>
+        <w:rPr>
+          <w:rFonts w:ascii="Arial" w:cs="Arial" w:eastAsia="Arial" w:hAnsi="Arial"/>
+          <w:b w:val="false"/>
+          <w:bCs w:val="false"/>
+          <w:sz w:val="22"/>
+          <w:szCs w:val="22"/>
+        </w:rPr>
+        <w:t xml:space="preserve">24</w:t>
+      </w:r>
+      <w:r>
+        <w:rPr>
+          <w:rFonts w:ascii="Arial" w:cs="Arial" w:eastAsia="Arial" w:hAnsi="Arial"/>
+          <w:sz w:val="22"/>
+          <w:szCs w:val="22"/>
+        </w:rPr>
+        <w:t xml:space="preserve">	</w:t>
+      </w:r>
+      <w:r>
+        <w:rPr>
+          <w:rFonts w:ascii="Arial" w:cs="Arial" w:eastAsia="Arial" w:hAnsi="Arial"/>
+          <w:sz w:val="22"/>
+          <w:szCs w:val="22"/>
+        </w:rPr>
+        <w:t xml:space="preserve">Elfwing, S., Uchibe, E. &amp; Doya, K. Sigmoid-weighted linear units for neural network function approximation in reinforcement learning. Neural Netw. 107, 3–11 (2018).</w:t>
+      </w:r>
+    </w:p>
+    <w:p>
+      <w:pPr>
+        <w:tabs>
+          <w:tab w:val="left" w:pos="720"/>
+        </w:tabs>
+        <w:spacing w:after="80" w:line="320" w:lineRule="auto"/>
+        <w:ind w:left="720" w:hanging="720"/>
+      </w:pPr>
+      <w:r>
+        <w:rPr>
+          <w:rFonts w:ascii="Arial" w:cs="Arial" w:eastAsia="Arial" w:hAnsi="Arial"/>
+          <w:b w:val="false"/>
+          <w:bCs w:val="false"/>
+          <w:sz w:val="22"/>
+          <w:szCs w:val="22"/>
+        </w:rPr>
+        <w:t xml:space="preserve">25</w:t>
+      </w:r>
+      <w:r>
+        <w:rPr>
+          <w:rFonts w:ascii="Arial" w:cs="Arial" w:eastAsia="Arial" w:hAnsi="Arial"/>
+          <w:sz w:val="22"/>
+          <w:szCs w:val="22"/>
+        </w:rPr>
+        <w:t xml:space="preserve">	</w:t>
+      </w:r>
+      <w:r>
+        <w:rPr>
+          <w:rFonts w:ascii="Arial" w:cs="Arial" w:eastAsia="Arial" w:hAnsi="Arial"/>
+          <w:sz w:val="22"/>
+          <w:szCs w:val="22"/>
+        </w:rPr>
+        <w:t xml:space="preserve">Srivastava, N., Hinton, G., Krizhevsky, A., Sutskever, I. &amp; Salakhutdinov, R. Dropout: A simple way to prevent neural networks from overfitting. J. Mach. Learn. Res. 15, 1929–1958 (2014).</w:t>
+      </w:r>
+    </w:p>
+    <w:p>
+      <w:pPr>
+        <w:tabs>
+          <w:tab w:val="left" w:pos="720"/>
+        </w:tabs>
+        <w:spacing w:after="80" w:line="320" w:lineRule="auto"/>
+        <w:ind w:left="720" w:hanging="720"/>
+      </w:pPr>
+      <w:r>
+        <w:rPr>
+          <w:rFonts w:ascii="Arial" w:cs="Arial" w:eastAsia="Arial" w:hAnsi="Arial"/>
+          <w:b w:val="false"/>
+          <w:bCs w:val="false"/>
+          <w:sz w:val="22"/>
+          <w:szCs w:val="22"/>
+        </w:rPr>
+        <w:t xml:space="preserve">26</w:t>
+      </w:r>
+      <w:r>
+        <w:rPr>
+          <w:rFonts w:ascii="Arial" w:cs="Arial" w:eastAsia="Arial" w:hAnsi="Arial"/>
+          <w:sz w:val="22"/>
+          <w:szCs w:val="22"/>
+        </w:rPr>
+        <w:t xml:space="preserve">	</w:t>
+      </w:r>
+      <w:r>
+        <w:rPr>
+          <w:rFonts w:ascii="Arial" w:cs="Arial" w:eastAsia="Arial" w:hAnsi="Arial"/>
+          <w:sz w:val="22"/>
+          <w:szCs w:val="22"/>
+        </w:rPr>
+        <w:t xml:space="preserve">Snoek, J., Larochelle, H. &amp; Adams, R. P. Practical Bayesian optimization of machine learning algorithms. Advances in Neural Information Processing Systems 25, 2951–2959 (2012).</w:t>
+      </w:r>
+    </w:p>
+    <w:p>
+      <w:pPr>
+        <w:tabs>
+          <w:tab w:val="left" w:pos="720"/>
+        </w:tabs>
+        <w:spacing w:after="80" w:line="320" w:lineRule="auto"/>
+        <w:ind w:left="720" w:hanging="720"/>
+      </w:pPr>
+      <w:r>
+        <w:rPr>
+          <w:rFonts w:ascii="Arial" w:cs="Arial" w:eastAsia="Arial" w:hAnsi="Arial"/>
+          <w:b w:val="false"/>
+          <w:bCs w:val="false"/>
+          <w:sz w:val="22"/>
+          <w:szCs w:val="22"/>
+        </w:rPr>
+        <w:t xml:space="preserve">27</w:t>
+      </w:r>
+      <w:r>
+        <w:rPr>
+          <w:rFonts w:ascii="Arial" w:cs="Arial" w:eastAsia="Arial" w:hAnsi="Arial"/>
+          <w:sz w:val="22"/>
+          <w:szCs w:val="22"/>
+        </w:rPr>
+        <w:t xml:space="preserve">	</w:t>
+      </w:r>
+      <w:r>
+        <w:rPr>
+          <w:rFonts w:ascii="Arial" w:cs="Arial" w:eastAsia="Arial" w:hAnsi="Arial"/>
+          <w:sz w:val="22"/>
+          <w:szCs w:val="22"/>
+        </w:rPr>
+        <w:t xml:space="preserve">Lookman, T., Balachandran, P. V., Xue, D. &amp; Yuan, R. Active learning in materials science with emphasis on adaptive sampling using uncertainties for targeted design. npj Comput. Mater. 5, 21 (2019).</w:t>
+      </w:r>
+    </w:p>
+    <w:p>
+      <w:pPr>
+        <w:tabs>
+          <w:tab w:val="left" w:pos="720"/>
+        </w:tabs>
+        <w:spacing w:after="80" w:line="320" w:lineRule="auto"/>
+        <w:ind w:left="720" w:hanging="720"/>
+      </w:pPr>
+      <w:r>
+        <w:rPr>
+          <w:rFonts w:ascii="Arial" w:cs="Arial" w:eastAsia="Arial" w:hAnsi="Arial"/>
+          <w:b w:val="false"/>
+          <w:bCs w:val="false"/>
+          <w:sz w:val="22"/>
+          <w:szCs w:val="22"/>
+        </w:rPr>
+        <w:t xml:space="preserve">28</w:t>
+      </w:r>
+      <w:r>
+        <w:rPr>
+          <w:rFonts w:ascii="Arial" w:cs="Arial" w:eastAsia="Arial" w:hAnsi="Arial"/>
+          <w:sz w:val="22"/>
+          <w:szCs w:val="22"/>
+        </w:rPr>
+        <w:t xml:space="preserve">	</w:t>
+      </w:r>
+      <w:r>
+        <w:rPr>
+          <w:rFonts w:ascii="Arial" w:cs="Arial" w:eastAsia="Arial" w:hAnsi="Arial"/>
+          <w:sz w:val="22"/>
+          <w:szCs w:val="22"/>
+        </w:rPr>
+        <w:t xml:space="preserve">Holland, J. H. Adaptation in Natural and Artificial Systems. (University of Michigan Press, 1975).</w:t>
+      </w:r>
+    </w:p>
+    <w:p>
+      <w:pPr>
+        <w:tabs>
+          <w:tab w:val="left" w:pos="720"/>
+        </w:tabs>
+        <w:spacing w:after="80" w:line="320" w:lineRule="auto"/>
+        <w:ind w:left="720" w:hanging="720"/>
+      </w:pPr>
+      <w:r>
+        <w:rPr>
+          <w:rFonts w:ascii="Arial" w:cs="Arial" w:eastAsia="Arial" w:hAnsi="Arial"/>
+          <w:b w:val="false"/>
+          <w:bCs w:val="false"/>
+          <w:sz w:val="22"/>
+          <w:szCs w:val="22"/>
+        </w:rPr>
+        <w:t xml:space="preserve">29</w:t>
+      </w:r>
+      <w:r>
+        <w:rPr>
+          <w:rFonts w:ascii="Arial" w:cs="Arial" w:eastAsia="Arial" w:hAnsi="Arial"/>
+          <w:sz w:val="22"/>
+          <w:szCs w:val="22"/>
+        </w:rPr>
+        <w:t xml:space="preserve">	</w:t>
+      </w:r>
+      <w:r>
+        <w:rPr>
+          <w:rFonts w:ascii="Arial" w:cs="Arial" w:eastAsia="Arial" w:hAnsi="Arial"/>
+          <w:sz w:val="22"/>
+          <w:szCs w:val="22"/>
+        </w:rPr>
+        <w:t xml:space="preserve">Vovk, V., Gammerman, A. &amp; Shafer, G. Algorithmic Learning in a Random World. (Springer, 2005).</w:t>
+      </w:r>
+    </w:p>
+    <w:p>
+      <w:pPr>
+        <w:tabs>
+          <w:tab w:val="left" w:pos="720"/>
+        </w:tabs>
+        <w:spacing w:after="80" w:line="320" w:lineRule="auto"/>
+        <w:ind w:left="720" w:hanging="720"/>
+      </w:pPr>
+      <w:r>
+        <w:rPr>
+          <w:rFonts w:ascii="Arial" w:cs="Arial" w:eastAsia="Arial" w:hAnsi="Arial"/>
+          <w:b w:val="false"/>
+          <w:bCs w:val="false"/>
+          <w:sz w:val="22"/>
+          <w:szCs w:val="22"/>
+        </w:rPr>
+        <w:t xml:space="preserve">30</w:t>
+      </w:r>
+      <w:r>
+        <w:rPr>
+          <w:rFonts w:ascii="Arial" w:cs="Arial" w:eastAsia="Arial" w:hAnsi="Arial"/>
+          <w:sz w:val="22"/>
+          <w:szCs w:val="22"/>
+        </w:rPr>
+        <w:t xml:space="preserve">	</w:t>
+      </w:r>
+      <w:r>
+        <w:rPr>
+          <w:rFonts w:ascii="Arial" w:cs="Arial" w:eastAsia="Arial" w:hAnsi="Arial"/>
+          <w:sz w:val="22"/>
+          <w:szCs w:val="22"/>
+        </w:rPr>
+        <w:t xml:space="preserve">Stone, M. Cross-validatory choice and assessment of statistical predictions. J. R. Stat. Soc. B 36, 111–147 (1974).</w:t>
+      </w:r>
+    </w:p>
+    <w:p>
+      <w:pPr>
+        <w:tabs>
+          <w:tab w:val="left" w:pos="720"/>
+        </w:tabs>
+        <w:spacing w:after="80" w:line="320" w:lineRule="auto"/>
+        <w:ind w:left="720" w:hanging="720"/>
+      </w:pPr>
+      <w:r>
+        <w:rPr>
+          <w:rFonts w:ascii="Arial" w:cs="Arial" w:eastAsia="Arial" w:hAnsi="Arial"/>
+          <w:b w:val="false"/>
+          <w:bCs w:val="false"/>
+          <w:sz w:val="22"/>
+          <w:szCs w:val="22"/>
+        </w:rPr>
+        <w:t xml:space="preserve">31</w:t>
+      </w:r>
+      <w:r>
+        <w:rPr>
+          <w:rFonts w:ascii="Arial" w:cs="Arial" w:eastAsia="Arial" w:hAnsi="Arial"/>
+          <w:sz w:val="22"/>
+          <w:szCs w:val="22"/>
+        </w:rPr>
+        <w:t xml:space="preserve">	</w:t>
+      </w:r>
+      <w:r>
+        <w:rPr>
+          <w:rFonts w:ascii="Arial" w:cs="Arial" w:eastAsia="Arial" w:hAnsi="Arial"/>
+          <w:sz w:val="22"/>
+          <w:szCs w:val="22"/>
+        </w:rPr>
+        <w:t xml:space="preserve">Allen, D. M. The relationship between variable selection and data augmentation and a method for prediction. Technometrics 16, 125–127 (1974).</w:t>
+      </w:r>
+    </w:p>
+    <w:p>
+      <w:pPr>
+        <w:tabs>
+          <w:tab w:val="left" w:pos="720"/>
+        </w:tabs>
+        <w:spacing w:after="80" w:line="320" w:lineRule="auto"/>
+        <w:ind w:left="720" w:hanging="720"/>
+      </w:pPr>
+      <w:r>
+        <w:rPr>
+          <w:rFonts w:ascii="Arial" w:cs="Arial" w:eastAsia="Arial" w:hAnsi="Arial"/>
+          <w:b w:val="false"/>
+          <w:bCs w:val="false"/>
+          <w:sz w:val="22"/>
+          <w:szCs w:val="22"/>
+        </w:rPr>
+        <w:t xml:space="preserve">32</w:t>
+      </w:r>
+      <w:r>
+        <w:rPr>
+          <w:rFonts w:ascii="Arial" w:cs="Arial" w:eastAsia="Arial" w:hAnsi="Arial"/>
+          <w:sz w:val="22"/>
+          <w:szCs w:val="22"/>
+        </w:rPr>
+        <w:t xml:space="preserve">	</w:t>
+      </w:r>
+      <w:r>
+        <w:rPr>
+          <w:rFonts w:ascii="Arial" w:cs="Arial" w:eastAsia="Arial" w:hAnsi="Arial"/>
+          <w:sz w:val="22"/>
+          <w:szCs w:val="22"/>
+        </w:rPr>
+        <w:t xml:space="preserve">Fisher, R. A. The Design of Experiments. (Oliver and Boyd, 1935).</w:t>
+      </w:r>
+    </w:p>
+    <w:p>
+      <w:pPr>
+        <w:tabs>
+          <w:tab w:val="left" w:pos="720"/>
+        </w:tabs>
+        <w:spacing w:after="80" w:line="320" w:lineRule="auto"/>
+        <w:ind w:left="720" w:hanging="720"/>
+      </w:pPr>
+      <w:r>
+        <w:rPr>
+          <w:rFonts w:ascii="Arial" w:cs="Arial" w:eastAsia="Arial" w:hAnsi="Arial"/>
+          <w:b w:val="false"/>
+          <w:bCs w:val="false"/>
+          <w:sz w:val="22"/>
+          <w:szCs w:val="22"/>
+        </w:rPr>
+        <w:t xml:space="preserve">33</w:t>
+      </w:r>
+      <w:r>
+        <w:rPr>
+          <w:rFonts w:ascii="Arial" w:cs="Arial" w:eastAsia="Arial" w:hAnsi="Arial"/>
+          <w:sz w:val="22"/>
+          <w:szCs w:val="22"/>
+        </w:rPr>
+        <w:t xml:space="preserve">	</w:t>
+      </w:r>
+      <w:r>
+        <w:rPr>
+          <w:rFonts w:ascii="Arial" w:cs="Arial" w:eastAsia="Arial" w:hAnsi="Arial"/>
+          <w:sz w:val="22"/>
+          <w:szCs w:val="22"/>
+        </w:rPr>
+        <w:t xml:space="preserve">Efron, B. Bootstrap methods: another look at the jackknife. Ann. Stat. 7, 1–26 (1979).</w:t>
+      </w:r>
+    </w:p>
+    <w:p>
+      <w:pPr>
+        <w:tabs>
+          <w:tab w:val="left" w:pos="720"/>
+        </w:tabs>
+        <w:spacing w:after="80" w:line="320" w:lineRule="auto"/>
+        <w:ind w:left="720" w:hanging="720"/>
+      </w:pPr>
+      <w:r>
+        <w:rPr>
+          <w:rFonts w:ascii="Arial" w:cs="Arial" w:eastAsia="Arial" w:hAnsi="Arial"/>
+          <w:b w:val="false"/>
+          <w:bCs w:val="false"/>
+          <w:sz w:val="22"/>
+          <w:szCs w:val="22"/>
+        </w:rPr>
+        <w:t xml:space="preserve">34</w:t>
+      </w:r>
+      <w:r>
+        <w:rPr>
+          <w:rFonts w:ascii="Arial" w:cs="Arial" w:eastAsia="Arial" w:hAnsi="Arial"/>
+          <w:sz w:val="22"/>
+          <w:szCs w:val="22"/>
+        </w:rPr>
+        <w:t xml:space="preserve">	</w:t>
+      </w:r>
+      <w:r>
+        <w:rPr>
+          <w:rFonts w:ascii="Arial" w:cs="Arial" w:eastAsia="Arial" w:hAnsi="Arial"/>
+          <w:sz w:val="22"/>
+          <w:szCs w:val="22"/>
+        </w:rPr>
+        <w:t xml:space="preserve">Shapley, L. S. A value for n-person games. In Contributions to the Theory of Games (eds. Kuhn, H. W. &amp; Tucker, A. W.) vol. II, 307–317 (Princeton University Press, 1953).</w:t>
+      </w:r>
+    </w:p>
+    <w:p>
+      <w:pPr>
+        <w:tabs>
+          <w:tab w:val="left" w:pos="720"/>
+        </w:tabs>
+        <w:spacing w:after="80" w:line="320" w:lineRule="auto"/>
+        <w:ind w:left="720" w:hanging="720"/>
+      </w:pPr>
+      <w:r>
+        <w:rPr>
+          <w:rFonts w:ascii="Arial" w:cs="Arial" w:eastAsia="Arial" w:hAnsi="Arial"/>
+          <w:b w:val="false"/>
+          <w:bCs w:val="false"/>
+          <w:sz w:val="22"/>
+          <w:szCs w:val="22"/>
+        </w:rPr>
+        <w:t xml:space="preserve">35</w:t>
+      </w:r>
+      <w:r>
+        <w:rPr>
+          <w:rFonts w:ascii="Arial" w:cs="Arial" w:eastAsia="Arial" w:hAnsi="Arial"/>
+          <w:sz w:val="22"/>
+          <w:szCs w:val="22"/>
+        </w:rPr>
+        <w:t xml:space="preserve">	</w:t>
+      </w:r>
+      <w:r>
+        <w:rPr>
+          <w:rFonts w:ascii="Arial" w:cs="Arial" w:eastAsia="Arial" w:hAnsi="Arial"/>
+          <w:sz w:val="22"/>
+          <w:szCs w:val="22"/>
+        </w:rPr>
+        <w:t xml:space="preserve">Pearson, K. On lines and planes of closest fit to systems of points in space. Philos. Mag. 2, 559–572 (1901).</w:t>
+      </w:r>
+    </w:p>
+    <w:p>
+      <w:pPr>
+        <w:tabs>
+          <w:tab w:val="left" w:pos="720"/>
+        </w:tabs>
+        <w:spacing w:after="80" w:line="320" w:lineRule="auto"/>
+        <w:ind w:left="720" w:hanging="720"/>
+      </w:pPr>
+      <w:r>
+        <w:rPr>
+          <w:rFonts w:ascii="Arial" w:cs="Arial" w:eastAsia="Arial" w:hAnsi="Arial"/>
+          <w:b w:val="false"/>
+          <w:bCs w:val="false"/>
+          <w:sz w:val="22"/>
+          <w:szCs w:val="22"/>
+        </w:rPr>
+        <w:t xml:space="preserve">36</w:t>
+      </w:r>
+      <w:r>
+        <w:rPr>
+          <w:rFonts w:ascii="Arial" w:cs="Arial" w:eastAsia="Arial" w:hAnsi="Arial"/>
+          <w:sz w:val="22"/>
+          <w:szCs w:val="22"/>
+        </w:rPr>
+        <w:t xml:space="preserve">	</w:t>
+      </w:r>
+      <w:r>
+        <w:rPr>
+          <w:rFonts w:ascii="Arial" w:cs="Arial" w:eastAsia="Arial" w:hAnsi="Arial"/>
+          <w:sz w:val="22"/>
+          <w:szCs w:val="22"/>
+        </w:rPr>
+        <w:t xml:space="preserve">Lei, J., G\u2019Sell, M., Rinaldo, A., Tibshirani, R. J. &amp; Wasserman, L. Distribution-free predictive inference for regression. J. Am. Stat. Assoc. 113, 1094–1111 (2018).</w:t>
+      </w:r>
+    </w:p>
+    <w:p>
+      <w:pPr>
+        <w:tabs>
+          <w:tab w:val="left" w:pos="720"/>
+        </w:tabs>
+        <w:spacing w:after="80" w:line="320" w:lineRule="auto"/>
+        <w:ind w:left="720" w:hanging="720"/>
+      </w:pPr>
+      <w:r>
+        <w:rPr>
+          <w:rFonts w:ascii="Arial" w:cs="Arial" w:eastAsia="Arial" w:hAnsi="Arial"/>
+          <w:b w:val="false"/>
+          <w:bCs w:val="false"/>
+          <w:sz w:val="22"/>
+          <w:szCs w:val="22"/>
+        </w:rPr>
+        <w:t xml:space="preserve">37</w:t>
+      </w:r>
+      <w:r>
+        <w:rPr>
+          <w:rFonts w:ascii="Arial" w:cs="Arial" w:eastAsia="Arial" w:hAnsi="Arial"/>
+          <w:sz w:val="22"/>
+          <w:szCs w:val="22"/>
+        </w:rPr>
+        <w:t xml:space="preserve">	</w:t>
+      </w:r>
+      <w:r>
+        <w:rPr>
+          <w:rFonts w:ascii="Arial" w:cs="Arial" w:eastAsia="Arial" w:hAnsi="Arial"/>
+          <w:sz w:val="22"/>
+          <w:szCs w:val="22"/>
+        </w:rPr>
+        <w:t xml:space="preserve">Lemanov, V. V. Improper ferroelastic SrTiO₃ and what we know today about its properties. Ferroelectrics 265, 1–21 (2002).</w:t>
+      </w:r>
+    </w:p>
+    <w:p>
+      <w:pPr>
+        <w:tabs>
+          <w:tab w:val="left" w:pos="720"/>
+        </w:tabs>
+        <w:spacing w:after="80" w:line="320" w:lineRule="auto"/>
+        <w:ind w:left="720" w:hanging="720"/>
+      </w:pPr>
+      <w:r>
+        <w:rPr>
+          <w:rFonts w:ascii="Arial" w:cs="Arial" w:eastAsia="Arial" w:hAnsi="Arial"/>
+          <w:b w:val="false"/>
+          <w:bCs w:val="false"/>
+          <w:sz w:val="22"/>
+          <w:szCs w:val="22"/>
+        </w:rPr>
+        <w:t xml:space="preserve">38</w:t>
+      </w:r>
+      <w:r>
+        <w:rPr>
+          <w:rFonts w:ascii="Arial" w:cs="Arial" w:eastAsia="Arial" w:hAnsi="Arial"/>
+          <w:sz w:val="22"/>
+          <w:szCs w:val="22"/>
+        </w:rPr>
+        <w:t xml:space="preserve">	</w:t>
+      </w:r>
+      <w:r>
+        <w:rPr>
+          <w:rFonts w:ascii="Arial" w:cs="Arial" w:eastAsia="Arial" w:hAnsi="Arial"/>
+          <w:sz w:val="22"/>
+          <w:szCs w:val="22"/>
+        </w:rPr>
+        <w:t xml:space="preserve">Brown, I. D. Recent developments in the methods and applications of the bond valence model. Chem. Rev. 109, 6858–6919 (2009).</w:t>
+      </w:r>
+    </w:p>
+    <w:p>
+      <w:pPr>
+        <w:tabs>
+          <w:tab w:val="left" w:pos="720"/>
+        </w:tabs>
+        <w:spacing w:after="80" w:line="320" w:lineRule="auto"/>
+        <w:ind w:left="720" w:hanging="720"/>
+      </w:pPr>
+      <w:r>
+        <w:rPr>
+          <w:rFonts w:ascii="Arial" w:cs="Arial" w:eastAsia="Arial" w:hAnsi="Arial"/>
+          <w:b w:val="false"/>
+          <w:bCs w:val="false"/>
+          <w:sz w:val="22"/>
+          <w:szCs w:val="22"/>
+        </w:rPr>
+        <w:t xml:space="preserve">39</w:t>
+      </w:r>
+      <w:r>
+        <w:rPr>
+          <w:rFonts w:ascii="Arial" w:cs="Arial" w:eastAsia="Arial" w:hAnsi="Arial"/>
+          <w:sz w:val="22"/>
+          <w:szCs w:val="22"/>
+        </w:rPr>
+        <w:t xml:space="preserve">	</w:t>
+      </w:r>
+      <w:r>
+        <w:rPr>
+          <w:rFonts w:ascii="Arial" w:cs="Arial" w:eastAsia="Arial" w:hAnsi="Arial"/>
+          <w:sz w:val="22"/>
+          <w:szCs w:val="22"/>
+        </w:rPr>
+        <w:t xml:space="preserve">Bilc, D. I. &amp; Singh, D. J. Frustration of tilts and A-site driven ferroelectricity in KNbO₃-LiNbO₃ alloys. Phys. Rev. Lett. 96, 147602 (2006).</w:t>
+      </w:r>
+    </w:p>
+    <w:p>
+      <w:pPr>
+        <w:tabs>
+          <w:tab w:val="left" w:pos="720"/>
+        </w:tabs>
+        <w:spacing w:after="80" w:line="320" w:lineRule="auto"/>
+        <w:ind w:left="720" w:hanging="720"/>
+      </w:pPr>
+      <w:r>
+        <w:rPr>
+          <w:rFonts w:ascii="Arial" w:cs="Arial" w:eastAsia="Arial" w:hAnsi="Arial"/>
+          <w:b w:val="false"/>
+          <w:bCs w:val="false"/>
+          <w:sz w:val="22"/>
+          <w:szCs w:val="22"/>
+        </w:rPr>
+        <w:t xml:space="preserve">40</w:t>
+      </w:r>
+      <w:r>
+        <w:rPr>
+          <w:rFonts w:ascii="Arial" w:cs="Arial" w:eastAsia="Arial" w:hAnsi="Arial"/>
+          <w:sz w:val="22"/>
+          <w:szCs w:val="22"/>
+        </w:rPr>
+        <w:t xml:space="preserve">	</w:t>
+      </w:r>
+      <w:r>
+        <w:rPr>
+          <w:rFonts w:ascii="Arial" w:cs="Arial" w:eastAsia="Arial" w:hAnsi="Arial"/>
+          <w:sz w:val="22"/>
+          <w:szCs w:val="22"/>
+        </w:rPr>
+        <w:t xml:space="preserve">Stoltzfus, M. W., Woodward, P. M., Seshadri, R., Klepeis, J.-H. &amp; Bursten, B. Structure and bonding in SnWO₄, PbWO₄, and BiVO₄: lone pairs vs inert pairs. Inorg. Chem. 46, 3839–3850 (2007).</w:t>
       </w:r>
     </w:p>
     <w:sectPr>
